--- a/TS Jatai Ghanam Project/TS 2.6/TS 2.6 Jatai Malayalam Corrections.docx
+++ b/TS Jatai Ghanam Project/TS 2.6/TS 2.6 Jatai Malayalam Corrections.docx
@@ -1,7 +1,1427 @@
 
 <file path=word/document.xml><?xml version="1.0" encoding="utf-8"?>
-<w:document xmlns:wpc="http://schemas.microsoft.com/office/word/2010/wordprocessingCanvas" xmlns:cx="http://schemas.microsoft.com/office/drawing/2014/chartex" xmlns:cx1="http://schemas.microsoft.com/office/drawing/2015/9/8/chartex" xmlns:cx2="http://schemas.microsoft.com/office/drawing/2015/10/21/chartex" xmlns:cx3="http://schemas.microsoft.com/office/drawing/2016/5/9/chartex" xmlns:cx4="http://schemas.microsoft.com/office/drawing/2016/5/10/chartex" xmlns:cx5="http://schemas.microsoft.com/office/drawing/2016/5/11/chartex" xmlns:cx6="http://schemas.microsoft.com/office/drawing/2016/5/12/chartex" xmlns:cx7="http://schemas.microsoft.com/office/drawing/2016/5/13/chartex" xmlns:cx8="http://schemas.microsoft.com/office/drawing/2016/5/14/chartex" xmlns:mc="http://schemas.openxmlformats.org/markup-compatibility/2006" xmlns:aink="http://schemas.microsoft.com/office/drawing/2016/ink" xmlns:am3d="http://schemas.microsoft.com/office/drawing/2017/model3d" xmlns:o="urn:schemas-microsoft-com:office:office" xmlns:oel="http://schemas.microsoft.com/office/2019/extlst" xmlns:r="http://schemas.openxmlformats.org/officeDocument/2006/relationships" xmlns:m="http://schemas.openxmlformats.org/officeDocument/2006/math" xmlns:v="urn:schemas-microsoft-com:vml" xmlns:wp14="http://schemas.microsoft.com/office/word/2010/wordprocessingDrawing" xmlns:wp="http://schemas.openxmlformats.org/drawingml/2006/wordprocessingDrawing" xmlns:w10="urn:schemas-microsoft-com:office:word" xmlns:w="http://schemas.openxmlformats.org/wordprocessingml/2006/main" xmlns:w14="http://schemas.microsoft.com/office/word/2010/wordml" xmlns:w15="http://schemas.microsoft.com/office/word/2012/wordml" xmlns:w16cex="http://schemas.microsoft.com/office/word/2018/wordml/cex" xmlns:w16cid="http://schemas.microsoft.com/office/word/2016/wordml/cid" xmlns:w16="http://schemas.microsoft.com/office/word/2018/wordml" xmlns:w16sdtdh="http://schemas.microsoft.com/office/word/2020/wordml/sdtdatahash" xmlns:w16se="http://schemas.microsoft.com/office/word/2015/wordml/symex" xmlns:wpg="http://schemas.microsoft.com/office/word/2010/wordprocessingGroup" xmlns:wpi="http://schemas.microsoft.com/office/word/2010/wordprocessingInk" xmlns:wne="http://schemas.microsoft.com/office/word/2006/wordml" xmlns:wps="http://schemas.microsoft.com/office/word/2010/wordprocessingShape" mc:Ignorable="w14 w15 w16se w16cid w16 w16cex w16sdtdh wp14">
+<w:document xmlns:wpc="http://schemas.microsoft.com/office/word/2010/wordprocessingCanvas" xmlns:cx="http://schemas.microsoft.com/office/drawing/2014/chartex" xmlns:cx1="http://schemas.microsoft.com/office/drawing/2015/9/8/chartex" xmlns:cx2="http://schemas.microsoft.com/office/drawing/2015/10/21/chartex" xmlns:cx3="http://schemas.microsoft.com/office/drawing/2016/5/9/chartex" xmlns:cx4="http://schemas.microsoft.com/office/drawing/2016/5/10/chartex" xmlns:cx5="http://schemas.microsoft.com/office/drawing/2016/5/11/chartex" xmlns:cx6="http://schemas.microsoft.com/office/drawing/2016/5/12/chartex" xmlns:cx7="http://schemas.microsoft.com/office/drawing/2016/5/13/chartex" xmlns:cx8="http://schemas.microsoft.com/office/drawing/2016/5/14/chartex" xmlns:mc="http://schemas.openxmlformats.org/markup-compatibility/2006" xmlns:aink="http://schemas.microsoft.com/office/drawing/2016/ink" xmlns:am3d="http://schemas.microsoft.com/office/drawing/2017/model3d" xmlns:o="urn:schemas-microsoft-com:office:office" xmlns:oel="http://schemas.microsoft.com/office/2019/extlst" xmlns:r="http://schemas.openxmlformats.org/officeDocument/2006/relationships" xmlns:m="http://schemas.openxmlformats.org/officeDocument/2006/math" xmlns:v="urn:schemas-microsoft-com:vml" xmlns:wp14="http://schemas.microsoft.com/office/word/2010/wordprocessingDrawing" xmlns:wp="http://schemas.openxmlformats.org/drawingml/2006/wordprocessingDrawing" xmlns:w10="urn:schemas-microsoft-com:office:word" xmlns:w="http://schemas.openxmlformats.org/wordprocessingml/2006/main" xmlns:w14="http://schemas.microsoft.com/office/word/2010/wordml" xmlns:w15="http://schemas.microsoft.com/office/word/2012/wordml" xmlns:w16cex="http://schemas.microsoft.com/office/word/2018/wordml/cex" xmlns:w16cid="http://schemas.microsoft.com/office/word/2016/wordml/cid" xmlns:w16="http://schemas.microsoft.com/office/word/2018/wordml" xmlns:w16du="http://schemas.microsoft.com/office/word/2023/wordml/word16du" xmlns:w16sdtdh="http://schemas.microsoft.com/office/word/2020/wordml/sdtdatahash" xmlns:w16sdtfl="http://schemas.microsoft.com/office/word/2024/wordml/sdtformatlock" xmlns:w16se="http://schemas.microsoft.com/office/word/2015/wordml/symex" xmlns:wpg="http://schemas.microsoft.com/office/word/2010/wordprocessingGroup" xmlns:wpi="http://schemas.microsoft.com/office/word/2010/wordprocessingInk" xmlns:wne="http://schemas.microsoft.com/office/word/2006/wordml" xmlns:wps="http://schemas.microsoft.com/office/word/2010/wordprocessingShape" mc:Ignorable="w14 w15 w16se w16cid w16 w16cex w16sdtdh w16sdtfl w16du wp14">
   <w:body>
+    <w:p>
+      <w:pPr>
+        <w:spacing w:before="0" w:line="240" w:lineRule="auto"/>
+        <w:jc w:val="center"/>
+        <w:rPr>
+          <w:b/>
+          <w:bCs/>
+          <w:sz w:val="32"/>
+          <w:szCs w:val="32"/>
+          <w:u w:val="single"/>
+        </w:rPr>
+      </w:pPr>
+      <w:r>
+        <w:rPr>
+          <w:b/>
+          <w:bCs/>
+          <w:sz w:val="32"/>
+          <w:szCs w:val="32"/>
+          <w:u w:val="single"/>
+        </w:rPr>
+        <w:t xml:space="preserve">TS </w:t>
+      </w:r>
+      <w:r>
+        <w:rPr>
+          <w:b/>
+          <w:bCs/>
+          <w:sz w:val="32"/>
+          <w:szCs w:val="32"/>
+          <w:u w:val="single"/>
+        </w:rPr>
+        <w:t>Jatai</w:t>
+      </w:r>
+      <w:r>
+        <w:rPr>
+          <w:b/>
+          <w:bCs/>
+          <w:sz w:val="32"/>
+          <w:szCs w:val="32"/>
+          <w:u w:val="single"/>
+        </w:rPr>
+        <w:t xml:space="preserve"> </w:t>
+      </w:r>
+      <w:r>
+        <w:rPr>
+          <w:b/>
+          <w:bCs/>
+          <w:sz w:val="32"/>
+          <w:szCs w:val="32"/>
+          <w:u w:val="single"/>
+        </w:rPr>
+        <w:t xml:space="preserve">– TS </w:t>
+      </w:r>
+      <w:r>
+        <w:rPr>
+          <w:b/>
+          <w:bCs/>
+          <w:sz w:val="32"/>
+          <w:szCs w:val="32"/>
+          <w:u w:val="single"/>
+        </w:rPr>
+        <w:t>2.6</w:t>
+      </w:r>
+      <w:r>
+        <w:rPr>
+          <w:b/>
+          <w:bCs/>
+          <w:sz w:val="32"/>
+          <w:szCs w:val="32"/>
+          <w:u w:val="single"/>
+        </w:rPr>
+        <w:t xml:space="preserve"> </w:t>
+      </w:r>
+      <w:r>
+        <w:rPr>
+          <w:b/>
+          <w:bCs/>
+          <w:sz w:val="32"/>
+          <w:szCs w:val="32"/>
+          <w:u w:val="single"/>
+        </w:rPr>
+        <w:t>Malayalam</w:t>
+      </w:r>
+      <w:r>
+        <w:rPr>
+          <w:b/>
+          <w:bCs/>
+          <w:sz w:val="32"/>
+          <w:szCs w:val="32"/>
+          <w:u w:val="single"/>
+        </w:rPr>
+        <w:t xml:space="preserve"> Corrections –</w:t>
+      </w:r>
+      <w:r>
+        <w:rPr>
+          <w:b/>
+          <w:bCs/>
+          <w:sz w:val="32"/>
+          <w:szCs w:val="32"/>
+          <w:u w:val="single"/>
+        </w:rPr>
+        <w:t xml:space="preserve"> </w:t>
+      </w:r>
+      <w:r>
+        <w:rPr>
+          <w:b/>
+          <w:bCs/>
+          <w:sz w:val="32"/>
+          <w:szCs w:val="32"/>
+          <w:u w:val="single"/>
+        </w:rPr>
+        <w:t xml:space="preserve">Observed till </w:t>
+      </w:r>
+      <w:r>
+        <w:rPr>
+          <w:b/>
+          <w:bCs/>
+          <w:sz w:val="32"/>
+          <w:szCs w:val="32"/>
+          <w:highlight w:val="red"/>
+          <w:u w:val="single"/>
+        </w:rPr>
+        <w:t>?????</w:t>
+      </w:r>
+    </w:p>
+    <w:p>
+      <w:pPr>
+        <w:spacing w:before="0" w:line="240" w:lineRule="auto"/>
+        <w:jc w:val="center"/>
+        <w:rPr>
+          <w:b/>
+          <w:bCs/>
+          <w:sz w:val="28"/>
+          <w:szCs w:val="32"/>
+        </w:rPr>
+      </w:pPr>
+      <w:r>
+        <w:rPr>
+          <w:b/>
+          <w:bCs/>
+          <w:sz w:val="28"/>
+          <w:szCs w:val="32"/>
+        </w:rPr>
+        <w:t>(ignore those which are already incorporated in your book’s version and date)</w:t>
+      </w:r>
+    </w:p>
+    <w:tbl>
+      <w:tblPr>
+        <w:tblW w:w="14537" w:type="dxa"/>
+        <w:tblInd w:w="-792" w:type="dxa"/>
+        <w:tblBorders>
+          <w:top w:val="single" w:sz="4" w:space="0" w:color="000000"/>
+          <w:left w:val="single" w:sz="4" w:space="0" w:color="000000"/>
+          <w:bottom w:val="single" w:sz="4" w:space="0" w:color="000000"/>
+          <w:right w:val="single" w:sz="4" w:space="0" w:color="000000"/>
+          <w:insideH w:val="single" w:sz="4" w:space="0" w:color="000000"/>
+          <w:insideV w:val="single" w:sz="4" w:space="0" w:color="000000"/>
+        </w:tblBorders>
+        <w:tblLook w:val="04A0" w:firstRow="1" w:lastRow="0" w:firstColumn="1" w:lastColumn="0" w:noHBand="0" w:noVBand="1"/>
+      </w:tblPr>
+      <w:tblGrid>
+        <w:gridCol w:w="7166"/>
+        <w:gridCol w:w="7371"/>
+      </w:tblGrid>
+      <w:tr>
+        <w:tc>
+          <w:tcPr>
+            <w:tcW w:w="7166" w:type="dxa"/>
+          </w:tcPr>
+          <w:p>
+            <w:pPr>
+              <w:spacing w:before="0" w:line="240" w:lineRule="auto"/>
+              <w:jc w:val="center"/>
+              <w:rPr>
+                <w:b/>
+                <w:sz w:val="32"/>
+                <w:szCs w:val="32"/>
+              </w:rPr>
+            </w:pPr>
+            <w:r>
+              <w:rPr>
+                <w:b/>
+                <w:sz w:val="32"/>
+                <w:szCs w:val="32"/>
+              </w:rPr>
+              <w:t>As Printed</w:t>
+            </w:r>
+          </w:p>
+        </w:tc>
+        <w:tc>
+          <w:tcPr>
+            <w:tcW w:w="7371" w:type="dxa"/>
+          </w:tcPr>
+          <w:p>
+            <w:pPr>
+              <w:spacing w:before="0" w:line="240" w:lineRule="auto"/>
+              <w:ind w:right="-18"/>
+              <w:jc w:val="center"/>
+              <w:rPr>
+                <w:b/>
+                <w:sz w:val="32"/>
+                <w:szCs w:val="32"/>
+              </w:rPr>
+            </w:pPr>
+            <w:r>
+              <w:rPr>
+                <w:b/>
+                <w:sz w:val="32"/>
+                <w:szCs w:val="32"/>
+              </w:rPr>
+              <w:t>To be read as or corrected as</w:t>
+            </w:r>
+            <w:r>
+              <w:rPr>
+                <w:b/>
+                <w:sz w:val="32"/>
+                <w:szCs w:val="32"/>
+              </w:rPr>
+              <w:t xml:space="preserve"> </w:t>
+            </w:r>
+          </w:p>
+        </w:tc>
+      </w:tr>
+      <w:tr>
+        <w:trPr>
+          <w:trHeight w:val="2317"/>
+        </w:trPr>
+        <w:tc>
+          <w:tcPr>
+            <w:tcW w:w="7166" w:type="dxa"/>
+          </w:tcPr>
+          <w:p>
+            <w:pPr>
+              <w:widowControl w:val="0"/>
+              <w:autoSpaceDE w:val="0"/>
+              <w:autoSpaceDN w:val="0"/>
+              <w:adjustRightInd w:val="0"/>
+              <w:spacing w:before="0" w:line="240" w:lineRule="auto"/>
+              <w:rPr>
+                <w:rFonts w:ascii="BRH Malayalam Extra" w:hAnsi="BRH Malayalam Extra" w:cs="BRH Malayalam Extra"/>
+                <w:color w:val="000000"/>
+                <w:sz w:val="32"/>
+                <w:szCs w:val="40"/>
+              </w:rPr>
+            </w:pPr>
+            <w:r>
+              <w:rPr>
+                <w:rFonts w:cs="BRH Malayalam Extra"/>
+                <w:color w:val="000000"/>
+                <w:szCs w:val="40"/>
+              </w:rPr>
+              <w:t>50</w:t>
+            </w:r>
+            <w:r>
+              <w:rPr>
+                <w:rFonts w:ascii="BRH Malayalam Extra" w:hAnsi="BRH Malayalam Extra" w:cs="BRH Malayalam Extra"/>
+                <w:color w:val="000000"/>
+                <w:sz w:val="32"/>
+                <w:szCs w:val="40"/>
+              </w:rPr>
+              <w:t>)</w:t>
+            </w:r>
+            <w:r>
+              <w:rPr>
+                <w:rFonts w:ascii="BRH Malayalam Extra" w:hAnsi="BRH Malayalam Extra" w:cs="BRH Malayalam Extra"/>
+                <w:color w:val="000000"/>
+                <w:sz w:val="32"/>
+                <w:szCs w:val="40"/>
+              </w:rPr>
+              <w:tab/>
+            </w:r>
+            <w:r>
+              <w:rPr>
+                <w:rFonts w:cs="BRH Malayalam Extra"/>
+                <w:color w:val="000000"/>
+                <w:szCs w:val="40"/>
+              </w:rPr>
+              <w:t>2</w:t>
+            </w:r>
+            <w:r>
+              <w:rPr>
+                <w:rFonts w:ascii="BRH Malayalam Extra" w:hAnsi="BRH Malayalam Extra" w:cs="BRH Malayalam Extra"/>
+                <w:color w:val="000000"/>
+                <w:sz w:val="32"/>
+                <w:szCs w:val="40"/>
+              </w:rPr>
+              <w:t>.</w:t>
+            </w:r>
+            <w:r>
+              <w:rPr>
+                <w:rFonts w:cs="BRH Malayalam Extra"/>
+                <w:color w:val="000000"/>
+                <w:szCs w:val="40"/>
+              </w:rPr>
+              <w:t>6</w:t>
+            </w:r>
+            <w:r>
+              <w:rPr>
+                <w:rFonts w:ascii="BRH Malayalam Extra" w:hAnsi="BRH Malayalam Extra" w:cs="BRH Malayalam Extra"/>
+                <w:color w:val="000000"/>
+                <w:sz w:val="32"/>
+                <w:szCs w:val="40"/>
+              </w:rPr>
+              <w:t>.</w:t>
+            </w:r>
+            <w:r>
+              <w:rPr>
+                <w:rFonts w:cs="BRH Malayalam Extra"/>
+                <w:color w:val="000000"/>
+                <w:szCs w:val="40"/>
+              </w:rPr>
+              <w:t>5</w:t>
+            </w:r>
+            <w:r>
+              <w:rPr>
+                <w:rFonts w:ascii="BRH Malayalam Extra" w:hAnsi="BRH Malayalam Extra" w:cs="BRH Malayalam Extra"/>
+                <w:color w:val="000000"/>
+                <w:sz w:val="32"/>
+                <w:szCs w:val="40"/>
+              </w:rPr>
+              <w:t>.</w:t>
+            </w:r>
+            <w:r>
+              <w:rPr>
+                <w:rFonts w:cs="BRH Malayalam Extra"/>
+                <w:color w:val="000000"/>
+                <w:szCs w:val="40"/>
+              </w:rPr>
+              <w:t>6</w:t>
+            </w:r>
+            <w:r>
+              <w:rPr>
+                <w:rFonts w:ascii="BRH Malayalam Extra" w:hAnsi="BRH Malayalam Extra" w:cs="BRH Malayalam Extra"/>
+                <w:color w:val="000000"/>
+                <w:sz w:val="32"/>
+                <w:szCs w:val="40"/>
+              </w:rPr>
+              <w:t>(</w:t>
+            </w:r>
+            <w:r>
+              <w:rPr>
+                <w:rFonts w:cs="BRH Malayalam Extra"/>
+                <w:color w:val="000000"/>
+                <w:szCs w:val="40"/>
+              </w:rPr>
+              <w:t>46</w:t>
+            </w:r>
+            <w:r>
+              <w:rPr>
+                <w:rFonts w:ascii="BRH Malayalam Extra" w:hAnsi="BRH Malayalam Extra" w:cs="BRH Malayalam Extra"/>
+                <w:color w:val="000000"/>
+                <w:sz w:val="32"/>
+                <w:szCs w:val="40"/>
+              </w:rPr>
+              <w:t>)-  jZ§ | ög¢</w:t>
+            </w:r>
+            <w:r>
+              <w:rPr>
+                <w:rFonts w:ascii="BRH Malayalam Extra" w:hAnsi="BRH Malayalam Extra" w:cs="BRH Malayalam Extra"/>
+                <w:color w:val="000000"/>
+                <w:sz w:val="26"/>
+                <w:szCs w:val="40"/>
+              </w:rPr>
+              <w:t>–</w:t>
+            </w:r>
+            <w:r>
+              <w:rPr>
+                <w:rFonts w:ascii="BRH Malayalam Extra" w:hAnsi="BRH Malayalam Extra" w:cs="BRH Malayalam Extra"/>
+                <w:color w:val="000000"/>
+                <w:sz w:val="32"/>
+                <w:szCs w:val="40"/>
+                <w:highlight w:val="yellow"/>
+              </w:rPr>
+              <w:t>jx</w:t>
+            </w:r>
+            <w:r>
+              <w:rPr>
+                <w:rFonts w:ascii="BRH Malayalam Extra" w:hAnsi="BRH Malayalam Extra" w:cs="BRH Malayalam Extra"/>
+                <w:color w:val="000000"/>
+                <w:sz w:val="26"/>
+                <w:szCs w:val="40"/>
+              </w:rPr>
+              <w:t>–</w:t>
+            </w:r>
+            <w:r>
+              <w:rPr>
+                <w:rFonts w:ascii="BRH Malayalam Extra" w:hAnsi="BRH Malayalam Extra" w:cs="BRH Malayalam Extra"/>
+                <w:color w:val="000000"/>
+                <w:sz w:val="32"/>
+                <w:szCs w:val="40"/>
+              </w:rPr>
+              <w:t>Z§ |</w:t>
+            </w:r>
+          </w:p>
+          <w:p>
+            <w:pPr>
+              <w:widowControl w:val="0"/>
+              <w:autoSpaceDE w:val="0"/>
+              <w:autoSpaceDN w:val="0"/>
+              <w:adjustRightInd w:val="0"/>
+              <w:spacing w:before="0" w:line="240" w:lineRule="auto"/>
+              <w:rPr>
+                <w:rFonts w:ascii="BRH Malayalam Extra" w:hAnsi="BRH Malayalam Extra" w:cs="BRH Malayalam Extra"/>
+                <w:color w:val="000000"/>
+                <w:sz w:val="32"/>
+                <w:szCs w:val="40"/>
+              </w:rPr>
+            </w:pPr>
+            <w:r>
+              <w:rPr>
+                <w:rFonts w:ascii="BRH Malayalam Extra" w:hAnsi="BRH Malayalam Extra" w:cs="BRH Malayalam Extra"/>
+                <w:color w:val="000000"/>
+                <w:sz w:val="32"/>
+                <w:szCs w:val="40"/>
+              </w:rPr>
+              <w:t xml:space="preserve">jb§ </w:t>
+            </w:r>
+            <w:r>
+              <w:rPr>
+                <w:rFonts w:ascii="BRH Malayalam Extra" w:hAnsi="BRH Malayalam Extra" w:cs="BRH Malayalam Extra"/>
+                <w:color w:val="000000"/>
+                <w:sz w:val="32"/>
+                <w:szCs w:val="40"/>
+                <w:highlight w:val="yellow"/>
+              </w:rPr>
+              <w:t>ög</w:t>
+            </w:r>
+            <w:r>
+              <w:rPr>
+                <w:rFonts w:ascii="BRH Malayalam Extra" w:hAnsi="BRH Malayalam Extra" w:cs="BRH Malayalam Extra"/>
+                <w:color w:val="000000"/>
+                <w:sz w:val="32"/>
+                <w:szCs w:val="40"/>
+              </w:rPr>
+              <w:t xml:space="preserve">¢—jxb§ </w:t>
+            </w:r>
+            <w:r>
+              <w:rPr>
+                <w:rFonts w:ascii="BRH Malayalam Extra" w:hAnsi="BRH Malayalam Extra" w:cs="BRH Malayalam Extra"/>
+                <w:color w:val="000000"/>
+                <w:sz w:val="32"/>
+                <w:szCs w:val="40"/>
+                <w:highlight w:val="yellow"/>
+              </w:rPr>
+              <w:t>ög¢</w:t>
+            </w:r>
+            <w:r>
+              <w:rPr>
+                <w:rFonts w:ascii="BRH Malayalam Extra" w:hAnsi="BRH Malayalam Extra" w:cs="BRH Malayalam Extra"/>
+                <w:color w:val="000000"/>
+                <w:sz w:val="32"/>
+                <w:szCs w:val="40"/>
+                <w:highlight w:val="yellow"/>
+              </w:rPr>
+              <w:t>jx</w:t>
+            </w:r>
+            <w:r>
+              <w:rPr>
+                <w:rFonts w:ascii="BRH Malayalam Extra" w:hAnsi="BRH Malayalam Extra" w:cs="BRH Malayalam Extra"/>
+                <w:color w:val="000000"/>
+                <w:sz w:val="26"/>
+                <w:szCs w:val="40"/>
+                <w:highlight w:val="yellow"/>
+              </w:rPr>
+              <w:t>–</w:t>
+            </w:r>
+            <w:r>
+              <w:rPr>
+                <w:rFonts w:ascii="BRH Malayalam Extra" w:hAnsi="BRH Malayalam Extra" w:cs="BRH Malayalam Extra"/>
+                <w:color w:val="000000"/>
+                <w:sz w:val="32"/>
+                <w:szCs w:val="40"/>
+              </w:rPr>
+              <w:t xml:space="preserve">b§ jb§ jb§ </w:t>
+            </w:r>
+            <w:r>
+              <w:rPr>
+                <w:rFonts w:ascii="BRH Malayalam Extra" w:hAnsi="BRH Malayalam Extra" w:cs="BRH Malayalam Extra"/>
+                <w:color w:val="000000"/>
+                <w:sz w:val="32"/>
+                <w:szCs w:val="40"/>
+                <w:highlight w:val="yellow"/>
+              </w:rPr>
+              <w:t>ög¢</w:t>
+            </w:r>
+            <w:r>
+              <w:rPr>
+                <w:rFonts w:ascii="BRH Malayalam Extra" w:hAnsi="BRH Malayalam Extra" w:cs="BRH Malayalam Extra"/>
+                <w:color w:val="000000"/>
+                <w:sz w:val="32"/>
+                <w:szCs w:val="40"/>
+              </w:rPr>
+              <w:t xml:space="preserve">—jxZ§ | </w:t>
+            </w:r>
+          </w:p>
+          <w:p>
+            <w:pPr>
+              <w:widowControl w:val="0"/>
+              <w:autoSpaceDE w:val="0"/>
+              <w:autoSpaceDN w:val="0"/>
+              <w:adjustRightInd w:val="0"/>
+              <w:spacing w:before="0" w:line="240" w:lineRule="auto"/>
+              <w:rPr>
+                <w:rFonts w:ascii="BRH Malayalam Extra" w:hAnsi="BRH Malayalam Extra" w:cs="BRH Malayalam Extra"/>
+                <w:color w:val="000000"/>
+                <w:sz w:val="32"/>
+                <w:szCs w:val="40"/>
+              </w:rPr>
+            </w:pPr>
+            <w:r>
+              <w:rPr>
+                <w:rFonts w:cs="BRH Malayalam Extra"/>
+                <w:color w:val="000000"/>
+                <w:szCs w:val="40"/>
+              </w:rPr>
+              <w:t>51</w:t>
+            </w:r>
+            <w:r>
+              <w:rPr>
+                <w:rFonts w:ascii="BRH Malayalam Extra" w:hAnsi="BRH Malayalam Extra" w:cs="BRH Malayalam Extra"/>
+                <w:color w:val="000000"/>
+                <w:sz w:val="32"/>
+                <w:szCs w:val="40"/>
+              </w:rPr>
+              <w:t>)</w:t>
+            </w:r>
+            <w:r>
+              <w:rPr>
+                <w:rFonts w:ascii="BRH Malayalam Extra" w:hAnsi="BRH Malayalam Extra" w:cs="BRH Malayalam Extra"/>
+                <w:color w:val="000000"/>
+                <w:sz w:val="32"/>
+                <w:szCs w:val="40"/>
+              </w:rPr>
+              <w:tab/>
+            </w:r>
+            <w:r>
+              <w:rPr>
+                <w:rFonts w:cs="BRH Malayalam Extra"/>
+                <w:color w:val="000000"/>
+                <w:szCs w:val="40"/>
+              </w:rPr>
+              <w:t>2</w:t>
+            </w:r>
+            <w:r>
+              <w:rPr>
+                <w:rFonts w:ascii="BRH Malayalam Extra" w:hAnsi="BRH Malayalam Extra" w:cs="BRH Malayalam Extra"/>
+                <w:color w:val="000000"/>
+                <w:sz w:val="32"/>
+                <w:szCs w:val="40"/>
+              </w:rPr>
+              <w:t>.</w:t>
+            </w:r>
+            <w:r>
+              <w:rPr>
+                <w:rFonts w:cs="BRH Malayalam Extra"/>
+                <w:color w:val="000000"/>
+                <w:szCs w:val="40"/>
+              </w:rPr>
+              <w:t>6</w:t>
+            </w:r>
+            <w:r>
+              <w:rPr>
+                <w:rFonts w:ascii="BRH Malayalam Extra" w:hAnsi="BRH Malayalam Extra" w:cs="BRH Malayalam Extra"/>
+                <w:color w:val="000000"/>
+                <w:sz w:val="32"/>
+                <w:szCs w:val="40"/>
+              </w:rPr>
+              <w:t>.</w:t>
+            </w:r>
+            <w:r>
+              <w:rPr>
+                <w:rFonts w:cs="BRH Malayalam Extra"/>
+                <w:color w:val="000000"/>
+                <w:szCs w:val="40"/>
+              </w:rPr>
+              <w:t>5</w:t>
+            </w:r>
+            <w:r>
+              <w:rPr>
+                <w:rFonts w:ascii="BRH Malayalam Extra" w:hAnsi="BRH Malayalam Extra" w:cs="BRH Malayalam Extra"/>
+                <w:color w:val="000000"/>
+                <w:sz w:val="32"/>
+                <w:szCs w:val="40"/>
+              </w:rPr>
+              <w:t>.</w:t>
+            </w:r>
+            <w:r>
+              <w:rPr>
+                <w:rFonts w:cs="BRH Malayalam Extra"/>
+                <w:color w:val="000000"/>
+                <w:szCs w:val="40"/>
+              </w:rPr>
+              <w:t>6</w:t>
+            </w:r>
+            <w:r>
+              <w:rPr>
+                <w:rFonts w:ascii="BRH Malayalam Extra" w:hAnsi="BRH Malayalam Extra" w:cs="BRH Malayalam Extra"/>
+                <w:color w:val="000000"/>
+                <w:sz w:val="32"/>
+                <w:szCs w:val="40"/>
+              </w:rPr>
+              <w:t>(</w:t>
+            </w:r>
+            <w:r>
+              <w:rPr>
+                <w:rFonts w:cs="BRH Malayalam Extra"/>
+                <w:color w:val="000000"/>
+                <w:szCs w:val="40"/>
+              </w:rPr>
+              <w:t>47</w:t>
+            </w:r>
+            <w:r>
+              <w:rPr>
+                <w:rFonts w:ascii="BRH Malayalam Extra" w:hAnsi="BRH Malayalam Extra" w:cs="BRH Malayalam Extra"/>
+                <w:color w:val="000000"/>
+                <w:sz w:val="32"/>
+                <w:szCs w:val="40"/>
+              </w:rPr>
+              <w:t>)-  ög¢</w:t>
+            </w:r>
+            <w:r>
+              <w:rPr>
+                <w:rFonts w:ascii="BRH Malayalam Extra" w:hAnsi="BRH Malayalam Extra" w:cs="BRH Malayalam Extra"/>
+                <w:color w:val="000000"/>
+                <w:sz w:val="26"/>
+                <w:szCs w:val="40"/>
+              </w:rPr>
+              <w:t>–</w:t>
+            </w:r>
+            <w:r>
+              <w:rPr>
+                <w:rFonts w:ascii="BRH Malayalam Extra" w:hAnsi="BRH Malayalam Extra" w:cs="BRH Malayalam Extra"/>
+                <w:color w:val="000000"/>
+                <w:sz w:val="32"/>
+                <w:szCs w:val="40"/>
+                <w:highlight w:val="yellow"/>
+              </w:rPr>
+              <w:t>jx</w:t>
+            </w:r>
+            <w:r>
+              <w:rPr>
+                <w:rFonts w:ascii="BRH Malayalam Extra" w:hAnsi="BRH Malayalam Extra" w:cs="BRH Malayalam Extra"/>
+                <w:color w:val="000000"/>
+                <w:sz w:val="26"/>
+                <w:szCs w:val="40"/>
+              </w:rPr>
+              <w:t>–</w:t>
+            </w:r>
+            <w:r>
+              <w:rPr>
+                <w:rFonts w:ascii="BRH Malayalam Extra" w:hAnsi="BRH Malayalam Extra" w:cs="BRH Malayalam Extra"/>
+                <w:color w:val="000000"/>
+                <w:sz w:val="32"/>
+                <w:szCs w:val="40"/>
+              </w:rPr>
+              <w:t>Z§ | AMË§— |</w:t>
+            </w:r>
+          </w:p>
+          <w:p>
+            <w:pPr>
+              <w:widowControl w:val="0"/>
+              <w:autoSpaceDE w:val="0"/>
+              <w:autoSpaceDN w:val="0"/>
+              <w:adjustRightInd w:val="0"/>
+              <w:spacing w:before="0" w:line="240" w:lineRule="auto"/>
+              <w:rPr>
+                <w:rFonts w:cs="BRH Malayalam Extra"/>
+                <w:szCs w:val="40"/>
+              </w:rPr>
+            </w:pPr>
+            <w:r>
+              <w:rPr>
+                <w:rFonts w:ascii="BRH Malayalam Extra" w:hAnsi="BRH Malayalam Extra" w:cs="BRH Malayalam Extra"/>
+                <w:color w:val="000000"/>
+                <w:sz w:val="32"/>
+                <w:szCs w:val="40"/>
+              </w:rPr>
+              <w:t>ög¢</w:t>
+            </w:r>
+            <w:r>
+              <w:rPr>
+                <w:rFonts w:ascii="BRH Malayalam Extra" w:hAnsi="BRH Malayalam Extra" w:cs="BRH Malayalam Extra"/>
+                <w:color w:val="000000"/>
+                <w:sz w:val="26"/>
+                <w:szCs w:val="40"/>
+              </w:rPr>
+              <w:t>–</w:t>
+            </w:r>
+            <w:r>
+              <w:rPr>
+                <w:rFonts w:ascii="BRH Malayalam Extra" w:hAnsi="BRH Malayalam Extra" w:cs="BRH Malayalam Extra"/>
+                <w:color w:val="000000"/>
+                <w:sz w:val="32"/>
+                <w:szCs w:val="40"/>
+                <w:highlight w:val="yellow"/>
+              </w:rPr>
+              <w:t>jx–</w:t>
+            </w:r>
+            <w:r>
+              <w:rPr>
+                <w:rFonts w:ascii="BRH Malayalam Extra" w:hAnsi="BRH Malayalam Extra" w:cs="BRH Malayalam Extra"/>
+                <w:color w:val="000000"/>
+                <w:sz w:val="32"/>
+                <w:szCs w:val="40"/>
+              </w:rPr>
+              <w:t xml:space="preserve"> bM</w:t>
+            </w:r>
+            <w:r>
+              <w:rPr>
+                <w:rFonts w:ascii="BRH Malayalam Extra" w:hAnsi="BRH Malayalam Extra" w:cs="BRH Malayalam Extra"/>
+                <w:color w:val="000000"/>
+                <w:sz w:val="26"/>
+                <w:szCs w:val="40"/>
+              </w:rPr>
+              <w:t>–</w:t>
+            </w:r>
+            <w:r>
+              <w:rPr>
+                <w:rFonts w:ascii="BRH Malayalam Extra" w:hAnsi="BRH Malayalam Extra" w:cs="BRH Malayalam Extra"/>
+                <w:color w:val="000000"/>
+                <w:sz w:val="32"/>
+                <w:szCs w:val="40"/>
+              </w:rPr>
+              <w:t xml:space="preserve">© dM—© </w:t>
+            </w:r>
+            <w:r>
+              <w:rPr>
+                <w:rFonts w:ascii="BRH Malayalam Extra" w:hAnsi="BRH Malayalam Extra" w:cs="BRH Malayalam Extra"/>
+                <w:color w:val="000000"/>
+                <w:sz w:val="32"/>
+                <w:szCs w:val="40"/>
+                <w:highlight w:val="yellow"/>
+              </w:rPr>
+              <w:t>ög</w:t>
+            </w:r>
+            <w:r>
+              <w:rPr>
+                <w:rFonts w:ascii="BRH Malayalam Extra" w:hAnsi="BRH Malayalam Extra" w:cs="BRH Malayalam Extra"/>
+                <w:color w:val="000000"/>
+                <w:sz w:val="32"/>
+                <w:szCs w:val="40"/>
+              </w:rPr>
+              <w:t xml:space="preserve">¢jxb§ </w:t>
+            </w:r>
+            <w:r>
+              <w:rPr>
+                <w:rFonts w:ascii="BRH Malayalam Extra" w:hAnsi="BRH Malayalam Extra" w:cs="BRH Malayalam Extra"/>
+                <w:color w:val="000000"/>
+                <w:sz w:val="32"/>
+                <w:szCs w:val="40"/>
+                <w:highlight w:val="yellow"/>
+              </w:rPr>
+              <w:t xml:space="preserve">ög¢jx– </w:t>
+            </w:r>
+            <w:r>
+              <w:rPr>
+                <w:rFonts w:ascii="BRH Malayalam Extra" w:hAnsi="BRH Malayalam Extra" w:cs="BRH Malayalam Extra"/>
+                <w:color w:val="000000"/>
+                <w:sz w:val="32"/>
+                <w:szCs w:val="40"/>
+              </w:rPr>
+              <w:t>bMË§— |</w:t>
+            </w:r>
+          </w:p>
+        </w:tc>
+        <w:tc>
+          <w:tcPr>
+            <w:tcW w:w="7371" w:type="dxa"/>
+          </w:tcPr>
+          <w:p>
+            <w:pPr>
+              <w:widowControl w:val="0"/>
+              <w:autoSpaceDE w:val="0"/>
+              <w:autoSpaceDN w:val="0"/>
+              <w:adjustRightInd w:val="0"/>
+              <w:spacing w:before="0" w:line="240" w:lineRule="auto"/>
+              <w:rPr>
+                <w:rFonts w:ascii="BRH Malayalam Extra" w:hAnsi="BRH Malayalam Extra" w:cs="BRH Malayalam Extra"/>
+                <w:color w:val="000000"/>
+                <w:sz w:val="32"/>
+                <w:szCs w:val="40"/>
+              </w:rPr>
+            </w:pPr>
+            <w:r>
+              <w:rPr>
+                <w:rFonts w:cs="BRH Malayalam Extra"/>
+                <w:color w:val="000000"/>
+                <w:szCs w:val="40"/>
+              </w:rPr>
+              <w:t>50</w:t>
+            </w:r>
+            <w:r>
+              <w:rPr>
+                <w:rFonts w:ascii="BRH Malayalam Extra" w:hAnsi="BRH Malayalam Extra" w:cs="BRH Malayalam Extra"/>
+                <w:color w:val="000000"/>
+                <w:sz w:val="32"/>
+                <w:szCs w:val="40"/>
+              </w:rPr>
+              <w:t>)</w:t>
+            </w:r>
+            <w:r>
+              <w:rPr>
+                <w:rFonts w:ascii="BRH Malayalam Extra" w:hAnsi="BRH Malayalam Extra" w:cs="BRH Malayalam Extra"/>
+                <w:color w:val="000000"/>
+                <w:sz w:val="32"/>
+                <w:szCs w:val="40"/>
+              </w:rPr>
+              <w:tab/>
+            </w:r>
+            <w:r>
+              <w:rPr>
+                <w:rFonts w:cs="BRH Malayalam Extra"/>
+                <w:color w:val="000000"/>
+                <w:szCs w:val="40"/>
+              </w:rPr>
+              <w:t>2</w:t>
+            </w:r>
+            <w:r>
+              <w:rPr>
+                <w:rFonts w:ascii="BRH Malayalam Extra" w:hAnsi="BRH Malayalam Extra" w:cs="BRH Malayalam Extra"/>
+                <w:color w:val="000000"/>
+                <w:sz w:val="32"/>
+                <w:szCs w:val="40"/>
+              </w:rPr>
+              <w:t>.</w:t>
+            </w:r>
+            <w:r>
+              <w:rPr>
+                <w:rFonts w:cs="BRH Malayalam Extra"/>
+                <w:color w:val="000000"/>
+                <w:szCs w:val="40"/>
+              </w:rPr>
+              <w:t>6</w:t>
+            </w:r>
+            <w:r>
+              <w:rPr>
+                <w:rFonts w:ascii="BRH Malayalam Extra" w:hAnsi="BRH Malayalam Extra" w:cs="BRH Malayalam Extra"/>
+                <w:color w:val="000000"/>
+                <w:sz w:val="32"/>
+                <w:szCs w:val="40"/>
+              </w:rPr>
+              <w:t>.</w:t>
+            </w:r>
+            <w:r>
+              <w:rPr>
+                <w:rFonts w:cs="BRH Malayalam Extra"/>
+                <w:color w:val="000000"/>
+                <w:szCs w:val="40"/>
+              </w:rPr>
+              <w:t>5</w:t>
+            </w:r>
+            <w:r>
+              <w:rPr>
+                <w:rFonts w:ascii="BRH Malayalam Extra" w:hAnsi="BRH Malayalam Extra" w:cs="BRH Malayalam Extra"/>
+                <w:color w:val="000000"/>
+                <w:sz w:val="32"/>
+                <w:szCs w:val="40"/>
+              </w:rPr>
+              <w:t>.</w:t>
+            </w:r>
+            <w:r>
+              <w:rPr>
+                <w:rFonts w:cs="BRH Malayalam Extra"/>
+                <w:color w:val="000000"/>
+                <w:szCs w:val="40"/>
+              </w:rPr>
+              <w:t>6</w:t>
+            </w:r>
+            <w:r>
+              <w:rPr>
+                <w:rFonts w:ascii="BRH Malayalam Extra" w:hAnsi="BRH Malayalam Extra" w:cs="BRH Malayalam Extra"/>
+                <w:color w:val="000000"/>
+                <w:sz w:val="32"/>
+                <w:szCs w:val="40"/>
+              </w:rPr>
+              <w:t>(</w:t>
+            </w:r>
+            <w:r>
+              <w:rPr>
+                <w:rFonts w:cs="BRH Malayalam Extra"/>
+                <w:color w:val="000000"/>
+                <w:szCs w:val="40"/>
+              </w:rPr>
+              <w:t>46</w:t>
+            </w:r>
+            <w:r>
+              <w:rPr>
+                <w:rFonts w:ascii="BRH Malayalam Extra" w:hAnsi="BRH Malayalam Extra" w:cs="BRH Malayalam Extra"/>
+                <w:color w:val="000000"/>
+                <w:sz w:val="32"/>
+                <w:szCs w:val="40"/>
+              </w:rPr>
+              <w:t>)-  jZ§ | ög¢</w:t>
+            </w:r>
+            <w:r>
+              <w:rPr>
+                <w:rFonts w:ascii="BRH Malayalam Extra" w:hAnsi="BRH Malayalam Extra" w:cs="BRH Malayalam Extra"/>
+                <w:color w:val="000000"/>
+                <w:sz w:val="26"/>
+                <w:szCs w:val="40"/>
+              </w:rPr>
+              <w:t>–</w:t>
+            </w:r>
+            <w:r>
+              <w:rPr>
+                <w:rFonts w:ascii="BRH Malayalam Extra" w:hAnsi="BRH Malayalam Extra" w:cs="BRH Malayalam Extra"/>
+                <w:color w:val="000000"/>
+                <w:sz w:val="32"/>
+                <w:szCs w:val="40"/>
+                <w:highlight w:val="green"/>
+              </w:rPr>
+              <w:t>j</w:t>
+            </w:r>
+            <w:r>
+              <w:rPr>
+                <w:rFonts w:ascii="BRH Malayalam Extra" w:hAnsi="BRH Malayalam Extra" w:cs="BRH Malayalam Extra"/>
+                <w:color w:val="000000"/>
+                <w:sz w:val="32"/>
+                <w:szCs w:val="40"/>
+                <w:highlight w:val="green"/>
+              </w:rPr>
+              <w:t>x</w:t>
+            </w:r>
+            <w:r>
+              <w:rPr>
+                <w:rFonts w:ascii="BRH Malayalam Extra" w:hAnsi="BRH Malayalam Extra" w:cs="BRH Malayalam Extra"/>
+                <w:color w:val="000000"/>
+                <w:sz w:val="32"/>
+                <w:szCs w:val="40"/>
+              </w:rPr>
+              <w:t>Z§ |</w:t>
+            </w:r>
+          </w:p>
+          <w:p>
+            <w:pPr>
+              <w:widowControl w:val="0"/>
+              <w:autoSpaceDE w:val="0"/>
+              <w:autoSpaceDN w:val="0"/>
+              <w:adjustRightInd w:val="0"/>
+              <w:spacing w:before="0" w:line="240" w:lineRule="auto"/>
+              <w:rPr>
+                <w:rFonts w:ascii="BRH Malayalam Extra" w:hAnsi="BRH Malayalam Extra" w:cs="BRH Malayalam Extra"/>
+                <w:color w:val="000000"/>
+                <w:sz w:val="32"/>
+                <w:szCs w:val="40"/>
+              </w:rPr>
+            </w:pPr>
+            <w:r>
+              <w:rPr>
+                <w:rFonts w:ascii="BRH Malayalam Extra" w:hAnsi="BRH Malayalam Extra" w:cs="BRH Malayalam Extra"/>
+                <w:color w:val="000000"/>
+                <w:sz w:val="32"/>
+                <w:szCs w:val="40"/>
+              </w:rPr>
+              <w:t xml:space="preserve">jb§ </w:t>
+            </w:r>
+            <w:r>
+              <w:rPr>
+                <w:rFonts w:ascii="BRH Malayalam Extra" w:hAnsi="BRH Malayalam Extra" w:cs="BRH Malayalam Extra"/>
+                <w:color w:val="000000"/>
+                <w:sz w:val="32"/>
+                <w:szCs w:val="40"/>
+                <w:highlight w:val="green"/>
+              </w:rPr>
+              <w:t>ög¢</w:t>
+            </w:r>
+            <w:r>
+              <w:rPr>
+                <w:rFonts w:ascii="BRH Malayalam Extra" w:hAnsi="BRH Malayalam Extra" w:cs="BRH Malayalam Extra"/>
+                <w:color w:val="000000"/>
+                <w:sz w:val="26"/>
+                <w:szCs w:val="40"/>
+                <w:highlight w:val="yellow"/>
+              </w:rPr>
+              <w:t>–</w:t>
+            </w:r>
+            <w:r>
+              <w:rPr>
+                <w:rFonts w:ascii="BRH Malayalam Extra" w:hAnsi="BRH Malayalam Extra" w:cs="BRH Malayalam Extra"/>
+                <w:color w:val="000000"/>
+                <w:sz w:val="32"/>
+                <w:szCs w:val="40"/>
+              </w:rPr>
+              <w:t>jxb</w:t>
+            </w:r>
+            <w:r>
+              <w:rPr>
+                <w:rFonts w:ascii="BRH Malayalam Extra" w:hAnsi="BRH Malayalam Extra" w:cs="BRH Malayalam Extra"/>
+                <w:color w:val="000000"/>
+                <w:sz w:val="32"/>
+                <w:szCs w:val="40"/>
+              </w:rPr>
+              <w:t xml:space="preserve">§ </w:t>
+            </w:r>
+            <w:r>
+              <w:rPr>
+                <w:rFonts w:ascii="BRH Malayalam Extra" w:hAnsi="BRH Malayalam Extra" w:cs="BRH Malayalam Extra"/>
+                <w:color w:val="000000"/>
+                <w:sz w:val="32"/>
+                <w:szCs w:val="40"/>
+                <w:highlight w:val="green"/>
+              </w:rPr>
+              <w:t>ög¢</w:t>
+            </w:r>
+            <w:r>
+              <w:rPr>
+                <w:rFonts w:ascii="BRH Malayalam Extra" w:hAnsi="BRH Malayalam Extra" w:cs="BRH Malayalam Extra"/>
+                <w:color w:val="000000"/>
+                <w:sz w:val="26"/>
+                <w:szCs w:val="40"/>
+                <w:highlight w:val="green"/>
+              </w:rPr>
+              <w:t>–</w:t>
+            </w:r>
+            <w:r>
+              <w:rPr>
+                <w:rFonts w:ascii="BRH Malayalam Extra" w:hAnsi="BRH Malayalam Extra" w:cs="BRH Malayalam Extra"/>
+                <w:color w:val="000000"/>
+                <w:sz w:val="32"/>
+                <w:szCs w:val="40"/>
+                <w:highlight w:val="green"/>
+              </w:rPr>
+              <w:t>jxb</w:t>
+            </w:r>
+            <w:r>
+              <w:rPr>
+                <w:rFonts w:ascii="BRH Malayalam Extra" w:hAnsi="BRH Malayalam Extra" w:cs="BRH Malayalam Extra"/>
+                <w:color w:val="000000"/>
+                <w:sz w:val="32"/>
+                <w:szCs w:val="40"/>
+              </w:rPr>
+              <w:t xml:space="preserve">§ jb§ jb§ </w:t>
+            </w:r>
+            <w:r>
+              <w:rPr>
+                <w:rFonts w:ascii="BRH Malayalam Extra" w:hAnsi="BRH Malayalam Extra" w:cs="BRH Malayalam Extra"/>
+                <w:color w:val="000000"/>
+                <w:sz w:val="32"/>
+                <w:szCs w:val="40"/>
+                <w:highlight w:val="green"/>
+              </w:rPr>
+              <w:t>ög¢</w:t>
+            </w:r>
+            <w:r>
+              <w:rPr>
+                <w:rFonts w:ascii="BRH Malayalam Extra" w:hAnsi="BRH Malayalam Extra" w:cs="BRH Malayalam Extra"/>
+                <w:color w:val="000000"/>
+                <w:sz w:val="26"/>
+                <w:szCs w:val="40"/>
+                <w:highlight w:val="yellow"/>
+              </w:rPr>
+              <w:t>–</w:t>
+            </w:r>
+            <w:r>
+              <w:rPr>
+                <w:rFonts w:ascii="BRH Malayalam Extra" w:hAnsi="BRH Malayalam Extra" w:cs="BRH Malayalam Extra"/>
+                <w:color w:val="000000"/>
+                <w:sz w:val="32"/>
+                <w:szCs w:val="40"/>
+              </w:rPr>
+              <w:t xml:space="preserve">jxZ§ | </w:t>
+            </w:r>
+          </w:p>
+          <w:p>
+            <w:pPr>
+              <w:widowControl w:val="0"/>
+              <w:autoSpaceDE w:val="0"/>
+              <w:autoSpaceDN w:val="0"/>
+              <w:adjustRightInd w:val="0"/>
+              <w:spacing w:before="0" w:line="240" w:lineRule="auto"/>
+              <w:rPr>
+                <w:rFonts w:ascii="BRH Malayalam Extra" w:hAnsi="BRH Malayalam Extra" w:cs="BRH Malayalam Extra"/>
+                <w:color w:val="000000"/>
+                <w:sz w:val="32"/>
+                <w:szCs w:val="40"/>
+              </w:rPr>
+            </w:pPr>
+            <w:r>
+              <w:rPr>
+                <w:rFonts w:cs="BRH Malayalam Extra"/>
+                <w:color w:val="000000"/>
+                <w:szCs w:val="40"/>
+              </w:rPr>
+              <w:t>51</w:t>
+            </w:r>
+            <w:r>
+              <w:rPr>
+                <w:rFonts w:ascii="BRH Malayalam Extra" w:hAnsi="BRH Malayalam Extra" w:cs="BRH Malayalam Extra"/>
+                <w:color w:val="000000"/>
+                <w:sz w:val="32"/>
+                <w:szCs w:val="40"/>
+              </w:rPr>
+              <w:t>)</w:t>
+            </w:r>
+            <w:r>
+              <w:rPr>
+                <w:rFonts w:ascii="BRH Malayalam Extra" w:hAnsi="BRH Malayalam Extra" w:cs="BRH Malayalam Extra"/>
+                <w:color w:val="000000"/>
+                <w:sz w:val="32"/>
+                <w:szCs w:val="40"/>
+              </w:rPr>
+              <w:tab/>
+            </w:r>
+            <w:r>
+              <w:rPr>
+                <w:rFonts w:cs="BRH Malayalam Extra"/>
+                <w:color w:val="000000"/>
+                <w:szCs w:val="40"/>
+              </w:rPr>
+              <w:t>2</w:t>
+            </w:r>
+            <w:r>
+              <w:rPr>
+                <w:rFonts w:ascii="BRH Malayalam Extra" w:hAnsi="BRH Malayalam Extra" w:cs="BRH Malayalam Extra"/>
+                <w:color w:val="000000"/>
+                <w:sz w:val="32"/>
+                <w:szCs w:val="40"/>
+              </w:rPr>
+              <w:t>.</w:t>
+            </w:r>
+            <w:r>
+              <w:rPr>
+                <w:rFonts w:cs="BRH Malayalam Extra"/>
+                <w:color w:val="000000"/>
+                <w:szCs w:val="40"/>
+              </w:rPr>
+              <w:t>6</w:t>
+            </w:r>
+            <w:r>
+              <w:rPr>
+                <w:rFonts w:ascii="BRH Malayalam Extra" w:hAnsi="BRH Malayalam Extra" w:cs="BRH Malayalam Extra"/>
+                <w:color w:val="000000"/>
+                <w:sz w:val="32"/>
+                <w:szCs w:val="40"/>
+              </w:rPr>
+              <w:t>.</w:t>
+            </w:r>
+            <w:r>
+              <w:rPr>
+                <w:rFonts w:cs="BRH Malayalam Extra"/>
+                <w:color w:val="000000"/>
+                <w:szCs w:val="40"/>
+              </w:rPr>
+              <w:t>5</w:t>
+            </w:r>
+            <w:r>
+              <w:rPr>
+                <w:rFonts w:ascii="BRH Malayalam Extra" w:hAnsi="BRH Malayalam Extra" w:cs="BRH Malayalam Extra"/>
+                <w:color w:val="000000"/>
+                <w:sz w:val="32"/>
+                <w:szCs w:val="40"/>
+              </w:rPr>
+              <w:t>.</w:t>
+            </w:r>
+            <w:r>
+              <w:rPr>
+                <w:rFonts w:cs="BRH Malayalam Extra"/>
+                <w:color w:val="000000"/>
+                <w:szCs w:val="40"/>
+              </w:rPr>
+              <w:t>6</w:t>
+            </w:r>
+            <w:r>
+              <w:rPr>
+                <w:rFonts w:ascii="BRH Malayalam Extra" w:hAnsi="BRH Malayalam Extra" w:cs="BRH Malayalam Extra"/>
+                <w:color w:val="000000"/>
+                <w:sz w:val="32"/>
+                <w:szCs w:val="40"/>
+              </w:rPr>
+              <w:t>(</w:t>
+            </w:r>
+            <w:r>
+              <w:rPr>
+                <w:rFonts w:cs="BRH Malayalam Extra"/>
+                <w:color w:val="000000"/>
+                <w:szCs w:val="40"/>
+              </w:rPr>
+              <w:t>47</w:t>
+            </w:r>
+            <w:r>
+              <w:rPr>
+                <w:rFonts w:ascii="BRH Malayalam Extra" w:hAnsi="BRH Malayalam Extra" w:cs="BRH Malayalam Extra"/>
+                <w:color w:val="000000"/>
+                <w:sz w:val="32"/>
+                <w:szCs w:val="40"/>
+              </w:rPr>
+              <w:t>)-  ög¢</w:t>
+            </w:r>
+            <w:r>
+              <w:rPr>
+                <w:rFonts w:ascii="BRH Malayalam Extra" w:hAnsi="BRH Malayalam Extra" w:cs="BRH Malayalam Extra"/>
+                <w:color w:val="000000"/>
+                <w:sz w:val="26"/>
+                <w:szCs w:val="40"/>
+              </w:rPr>
+              <w:t>–</w:t>
+            </w:r>
+            <w:r>
+              <w:rPr>
+                <w:rFonts w:ascii="BRH Malayalam Extra" w:hAnsi="BRH Malayalam Extra" w:cs="BRH Malayalam Extra"/>
+                <w:color w:val="000000"/>
+                <w:sz w:val="32"/>
+                <w:szCs w:val="40"/>
+                <w:highlight w:val="green"/>
+              </w:rPr>
+              <w:t>jx</w:t>
+            </w:r>
+            <w:r>
+              <w:rPr>
+                <w:rFonts w:ascii="BRH Malayalam Extra" w:hAnsi="BRH Malayalam Extra" w:cs="BRH Malayalam Extra"/>
+                <w:color w:val="000000"/>
+                <w:sz w:val="32"/>
+                <w:szCs w:val="40"/>
+              </w:rPr>
+              <w:t>Z§ | AMË§— |</w:t>
+            </w:r>
+          </w:p>
+          <w:p>
+            <w:pPr>
+              <w:widowControl w:val="0"/>
+              <w:autoSpaceDE w:val="0"/>
+              <w:autoSpaceDN w:val="0"/>
+              <w:adjustRightInd w:val="0"/>
+              <w:spacing w:before="0" w:line="240" w:lineRule="auto"/>
+              <w:rPr>
+                <w:rFonts w:cs="BRH Malayalam Extra"/>
+                <w:szCs w:val="40"/>
+              </w:rPr>
+            </w:pPr>
+            <w:r>
+              <w:rPr>
+                <w:rFonts w:ascii="BRH Malayalam Extra" w:hAnsi="BRH Malayalam Extra" w:cs="BRH Malayalam Extra"/>
+                <w:color w:val="000000"/>
+                <w:sz w:val="32"/>
+                <w:szCs w:val="40"/>
+              </w:rPr>
+              <w:t>ög¢</w:t>
+            </w:r>
+            <w:r>
+              <w:rPr>
+                <w:rFonts w:ascii="BRH Malayalam Extra" w:hAnsi="BRH Malayalam Extra" w:cs="BRH Malayalam Extra"/>
+                <w:color w:val="000000"/>
+                <w:sz w:val="26"/>
+                <w:szCs w:val="40"/>
+              </w:rPr>
+              <w:t>–</w:t>
+            </w:r>
+            <w:r>
+              <w:rPr>
+                <w:rFonts w:ascii="BRH Malayalam Extra" w:hAnsi="BRH Malayalam Extra" w:cs="BRH Malayalam Extra"/>
+                <w:color w:val="000000"/>
+                <w:sz w:val="32"/>
+                <w:szCs w:val="40"/>
+                <w:highlight w:val="green"/>
+              </w:rPr>
+              <w:t>jx</w:t>
+            </w:r>
+            <w:r>
+              <w:rPr>
+                <w:rFonts w:ascii="BRH Malayalam Extra" w:hAnsi="BRH Malayalam Extra" w:cs="BRH Malayalam Extra"/>
+                <w:color w:val="000000"/>
+                <w:sz w:val="32"/>
+                <w:szCs w:val="40"/>
+              </w:rPr>
+              <w:t xml:space="preserve"> bM</w:t>
+            </w:r>
+            <w:r>
+              <w:rPr>
+                <w:rFonts w:ascii="BRH Malayalam Extra" w:hAnsi="BRH Malayalam Extra" w:cs="BRH Malayalam Extra"/>
+                <w:color w:val="000000"/>
+                <w:sz w:val="26"/>
+                <w:szCs w:val="40"/>
+              </w:rPr>
+              <w:t>–</w:t>
+            </w:r>
+            <w:r>
+              <w:rPr>
+                <w:rFonts w:ascii="BRH Malayalam Extra" w:hAnsi="BRH Malayalam Extra" w:cs="BRH Malayalam Extra"/>
+                <w:color w:val="000000"/>
+                <w:sz w:val="32"/>
+                <w:szCs w:val="40"/>
+              </w:rPr>
+              <w:t xml:space="preserve">© dM—© </w:t>
+            </w:r>
+            <w:r>
+              <w:rPr>
+                <w:rFonts w:ascii="BRH Malayalam Extra" w:hAnsi="BRH Malayalam Extra" w:cs="BRH Malayalam Extra"/>
+                <w:color w:val="000000"/>
+                <w:sz w:val="32"/>
+                <w:szCs w:val="40"/>
+                <w:highlight w:val="green"/>
+              </w:rPr>
+              <w:t>ög</w:t>
+            </w:r>
+            <w:r>
+              <w:rPr>
+                <w:rFonts w:ascii="BRH Malayalam Extra" w:hAnsi="BRH Malayalam Extra" w:cs="BRH Malayalam Extra"/>
+                <w:color w:val="000000"/>
+                <w:sz w:val="32"/>
+                <w:szCs w:val="40"/>
+              </w:rPr>
+              <w:t>¢</w:t>
+            </w:r>
+            <w:r>
+              <w:rPr>
+                <w:rFonts w:ascii="BRH Malayalam Extra" w:hAnsi="BRH Malayalam Extra" w:cs="BRH Malayalam Extra"/>
+                <w:color w:val="000000"/>
+                <w:sz w:val="32"/>
+                <w:szCs w:val="40"/>
+                <w:highlight w:val="yellow"/>
+              </w:rPr>
+              <w:t>–</w:t>
+            </w:r>
+            <w:r>
+              <w:rPr>
+                <w:rFonts w:ascii="BRH Malayalam Extra" w:hAnsi="BRH Malayalam Extra" w:cs="BRH Malayalam Extra"/>
+                <w:color w:val="000000"/>
+                <w:sz w:val="32"/>
+                <w:szCs w:val="40"/>
+              </w:rPr>
+              <w:t xml:space="preserve">jxb§ </w:t>
+            </w:r>
+            <w:r>
+              <w:rPr>
+                <w:rFonts w:ascii="BRH Malayalam Extra" w:hAnsi="BRH Malayalam Extra" w:cs="BRH Malayalam Extra"/>
+                <w:color w:val="000000"/>
+                <w:sz w:val="32"/>
+                <w:szCs w:val="40"/>
+                <w:highlight w:val="green"/>
+              </w:rPr>
+              <w:t>ög¢–jx</w:t>
+            </w:r>
+            <w:r>
+              <w:rPr>
+                <w:rFonts w:ascii="BRH Malayalam Extra" w:hAnsi="BRH Malayalam Extra" w:cs="BRH Malayalam Extra"/>
+                <w:color w:val="000000"/>
+                <w:sz w:val="32"/>
+                <w:szCs w:val="40"/>
+              </w:rPr>
+              <w:t xml:space="preserve"> </w:t>
+            </w:r>
+            <w:r>
+              <w:rPr>
+                <w:rFonts w:ascii="BRH Malayalam Extra" w:hAnsi="BRH Malayalam Extra" w:cs="BRH Malayalam Extra"/>
+                <w:color w:val="000000"/>
+                <w:sz w:val="32"/>
+                <w:szCs w:val="40"/>
+              </w:rPr>
+              <w:t xml:space="preserve">bMË§— | </w:t>
+            </w:r>
+          </w:p>
+        </w:tc>
+      </w:tr>
+      <w:tr>
+        <w:trPr>
+          <w:trHeight w:val="488"/>
+        </w:trPr>
+        <w:tc>
+          <w:tcPr>
+            <w:tcW w:w="7166" w:type="dxa"/>
+          </w:tcPr>
+          <w:p>
+            <w:pPr>
+              <w:widowControl w:val="0"/>
+              <w:autoSpaceDE w:val="0"/>
+              <w:autoSpaceDN w:val="0"/>
+              <w:adjustRightInd w:val="0"/>
+              <w:spacing w:before="0" w:line="240" w:lineRule="auto"/>
+              <w:rPr>
+                <w:rFonts w:cs="BRH Malayalam Extra"/>
+                <w:szCs w:val="40"/>
+              </w:rPr>
+            </w:pPr>
+          </w:p>
+        </w:tc>
+        <w:tc>
+          <w:tcPr>
+            <w:tcW w:w="7371" w:type="dxa"/>
+          </w:tcPr>
+          <w:p>
+            <w:pPr>
+              <w:widowControl w:val="0"/>
+              <w:autoSpaceDE w:val="0"/>
+              <w:autoSpaceDN w:val="0"/>
+              <w:adjustRightInd w:val="0"/>
+              <w:spacing w:before="0" w:line="240" w:lineRule="auto"/>
+              <w:rPr>
+                <w:rFonts w:cs="BRH Malayalam Extra"/>
+                <w:szCs w:val="40"/>
+              </w:rPr>
+            </w:pPr>
+          </w:p>
+        </w:tc>
+      </w:tr>
+    </w:tbl>
+    <w:p>
+      <w:pPr>
+        <w:spacing w:before="0" w:line="240" w:lineRule="auto"/>
+        <w:jc w:val="center"/>
+        <w:rPr>
+          <w:b/>
+          <w:bCs/>
+          <w:sz w:val="32"/>
+          <w:szCs w:val="32"/>
+          <w:u w:val="single"/>
+        </w:rPr>
+      </w:pPr>
+    </w:p>
+    <w:p>
+      <w:pPr>
+        <w:spacing w:before="0" w:line="240" w:lineRule="auto"/>
+        <w:jc w:val="center"/>
+        <w:rPr>
+          <w:b/>
+          <w:bCs/>
+          <w:sz w:val="32"/>
+          <w:szCs w:val="32"/>
+          <w:u w:val="single"/>
+        </w:rPr>
+      </w:pPr>
+    </w:p>
     <w:p>
       <w:pPr>
         <w:spacing w:before="0" w:line="240" w:lineRule="auto"/>
@@ -153,27 +1573,7 @@
           <w:sz w:val="28"/>
           <w:szCs w:val="32"/>
         </w:rPr>
-        <w:t>(</w:t>
-      </w:r>
-      <w:proofErr w:type="gramStart"/>
-      <w:r>
-        <w:rPr>
-          <w:b/>
-          <w:bCs/>
-          <w:sz w:val="28"/>
-          <w:szCs w:val="32"/>
-        </w:rPr>
-        <w:t>ignore</w:t>
-      </w:r>
-      <w:proofErr w:type="gramEnd"/>
-      <w:r>
-        <w:rPr>
-          <w:b/>
-          <w:bCs/>
-          <w:sz w:val="28"/>
-          <w:szCs w:val="32"/>
-        </w:rPr>
-        <w:t xml:space="preserve"> those which are already incorporated in your book’s version and date)</w:t>
+        <w:t>(ignore those which are already incorporated in your book’s version and date)</w:t>
       </w:r>
     </w:p>
     <w:tbl>
@@ -384,27 +1784,7 @@
                 <w:sz w:val="32"/>
                 <w:szCs w:val="40"/>
               </w:rPr>
-              <w:t>)</w:t>
-            </w:r>
-            <w:proofErr w:type="gramStart"/>
-            <w:r>
-              <w:rPr>
-                <w:rFonts w:ascii="BRH Malayalam Extra" w:hAnsi="BRH Malayalam Extra" w:cs="BRH Malayalam Extra"/>
-                <w:color w:val="000000"/>
-                <w:sz w:val="32"/>
-                <w:szCs w:val="40"/>
-              </w:rPr>
-              <w:t>-  CZy</w:t>
-            </w:r>
-            <w:proofErr w:type="gramEnd"/>
-            <w:r>
-              <w:rPr>
-                <w:rFonts w:ascii="BRH Malayalam Extra" w:hAnsi="BRH Malayalam Extra" w:cs="BRH Malayalam Extra"/>
-                <w:color w:val="000000"/>
-                <w:sz w:val="32"/>
-                <w:szCs w:val="40"/>
-              </w:rPr>
-              <w:t>— | AsÜ—ËI |</w:t>
+              <w:t>)-  CZy— | AsÜ—ËI |</w:t>
             </w:r>
           </w:p>
           <w:p>
@@ -603,27 +1983,7 @@
                 <w:sz w:val="32"/>
                 <w:szCs w:val="40"/>
               </w:rPr>
-              <w:t>)</w:t>
-            </w:r>
-            <w:proofErr w:type="gramStart"/>
-            <w:r>
-              <w:rPr>
-                <w:rFonts w:ascii="BRH Malayalam Extra" w:hAnsi="BRH Malayalam Extra" w:cs="BRH Malayalam Extra"/>
-                <w:color w:val="000000"/>
-                <w:sz w:val="32"/>
-                <w:szCs w:val="40"/>
-              </w:rPr>
-              <w:t>-  CZy</w:t>
-            </w:r>
-            <w:proofErr w:type="gramEnd"/>
-            <w:r>
-              <w:rPr>
-                <w:rFonts w:ascii="BRH Malayalam Extra" w:hAnsi="BRH Malayalam Extra" w:cs="BRH Malayalam Extra"/>
-                <w:color w:val="000000"/>
-                <w:sz w:val="32"/>
-                <w:szCs w:val="40"/>
-              </w:rPr>
-              <w:t>— | AsÜ—ËI |</w:t>
+              <w:t>)-  CZy— | AsÜ—ËI |</w:t>
             </w:r>
           </w:p>
           <w:p>
@@ -827,19 +2187,8 @@
                 <w:sz w:val="32"/>
                 <w:szCs w:val="40"/>
               </w:rPr>
-              <w:t>)</w:t>
-            </w:r>
-            <w:proofErr w:type="gramStart"/>
-            <w:r>
-              <w:rPr>
-                <w:rFonts w:ascii="BRH Malayalam Extra" w:hAnsi="BRH Malayalam Extra" w:cs="BRH Malayalam Extra"/>
-                <w:color w:val="000000"/>
-                <w:sz w:val="32"/>
-                <w:szCs w:val="40"/>
-              </w:rPr>
-              <w:t>-  A</w:t>
-            </w:r>
-            <w:proofErr w:type="gramEnd"/>
+              <w:t>)-  A</w:t>
+            </w:r>
             <w:r>
               <w:rPr>
                 <w:rFonts w:ascii="BRH Malayalam Extra" w:hAnsi="BRH Malayalam Extra" w:cs="BRH Malayalam Extra"/>
@@ -1051,6 +2400,7 @@
                 <w:color w:val="000000"/>
                 <w:szCs w:val="40"/>
               </w:rPr>
+              <w:lastRenderedPageBreak/>
               <w:t>37</w:t>
             </w:r>
             <w:r>
@@ -1154,27 +2504,7 @@
                 <w:sz w:val="32"/>
                 <w:szCs w:val="40"/>
               </w:rPr>
-              <w:t>)</w:t>
-            </w:r>
-            <w:proofErr w:type="gramStart"/>
-            <w:r>
-              <w:rPr>
-                <w:rFonts w:ascii="BRH Malayalam Extra" w:hAnsi="BRH Malayalam Extra" w:cs="BRH Malayalam Extra"/>
-                <w:color w:val="000000"/>
-                <w:sz w:val="32"/>
-                <w:szCs w:val="40"/>
-              </w:rPr>
-              <w:t>-  BRõ</w:t>
-            </w:r>
-            <w:proofErr w:type="gramEnd"/>
-            <w:r>
-              <w:rPr>
-                <w:rFonts w:ascii="BRH Malayalam Extra" w:hAnsi="BRH Malayalam Extra" w:cs="BRH Malayalam Extra"/>
-                <w:color w:val="000000"/>
-                <w:sz w:val="32"/>
-                <w:szCs w:val="40"/>
-              </w:rPr>
-              <w:t>—hx</w:t>
+              <w:t>)-  BRõ—hx</w:t>
             </w:r>
             <w:r>
               <w:rPr>
@@ -1578,27 +2908,7 @@
                 <w:sz w:val="32"/>
                 <w:szCs w:val="40"/>
               </w:rPr>
-              <w:t>)</w:t>
-            </w:r>
-            <w:proofErr w:type="gramStart"/>
-            <w:r>
-              <w:rPr>
-                <w:rFonts w:ascii="BRH Malayalam Extra" w:hAnsi="BRH Malayalam Extra" w:cs="BRH Malayalam Extra"/>
-                <w:color w:val="000000"/>
-                <w:sz w:val="32"/>
-                <w:szCs w:val="40"/>
-              </w:rPr>
-              <w:t>-  BRõ</w:t>
-            </w:r>
-            <w:proofErr w:type="gramEnd"/>
-            <w:r>
-              <w:rPr>
-                <w:rFonts w:ascii="BRH Malayalam Extra" w:hAnsi="BRH Malayalam Extra" w:cs="BRH Malayalam Extra"/>
-                <w:color w:val="000000"/>
-                <w:sz w:val="32"/>
-                <w:szCs w:val="40"/>
-              </w:rPr>
-              <w:t>—hx</w:t>
+              <w:t>)-  BRõ—hx</w:t>
             </w:r>
             <w:r>
               <w:rPr>
@@ -1748,6 +3058,7 @@
                 <w:color w:val="000000"/>
                 <w:szCs w:val="40"/>
               </w:rPr>
+              <w:lastRenderedPageBreak/>
               <w:t>35</w:t>
             </w:r>
             <w:r>
@@ -1851,19 +3162,8 @@
                 <w:sz w:val="32"/>
                 <w:szCs w:val="40"/>
               </w:rPr>
-              <w:t>)</w:t>
-            </w:r>
-            <w:proofErr w:type="gramStart"/>
-            <w:r>
-              <w:rPr>
-                <w:rFonts w:ascii="BRH Malayalam Extra" w:hAnsi="BRH Malayalam Extra" w:cs="BRH Malayalam Extra"/>
-                <w:color w:val="000000"/>
-                <w:sz w:val="32"/>
-                <w:szCs w:val="40"/>
-              </w:rPr>
-              <w:t>-  A</w:t>
-            </w:r>
-            <w:proofErr w:type="gramEnd"/>
+              <w:t>)-  A</w:t>
+            </w:r>
             <w:r>
               <w:rPr>
                 <w:rFonts w:ascii="BRH Malayalam Extra" w:hAnsi="BRH Malayalam Extra" w:cs="BRH Malayalam Extra"/>
@@ -2071,6 +3371,7 @@
                 <w:color w:val="000000"/>
                 <w:szCs w:val="40"/>
               </w:rPr>
+              <w:lastRenderedPageBreak/>
               <w:t>37</w:t>
             </w:r>
             <w:r>
@@ -2174,27 +3475,7 @@
                 <w:sz w:val="32"/>
                 <w:szCs w:val="40"/>
               </w:rPr>
-              <w:t>)</w:t>
-            </w:r>
-            <w:proofErr w:type="gramStart"/>
-            <w:r>
-              <w:rPr>
-                <w:rFonts w:ascii="BRH Malayalam Extra" w:hAnsi="BRH Malayalam Extra" w:cs="BRH Malayalam Extra"/>
-                <w:color w:val="000000"/>
-                <w:sz w:val="32"/>
-                <w:szCs w:val="40"/>
-              </w:rPr>
-              <w:t>-  BRõ</w:t>
-            </w:r>
-            <w:proofErr w:type="gramEnd"/>
-            <w:r>
-              <w:rPr>
-                <w:rFonts w:ascii="BRH Malayalam Extra" w:hAnsi="BRH Malayalam Extra" w:cs="BRH Malayalam Extra"/>
-                <w:color w:val="000000"/>
-                <w:sz w:val="32"/>
-                <w:szCs w:val="40"/>
-              </w:rPr>
-              <w:t>—hx</w:t>
+              <w:t>)-  BRõ—hx</w:t>
             </w:r>
             <w:r>
               <w:rPr>
@@ -2547,27 +3828,7 @@
                 <w:sz w:val="32"/>
                 <w:szCs w:val="40"/>
               </w:rPr>
-              <w:t>)</w:t>
-            </w:r>
-            <w:proofErr w:type="gramStart"/>
-            <w:r>
-              <w:rPr>
-                <w:rFonts w:ascii="BRH Malayalam Extra" w:hAnsi="BRH Malayalam Extra" w:cs="BRH Malayalam Extra"/>
-                <w:color w:val="000000"/>
-                <w:sz w:val="32"/>
-                <w:szCs w:val="40"/>
-              </w:rPr>
-              <w:t>-  BRõ</w:t>
-            </w:r>
-            <w:proofErr w:type="gramEnd"/>
-            <w:r>
-              <w:rPr>
-                <w:rFonts w:ascii="BRH Malayalam Extra" w:hAnsi="BRH Malayalam Extra" w:cs="BRH Malayalam Extra"/>
-                <w:color w:val="000000"/>
-                <w:sz w:val="32"/>
-                <w:szCs w:val="40"/>
-              </w:rPr>
-              <w:t>—hx</w:t>
+              <w:t>)-  BRõ—hx</w:t>
             </w:r>
             <w:r>
               <w:rPr>
@@ -2817,27 +4078,7 @@
                 <w:sz w:val="32"/>
                 <w:szCs w:val="40"/>
               </w:rPr>
-              <w:t>)</w:t>
-            </w:r>
-            <w:proofErr w:type="gramStart"/>
-            <w:r>
-              <w:rPr>
-                <w:rFonts w:ascii="BRH Malayalam Extra" w:hAnsi="BRH Malayalam Extra" w:cs="BRH Malayalam Extra"/>
-                <w:color w:val="000000"/>
-                <w:sz w:val="32"/>
-                <w:szCs w:val="40"/>
-              </w:rPr>
-              <w:t>-  CZy</w:t>
-            </w:r>
-            <w:proofErr w:type="gramEnd"/>
-            <w:r>
-              <w:rPr>
-                <w:rFonts w:ascii="BRH Malayalam Extra" w:hAnsi="BRH Malayalam Extra" w:cs="BRH Malayalam Extra"/>
-                <w:color w:val="000000"/>
-                <w:sz w:val="32"/>
-                <w:szCs w:val="40"/>
-              </w:rPr>
-              <w:t>— | e¡</w:t>
+              <w:t>)-  CZy— | e¡</w:t>
             </w:r>
             <w:r>
               <w:rPr>
@@ -3204,27 +4445,7 @@
                 <w:sz w:val="32"/>
                 <w:szCs w:val="40"/>
               </w:rPr>
-              <w:t>)</w:t>
-            </w:r>
-            <w:proofErr w:type="gramStart"/>
-            <w:r>
-              <w:rPr>
-                <w:rFonts w:ascii="BRH Malayalam Extra" w:hAnsi="BRH Malayalam Extra" w:cs="BRH Malayalam Extra"/>
-                <w:color w:val="000000"/>
-                <w:sz w:val="32"/>
-                <w:szCs w:val="40"/>
-              </w:rPr>
-              <w:t>-  e</w:t>
-            </w:r>
-            <w:proofErr w:type="gramEnd"/>
-            <w:r>
-              <w:rPr>
-                <w:rFonts w:ascii="BRH Malayalam Extra" w:hAnsi="BRH Malayalam Extra" w:cs="BRH Malayalam Extra"/>
-                <w:color w:val="000000"/>
-                <w:sz w:val="32"/>
-                <w:szCs w:val="40"/>
-              </w:rPr>
-              <w:t>¡</w:t>
+              <w:t>)-  e¡</w:t>
             </w:r>
             <w:r>
               <w:rPr>
@@ -3782,27 +5003,7 @@
                 <w:sz w:val="32"/>
                 <w:szCs w:val="40"/>
               </w:rPr>
-              <w:t>)</w:t>
-            </w:r>
-            <w:proofErr w:type="gramStart"/>
-            <w:r>
-              <w:rPr>
-                <w:rFonts w:ascii="BRH Malayalam Extra" w:hAnsi="BRH Malayalam Extra" w:cs="BRH Malayalam Extra"/>
-                <w:color w:val="000000"/>
-                <w:sz w:val="32"/>
-                <w:szCs w:val="40"/>
-              </w:rPr>
-              <w:t>-  e</w:t>
-            </w:r>
-            <w:proofErr w:type="gramEnd"/>
-            <w:r>
-              <w:rPr>
-                <w:rFonts w:ascii="BRH Malayalam Extra" w:hAnsi="BRH Malayalam Extra" w:cs="BRH Malayalam Extra"/>
-                <w:color w:val="000000"/>
-                <w:sz w:val="32"/>
-                <w:szCs w:val="40"/>
-              </w:rPr>
-              <w:t>¡</w:t>
+              <w:t>)-  e¡</w:t>
             </w:r>
             <w:r>
               <w:rPr>
@@ -4100,27 +5301,7 @@
                 <w:sz w:val="32"/>
                 <w:szCs w:val="40"/>
               </w:rPr>
-              <w:t>)</w:t>
-            </w:r>
-            <w:proofErr w:type="gramStart"/>
-            <w:r>
-              <w:rPr>
-                <w:rFonts w:ascii="BRH Malayalam Extra" w:hAnsi="BRH Malayalam Extra" w:cs="BRH Malayalam Extra"/>
-                <w:color w:val="000000"/>
-                <w:sz w:val="32"/>
-                <w:szCs w:val="40"/>
-              </w:rPr>
-              <w:t>-  CZy</w:t>
-            </w:r>
-            <w:proofErr w:type="gramEnd"/>
-            <w:r>
-              <w:rPr>
-                <w:rFonts w:ascii="BRH Malayalam Extra" w:hAnsi="BRH Malayalam Extra" w:cs="BRH Malayalam Extra"/>
-                <w:color w:val="000000"/>
-                <w:sz w:val="32"/>
-                <w:szCs w:val="40"/>
-              </w:rPr>
-              <w:t>— | e¡</w:t>
+              <w:t>)-  CZy— | e¡</w:t>
             </w:r>
             <w:r>
               <w:rPr>
@@ -4461,27 +5642,7 @@
                 <w:sz w:val="32"/>
                 <w:szCs w:val="40"/>
               </w:rPr>
-              <w:t>)</w:t>
-            </w:r>
-            <w:proofErr w:type="gramStart"/>
-            <w:r>
-              <w:rPr>
-                <w:rFonts w:ascii="BRH Malayalam Extra" w:hAnsi="BRH Malayalam Extra" w:cs="BRH Malayalam Extra"/>
-                <w:color w:val="000000"/>
-                <w:sz w:val="32"/>
-                <w:szCs w:val="40"/>
-              </w:rPr>
-              <w:t>-  e</w:t>
-            </w:r>
-            <w:proofErr w:type="gramEnd"/>
-            <w:r>
-              <w:rPr>
-                <w:rFonts w:ascii="BRH Malayalam Extra" w:hAnsi="BRH Malayalam Extra" w:cs="BRH Malayalam Extra"/>
-                <w:color w:val="000000"/>
-                <w:sz w:val="32"/>
-                <w:szCs w:val="40"/>
-              </w:rPr>
-              <w:t>¡</w:t>
+              <w:t>)-  e¡</w:t>
             </w:r>
             <w:r>
               <w:rPr>
@@ -4977,27 +6138,7 @@
                 <w:sz w:val="32"/>
                 <w:szCs w:val="40"/>
               </w:rPr>
-              <w:t>)</w:t>
-            </w:r>
-            <w:proofErr w:type="gramStart"/>
-            <w:r>
-              <w:rPr>
-                <w:rFonts w:ascii="BRH Malayalam Extra" w:hAnsi="BRH Malayalam Extra" w:cs="BRH Malayalam Extra"/>
-                <w:color w:val="000000"/>
-                <w:sz w:val="32"/>
-                <w:szCs w:val="40"/>
-              </w:rPr>
-              <w:t>-  e</w:t>
-            </w:r>
-            <w:proofErr w:type="gramEnd"/>
-            <w:r>
-              <w:rPr>
-                <w:rFonts w:ascii="BRH Malayalam Extra" w:hAnsi="BRH Malayalam Extra" w:cs="BRH Malayalam Extra"/>
-                <w:color w:val="000000"/>
-                <w:sz w:val="32"/>
-                <w:szCs w:val="40"/>
-              </w:rPr>
-              <w:t>¡</w:t>
+              <w:t>)-  e¡</w:t>
             </w:r>
             <w:r>
               <w:rPr>
@@ -5282,27 +6423,7 @@
                 <w:sz w:val="32"/>
                 <w:szCs w:val="40"/>
               </w:rPr>
-              <w:t>)</w:t>
-            </w:r>
-            <w:proofErr w:type="gramStart"/>
-            <w:r>
-              <w:rPr>
-                <w:rFonts w:ascii="BRH Malayalam Extra" w:hAnsi="BRH Malayalam Extra" w:cs="BRH Malayalam Extra"/>
-                <w:color w:val="000000"/>
-                <w:sz w:val="32"/>
-                <w:szCs w:val="40"/>
-              </w:rPr>
-              <w:t>-  d</w:t>
-            </w:r>
-            <w:proofErr w:type="gramEnd"/>
-            <w:r>
-              <w:rPr>
-                <w:rFonts w:ascii="BRH Malayalam Extra" w:hAnsi="BRH Malayalam Extra" w:cs="BRH Malayalam Extra"/>
-                <w:color w:val="000000"/>
-                <w:sz w:val="32"/>
-                <w:szCs w:val="40"/>
-              </w:rPr>
-              <w:t>¡</w:t>
+              <w:t>)-  d¡</w:t>
             </w:r>
             <w:r>
               <w:rPr>
@@ -5681,6 +6802,7 @@
                 <w:color w:val="000000"/>
                 <w:szCs w:val="40"/>
               </w:rPr>
+              <w:lastRenderedPageBreak/>
               <w:t>58</w:t>
             </w:r>
             <w:r>
@@ -5784,19 +6906,8 @@
                 <w:sz w:val="32"/>
                 <w:szCs w:val="40"/>
               </w:rPr>
-              <w:t>)</w:t>
-            </w:r>
-            <w:proofErr w:type="gramStart"/>
-            <w:r>
-              <w:rPr>
-                <w:rFonts w:ascii="BRH Malayalam Extra" w:hAnsi="BRH Malayalam Extra" w:cs="BRH Malayalam Extra"/>
-                <w:color w:val="000000"/>
-                <w:sz w:val="32"/>
-                <w:szCs w:val="40"/>
-              </w:rPr>
-              <w:t>-  D</w:t>
-            </w:r>
-            <w:proofErr w:type="gramEnd"/>
+              <w:t>)-  D</w:t>
+            </w:r>
             <w:r>
               <w:rPr>
                 <w:rFonts w:ascii="BRH Malayalam Extra" w:hAnsi="BRH Malayalam Extra" w:cs="BRH Malayalam Extra"/>
@@ -6211,19 +7322,8 @@
                 <w:sz w:val="32"/>
                 <w:szCs w:val="40"/>
               </w:rPr>
-              <w:t>)</w:t>
-            </w:r>
-            <w:proofErr w:type="gramStart"/>
-            <w:r>
-              <w:rPr>
-                <w:rFonts w:ascii="BRH Malayalam Extra" w:hAnsi="BRH Malayalam Extra" w:cs="BRH Malayalam Extra"/>
-                <w:color w:val="000000"/>
-                <w:sz w:val="32"/>
-                <w:szCs w:val="40"/>
-              </w:rPr>
-              <w:t>-  D</w:t>
-            </w:r>
-            <w:proofErr w:type="gramEnd"/>
+              <w:t>)-  D</w:t>
+            </w:r>
             <w:r>
               <w:rPr>
                 <w:rFonts w:ascii="BRH Malayalam Extra" w:hAnsi="BRH Malayalam Extra" w:cs="BRH Malayalam Extra"/>
@@ -6432,6 +7532,7 @@
                 <w:color w:val="000000"/>
                 <w:szCs w:val="40"/>
               </w:rPr>
+              <w:lastRenderedPageBreak/>
               <w:t>57</w:t>
             </w:r>
             <w:r>
@@ -6535,27 +7636,7 @@
                 <w:sz w:val="32"/>
                 <w:szCs w:val="40"/>
               </w:rPr>
-              <w:t>)</w:t>
-            </w:r>
-            <w:proofErr w:type="gramStart"/>
-            <w:r>
-              <w:rPr>
-                <w:rFonts w:ascii="BRH Malayalam Extra" w:hAnsi="BRH Malayalam Extra" w:cs="BRH Malayalam Extra"/>
-                <w:color w:val="000000"/>
-                <w:sz w:val="32"/>
-                <w:szCs w:val="40"/>
-              </w:rPr>
-              <w:t>-  d</w:t>
-            </w:r>
-            <w:proofErr w:type="gramEnd"/>
-            <w:r>
-              <w:rPr>
-                <w:rFonts w:ascii="BRH Malayalam Extra" w:hAnsi="BRH Malayalam Extra" w:cs="BRH Malayalam Extra"/>
-                <w:color w:val="000000"/>
-                <w:sz w:val="32"/>
-                <w:szCs w:val="40"/>
-              </w:rPr>
-              <w:t>¡</w:t>
+              <w:t>)-  d¡</w:t>
             </w:r>
             <w:r>
               <w:rPr>
@@ -6932,6 +8013,7 @@
                 <w:color w:val="000000"/>
                 <w:szCs w:val="40"/>
               </w:rPr>
+              <w:lastRenderedPageBreak/>
               <w:t>58</w:t>
             </w:r>
             <w:r>
@@ -7035,19 +8117,8 @@
                 <w:sz w:val="32"/>
                 <w:szCs w:val="40"/>
               </w:rPr>
-              <w:t>)</w:t>
-            </w:r>
-            <w:proofErr w:type="gramStart"/>
-            <w:r>
-              <w:rPr>
-                <w:rFonts w:ascii="BRH Malayalam Extra" w:hAnsi="BRH Malayalam Extra" w:cs="BRH Malayalam Extra"/>
-                <w:color w:val="000000"/>
-                <w:sz w:val="32"/>
-                <w:szCs w:val="40"/>
-              </w:rPr>
-              <w:t>-  D</w:t>
-            </w:r>
-            <w:proofErr w:type="gramEnd"/>
+              <w:t>)-  D</w:t>
+            </w:r>
             <w:r>
               <w:rPr>
                 <w:rFonts w:ascii="BRH Malayalam Extra" w:hAnsi="BRH Malayalam Extra" w:cs="BRH Malayalam Extra"/>
@@ -7433,19 +8504,8 @@
                 <w:sz w:val="32"/>
                 <w:szCs w:val="40"/>
               </w:rPr>
-              <w:t>)</w:t>
-            </w:r>
-            <w:proofErr w:type="gramStart"/>
-            <w:r>
-              <w:rPr>
-                <w:rFonts w:ascii="BRH Malayalam Extra" w:hAnsi="BRH Malayalam Extra" w:cs="BRH Malayalam Extra"/>
-                <w:color w:val="000000"/>
-                <w:sz w:val="32"/>
-                <w:szCs w:val="40"/>
-              </w:rPr>
-              <w:t>-  D</w:t>
-            </w:r>
-            <w:proofErr w:type="gramEnd"/>
+              <w:t>)-  D</w:t>
+            </w:r>
             <w:r>
               <w:rPr>
                 <w:rFonts w:ascii="BRH Malayalam Extra" w:hAnsi="BRH Malayalam Extra" w:cs="BRH Malayalam Extra"/>
@@ -7745,27 +8805,7 @@
                 <w:sz w:val="32"/>
                 <w:szCs w:val="40"/>
               </w:rPr>
-              <w:t>)</w:t>
-            </w:r>
-            <w:proofErr w:type="gramStart"/>
-            <w:r>
-              <w:rPr>
-                <w:rFonts w:ascii="BRH Malayalam Extra" w:hAnsi="BRH Malayalam Extra" w:cs="BRH Malayalam Extra"/>
-                <w:color w:val="000000"/>
-                <w:sz w:val="32"/>
-                <w:szCs w:val="40"/>
-              </w:rPr>
-              <w:t>-  d</w:t>
-            </w:r>
-            <w:proofErr w:type="gramEnd"/>
-            <w:r>
-              <w:rPr>
-                <w:rFonts w:ascii="BRH Malayalam Extra" w:hAnsi="BRH Malayalam Extra" w:cs="BRH Malayalam Extra"/>
-                <w:color w:val="000000"/>
-                <w:sz w:val="32"/>
-                <w:szCs w:val="40"/>
-              </w:rPr>
-              <w:t>¡</w:t>
+              <w:t>)-  d¡</w:t>
             </w:r>
             <w:r>
               <w:rPr>
@@ -8262,27 +9302,7 @@
                 <w:sz w:val="32"/>
                 <w:szCs w:val="40"/>
               </w:rPr>
-              <w:t>)</w:t>
-            </w:r>
-            <w:proofErr w:type="gramStart"/>
-            <w:r>
-              <w:rPr>
-                <w:rFonts w:ascii="BRH Malayalam Extra" w:hAnsi="BRH Malayalam Extra" w:cs="BRH Malayalam Extra"/>
-                <w:color w:val="000000"/>
-                <w:sz w:val="32"/>
-                <w:szCs w:val="40"/>
-              </w:rPr>
-              <w:t>-  e</w:t>
-            </w:r>
-            <w:proofErr w:type="gramEnd"/>
-            <w:r>
-              <w:rPr>
-                <w:rFonts w:ascii="BRH Malayalam Extra" w:hAnsi="BRH Malayalam Extra" w:cs="BRH Malayalam Extra"/>
-                <w:color w:val="000000"/>
-                <w:sz w:val="32"/>
-                <w:szCs w:val="40"/>
-              </w:rPr>
-              <w:t>¡</w:t>
+              <w:t>)-  e¡</w:t>
             </w:r>
             <w:r>
               <w:rPr>
@@ -8840,27 +9860,7 @@
                 <w:sz w:val="32"/>
                 <w:szCs w:val="40"/>
               </w:rPr>
-              <w:t>)</w:t>
-            </w:r>
-            <w:proofErr w:type="gramStart"/>
-            <w:r>
-              <w:rPr>
-                <w:rFonts w:ascii="BRH Malayalam Extra" w:hAnsi="BRH Malayalam Extra" w:cs="BRH Malayalam Extra"/>
-                <w:color w:val="000000"/>
-                <w:sz w:val="32"/>
-                <w:szCs w:val="40"/>
-              </w:rPr>
-              <w:t>-  e</w:t>
-            </w:r>
-            <w:proofErr w:type="gramEnd"/>
-            <w:r>
-              <w:rPr>
-                <w:rFonts w:ascii="BRH Malayalam Extra" w:hAnsi="BRH Malayalam Extra" w:cs="BRH Malayalam Extra"/>
-                <w:color w:val="000000"/>
-                <w:sz w:val="32"/>
-                <w:szCs w:val="40"/>
-              </w:rPr>
-              <w:t>¡</w:t>
+              <w:t>)-  e¡</w:t>
             </w:r>
             <w:r>
               <w:rPr>
@@ -9158,27 +10158,7 @@
                 <w:sz w:val="32"/>
                 <w:szCs w:val="40"/>
               </w:rPr>
-              <w:t>)</w:t>
-            </w:r>
-            <w:proofErr w:type="gramStart"/>
-            <w:r>
-              <w:rPr>
-                <w:rFonts w:ascii="BRH Malayalam Extra" w:hAnsi="BRH Malayalam Extra" w:cs="BRH Malayalam Extra"/>
-                <w:color w:val="000000"/>
-                <w:sz w:val="32"/>
-                <w:szCs w:val="40"/>
-              </w:rPr>
-              <w:t>-  d</w:t>
-            </w:r>
-            <w:proofErr w:type="gramEnd"/>
-            <w:r>
-              <w:rPr>
-                <w:rFonts w:ascii="BRH Malayalam Extra" w:hAnsi="BRH Malayalam Extra" w:cs="BRH Malayalam Extra"/>
-                <w:color w:val="000000"/>
-                <w:sz w:val="32"/>
-                <w:szCs w:val="40"/>
-              </w:rPr>
-              <w:t>¡</w:t>
+              <w:t>)-  d¡</w:t>
             </w:r>
             <w:r>
               <w:rPr>
@@ -9603,27 +10583,7 @@
                 <w:sz w:val="32"/>
                 <w:szCs w:val="40"/>
               </w:rPr>
-              <w:t>)</w:t>
-            </w:r>
-            <w:proofErr w:type="gramStart"/>
-            <w:r>
-              <w:rPr>
-                <w:rFonts w:ascii="BRH Malayalam Extra" w:hAnsi="BRH Malayalam Extra" w:cs="BRH Malayalam Extra"/>
-                <w:color w:val="000000"/>
-                <w:sz w:val="32"/>
-                <w:szCs w:val="40"/>
-              </w:rPr>
-              <w:t>-  e</w:t>
-            </w:r>
-            <w:proofErr w:type="gramEnd"/>
-            <w:r>
-              <w:rPr>
-                <w:rFonts w:ascii="BRH Malayalam Extra" w:hAnsi="BRH Malayalam Extra" w:cs="BRH Malayalam Extra"/>
-                <w:color w:val="000000"/>
-                <w:sz w:val="32"/>
-                <w:szCs w:val="40"/>
-              </w:rPr>
-              <w:t>¡</w:t>
+              <w:t>)-  e¡</w:t>
             </w:r>
             <w:r>
               <w:rPr>
@@ -10119,27 +11079,7 @@
                 <w:sz w:val="32"/>
                 <w:szCs w:val="40"/>
               </w:rPr>
-              <w:t>)</w:t>
-            </w:r>
-            <w:proofErr w:type="gramStart"/>
-            <w:r>
-              <w:rPr>
-                <w:rFonts w:ascii="BRH Malayalam Extra" w:hAnsi="BRH Malayalam Extra" w:cs="BRH Malayalam Extra"/>
-                <w:color w:val="000000"/>
-                <w:sz w:val="32"/>
-                <w:szCs w:val="40"/>
-              </w:rPr>
-              <w:t>-  e</w:t>
-            </w:r>
-            <w:proofErr w:type="gramEnd"/>
-            <w:r>
-              <w:rPr>
-                <w:rFonts w:ascii="BRH Malayalam Extra" w:hAnsi="BRH Malayalam Extra" w:cs="BRH Malayalam Extra"/>
-                <w:color w:val="000000"/>
-                <w:sz w:val="32"/>
-                <w:szCs w:val="40"/>
-              </w:rPr>
-              <w:t>¡</w:t>
+              <w:t>)-  e¡</w:t>
             </w:r>
             <w:r>
               <w:rPr>
@@ -10424,19 +11364,8 @@
                 <w:sz w:val="32"/>
                 <w:szCs w:val="40"/>
               </w:rPr>
-              <w:t>)</w:t>
-            </w:r>
-            <w:proofErr w:type="gramStart"/>
-            <w:r>
-              <w:rPr>
-                <w:rFonts w:ascii="BRH Malayalam Extra" w:hAnsi="BRH Malayalam Extra" w:cs="BRH Malayalam Extra"/>
-                <w:color w:val="000000"/>
-                <w:sz w:val="32"/>
-                <w:szCs w:val="40"/>
-              </w:rPr>
-              <w:t>-  c</w:t>
-            </w:r>
-            <w:proofErr w:type="gramEnd"/>
+              <w:t>)-  c</w:t>
+            </w:r>
             <w:r>
               <w:rPr>
                 <w:rFonts w:ascii="BRH Malayalam Extra" w:hAnsi="BRH Malayalam Extra" w:cs="BRH Malayalam Extra"/>
@@ -10785,6 +11714,7 @@
                 <w:color w:val="000000"/>
                 <w:szCs w:val="40"/>
               </w:rPr>
+              <w:lastRenderedPageBreak/>
               <w:t>16</w:t>
             </w:r>
             <w:r>
@@ -10888,19 +11818,8 @@
                 <w:sz w:val="32"/>
                 <w:szCs w:val="40"/>
               </w:rPr>
-              <w:t>)</w:t>
-            </w:r>
-            <w:proofErr w:type="gramStart"/>
-            <w:r>
-              <w:rPr>
-                <w:rFonts w:ascii="BRH Malayalam Extra" w:hAnsi="BRH Malayalam Extra" w:cs="BRH Malayalam Extra"/>
-                <w:color w:val="000000"/>
-                <w:sz w:val="32"/>
-                <w:szCs w:val="40"/>
-              </w:rPr>
-              <w:t>-  D</w:t>
-            </w:r>
-            <w:proofErr w:type="gramEnd"/>
+              <w:t>)-  D</w:t>
+            </w:r>
             <w:r>
               <w:rPr>
                 <w:rFonts w:ascii="BRH Malayalam Extra" w:hAnsi="BRH Malayalam Extra" w:cs="BRH Malayalam Extra"/>
@@ -11324,19 +12243,8 @@
                 <w:sz w:val="32"/>
                 <w:szCs w:val="40"/>
               </w:rPr>
-              <w:t>)</w:t>
-            </w:r>
-            <w:proofErr w:type="gramStart"/>
-            <w:r>
-              <w:rPr>
-                <w:rFonts w:ascii="BRH Malayalam Extra" w:hAnsi="BRH Malayalam Extra" w:cs="BRH Malayalam Extra"/>
-                <w:color w:val="000000"/>
-                <w:sz w:val="32"/>
-                <w:szCs w:val="40"/>
-              </w:rPr>
-              <w:t>-  D</w:t>
-            </w:r>
-            <w:proofErr w:type="gramEnd"/>
+              <w:t>)-  D</w:t>
+            </w:r>
             <w:r>
               <w:rPr>
                 <w:rFonts w:ascii="BRH Malayalam Extra" w:hAnsi="BRH Malayalam Extra" w:cs="BRH Malayalam Extra"/>
@@ -11545,6 +12453,7 @@
                 <w:color w:val="000000"/>
                 <w:szCs w:val="40"/>
               </w:rPr>
+              <w:lastRenderedPageBreak/>
               <w:t>15</w:t>
             </w:r>
             <w:r>
@@ -11648,19 +12557,8 @@
                 <w:sz w:val="32"/>
                 <w:szCs w:val="40"/>
               </w:rPr>
-              <w:t>)</w:t>
-            </w:r>
-            <w:proofErr w:type="gramStart"/>
-            <w:r>
-              <w:rPr>
-                <w:rFonts w:ascii="BRH Malayalam Extra" w:hAnsi="BRH Malayalam Extra" w:cs="BRH Malayalam Extra"/>
-                <w:color w:val="000000"/>
-                <w:sz w:val="32"/>
-                <w:szCs w:val="40"/>
-              </w:rPr>
-              <w:t>-  c</w:t>
-            </w:r>
-            <w:proofErr w:type="gramEnd"/>
+              <w:t>)-  c</w:t>
+            </w:r>
             <w:r>
               <w:rPr>
                 <w:rFonts w:ascii="BRH Malayalam Extra" w:hAnsi="BRH Malayalam Extra" w:cs="BRH Malayalam Extra"/>
@@ -11955,6 +12853,7 @@
                 <w:color w:val="000000"/>
                 <w:szCs w:val="40"/>
               </w:rPr>
+              <w:lastRenderedPageBreak/>
               <w:t>16</w:t>
             </w:r>
             <w:r>
@@ -12058,19 +12957,8 @@
                 <w:sz w:val="32"/>
                 <w:szCs w:val="40"/>
               </w:rPr>
-              <w:t>)</w:t>
-            </w:r>
-            <w:proofErr w:type="gramStart"/>
-            <w:r>
-              <w:rPr>
-                <w:rFonts w:ascii="BRH Malayalam Extra" w:hAnsi="BRH Malayalam Extra" w:cs="BRH Malayalam Extra"/>
-                <w:color w:val="000000"/>
-                <w:sz w:val="32"/>
-                <w:szCs w:val="40"/>
-              </w:rPr>
-              <w:t>-  D</w:t>
-            </w:r>
-            <w:proofErr w:type="gramEnd"/>
+              <w:t>)-  D</w:t>
+            </w:r>
             <w:r>
               <w:rPr>
                 <w:rFonts w:ascii="BRH Malayalam Extra" w:hAnsi="BRH Malayalam Extra" w:cs="BRH Malayalam Extra"/>
@@ -12446,19 +13334,8 @@
                 <w:sz w:val="32"/>
                 <w:szCs w:val="40"/>
               </w:rPr>
-              <w:t>)</w:t>
-            </w:r>
-            <w:proofErr w:type="gramStart"/>
-            <w:r>
-              <w:rPr>
-                <w:rFonts w:ascii="BRH Malayalam Extra" w:hAnsi="BRH Malayalam Extra" w:cs="BRH Malayalam Extra"/>
-                <w:color w:val="000000"/>
-                <w:sz w:val="32"/>
-                <w:szCs w:val="40"/>
-              </w:rPr>
-              <w:t>-  D</w:t>
-            </w:r>
-            <w:proofErr w:type="gramEnd"/>
+              <w:t>)-  D</w:t>
+            </w:r>
             <w:r>
               <w:rPr>
                 <w:rFonts w:ascii="BRH Malayalam Extra" w:hAnsi="BRH Malayalam Extra" w:cs="BRH Malayalam Extra"/>
@@ -12654,7 +13531,6 @@
                 <w:color w:val="000000"/>
                 <w:szCs w:val="40"/>
               </w:rPr>
-              <w:lastRenderedPageBreak/>
               <w:t>31</w:t>
             </w:r>
             <w:r>
@@ -12758,27 +13634,7 @@
                 <w:sz w:val="32"/>
                 <w:szCs w:val="40"/>
               </w:rPr>
-              <w:t>)</w:t>
-            </w:r>
-            <w:proofErr w:type="gramStart"/>
-            <w:r>
-              <w:rPr>
-                <w:rFonts w:ascii="BRH Malayalam Extra" w:hAnsi="BRH Malayalam Extra" w:cs="BRH Malayalam Extra"/>
-                <w:color w:val="000000"/>
-                <w:sz w:val="32"/>
-                <w:szCs w:val="40"/>
-              </w:rPr>
-              <w:t>-  ¥</w:t>
-            </w:r>
-            <w:proofErr w:type="gramEnd"/>
-            <w:r>
-              <w:rPr>
-                <w:rFonts w:ascii="BRH Malayalam Extra" w:hAnsi="BRH Malayalam Extra" w:cs="BRH Malayalam Extra"/>
-                <w:color w:val="000000"/>
-                <w:sz w:val="32"/>
-                <w:szCs w:val="40"/>
-              </w:rPr>
-              <w:t>pb— | e¡</w:t>
+              <w:t>)-  ¥pb— | e¡</w:t>
             </w:r>
             <w:r>
               <w:rPr>
@@ -13192,27 +14048,7 @@
                 <w:sz w:val="32"/>
                 <w:szCs w:val="40"/>
               </w:rPr>
-              <w:t>)</w:t>
-            </w:r>
-            <w:proofErr w:type="gramStart"/>
-            <w:r>
-              <w:rPr>
-                <w:rFonts w:ascii="BRH Malayalam Extra" w:hAnsi="BRH Malayalam Extra" w:cs="BRH Malayalam Extra"/>
-                <w:color w:val="000000"/>
-                <w:sz w:val="32"/>
-                <w:szCs w:val="40"/>
-              </w:rPr>
-              <w:t>-  e</w:t>
-            </w:r>
-            <w:proofErr w:type="gramEnd"/>
-            <w:r>
-              <w:rPr>
-                <w:rFonts w:ascii="BRH Malayalam Extra" w:hAnsi="BRH Malayalam Extra" w:cs="BRH Malayalam Extra"/>
-                <w:color w:val="000000"/>
-                <w:sz w:val="32"/>
-                <w:szCs w:val="40"/>
-              </w:rPr>
-              <w:t>¡</w:t>
+              <w:t>)-  e¡</w:t>
             </w:r>
             <w:r>
               <w:rPr>
@@ -13770,27 +14606,7 @@
                 <w:sz w:val="32"/>
                 <w:szCs w:val="40"/>
               </w:rPr>
-              <w:t>)</w:t>
-            </w:r>
-            <w:proofErr w:type="gramStart"/>
-            <w:r>
-              <w:rPr>
-                <w:rFonts w:ascii="BRH Malayalam Extra" w:hAnsi="BRH Malayalam Extra" w:cs="BRH Malayalam Extra"/>
-                <w:color w:val="000000"/>
-                <w:sz w:val="32"/>
-                <w:szCs w:val="40"/>
-              </w:rPr>
-              <w:t>-  e</w:t>
-            </w:r>
-            <w:proofErr w:type="gramEnd"/>
-            <w:r>
-              <w:rPr>
-                <w:rFonts w:ascii="BRH Malayalam Extra" w:hAnsi="BRH Malayalam Extra" w:cs="BRH Malayalam Extra"/>
-                <w:color w:val="000000"/>
-                <w:sz w:val="32"/>
-                <w:szCs w:val="40"/>
-              </w:rPr>
-              <w:t>¡</w:t>
+              <w:t>)-  e¡</w:t>
             </w:r>
             <w:r>
               <w:rPr>
@@ -14088,27 +14904,7 @@
                 <w:sz w:val="32"/>
                 <w:szCs w:val="40"/>
               </w:rPr>
-              <w:t>)</w:t>
-            </w:r>
-            <w:proofErr w:type="gramStart"/>
-            <w:r>
-              <w:rPr>
-                <w:rFonts w:ascii="BRH Malayalam Extra" w:hAnsi="BRH Malayalam Extra" w:cs="BRH Malayalam Extra"/>
-                <w:color w:val="000000"/>
-                <w:sz w:val="32"/>
-                <w:szCs w:val="40"/>
-              </w:rPr>
-              <w:t>-  ¥</w:t>
-            </w:r>
-            <w:proofErr w:type="gramEnd"/>
-            <w:r>
-              <w:rPr>
-                <w:rFonts w:ascii="BRH Malayalam Extra" w:hAnsi="BRH Malayalam Extra" w:cs="BRH Malayalam Extra"/>
-                <w:color w:val="000000"/>
-                <w:sz w:val="32"/>
-                <w:szCs w:val="40"/>
-              </w:rPr>
-              <w:t>pb— | e¡</w:t>
+              <w:t>)-  ¥pb— | e¡</w:t>
             </w:r>
             <w:r>
               <w:rPr>
@@ -14458,27 +15254,7 @@
                 <w:sz w:val="32"/>
                 <w:szCs w:val="40"/>
               </w:rPr>
-              <w:t>)</w:t>
-            </w:r>
-            <w:proofErr w:type="gramStart"/>
-            <w:r>
-              <w:rPr>
-                <w:rFonts w:ascii="BRH Malayalam Extra" w:hAnsi="BRH Malayalam Extra" w:cs="BRH Malayalam Extra"/>
-                <w:color w:val="000000"/>
-                <w:sz w:val="32"/>
-                <w:szCs w:val="40"/>
-              </w:rPr>
-              <w:t>-  e</w:t>
-            </w:r>
-            <w:proofErr w:type="gramEnd"/>
-            <w:r>
-              <w:rPr>
-                <w:rFonts w:ascii="BRH Malayalam Extra" w:hAnsi="BRH Malayalam Extra" w:cs="BRH Malayalam Extra"/>
-                <w:color w:val="000000"/>
-                <w:sz w:val="32"/>
-                <w:szCs w:val="40"/>
-              </w:rPr>
-              <w:t>¡</w:t>
+              <w:t>)-  e¡</w:t>
             </w:r>
             <w:r>
               <w:rPr>
@@ -14964,27 +15740,7 @@
                 <w:sz w:val="32"/>
                 <w:szCs w:val="40"/>
               </w:rPr>
-              <w:t>)</w:t>
-            </w:r>
-            <w:proofErr w:type="gramStart"/>
-            <w:r>
-              <w:rPr>
-                <w:rFonts w:ascii="BRH Malayalam Extra" w:hAnsi="BRH Malayalam Extra" w:cs="BRH Malayalam Extra"/>
-                <w:color w:val="000000"/>
-                <w:sz w:val="32"/>
-                <w:szCs w:val="40"/>
-              </w:rPr>
-              <w:t>-  e</w:t>
-            </w:r>
-            <w:proofErr w:type="gramEnd"/>
-            <w:r>
-              <w:rPr>
-                <w:rFonts w:ascii="BRH Malayalam Extra" w:hAnsi="BRH Malayalam Extra" w:cs="BRH Malayalam Extra"/>
-                <w:color w:val="000000"/>
-                <w:sz w:val="32"/>
-                <w:szCs w:val="40"/>
-              </w:rPr>
-              <w:t>¡</w:t>
+              <w:t>)-  e¡</w:t>
             </w:r>
             <w:r>
               <w:rPr>
@@ -15269,27 +16025,7 @@
                 <w:sz w:val="32"/>
                 <w:szCs w:val="40"/>
               </w:rPr>
-              <w:t>)</w:t>
-            </w:r>
-            <w:proofErr w:type="gramStart"/>
-            <w:r>
-              <w:rPr>
-                <w:rFonts w:ascii="BRH Malayalam Extra" w:hAnsi="BRH Malayalam Extra" w:cs="BRH Malayalam Extra"/>
-                <w:color w:val="000000"/>
-                <w:sz w:val="32"/>
-                <w:szCs w:val="40"/>
-              </w:rPr>
-              <w:t>-  h</w:t>
-            </w:r>
-            <w:proofErr w:type="gramEnd"/>
-            <w:r>
-              <w:rPr>
-                <w:rFonts w:ascii="BRH Malayalam Extra" w:hAnsi="BRH Malayalam Extra" w:cs="BRH Malayalam Extra"/>
-                <w:color w:val="000000"/>
-                <w:sz w:val="32"/>
-                <w:szCs w:val="40"/>
-              </w:rPr>
-              <w:t>¡</w:t>
+              <w:t>)-  h¡</w:t>
             </w:r>
             <w:r>
               <w:rPr>
@@ -15690,6 +16426,7 @@
                 <w:color w:val="000000"/>
                 <w:szCs w:val="40"/>
               </w:rPr>
+              <w:lastRenderedPageBreak/>
               <w:t>42</w:t>
             </w:r>
             <w:r>
@@ -15793,19 +16530,8 @@
                 <w:sz w:val="32"/>
                 <w:szCs w:val="40"/>
               </w:rPr>
-              <w:t>)</w:t>
-            </w:r>
-            <w:proofErr w:type="gramStart"/>
-            <w:r>
-              <w:rPr>
-                <w:rFonts w:ascii="BRH Malayalam Extra" w:hAnsi="BRH Malayalam Extra" w:cs="BRH Malayalam Extra"/>
-                <w:color w:val="000000"/>
-                <w:sz w:val="32"/>
-                <w:szCs w:val="40"/>
-              </w:rPr>
-              <w:t>-  D</w:t>
-            </w:r>
-            <w:proofErr w:type="gramEnd"/>
+              <w:t>)-  D</w:t>
+            </w:r>
             <w:r>
               <w:rPr>
                 <w:rFonts w:ascii="BRH Malayalam Extra" w:hAnsi="BRH Malayalam Extra" w:cs="BRH Malayalam Extra"/>
@@ -16229,19 +16955,8 @@
                 <w:sz w:val="32"/>
                 <w:szCs w:val="40"/>
               </w:rPr>
-              <w:t>)</w:t>
-            </w:r>
-            <w:proofErr w:type="gramStart"/>
-            <w:r>
-              <w:rPr>
-                <w:rFonts w:ascii="BRH Malayalam Extra" w:hAnsi="BRH Malayalam Extra" w:cs="BRH Malayalam Extra"/>
-                <w:color w:val="000000"/>
-                <w:sz w:val="32"/>
-                <w:szCs w:val="40"/>
-              </w:rPr>
-              <w:t>-  D</w:t>
-            </w:r>
-            <w:proofErr w:type="gramEnd"/>
+              <w:t>)-  D</w:t>
+            </w:r>
             <w:r>
               <w:rPr>
                 <w:rFonts w:ascii="BRH Malayalam Extra" w:hAnsi="BRH Malayalam Extra" w:cs="BRH Malayalam Extra"/>
@@ -16450,6 +17165,7 @@
                 <w:color w:val="000000"/>
                 <w:szCs w:val="40"/>
               </w:rPr>
+              <w:lastRenderedPageBreak/>
               <w:t>41</w:t>
             </w:r>
             <w:r>
@@ -16553,27 +17269,7 @@
                 <w:sz w:val="32"/>
                 <w:szCs w:val="40"/>
               </w:rPr>
-              <w:t>)</w:t>
-            </w:r>
-            <w:proofErr w:type="gramStart"/>
-            <w:r>
-              <w:rPr>
-                <w:rFonts w:ascii="BRH Malayalam Extra" w:hAnsi="BRH Malayalam Extra" w:cs="BRH Malayalam Extra"/>
-                <w:color w:val="000000"/>
-                <w:sz w:val="32"/>
-                <w:szCs w:val="40"/>
-              </w:rPr>
-              <w:t>-  h</w:t>
-            </w:r>
-            <w:proofErr w:type="gramEnd"/>
-            <w:r>
-              <w:rPr>
-                <w:rFonts w:ascii="BRH Malayalam Extra" w:hAnsi="BRH Malayalam Extra" w:cs="BRH Malayalam Extra"/>
-                <w:color w:val="000000"/>
-                <w:sz w:val="32"/>
-                <w:szCs w:val="40"/>
-              </w:rPr>
-              <w:t>¡</w:t>
+              <w:t>)-  h¡</w:t>
             </w:r>
             <w:r>
               <w:rPr>
@@ -16911,6 +17607,7 @@
                 <w:color w:val="000000"/>
                 <w:szCs w:val="40"/>
               </w:rPr>
+              <w:lastRenderedPageBreak/>
               <w:t>42</w:t>
             </w:r>
             <w:r>
@@ -17014,19 +17711,8 @@
                 <w:sz w:val="32"/>
                 <w:szCs w:val="40"/>
               </w:rPr>
-              <w:t>)</w:t>
-            </w:r>
-            <w:proofErr w:type="gramStart"/>
-            <w:r>
-              <w:rPr>
-                <w:rFonts w:ascii="BRH Malayalam Extra" w:hAnsi="BRH Malayalam Extra" w:cs="BRH Malayalam Extra"/>
-                <w:color w:val="000000"/>
-                <w:sz w:val="32"/>
-                <w:szCs w:val="40"/>
-              </w:rPr>
-              <w:t>-  D</w:t>
-            </w:r>
-            <w:proofErr w:type="gramEnd"/>
+              <w:t>)-  D</w:t>
+            </w:r>
             <w:r>
               <w:rPr>
                 <w:rFonts w:ascii="BRH Malayalam Extra" w:hAnsi="BRH Malayalam Extra" w:cs="BRH Malayalam Extra"/>
@@ -17402,19 +18088,8 @@
                 <w:sz w:val="32"/>
                 <w:szCs w:val="40"/>
               </w:rPr>
-              <w:t>)</w:t>
-            </w:r>
-            <w:proofErr w:type="gramStart"/>
-            <w:r>
-              <w:rPr>
-                <w:rFonts w:ascii="BRH Malayalam Extra" w:hAnsi="BRH Malayalam Extra" w:cs="BRH Malayalam Extra"/>
-                <w:color w:val="000000"/>
-                <w:sz w:val="32"/>
-                <w:szCs w:val="40"/>
-              </w:rPr>
-              <w:t>-  D</w:t>
-            </w:r>
-            <w:proofErr w:type="gramEnd"/>
+              <w:t>)-  D</w:t>
+            </w:r>
             <w:r>
               <w:rPr>
                 <w:rFonts w:ascii="BRH Malayalam Extra" w:hAnsi="BRH Malayalam Extra" w:cs="BRH Malayalam Extra"/>
@@ -17610,7 +18285,6 @@
                 <w:color w:val="000000"/>
                 <w:szCs w:val="40"/>
               </w:rPr>
-              <w:lastRenderedPageBreak/>
               <w:t>25</w:t>
             </w:r>
             <w:r>
@@ -17714,19 +18388,8 @@
                 <w:sz w:val="32"/>
                 <w:szCs w:val="40"/>
               </w:rPr>
-              <w:t>)</w:t>
-            </w:r>
-            <w:proofErr w:type="gramStart"/>
-            <w:r>
-              <w:rPr>
-                <w:rFonts w:ascii="BRH Malayalam Extra" w:hAnsi="BRH Malayalam Extra" w:cs="BRH Malayalam Extra"/>
-                <w:color w:val="000000"/>
-                <w:sz w:val="32"/>
-                <w:szCs w:val="40"/>
-              </w:rPr>
-              <w:t>-  jx</w:t>
-            </w:r>
-            <w:proofErr w:type="gramEnd"/>
+              <w:t>)-  jx</w:t>
+            </w:r>
             <w:r>
               <w:rPr>
                 <w:rFonts w:ascii="BRH Malayalam Extra" w:hAnsi="BRH Malayalam Extra" w:cs="BRH Malayalam Extra"/>
@@ -17987,19 +18650,8 @@
                 <w:sz w:val="32"/>
                 <w:szCs w:val="40"/>
               </w:rPr>
-              <w:t>)</w:t>
-            </w:r>
-            <w:proofErr w:type="gramStart"/>
-            <w:r>
-              <w:rPr>
-                <w:rFonts w:ascii="BRH Malayalam Extra" w:hAnsi="BRH Malayalam Extra" w:cs="BRH Malayalam Extra"/>
-                <w:color w:val="000000"/>
-                <w:sz w:val="32"/>
-                <w:szCs w:val="40"/>
-              </w:rPr>
-              <w:t>-  jx</w:t>
-            </w:r>
-            <w:proofErr w:type="gramEnd"/>
+              <w:t>)-  jx</w:t>
+            </w:r>
             <w:r>
               <w:rPr>
                 <w:rFonts w:ascii="BRH Malayalam Extra" w:hAnsi="BRH Malayalam Extra" w:cs="BRH Malayalam Extra"/>
@@ -18265,27 +18917,7 @@
                 <w:sz w:val="32"/>
                 <w:szCs w:val="40"/>
               </w:rPr>
-              <w:t>)</w:t>
-            </w:r>
-            <w:proofErr w:type="gramStart"/>
-            <w:r>
-              <w:rPr>
-                <w:rFonts w:ascii="BRH Malayalam Extra" w:hAnsi="BRH Malayalam Extra" w:cs="BRH Malayalam Extra"/>
-                <w:color w:val="000000"/>
-                <w:sz w:val="32"/>
-                <w:szCs w:val="40"/>
-              </w:rPr>
-              <w:t>-  k</w:t>
-            </w:r>
-            <w:proofErr w:type="gramEnd"/>
-            <w:r>
-              <w:rPr>
-                <w:rFonts w:ascii="BRH Malayalam Extra" w:hAnsi="BRH Malayalam Extra" w:cs="BRH Malayalam Extra"/>
-                <w:color w:val="000000"/>
-                <w:sz w:val="32"/>
-                <w:szCs w:val="40"/>
-              </w:rPr>
-              <w:t>¡</w:t>
+              <w:t>)-  k¡</w:t>
             </w:r>
             <w:r>
               <w:rPr>
@@ -18881,19 +19513,8 @@
                 <w:sz w:val="32"/>
                 <w:szCs w:val="40"/>
               </w:rPr>
-              <w:t>)</w:t>
-            </w:r>
-            <w:proofErr w:type="gramStart"/>
-            <w:r>
-              <w:rPr>
-                <w:rFonts w:ascii="BRH Malayalam Extra" w:hAnsi="BRH Malayalam Extra" w:cs="BRH Malayalam Extra"/>
-                <w:color w:val="000000"/>
-                <w:sz w:val="32"/>
-                <w:szCs w:val="40"/>
-              </w:rPr>
-              <w:t>-  bûõ</w:t>
-            </w:r>
-            <w:proofErr w:type="gramEnd"/>
+              <w:t>)-  bûõ</w:t>
+            </w:r>
             <w:r>
               <w:rPr>
                 <w:rFonts w:ascii="BRH Malayalam Extra" w:hAnsi="BRH Malayalam Extra" w:cs="BRH Malayalam Extra"/>
@@ -19373,19 +19994,8 @@
                 <w:sz w:val="32"/>
                 <w:szCs w:val="40"/>
               </w:rPr>
-              <w:t>)</w:t>
-            </w:r>
-            <w:proofErr w:type="gramStart"/>
-            <w:r>
-              <w:rPr>
-                <w:rFonts w:ascii="BRH Malayalam Extra" w:hAnsi="BRH Malayalam Extra" w:cs="BRH Malayalam Extra"/>
-                <w:color w:val="000000"/>
-                <w:sz w:val="32"/>
-                <w:szCs w:val="40"/>
-              </w:rPr>
-              <w:t>-  bûõ</w:t>
-            </w:r>
-            <w:proofErr w:type="gramEnd"/>
+              <w:t>)-  bûõ</w:t>
+            </w:r>
             <w:r>
               <w:rPr>
                 <w:rFonts w:ascii="BRH Malayalam Extra" w:hAnsi="BRH Malayalam Extra" w:cs="BRH Malayalam Extra"/>
@@ -19684,27 +20294,7 @@
                 <w:sz w:val="32"/>
                 <w:szCs w:val="40"/>
               </w:rPr>
-              <w:t>)</w:t>
-            </w:r>
-            <w:proofErr w:type="gramStart"/>
-            <w:r>
-              <w:rPr>
-                <w:rFonts w:ascii="BRH Malayalam Extra" w:hAnsi="BRH Malayalam Extra" w:cs="BRH Malayalam Extra"/>
-                <w:color w:val="000000"/>
-                <w:sz w:val="32"/>
-                <w:szCs w:val="40"/>
-              </w:rPr>
-              <w:t>-  k</w:t>
-            </w:r>
-            <w:proofErr w:type="gramEnd"/>
-            <w:r>
-              <w:rPr>
-                <w:rFonts w:ascii="BRH Malayalam Extra" w:hAnsi="BRH Malayalam Extra" w:cs="BRH Malayalam Extra"/>
-                <w:color w:val="000000"/>
-                <w:sz w:val="32"/>
-                <w:szCs w:val="40"/>
-              </w:rPr>
-              <w:t>¡</w:t>
+              <w:t>)-  k¡</w:t>
             </w:r>
             <w:r>
               <w:rPr>
@@ -20161,19 +20751,8 @@
                 <w:sz w:val="32"/>
                 <w:szCs w:val="40"/>
               </w:rPr>
-              <w:t>)</w:t>
-            </w:r>
-            <w:proofErr w:type="gramStart"/>
-            <w:r>
-              <w:rPr>
-                <w:rFonts w:ascii="BRH Malayalam Extra" w:hAnsi="BRH Malayalam Extra" w:cs="BRH Malayalam Extra"/>
-                <w:color w:val="000000"/>
-                <w:sz w:val="32"/>
-                <w:szCs w:val="40"/>
-              </w:rPr>
-              <w:t>-  bûõ</w:t>
-            </w:r>
-            <w:proofErr w:type="gramEnd"/>
+              <w:t>)-  bûõ</w:t>
+            </w:r>
             <w:r>
               <w:rPr>
                 <w:rFonts w:ascii="BRH Malayalam Extra" w:hAnsi="BRH Malayalam Extra" w:cs="BRH Malayalam Extra"/>
@@ -20626,19 +21205,8 @@
                 <w:sz w:val="32"/>
                 <w:szCs w:val="40"/>
               </w:rPr>
-              <w:t>)</w:t>
-            </w:r>
-            <w:proofErr w:type="gramStart"/>
-            <w:r>
-              <w:rPr>
-                <w:rFonts w:ascii="BRH Malayalam Extra" w:hAnsi="BRH Malayalam Extra" w:cs="BRH Malayalam Extra"/>
-                <w:color w:val="000000"/>
-                <w:sz w:val="32"/>
-                <w:szCs w:val="40"/>
-              </w:rPr>
-              <w:t>-  bûõ</w:t>
-            </w:r>
-            <w:proofErr w:type="gramEnd"/>
+              <w:t>)-  bûõ</w:t>
+            </w:r>
             <w:r>
               <w:rPr>
                 <w:rFonts w:ascii="BRH Malayalam Extra" w:hAnsi="BRH Malayalam Extra" w:cs="BRH Malayalam Extra"/>
@@ -20821,6 +21389,7 @@
                 <w:color w:val="000000"/>
                 <w:szCs w:val="40"/>
               </w:rPr>
+              <w:lastRenderedPageBreak/>
               <w:t>56</w:t>
             </w:r>
             <w:r>
@@ -20924,19 +21493,8 @@
                 <w:sz w:val="32"/>
                 <w:szCs w:val="40"/>
               </w:rPr>
-              <w:t>)</w:t>
-            </w:r>
-            <w:proofErr w:type="gramStart"/>
-            <w:r>
-              <w:rPr>
-                <w:rFonts w:ascii="BRH Malayalam Extra" w:hAnsi="BRH Malayalam Extra" w:cs="BRH Malayalam Extra"/>
-                <w:color w:val="000000"/>
-                <w:sz w:val="32"/>
-                <w:szCs w:val="40"/>
-              </w:rPr>
-              <w:t>-  j</w:t>
-            </w:r>
-            <w:proofErr w:type="gramEnd"/>
+              <w:t>)-  j</w:t>
+            </w:r>
             <w:r>
               <w:rPr>
                 <w:rFonts w:ascii="BRH Malayalam Extra" w:hAnsi="BRH Malayalam Extra" w:cs="BRH Malayalam Extra"/>
@@ -21367,19 +21925,8 @@
                 <w:sz w:val="32"/>
                 <w:szCs w:val="40"/>
               </w:rPr>
-              <w:t>)</w:t>
-            </w:r>
-            <w:proofErr w:type="gramStart"/>
-            <w:r>
-              <w:rPr>
-                <w:rFonts w:ascii="BRH Malayalam Extra" w:hAnsi="BRH Malayalam Extra" w:cs="BRH Malayalam Extra"/>
-                <w:color w:val="000000"/>
-                <w:sz w:val="32"/>
-                <w:szCs w:val="40"/>
-              </w:rPr>
-              <w:t>-  j</w:t>
-            </w:r>
-            <w:proofErr w:type="gramEnd"/>
+              <w:t>)-  j</w:t>
+            </w:r>
             <w:r>
               <w:rPr>
                 <w:rFonts w:ascii="BRH Malayalam Extra" w:hAnsi="BRH Malayalam Extra" w:cs="BRH Malayalam Extra"/>
@@ -21712,7 +22259,6 @@
                 <w:color w:val="000000"/>
                 <w:szCs w:val="40"/>
               </w:rPr>
-              <w:lastRenderedPageBreak/>
               <w:t>44</w:t>
             </w:r>
             <w:r>
@@ -21816,27 +22362,7 @@
                 <w:sz w:val="32"/>
                 <w:szCs w:val="40"/>
               </w:rPr>
-              <w:t>)</w:t>
-            </w:r>
-            <w:proofErr w:type="gramStart"/>
-            <w:r>
-              <w:rPr>
-                <w:rFonts w:ascii="BRH Malayalam Extra" w:hAnsi="BRH Malayalam Extra" w:cs="BRH Malayalam Extra"/>
-                <w:color w:val="000000"/>
-                <w:sz w:val="32"/>
-                <w:szCs w:val="40"/>
-              </w:rPr>
-              <w:t>-  Apy</w:t>
-            </w:r>
-            <w:proofErr w:type="gramEnd"/>
-            <w:r>
-              <w:rPr>
-                <w:rFonts w:ascii="BRH Malayalam Extra" w:hAnsi="BRH Malayalam Extra" w:cs="BRH Malayalam Extra"/>
-                <w:color w:val="000000"/>
-                <w:sz w:val="32"/>
-                <w:szCs w:val="40"/>
-              </w:rPr>
-              <w:t>—btZx | q£</w:t>
+              <w:t>)-  Apy—btZx | q£</w:t>
             </w:r>
             <w:r>
               <w:rPr>
@@ -22126,27 +22652,7 @@
                 <w:sz w:val="32"/>
                 <w:szCs w:val="40"/>
               </w:rPr>
-              <w:t>)</w:t>
-            </w:r>
-            <w:proofErr w:type="gramStart"/>
-            <w:r>
-              <w:rPr>
-                <w:rFonts w:ascii="BRH Malayalam Extra" w:hAnsi="BRH Malayalam Extra" w:cs="BRH Malayalam Extra"/>
-                <w:color w:val="000000"/>
-                <w:sz w:val="32"/>
-                <w:szCs w:val="40"/>
-              </w:rPr>
-              <w:t>-  q</w:t>
-            </w:r>
-            <w:proofErr w:type="gramEnd"/>
-            <w:r>
-              <w:rPr>
-                <w:rFonts w:ascii="BRH Malayalam Extra" w:hAnsi="BRH Malayalam Extra" w:cs="BRH Malayalam Extra"/>
-                <w:color w:val="000000"/>
-                <w:sz w:val="32"/>
-                <w:szCs w:val="40"/>
-              </w:rPr>
-              <w:t>£</w:t>
+              <w:t>)-  q£</w:t>
             </w:r>
             <w:r>
               <w:rPr>
@@ -22567,27 +23073,7 @@
                 <w:sz w:val="32"/>
                 <w:szCs w:val="40"/>
               </w:rPr>
-              <w:t>)</w:t>
-            </w:r>
-            <w:proofErr w:type="gramStart"/>
-            <w:r>
-              <w:rPr>
-                <w:rFonts w:ascii="BRH Malayalam Extra" w:hAnsi="BRH Malayalam Extra" w:cs="BRH Malayalam Extra"/>
-                <w:color w:val="000000"/>
-                <w:sz w:val="32"/>
-                <w:szCs w:val="40"/>
-              </w:rPr>
-              <w:t>-  q</w:t>
-            </w:r>
-            <w:proofErr w:type="gramEnd"/>
-            <w:r>
-              <w:rPr>
-                <w:rFonts w:ascii="BRH Malayalam Extra" w:hAnsi="BRH Malayalam Extra" w:cs="BRH Malayalam Extra"/>
-                <w:color w:val="000000"/>
-                <w:sz w:val="32"/>
-                <w:szCs w:val="40"/>
-              </w:rPr>
-              <w:t>£</w:t>
+              <w:t>)-  q£</w:t>
             </w:r>
             <w:r>
               <w:rPr>
@@ -22831,27 +23317,7 @@
                 <w:sz w:val="32"/>
                 <w:szCs w:val="40"/>
               </w:rPr>
-              <w:t>)</w:t>
-            </w:r>
-            <w:proofErr w:type="gramStart"/>
-            <w:r>
-              <w:rPr>
-                <w:rFonts w:ascii="BRH Malayalam Extra" w:hAnsi="BRH Malayalam Extra" w:cs="BRH Malayalam Extra"/>
-                <w:color w:val="000000"/>
-                <w:sz w:val="32"/>
-                <w:szCs w:val="40"/>
-              </w:rPr>
-              <w:t>-  Apy</w:t>
-            </w:r>
-            <w:proofErr w:type="gramEnd"/>
-            <w:r>
-              <w:rPr>
-                <w:rFonts w:ascii="BRH Malayalam Extra" w:hAnsi="BRH Malayalam Extra" w:cs="BRH Malayalam Extra"/>
-                <w:color w:val="000000"/>
-                <w:sz w:val="32"/>
-                <w:szCs w:val="40"/>
-              </w:rPr>
-              <w:t>—btZx | q£</w:t>
+              <w:t>)-  Apy—btZx | q£</w:t>
             </w:r>
             <w:r>
               <w:rPr>
@@ -23242,27 +23708,7 @@
                 <w:sz w:val="32"/>
                 <w:szCs w:val="40"/>
               </w:rPr>
-              <w:t>)</w:t>
-            </w:r>
-            <w:proofErr w:type="gramStart"/>
-            <w:r>
-              <w:rPr>
-                <w:rFonts w:ascii="BRH Malayalam Extra" w:hAnsi="BRH Malayalam Extra" w:cs="BRH Malayalam Extra"/>
-                <w:color w:val="000000"/>
-                <w:sz w:val="32"/>
-                <w:szCs w:val="40"/>
-              </w:rPr>
-              <w:t>-  q</w:t>
-            </w:r>
-            <w:proofErr w:type="gramEnd"/>
-            <w:r>
-              <w:rPr>
-                <w:rFonts w:ascii="BRH Malayalam Extra" w:hAnsi="BRH Malayalam Extra" w:cs="BRH Malayalam Extra"/>
-                <w:color w:val="000000"/>
-                <w:sz w:val="32"/>
-                <w:szCs w:val="40"/>
-              </w:rPr>
-              <w:t>£</w:t>
+              <w:t>)-  q£</w:t>
             </w:r>
             <w:r>
               <w:rPr>
@@ -23775,27 +24221,7 @@
                 <w:sz w:val="32"/>
                 <w:szCs w:val="40"/>
               </w:rPr>
-              <w:t>)</w:t>
-            </w:r>
-            <w:proofErr w:type="gramStart"/>
-            <w:r>
-              <w:rPr>
-                <w:rFonts w:ascii="BRH Malayalam Extra" w:hAnsi="BRH Malayalam Extra" w:cs="BRH Malayalam Extra"/>
-                <w:color w:val="000000"/>
-                <w:sz w:val="32"/>
-                <w:szCs w:val="40"/>
-              </w:rPr>
-              <w:t>-  q</w:t>
-            </w:r>
-            <w:proofErr w:type="gramEnd"/>
-            <w:r>
-              <w:rPr>
-                <w:rFonts w:ascii="BRH Malayalam Extra" w:hAnsi="BRH Malayalam Extra" w:cs="BRH Malayalam Extra"/>
-                <w:color w:val="000000"/>
-                <w:sz w:val="32"/>
-                <w:szCs w:val="40"/>
-              </w:rPr>
-              <w:t>£</w:t>
+              <w:t>)-  q£</w:t>
             </w:r>
             <w:r>
               <w:rPr>
@@ -24091,27 +24517,7 @@
                 <w:sz w:val="32"/>
                 <w:szCs w:val="40"/>
               </w:rPr>
-              <w:t>)</w:t>
-            </w:r>
-            <w:proofErr w:type="gramStart"/>
-            <w:r>
-              <w:rPr>
-                <w:rFonts w:ascii="BRH Malayalam Extra" w:hAnsi="BRH Malayalam Extra" w:cs="BRH Malayalam Extra"/>
-                <w:color w:val="000000"/>
-                <w:sz w:val="32"/>
-                <w:szCs w:val="40"/>
-              </w:rPr>
-              <w:t>-  ¥</w:t>
-            </w:r>
-            <w:proofErr w:type="gramEnd"/>
-            <w:r>
-              <w:rPr>
-                <w:rFonts w:ascii="BRH Malayalam Extra" w:hAnsi="BRH Malayalam Extra" w:cs="BRH Malayalam Extra"/>
-                <w:color w:val="000000"/>
-                <w:sz w:val="32"/>
-                <w:szCs w:val="40"/>
-              </w:rPr>
-              <w:t>b</w:t>
+              <w:t>)-  ¥b</w:t>
             </w:r>
             <w:r>
               <w:rPr>
@@ -24519,27 +24925,7 @@
                 <w:sz w:val="32"/>
                 <w:szCs w:val="40"/>
               </w:rPr>
-              <w:t>)</w:t>
-            </w:r>
-            <w:proofErr w:type="gramStart"/>
-            <w:r>
-              <w:rPr>
-                <w:rFonts w:ascii="BRH Malayalam Extra" w:hAnsi="BRH Malayalam Extra" w:cs="BRH Malayalam Extra"/>
-                <w:color w:val="000000"/>
-                <w:sz w:val="32"/>
-                <w:szCs w:val="40"/>
-              </w:rPr>
-              <w:t>-  ¥</w:t>
-            </w:r>
-            <w:proofErr w:type="gramEnd"/>
-            <w:r>
-              <w:rPr>
-                <w:rFonts w:ascii="BRH Malayalam Extra" w:hAnsi="BRH Malayalam Extra" w:cs="BRH Malayalam Extra"/>
-                <w:color w:val="000000"/>
-                <w:sz w:val="32"/>
-                <w:szCs w:val="40"/>
-              </w:rPr>
-              <w:t>b</w:t>
+              <w:t>)-  ¥b</w:t>
             </w:r>
             <w:r>
               <w:rPr>
@@ -24663,30 +25049,18 @@
                 <w:szCs w:val="40"/>
                 <w:highlight w:val="green"/>
               </w:rPr>
-              <w:t>(³</w:t>
-            </w:r>
-            <w:proofErr w:type="gramStart"/>
-            <w:r>
-              <w:rPr>
-                <w:rFonts w:ascii="BRH Malayalam Extra" w:hAnsi="BRH Malayalam Extra" w:cs="BRH Malayalam Extra"/>
-                <w:color w:val="000000"/>
-                <w:sz w:val="32"/>
+              <w:t>(³§)</w:t>
+            </w:r>
+            <w:r>
+              <w:rPr>
+                <w:rFonts w:ascii="BRH Malayalam Extra" w:hAnsi="BRH Malayalam Extra" w:cs="BRH Malayalam Extra"/>
+                <w:color w:val="000000"/>
+                <w:sz w:val="26"/>
                 <w:szCs w:val="40"/>
                 <w:highlight w:val="green"/>
               </w:rPr>
-              <w:t>§)</w:t>
-            </w:r>
-            <w:r>
-              <w:rPr>
-                <w:rFonts w:ascii="BRH Malayalam Extra" w:hAnsi="BRH Malayalam Extra" w:cs="BRH Malayalam Extra"/>
-                <w:color w:val="000000"/>
-                <w:sz w:val="26"/>
-                <w:szCs w:val="40"/>
-                <w:highlight w:val="green"/>
-              </w:rPr>
               <w:t>––</w:t>
             </w:r>
-            <w:proofErr w:type="gramEnd"/>
             <w:r>
               <w:rPr>
                 <w:rFonts w:ascii="BRH Malayalam Extra" w:hAnsi="BRH Malayalam Extra" w:cs="BRH Malayalam Extra"/>
@@ -24877,6 +25251,7 @@
                 <w:color w:val="000000"/>
                 <w:szCs w:val="40"/>
               </w:rPr>
+              <w:lastRenderedPageBreak/>
               <w:t>47</w:t>
             </w:r>
             <w:r>
@@ -24980,19 +25355,8 @@
                 <w:sz w:val="32"/>
                 <w:szCs w:val="40"/>
               </w:rPr>
-              <w:t>)</w:t>
-            </w:r>
-            <w:proofErr w:type="gramStart"/>
-            <w:r>
-              <w:rPr>
-                <w:rFonts w:ascii="BRH Malayalam Extra" w:hAnsi="BRH Malayalam Extra" w:cs="BRH Malayalam Extra"/>
-                <w:color w:val="000000"/>
-                <w:sz w:val="32"/>
-                <w:szCs w:val="40"/>
-              </w:rPr>
-              <w:t>-  j</w:t>
-            </w:r>
-            <w:proofErr w:type="gramEnd"/>
+              <w:t>)-  j</w:t>
+            </w:r>
             <w:r>
               <w:rPr>
                 <w:rFonts w:ascii="BRH Malayalam Extra" w:hAnsi="BRH Malayalam Extra" w:cs="BRH Malayalam Extra"/>
@@ -25217,19 +25581,8 @@
                 <w:sz w:val="32"/>
                 <w:szCs w:val="40"/>
               </w:rPr>
-              <w:t>)</w:t>
-            </w:r>
-            <w:proofErr w:type="gramStart"/>
-            <w:r>
-              <w:rPr>
-                <w:rFonts w:ascii="BRH Malayalam Extra" w:hAnsi="BRH Malayalam Extra" w:cs="BRH Malayalam Extra"/>
-                <w:color w:val="000000"/>
-                <w:sz w:val="32"/>
-                <w:szCs w:val="40"/>
-              </w:rPr>
-              <w:t>-  j</w:t>
-            </w:r>
-            <w:proofErr w:type="gramEnd"/>
+              <w:t>)-  j</w:t>
+            </w:r>
             <w:r>
               <w:rPr>
                 <w:rFonts w:ascii="BRH Malayalam Extra" w:hAnsi="BRH Malayalam Extra" w:cs="BRH Malayalam Extra"/>
@@ -25468,19 +25821,8 @@
                 <w:sz w:val="32"/>
                 <w:szCs w:val="40"/>
               </w:rPr>
-              <w:t>)</w:t>
-            </w:r>
-            <w:proofErr w:type="gramStart"/>
-            <w:r>
-              <w:rPr>
-                <w:rFonts w:ascii="BRH Malayalam Extra" w:hAnsi="BRH Malayalam Extra" w:cs="BRH Malayalam Extra"/>
-                <w:color w:val="000000"/>
-                <w:sz w:val="32"/>
-                <w:szCs w:val="40"/>
-              </w:rPr>
-              <w:t>-  öe</w:t>
-            </w:r>
-            <w:proofErr w:type="gramEnd"/>
+              <w:t>)-  öe</w:t>
+            </w:r>
             <w:r>
               <w:rPr>
                 <w:rFonts w:ascii="BRH Malayalam Extra" w:hAnsi="BRH Malayalam Extra" w:cs="BRH Malayalam Extra"/>
@@ -25747,19 +26089,8 @@
                 <w:sz w:val="32"/>
                 <w:szCs w:val="40"/>
               </w:rPr>
-              <w:t>)</w:t>
-            </w:r>
-            <w:proofErr w:type="gramStart"/>
-            <w:r>
-              <w:rPr>
-                <w:rFonts w:ascii="BRH Malayalam Extra" w:hAnsi="BRH Malayalam Extra" w:cs="BRH Malayalam Extra"/>
-                <w:color w:val="000000"/>
-                <w:sz w:val="32"/>
-                <w:szCs w:val="40"/>
-              </w:rPr>
-              <w:t>-  öe</w:t>
-            </w:r>
-            <w:proofErr w:type="gramEnd"/>
+              <w:t>)-  öe</w:t>
+            </w:r>
             <w:r>
               <w:rPr>
                 <w:rFonts w:ascii="BRH Malayalam Extra" w:hAnsi="BRH Malayalam Extra" w:cs="BRH Malayalam Extra"/>
@@ -25929,7 +26260,6 @@
                 <w:color w:val="000000"/>
                 <w:szCs w:val="40"/>
               </w:rPr>
-              <w:lastRenderedPageBreak/>
               <w:t>30</w:t>
             </w:r>
             <w:r>
@@ -26033,19 +26363,8 @@
                 <w:sz w:val="32"/>
                 <w:szCs w:val="40"/>
               </w:rPr>
-              <w:t>)</w:t>
-            </w:r>
-            <w:proofErr w:type="gramStart"/>
-            <w:r>
-              <w:rPr>
-                <w:rFonts w:ascii="BRH Malayalam Extra" w:hAnsi="BRH Malayalam Extra" w:cs="BRH Malayalam Extra"/>
-                <w:color w:val="000000"/>
-                <w:sz w:val="32"/>
-                <w:szCs w:val="40"/>
-              </w:rPr>
-              <w:t>-  C</w:t>
-            </w:r>
-            <w:proofErr w:type="gramEnd"/>
+              <w:t>)-  C</w:t>
+            </w:r>
             <w:r>
               <w:rPr>
                 <w:rFonts w:ascii="BRH Malayalam Extra" w:hAnsi="BRH Malayalam Extra" w:cs="BRH Malayalam Extra"/>
@@ -26288,19 +26607,8 @@
                 <w:sz w:val="32"/>
                 <w:szCs w:val="40"/>
               </w:rPr>
-              <w:t>)</w:t>
-            </w:r>
-            <w:proofErr w:type="gramStart"/>
-            <w:r>
-              <w:rPr>
-                <w:rFonts w:ascii="BRH Malayalam Extra" w:hAnsi="BRH Malayalam Extra" w:cs="BRH Malayalam Extra"/>
-                <w:color w:val="000000"/>
-                <w:sz w:val="32"/>
-                <w:szCs w:val="40"/>
-              </w:rPr>
-              <w:t>-  C</w:t>
-            </w:r>
-            <w:proofErr w:type="gramEnd"/>
+              <w:t>)-  C</w:t>
+            </w:r>
             <w:r>
               <w:rPr>
                 <w:rFonts w:ascii="BRH Malayalam Extra" w:hAnsi="BRH Malayalam Extra" w:cs="BRH Malayalam Extra"/>
@@ -26548,19 +26856,8 @@
                 <w:sz w:val="32"/>
                 <w:szCs w:val="40"/>
               </w:rPr>
-              <w:t>)</w:t>
-            </w:r>
-            <w:proofErr w:type="gramStart"/>
-            <w:r>
-              <w:rPr>
-                <w:rFonts w:ascii="BRH Malayalam Extra" w:hAnsi="BRH Malayalam Extra" w:cs="BRH Malayalam Extra"/>
-                <w:color w:val="000000"/>
-                <w:sz w:val="32"/>
-                <w:szCs w:val="40"/>
-              </w:rPr>
-              <w:t>-  C</w:t>
-            </w:r>
-            <w:proofErr w:type="gramEnd"/>
+              <w:t>)-  C</w:t>
+            </w:r>
             <w:r>
               <w:rPr>
                 <w:rFonts w:ascii="BRH Malayalam Extra" w:hAnsi="BRH Malayalam Extra" w:cs="BRH Malayalam Extra"/>
@@ -26803,19 +27100,8 @@
                 <w:sz w:val="32"/>
                 <w:szCs w:val="40"/>
               </w:rPr>
-              <w:t>)</w:t>
-            </w:r>
-            <w:proofErr w:type="gramStart"/>
-            <w:r>
-              <w:rPr>
-                <w:rFonts w:ascii="BRH Malayalam Extra" w:hAnsi="BRH Malayalam Extra" w:cs="BRH Malayalam Extra"/>
-                <w:color w:val="000000"/>
-                <w:sz w:val="32"/>
-                <w:szCs w:val="40"/>
-              </w:rPr>
-              <w:t>-  C</w:t>
-            </w:r>
-            <w:proofErr w:type="gramEnd"/>
+              <w:t>)-  C</w:t>
+            </w:r>
             <w:r>
               <w:rPr>
                 <w:rFonts w:ascii="BRH Malayalam Extra" w:hAnsi="BRH Malayalam Extra" w:cs="BRH Malayalam Extra"/>
@@ -27102,27 +27388,7 @@
           <w:sz w:val="28"/>
           <w:szCs w:val="32"/>
         </w:rPr>
-        <w:t>(</w:t>
-      </w:r>
-      <w:proofErr w:type="gramStart"/>
-      <w:r>
-        <w:rPr>
-          <w:b/>
-          <w:bCs/>
-          <w:sz w:val="28"/>
-          <w:szCs w:val="32"/>
-        </w:rPr>
-        <w:t>ignore</w:t>
-      </w:r>
-      <w:proofErr w:type="gramEnd"/>
-      <w:r>
-        <w:rPr>
-          <w:b/>
-          <w:bCs/>
-          <w:sz w:val="28"/>
-          <w:szCs w:val="32"/>
-        </w:rPr>
-        <w:t xml:space="preserve"> those which are already incorporated in your book’s version and date)</w:t>
+        <w:t>(ignore those which are already incorporated in your book’s version and date)</w:t>
       </w:r>
     </w:p>
     <w:tbl>
@@ -27388,6 +27654,7 @@
           <w:szCs w:val="32"/>
           <w:u w:val="single"/>
         </w:rPr>
+        <w:lastRenderedPageBreak/>
         <w:t>==========</w:t>
       </w:r>
     </w:p>
@@ -27419,7 +27686,7 @@
 </file>
 
 <file path=word/endnotes.xml><?xml version="1.0" encoding="utf-8"?>
-<w:endnotes xmlns:wpc="http://schemas.microsoft.com/office/word/2010/wordprocessingCanvas" xmlns:cx="http://schemas.microsoft.com/office/drawing/2014/chartex" xmlns:cx1="http://schemas.microsoft.com/office/drawing/2015/9/8/chartex" xmlns:cx2="http://schemas.microsoft.com/office/drawing/2015/10/21/chartex" xmlns:cx3="http://schemas.microsoft.com/office/drawing/2016/5/9/chartex" xmlns:cx4="http://schemas.microsoft.com/office/drawing/2016/5/10/chartex" xmlns:cx5="http://schemas.microsoft.com/office/drawing/2016/5/11/chartex" xmlns:cx6="http://schemas.microsoft.com/office/drawing/2016/5/12/chartex" xmlns:cx7="http://schemas.microsoft.com/office/drawing/2016/5/13/chartex" xmlns:cx8="http://schemas.microsoft.com/office/drawing/2016/5/14/chartex" xmlns:mc="http://schemas.openxmlformats.org/markup-compatibility/2006" xmlns:aink="http://schemas.microsoft.com/office/drawing/2016/ink" xmlns:am3d="http://schemas.microsoft.com/office/drawing/2017/model3d" xmlns:o="urn:schemas-microsoft-com:office:office" xmlns:oel="http://schemas.microsoft.com/office/2019/extlst" xmlns:r="http://schemas.openxmlformats.org/officeDocument/2006/relationships" xmlns:m="http://schemas.openxmlformats.org/officeDocument/2006/math" xmlns:v="urn:schemas-microsoft-com:vml" xmlns:wp14="http://schemas.microsoft.com/office/word/2010/wordprocessingDrawing" xmlns:wp="http://schemas.openxmlformats.org/drawingml/2006/wordprocessingDrawing" xmlns:w10="urn:schemas-microsoft-com:office:word" xmlns:w="http://schemas.openxmlformats.org/wordprocessingml/2006/main" xmlns:w14="http://schemas.microsoft.com/office/word/2010/wordml" xmlns:w15="http://schemas.microsoft.com/office/word/2012/wordml" xmlns:w16cex="http://schemas.microsoft.com/office/word/2018/wordml/cex" xmlns:w16cid="http://schemas.microsoft.com/office/word/2016/wordml/cid" xmlns:w16="http://schemas.microsoft.com/office/word/2018/wordml" xmlns:w16sdtdh="http://schemas.microsoft.com/office/word/2020/wordml/sdtdatahash" xmlns:w16se="http://schemas.microsoft.com/office/word/2015/wordml/symex" xmlns:wpg="http://schemas.microsoft.com/office/word/2010/wordprocessingGroup" xmlns:wpi="http://schemas.microsoft.com/office/word/2010/wordprocessingInk" xmlns:wne="http://schemas.microsoft.com/office/word/2006/wordml" xmlns:wps="http://schemas.microsoft.com/office/word/2010/wordprocessingShape" mc:Ignorable="w14 w15 w16se w16cid w16 w16cex w16sdtdh wp14">
+<w:endnotes xmlns:wpc="http://schemas.microsoft.com/office/word/2010/wordprocessingCanvas" xmlns:cx="http://schemas.microsoft.com/office/drawing/2014/chartex" xmlns:cx1="http://schemas.microsoft.com/office/drawing/2015/9/8/chartex" xmlns:cx2="http://schemas.microsoft.com/office/drawing/2015/10/21/chartex" xmlns:cx3="http://schemas.microsoft.com/office/drawing/2016/5/9/chartex" xmlns:cx4="http://schemas.microsoft.com/office/drawing/2016/5/10/chartex" xmlns:cx5="http://schemas.microsoft.com/office/drawing/2016/5/11/chartex" xmlns:cx6="http://schemas.microsoft.com/office/drawing/2016/5/12/chartex" xmlns:cx7="http://schemas.microsoft.com/office/drawing/2016/5/13/chartex" xmlns:cx8="http://schemas.microsoft.com/office/drawing/2016/5/14/chartex" xmlns:mc="http://schemas.openxmlformats.org/markup-compatibility/2006" xmlns:aink="http://schemas.microsoft.com/office/drawing/2016/ink" xmlns:am3d="http://schemas.microsoft.com/office/drawing/2017/model3d" xmlns:o="urn:schemas-microsoft-com:office:office" xmlns:oel="http://schemas.microsoft.com/office/2019/extlst" xmlns:r="http://schemas.openxmlformats.org/officeDocument/2006/relationships" xmlns:m="http://schemas.openxmlformats.org/officeDocument/2006/math" xmlns:v="urn:schemas-microsoft-com:vml" xmlns:wp14="http://schemas.microsoft.com/office/word/2010/wordprocessingDrawing" xmlns:wp="http://schemas.openxmlformats.org/drawingml/2006/wordprocessingDrawing" xmlns:w10="urn:schemas-microsoft-com:office:word" xmlns:w="http://schemas.openxmlformats.org/wordprocessingml/2006/main" xmlns:w14="http://schemas.microsoft.com/office/word/2010/wordml" xmlns:w15="http://schemas.microsoft.com/office/word/2012/wordml" xmlns:w16cex="http://schemas.microsoft.com/office/word/2018/wordml/cex" xmlns:w16cid="http://schemas.microsoft.com/office/word/2016/wordml/cid" xmlns:w16="http://schemas.microsoft.com/office/word/2018/wordml" xmlns:w16du="http://schemas.microsoft.com/office/word/2023/wordml/word16du" xmlns:w16sdtdh="http://schemas.microsoft.com/office/word/2020/wordml/sdtdatahash" xmlns:w16sdtfl="http://schemas.microsoft.com/office/word/2024/wordml/sdtformatlock" xmlns:w16se="http://schemas.microsoft.com/office/word/2015/wordml/symex" xmlns:wpg="http://schemas.microsoft.com/office/word/2010/wordprocessingGroup" xmlns:wpi="http://schemas.microsoft.com/office/word/2010/wordprocessingInk" xmlns:wne="http://schemas.microsoft.com/office/word/2006/wordml" xmlns:wps="http://schemas.microsoft.com/office/word/2010/wordprocessingShape" mc:Ignorable="w14 w15 w16se w16cid w16 w16cex w16sdtdh w16sdtfl w16du wp14">
   <w:endnote w:type="separator" w:id="-1">
     <w:p>
       <w:pPr>
@@ -27444,7 +27711,7 @@
 </file>
 
 <file path=word/footer1.xml><?xml version="1.0" encoding="utf-8"?>
-<w:ftr xmlns:wpc="http://schemas.microsoft.com/office/word/2010/wordprocessingCanvas" xmlns:cx="http://schemas.microsoft.com/office/drawing/2014/chartex" xmlns:cx1="http://schemas.microsoft.com/office/drawing/2015/9/8/chartex" xmlns:cx2="http://schemas.microsoft.com/office/drawing/2015/10/21/chartex" xmlns:cx3="http://schemas.microsoft.com/office/drawing/2016/5/9/chartex" xmlns:cx4="http://schemas.microsoft.com/office/drawing/2016/5/10/chartex" xmlns:cx5="http://schemas.microsoft.com/office/drawing/2016/5/11/chartex" xmlns:cx6="http://schemas.microsoft.com/office/drawing/2016/5/12/chartex" xmlns:cx7="http://schemas.microsoft.com/office/drawing/2016/5/13/chartex" xmlns:cx8="http://schemas.microsoft.com/office/drawing/2016/5/14/chartex" xmlns:mc="http://schemas.openxmlformats.org/markup-compatibility/2006" xmlns:aink="http://schemas.microsoft.com/office/drawing/2016/ink" xmlns:am3d="http://schemas.microsoft.com/office/drawing/2017/model3d" xmlns:o="urn:schemas-microsoft-com:office:office" xmlns:oel="http://schemas.microsoft.com/office/2019/extlst" xmlns:r="http://schemas.openxmlformats.org/officeDocument/2006/relationships" xmlns:m="http://schemas.openxmlformats.org/officeDocument/2006/math" xmlns:v="urn:schemas-microsoft-com:vml" xmlns:wp14="http://schemas.microsoft.com/office/word/2010/wordprocessingDrawing" xmlns:wp="http://schemas.openxmlformats.org/drawingml/2006/wordprocessingDrawing" xmlns:w10="urn:schemas-microsoft-com:office:word" xmlns:w="http://schemas.openxmlformats.org/wordprocessingml/2006/main" xmlns:w14="http://schemas.microsoft.com/office/word/2010/wordml" xmlns:w15="http://schemas.microsoft.com/office/word/2012/wordml" xmlns:w16cex="http://schemas.microsoft.com/office/word/2018/wordml/cex" xmlns:w16cid="http://schemas.microsoft.com/office/word/2016/wordml/cid" xmlns:w16="http://schemas.microsoft.com/office/word/2018/wordml" xmlns:w16sdtdh="http://schemas.microsoft.com/office/word/2020/wordml/sdtdatahash" xmlns:w16se="http://schemas.microsoft.com/office/word/2015/wordml/symex" xmlns:wpg="http://schemas.microsoft.com/office/word/2010/wordprocessingGroup" xmlns:wpi="http://schemas.microsoft.com/office/word/2010/wordprocessingInk" xmlns:wne="http://schemas.microsoft.com/office/word/2006/wordml" xmlns:wps="http://schemas.microsoft.com/office/word/2010/wordprocessingShape" mc:Ignorable="w14 w15 w16se w16cid w16 w16cex w16sdtdh wp14">
+<w:ftr xmlns:wpc="http://schemas.microsoft.com/office/word/2010/wordprocessingCanvas" xmlns:cx="http://schemas.microsoft.com/office/drawing/2014/chartex" xmlns:cx1="http://schemas.microsoft.com/office/drawing/2015/9/8/chartex" xmlns:cx2="http://schemas.microsoft.com/office/drawing/2015/10/21/chartex" xmlns:cx3="http://schemas.microsoft.com/office/drawing/2016/5/9/chartex" xmlns:cx4="http://schemas.microsoft.com/office/drawing/2016/5/10/chartex" xmlns:cx5="http://schemas.microsoft.com/office/drawing/2016/5/11/chartex" xmlns:cx6="http://schemas.microsoft.com/office/drawing/2016/5/12/chartex" xmlns:cx7="http://schemas.microsoft.com/office/drawing/2016/5/13/chartex" xmlns:cx8="http://schemas.microsoft.com/office/drawing/2016/5/14/chartex" xmlns:mc="http://schemas.openxmlformats.org/markup-compatibility/2006" xmlns:aink="http://schemas.microsoft.com/office/drawing/2016/ink" xmlns:am3d="http://schemas.microsoft.com/office/drawing/2017/model3d" xmlns:o="urn:schemas-microsoft-com:office:office" xmlns:oel="http://schemas.microsoft.com/office/2019/extlst" xmlns:r="http://schemas.openxmlformats.org/officeDocument/2006/relationships" xmlns:m="http://schemas.openxmlformats.org/officeDocument/2006/math" xmlns:v="urn:schemas-microsoft-com:vml" xmlns:wp14="http://schemas.microsoft.com/office/word/2010/wordprocessingDrawing" xmlns:wp="http://schemas.openxmlformats.org/drawingml/2006/wordprocessingDrawing" xmlns:w10="urn:schemas-microsoft-com:office:word" xmlns:w="http://schemas.openxmlformats.org/wordprocessingml/2006/main" xmlns:w14="http://schemas.microsoft.com/office/word/2010/wordml" xmlns:w15="http://schemas.microsoft.com/office/word/2012/wordml" xmlns:w16cex="http://schemas.microsoft.com/office/word/2018/wordml/cex" xmlns:w16cid="http://schemas.microsoft.com/office/word/2016/wordml/cid" xmlns:w16="http://schemas.microsoft.com/office/word/2018/wordml" xmlns:w16du="http://schemas.microsoft.com/office/word/2023/wordml/word16du" xmlns:w16sdtdh="http://schemas.microsoft.com/office/word/2020/wordml/sdtdatahash" xmlns:w16sdtfl="http://schemas.microsoft.com/office/word/2024/wordml/sdtformatlock" xmlns:w16se="http://schemas.microsoft.com/office/word/2015/wordml/symex" xmlns:wpg="http://schemas.microsoft.com/office/word/2010/wordprocessingGroup" xmlns:wpi="http://schemas.microsoft.com/office/word/2010/wordprocessingInk" xmlns:wne="http://schemas.microsoft.com/office/word/2006/wordml" xmlns:wps="http://schemas.microsoft.com/office/word/2010/wordprocessingShape" mc:Ignorable="w14 w15 w16se w16cid w16 w16cex w16sdtdh w16sdtfl w16du wp14">
   <w:p>
     <w:pPr>
       <w:pBdr>
@@ -27626,7 +27893,7 @@
 </file>
 
 <file path=word/footer2.xml><?xml version="1.0" encoding="utf-8"?>
-<w:ftr xmlns:wpc="http://schemas.microsoft.com/office/word/2010/wordprocessingCanvas" xmlns:cx="http://schemas.microsoft.com/office/drawing/2014/chartex" xmlns:cx1="http://schemas.microsoft.com/office/drawing/2015/9/8/chartex" xmlns:cx2="http://schemas.microsoft.com/office/drawing/2015/10/21/chartex" xmlns:cx3="http://schemas.microsoft.com/office/drawing/2016/5/9/chartex" xmlns:cx4="http://schemas.microsoft.com/office/drawing/2016/5/10/chartex" xmlns:cx5="http://schemas.microsoft.com/office/drawing/2016/5/11/chartex" xmlns:cx6="http://schemas.microsoft.com/office/drawing/2016/5/12/chartex" xmlns:cx7="http://schemas.microsoft.com/office/drawing/2016/5/13/chartex" xmlns:cx8="http://schemas.microsoft.com/office/drawing/2016/5/14/chartex" xmlns:mc="http://schemas.openxmlformats.org/markup-compatibility/2006" xmlns:aink="http://schemas.microsoft.com/office/drawing/2016/ink" xmlns:am3d="http://schemas.microsoft.com/office/drawing/2017/model3d" xmlns:o="urn:schemas-microsoft-com:office:office" xmlns:oel="http://schemas.microsoft.com/office/2019/extlst" xmlns:r="http://schemas.openxmlformats.org/officeDocument/2006/relationships" xmlns:m="http://schemas.openxmlformats.org/officeDocument/2006/math" xmlns:v="urn:schemas-microsoft-com:vml" xmlns:wp14="http://schemas.microsoft.com/office/word/2010/wordprocessingDrawing" xmlns:wp="http://schemas.openxmlformats.org/drawingml/2006/wordprocessingDrawing" xmlns:w10="urn:schemas-microsoft-com:office:word" xmlns:w="http://schemas.openxmlformats.org/wordprocessingml/2006/main" xmlns:w14="http://schemas.microsoft.com/office/word/2010/wordml" xmlns:w15="http://schemas.microsoft.com/office/word/2012/wordml" xmlns:w16cex="http://schemas.microsoft.com/office/word/2018/wordml/cex" xmlns:w16cid="http://schemas.microsoft.com/office/word/2016/wordml/cid" xmlns:w16="http://schemas.microsoft.com/office/word/2018/wordml" xmlns:w16sdtdh="http://schemas.microsoft.com/office/word/2020/wordml/sdtdatahash" xmlns:w16se="http://schemas.microsoft.com/office/word/2015/wordml/symex" xmlns:wpg="http://schemas.microsoft.com/office/word/2010/wordprocessingGroup" xmlns:wpi="http://schemas.microsoft.com/office/word/2010/wordprocessingInk" xmlns:wne="http://schemas.microsoft.com/office/word/2006/wordml" xmlns:wps="http://schemas.microsoft.com/office/word/2010/wordprocessingShape" mc:Ignorable="w14 w15 w16se w16cid w16 w16cex w16sdtdh wp14">
+<w:ftr xmlns:wpc="http://schemas.microsoft.com/office/word/2010/wordprocessingCanvas" xmlns:cx="http://schemas.microsoft.com/office/drawing/2014/chartex" xmlns:cx1="http://schemas.microsoft.com/office/drawing/2015/9/8/chartex" xmlns:cx2="http://schemas.microsoft.com/office/drawing/2015/10/21/chartex" xmlns:cx3="http://schemas.microsoft.com/office/drawing/2016/5/9/chartex" xmlns:cx4="http://schemas.microsoft.com/office/drawing/2016/5/10/chartex" xmlns:cx5="http://schemas.microsoft.com/office/drawing/2016/5/11/chartex" xmlns:cx6="http://schemas.microsoft.com/office/drawing/2016/5/12/chartex" xmlns:cx7="http://schemas.microsoft.com/office/drawing/2016/5/13/chartex" xmlns:cx8="http://schemas.microsoft.com/office/drawing/2016/5/14/chartex" xmlns:mc="http://schemas.openxmlformats.org/markup-compatibility/2006" xmlns:aink="http://schemas.microsoft.com/office/drawing/2016/ink" xmlns:am3d="http://schemas.microsoft.com/office/drawing/2017/model3d" xmlns:o="urn:schemas-microsoft-com:office:office" xmlns:oel="http://schemas.microsoft.com/office/2019/extlst" xmlns:r="http://schemas.openxmlformats.org/officeDocument/2006/relationships" xmlns:m="http://schemas.openxmlformats.org/officeDocument/2006/math" xmlns:v="urn:schemas-microsoft-com:vml" xmlns:wp14="http://schemas.microsoft.com/office/word/2010/wordprocessingDrawing" xmlns:wp="http://schemas.openxmlformats.org/drawingml/2006/wordprocessingDrawing" xmlns:w10="urn:schemas-microsoft-com:office:word" xmlns:w="http://schemas.openxmlformats.org/wordprocessingml/2006/main" xmlns:w14="http://schemas.microsoft.com/office/word/2010/wordml" xmlns:w15="http://schemas.microsoft.com/office/word/2012/wordml" xmlns:w16cex="http://schemas.microsoft.com/office/word/2018/wordml/cex" xmlns:w16cid="http://schemas.microsoft.com/office/word/2016/wordml/cid" xmlns:w16="http://schemas.microsoft.com/office/word/2018/wordml" xmlns:w16du="http://schemas.microsoft.com/office/word/2023/wordml/word16du" xmlns:w16sdtdh="http://schemas.microsoft.com/office/word/2020/wordml/sdtdatahash" xmlns:w16sdtfl="http://schemas.microsoft.com/office/word/2024/wordml/sdtformatlock" xmlns:w16se="http://schemas.microsoft.com/office/word/2015/wordml/symex" xmlns:wpg="http://schemas.microsoft.com/office/word/2010/wordprocessingGroup" xmlns:wpi="http://schemas.microsoft.com/office/word/2010/wordprocessingInk" xmlns:wne="http://schemas.microsoft.com/office/word/2006/wordml" xmlns:wps="http://schemas.microsoft.com/office/word/2010/wordprocessingShape" mc:Ignorable="w14 w15 w16se w16cid w16 w16cex w16sdtdh w16sdtfl w16du wp14">
   <w:p>
     <w:pPr>
       <w:pBdr>
@@ -27832,7 +28099,7 @@
 </file>
 
 <file path=word/footnotes.xml><?xml version="1.0" encoding="utf-8"?>
-<w:footnotes xmlns:wpc="http://schemas.microsoft.com/office/word/2010/wordprocessingCanvas" xmlns:cx="http://schemas.microsoft.com/office/drawing/2014/chartex" xmlns:cx1="http://schemas.microsoft.com/office/drawing/2015/9/8/chartex" xmlns:cx2="http://schemas.microsoft.com/office/drawing/2015/10/21/chartex" xmlns:cx3="http://schemas.microsoft.com/office/drawing/2016/5/9/chartex" xmlns:cx4="http://schemas.microsoft.com/office/drawing/2016/5/10/chartex" xmlns:cx5="http://schemas.microsoft.com/office/drawing/2016/5/11/chartex" xmlns:cx6="http://schemas.microsoft.com/office/drawing/2016/5/12/chartex" xmlns:cx7="http://schemas.microsoft.com/office/drawing/2016/5/13/chartex" xmlns:cx8="http://schemas.microsoft.com/office/drawing/2016/5/14/chartex" xmlns:mc="http://schemas.openxmlformats.org/markup-compatibility/2006" xmlns:aink="http://schemas.microsoft.com/office/drawing/2016/ink" xmlns:am3d="http://schemas.microsoft.com/office/drawing/2017/model3d" xmlns:o="urn:schemas-microsoft-com:office:office" xmlns:oel="http://schemas.microsoft.com/office/2019/extlst" xmlns:r="http://schemas.openxmlformats.org/officeDocument/2006/relationships" xmlns:m="http://schemas.openxmlformats.org/officeDocument/2006/math" xmlns:v="urn:schemas-microsoft-com:vml" xmlns:wp14="http://schemas.microsoft.com/office/word/2010/wordprocessingDrawing" xmlns:wp="http://schemas.openxmlformats.org/drawingml/2006/wordprocessingDrawing" xmlns:w10="urn:schemas-microsoft-com:office:word" xmlns:w="http://schemas.openxmlformats.org/wordprocessingml/2006/main" xmlns:w14="http://schemas.microsoft.com/office/word/2010/wordml" xmlns:w15="http://schemas.microsoft.com/office/word/2012/wordml" xmlns:w16cex="http://schemas.microsoft.com/office/word/2018/wordml/cex" xmlns:w16cid="http://schemas.microsoft.com/office/word/2016/wordml/cid" xmlns:w16="http://schemas.microsoft.com/office/word/2018/wordml" xmlns:w16sdtdh="http://schemas.microsoft.com/office/word/2020/wordml/sdtdatahash" xmlns:w16se="http://schemas.microsoft.com/office/word/2015/wordml/symex" xmlns:wpg="http://schemas.microsoft.com/office/word/2010/wordprocessingGroup" xmlns:wpi="http://schemas.microsoft.com/office/word/2010/wordprocessingInk" xmlns:wne="http://schemas.microsoft.com/office/word/2006/wordml" xmlns:wps="http://schemas.microsoft.com/office/word/2010/wordprocessingShape" mc:Ignorable="w14 w15 w16se w16cid w16 w16cex w16sdtdh wp14">
+<w:footnotes xmlns:wpc="http://schemas.microsoft.com/office/word/2010/wordprocessingCanvas" xmlns:cx="http://schemas.microsoft.com/office/drawing/2014/chartex" xmlns:cx1="http://schemas.microsoft.com/office/drawing/2015/9/8/chartex" xmlns:cx2="http://schemas.microsoft.com/office/drawing/2015/10/21/chartex" xmlns:cx3="http://schemas.microsoft.com/office/drawing/2016/5/9/chartex" xmlns:cx4="http://schemas.microsoft.com/office/drawing/2016/5/10/chartex" xmlns:cx5="http://schemas.microsoft.com/office/drawing/2016/5/11/chartex" xmlns:cx6="http://schemas.microsoft.com/office/drawing/2016/5/12/chartex" xmlns:cx7="http://schemas.microsoft.com/office/drawing/2016/5/13/chartex" xmlns:cx8="http://schemas.microsoft.com/office/drawing/2016/5/14/chartex" xmlns:mc="http://schemas.openxmlformats.org/markup-compatibility/2006" xmlns:aink="http://schemas.microsoft.com/office/drawing/2016/ink" xmlns:am3d="http://schemas.microsoft.com/office/drawing/2017/model3d" xmlns:o="urn:schemas-microsoft-com:office:office" xmlns:oel="http://schemas.microsoft.com/office/2019/extlst" xmlns:r="http://schemas.openxmlformats.org/officeDocument/2006/relationships" xmlns:m="http://schemas.openxmlformats.org/officeDocument/2006/math" xmlns:v="urn:schemas-microsoft-com:vml" xmlns:wp14="http://schemas.microsoft.com/office/word/2010/wordprocessingDrawing" xmlns:wp="http://schemas.openxmlformats.org/drawingml/2006/wordprocessingDrawing" xmlns:w10="urn:schemas-microsoft-com:office:word" xmlns:w="http://schemas.openxmlformats.org/wordprocessingml/2006/main" xmlns:w14="http://schemas.microsoft.com/office/word/2010/wordml" xmlns:w15="http://schemas.microsoft.com/office/word/2012/wordml" xmlns:w16cex="http://schemas.microsoft.com/office/word/2018/wordml/cex" xmlns:w16cid="http://schemas.microsoft.com/office/word/2016/wordml/cid" xmlns:w16="http://schemas.microsoft.com/office/word/2018/wordml" xmlns:w16du="http://schemas.microsoft.com/office/word/2023/wordml/word16du" xmlns:w16sdtdh="http://schemas.microsoft.com/office/word/2020/wordml/sdtdatahash" xmlns:w16sdtfl="http://schemas.microsoft.com/office/word/2024/wordml/sdtformatlock" xmlns:w16se="http://schemas.microsoft.com/office/word/2015/wordml/symex" xmlns:wpg="http://schemas.microsoft.com/office/word/2010/wordprocessingGroup" xmlns:wpi="http://schemas.microsoft.com/office/word/2010/wordprocessingInk" xmlns:wne="http://schemas.microsoft.com/office/word/2006/wordml" xmlns:wps="http://schemas.microsoft.com/office/word/2010/wordprocessingShape" mc:Ignorable="w14 w15 w16se w16cid w16 w16cex w16sdtdh w16sdtfl w16du wp14">
   <w:footnote w:type="separator" w:id="-1">
     <w:p>
       <w:pPr>
@@ -27857,7 +28124,7 @@
 </file>
 
 <file path=word/header1.xml><?xml version="1.0" encoding="utf-8"?>
-<w:hdr xmlns:wpc="http://schemas.microsoft.com/office/word/2010/wordprocessingCanvas" xmlns:cx="http://schemas.microsoft.com/office/drawing/2014/chartex" xmlns:cx1="http://schemas.microsoft.com/office/drawing/2015/9/8/chartex" xmlns:cx2="http://schemas.microsoft.com/office/drawing/2015/10/21/chartex" xmlns:cx3="http://schemas.microsoft.com/office/drawing/2016/5/9/chartex" xmlns:cx4="http://schemas.microsoft.com/office/drawing/2016/5/10/chartex" xmlns:cx5="http://schemas.microsoft.com/office/drawing/2016/5/11/chartex" xmlns:cx6="http://schemas.microsoft.com/office/drawing/2016/5/12/chartex" xmlns:cx7="http://schemas.microsoft.com/office/drawing/2016/5/13/chartex" xmlns:cx8="http://schemas.microsoft.com/office/drawing/2016/5/14/chartex" xmlns:mc="http://schemas.openxmlformats.org/markup-compatibility/2006" xmlns:aink="http://schemas.microsoft.com/office/drawing/2016/ink" xmlns:am3d="http://schemas.microsoft.com/office/drawing/2017/model3d" xmlns:o="urn:schemas-microsoft-com:office:office" xmlns:oel="http://schemas.microsoft.com/office/2019/extlst" xmlns:r="http://schemas.openxmlformats.org/officeDocument/2006/relationships" xmlns:m="http://schemas.openxmlformats.org/officeDocument/2006/math" xmlns:v="urn:schemas-microsoft-com:vml" xmlns:wp14="http://schemas.microsoft.com/office/word/2010/wordprocessingDrawing" xmlns:wp="http://schemas.openxmlformats.org/drawingml/2006/wordprocessingDrawing" xmlns:w10="urn:schemas-microsoft-com:office:word" xmlns:w="http://schemas.openxmlformats.org/wordprocessingml/2006/main" xmlns:w14="http://schemas.microsoft.com/office/word/2010/wordml" xmlns:w15="http://schemas.microsoft.com/office/word/2012/wordml" xmlns:w16cex="http://schemas.microsoft.com/office/word/2018/wordml/cex" xmlns:w16cid="http://schemas.microsoft.com/office/word/2016/wordml/cid" xmlns:w16="http://schemas.microsoft.com/office/word/2018/wordml" xmlns:w16sdtdh="http://schemas.microsoft.com/office/word/2020/wordml/sdtdatahash" xmlns:w16se="http://schemas.microsoft.com/office/word/2015/wordml/symex" xmlns:wpg="http://schemas.microsoft.com/office/word/2010/wordprocessingGroup" xmlns:wpi="http://schemas.microsoft.com/office/word/2010/wordprocessingInk" xmlns:wne="http://schemas.microsoft.com/office/word/2006/wordml" xmlns:wps="http://schemas.microsoft.com/office/word/2010/wordprocessingShape" mc:Ignorable="w14 w15 w16se w16cid w16 w16cex w16sdtdh wp14">
+<w:hdr xmlns:wpc="http://schemas.microsoft.com/office/word/2010/wordprocessingCanvas" xmlns:cx="http://schemas.microsoft.com/office/drawing/2014/chartex" xmlns:cx1="http://schemas.microsoft.com/office/drawing/2015/9/8/chartex" xmlns:cx2="http://schemas.microsoft.com/office/drawing/2015/10/21/chartex" xmlns:cx3="http://schemas.microsoft.com/office/drawing/2016/5/9/chartex" xmlns:cx4="http://schemas.microsoft.com/office/drawing/2016/5/10/chartex" xmlns:cx5="http://schemas.microsoft.com/office/drawing/2016/5/11/chartex" xmlns:cx6="http://schemas.microsoft.com/office/drawing/2016/5/12/chartex" xmlns:cx7="http://schemas.microsoft.com/office/drawing/2016/5/13/chartex" xmlns:cx8="http://schemas.microsoft.com/office/drawing/2016/5/14/chartex" xmlns:mc="http://schemas.openxmlformats.org/markup-compatibility/2006" xmlns:aink="http://schemas.microsoft.com/office/drawing/2016/ink" xmlns:am3d="http://schemas.microsoft.com/office/drawing/2017/model3d" xmlns:o="urn:schemas-microsoft-com:office:office" xmlns:oel="http://schemas.microsoft.com/office/2019/extlst" xmlns:r="http://schemas.openxmlformats.org/officeDocument/2006/relationships" xmlns:m="http://schemas.openxmlformats.org/officeDocument/2006/math" xmlns:v="urn:schemas-microsoft-com:vml" xmlns:wp14="http://schemas.microsoft.com/office/word/2010/wordprocessingDrawing" xmlns:wp="http://schemas.openxmlformats.org/drawingml/2006/wordprocessingDrawing" xmlns:w10="urn:schemas-microsoft-com:office:word" xmlns:w="http://schemas.openxmlformats.org/wordprocessingml/2006/main" xmlns:w14="http://schemas.microsoft.com/office/word/2010/wordml" xmlns:w15="http://schemas.microsoft.com/office/word/2012/wordml" xmlns:w16cex="http://schemas.microsoft.com/office/word/2018/wordml/cex" xmlns:w16cid="http://schemas.microsoft.com/office/word/2016/wordml/cid" xmlns:w16="http://schemas.microsoft.com/office/word/2018/wordml" xmlns:w16du="http://schemas.microsoft.com/office/word/2023/wordml/word16du" xmlns:w16sdtdh="http://schemas.microsoft.com/office/word/2020/wordml/sdtdatahash" xmlns:w16sdtfl="http://schemas.microsoft.com/office/word/2024/wordml/sdtformatlock" xmlns:w16se="http://schemas.microsoft.com/office/word/2015/wordml/symex" xmlns:wpg="http://schemas.microsoft.com/office/word/2010/wordprocessingGroup" xmlns:wpi="http://schemas.microsoft.com/office/word/2010/wordprocessingInk" xmlns:wne="http://schemas.microsoft.com/office/word/2006/wordml" xmlns:wps="http://schemas.microsoft.com/office/word/2010/wordprocessingShape" mc:Ignorable="w14 w15 w16se w16cid w16 w16cex w16sdtdh w16sdtfl w16du wp14">
   <w:p>
     <w:pPr>
       <w:pStyle w:val="Header"/>
@@ -27878,7 +28145,7 @@
 </file>
 
 <file path=word/header2.xml><?xml version="1.0" encoding="utf-8"?>
-<w:hdr xmlns:wpc="http://schemas.microsoft.com/office/word/2010/wordprocessingCanvas" xmlns:cx="http://schemas.microsoft.com/office/drawing/2014/chartex" xmlns:cx1="http://schemas.microsoft.com/office/drawing/2015/9/8/chartex" xmlns:cx2="http://schemas.microsoft.com/office/drawing/2015/10/21/chartex" xmlns:cx3="http://schemas.microsoft.com/office/drawing/2016/5/9/chartex" xmlns:cx4="http://schemas.microsoft.com/office/drawing/2016/5/10/chartex" xmlns:cx5="http://schemas.microsoft.com/office/drawing/2016/5/11/chartex" xmlns:cx6="http://schemas.microsoft.com/office/drawing/2016/5/12/chartex" xmlns:cx7="http://schemas.microsoft.com/office/drawing/2016/5/13/chartex" xmlns:cx8="http://schemas.microsoft.com/office/drawing/2016/5/14/chartex" xmlns:mc="http://schemas.openxmlformats.org/markup-compatibility/2006" xmlns:aink="http://schemas.microsoft.com/office/drawing/2016/ink" xmlns:am3d="http://schemas.microsoft.com/office/drawing/2017/model3d" xmlns:o="urn:schemas-microsoft-com:office:office" xmlns:oel="http://schemas.microsoft.com/office/2019/extlst" xmlns:r="http://schemas.openxmlformats.org/officeDocument/2006/relationships" xmlns:m="http://schemas.openxmlformats.org/officeDocument/2006/math" xmlns:v="urn:schemas-microsoft-com:vml" xmlns:wp14="http://schemas.microsoft.com/office/word/2010/wordprocessingDrawing" xmlns:wp="http://schemas.openxmlformats.org/drawingml/2006/wordprocessingDrawing" xmlns:w10="urn:schemas-microsoft-com:office:word" xmlns:w="http://schemas.openxmlformats.org/wordprocessingml/2006/main" xmlns:w14="http://schemas.microsoft.com/office/word/2010/wordml" xmlns:w15="http://schemas.microsoft.com/office/word/2012/wordml" xmlns:w16cex="http://schemas.microsoft.com/office/word/2018/wordml/cex" xmlns:w16cid="http://schemas.microsoft.com/office/word/2016/wordml/cid" xmlns:w16="http://schemas.microsoft.com/office/word/2018/wordml" xmlns:w16sdtdh="http://schemas.microsoft.com/office/word/2020/wordml/sdtdatahash" xmlns:w16se="http://schemas.microsoft.com/office/word/2015/wordml/symex" xmlns:wpg="http://schemas.microsoft.com/office/word/2010/wordprocessingGroup" xmlns:wpi="http://schemas.microsoft.com/office/word/2010/wordprocessingInk" xmlns:wne="http://schemas.microsoft.com/office/word/2006/wordml" xmlns:wps="http://schemas.microsoft.com/office/word/2010/wordprocessingShape" mc:Ignorable="w14 w15 w16se w16cid w16 w16cex w16sdtdh wp14">
+<w:hdr xmlns:wpc="http://schemas.microsoft.com/office/word/2010/wordprocessingCanvas" xmlns:cx="http://schemas.microsoft.com/office/drawing/2014/chartex" xmlns:cx1="http://schemas.microsoft.com/office/drawing/2015/9/8/chartex" xmlns:cx2="http://schemas.microsoft.com/office/drawing/2015/10/21/chartex" xmlns:cx3="http://schemas.microsoft.com/office/drawing/2016/5/9/chartex" xmlns:cx4="http://schemas.microsoft.com/office/drawing/2016/5/10/chartex" xmlns:cx5="http://schemas.microsoft.com/office/drawing/2016/5/11/chartex" xmlns:cx6="http://schemas.microsoft.com/office/drawing/2016/5/12/chartex" xmlns:cx7="http://schemas.microsoft.com/office/drawing/2016/5/13/chartex" xmlns:cx8="http://schemas.microsoft.com/office/drawing/2016/5/14/chartex" xmlns:mc="http://schemas.openxmlformats.org/markup-compatibility/2006" xmlns:aink="http://schemas.microsoft.com/office/drawing/2016/ink" xmlns:am3d="http://schemas.microsoft.com/office/drawing/2017/model3d" xmlns:o="urn:schemas-microsoft-com:office:office" xmlns:oel="http://schemas.microsoft.com/office/2019/extlst" xmlns:r="http://schemas.openxmlformats.org/officeDocument/2006/relationships" xmlns:m="http://schemas.openxmlformats.org/officeDocument/2006/math" xmlns:v="urn:schemas-microsoft-com:vml" xmlns:wp14="http://schemas.microsoft.com/office/word/2010/wordprocessingDrawing" xmlns:wp="http://schemas.openxmlformats.org/drawingml/2006/wordprocessingDrawing" xmlns:w10="urn:schemas-microsoft-com:office:word" xmlns:w="http://schemas.openxmlformats.org/wordprocessingml/2006/main" xmlns:w14="http://schemas.microsoft.com/office/word/2010/wordml" xmlns:w15="http://schemas.microsoft.com/office/word/2012/wordml" xmlns:w16cex="http://schemas.microsoft.com/office/word/2018/wordml/cex" xmlns:w16cid="http://schemas.microsoft.com/office/word/2016/wordml/cid" xmlns:w16="http://schemas.microsoft.com/office/word/2018/wordml" xmlns:w16du="http://schemas.microsoft.com/office/word/2023/wordml/word16du" xmlns:w16sdtdh="http://schemas.microsoft.com/office/word/2020/wordml/sdtdatahash" xmlns:w16sdtfl="http://schemas.microsoft.com/office/word/2024/wordml/sdtformatlock" xmlns:w16se="http://schemas.microsoft.com/office/word/2015/wordml/symex" xmlns:wpg="http://schemas.microsoft.com/office/word/2010/wordprocessingGroup" xmlns:wpi="http://schemas.microsoft.com/office/word/2010/wordprocessingInk" xmlns:wne="http://schemas.microsoft.com/office/word/2006/wordml" xmlns:wps="http://schemas.microsoft.com/office/word/2010/wordprocessingShape" mc:Ignorable="w14 w15 w16se w16cid w16 w16cex w16sdtdh w16sdtfl w16du wp14">
   <w:p>
     <w:pPr>
       <w:pStyle w:val="Header"/>
@@ -27891,7 +28158,7 @@
 </file>
 
 <file path=word/styles.xml><?xml version="1.0" encoding="utf-8"?>
-<w:styles xmlns:mc="http://schemas.openxmlformats.org/markup-compatibility/2006" xmlns:r="http://schemas.openxmlformats.org/officeDocument/2006/relationships" xmlns:w="http://schemas.openxmlformats.org/wordprocessingml/2006/main" xmlns:w14="http://schemas.microsoft.com/office/word/2010/wordml" xmlns:w15="http://schemas.microsoft.com/office/word/2012/wordml" xmlns:w16cex="http://schemas.microsoft.com/office/word/2018/wordml/cex" xmlns:w16cid="http://schemas.microsoft.com/office/word/2016/wordml/cid" xmlns:w16="http://schemas.microsoft.com/office/word/2018/wordml" xmlns:w16sdtdh="http://schemas.microsoft.com/office/word/2020/wordml/sdtdatahash" xmlns:w16se="http://schemas.microsoft.com/office/word/2015/wordml/symex" mc:Ignorable="w14 w15 w16se w16cid w16 w16cex w16sdtdh">
+<w:styles xmlns:mc="http://schemas.openxmlformats.org/markup-compatibility/2006" xmlns:r="http://schemas.openxmlformats.org/officeDocument/2006/relationships" xmlns:w="http://schemas.openxmlformats.org/wordprocessingml/2006/main" xmlns:w14="http://schemas.microsoft.com/office/word/2010/wordml" xmlns:w15="http://schemas.microsoft.com/office/word/2012/wordml" xmlns:w16cex="http://schemas.microsoft.com/office/word/2018/wordml/cex" xmlns:w16cid="http://schemas.microsoft.com/office/word/2016/wordml/cid" xmlns:w16="http://schemas.microsoft.com/office/word/2018/wordml" xmlns:w16du="http://schemas.microsoft.com/office/word/2023/wordml/word16du" xmlns:w16sdtdh="http://schemas.microsoft.com/office/word/2020/wordml/sdtdatahash" xmlns:w16sdtfl="http://schemas.microsoft.com/office/word/2024/wordml/sdtformatlock" xmlns:w16se="http://schemas.microsoft.com/office/word/2015/wordml/symex" mc:Ignorable="w14 w15 w16se w16cid w16 w16cex w16sdtdh w16sdtfl w16du">
   <w:docDefaults>
     <w:rPrDefault>
       <w:rPr>

--- a/TS Jatai Ghanam Project/TS 2.6/TS 2.6 Jatai Malayalam Corrections.docx
+++ b/TS Jatai Ghanam Project/TS 2.6/TS 2.6 Jatai Malayalam Corrections.docx
@@ -112,7 +112,18 @@
           <w:szCs w:val="32"/>
           <w:u w:val="single"/>
         </w:rPr>
-        <w:t xml:space="preserve">Observed till </w:t>
+        <w:t xml:space="preserve">Observed </w:t>
+      </w:r>
+      <w:proofErr w:type="gramStart"/>
+      <w:r>
+        <w:rPr>
+          <w:b/>
+          <w:bCs/>
+          <w:sz w:val="32"/>
+          <w:szCs w:val="32"/>
+          <w:u w:val="single"/>
+        </w:rPr>
+        <w:t xml:space="preserve">till </w:t>
       </w:r>
       <w:r>
         <w:rPr>
@@ -125,6 +136,7 @@
         </w:rPr>
         <w:t>?????</w:t>
       </w:r>
+      <w:proofErr w:type="gramEnd"/>
     </w:p>
     <w:p>
       <w:pPr>
@@ -355,7 +367,27 @@
                 <w:sz w:val="32"/>
                 <w:szCs w:val="40"/>
               </w:rPr>
-              <w:t>)-  jZ§ | ög¢</w:t>
+              <w:t>)</w:t>
+            </w:r>
+            <w:proofErr w:type="gramStart"/>
+            <w:r>
+              <w:rPr>
+                <w:rFonts w:ascii="BRH Malayalam Extra" w:hAnsi="BRH Malayalam Extra" w:cs="BRH Malayalam Extra"/>
+                <w:color w:val="000000"/>
+                <w:sz w:val="32"/>
+                <w:szCs w:val="40"/>
+              </w:rPr>
+              <w:t>-  jZ</w:t>
+            </w:r>
+            <w:proofErr w:type="gramEnd"/>
+            <w:r>
+              <w:rPr>
+                <w:rFonts w:ascii="BRH Malayalam Extra" w:hAnsi="BRH Malayalam Extra" w:cs="BRH Malayalam Extra"/>
+                <w:color w:val="000000"/>
+                <w:sz w:val="32"/>
+                <w:szCs w:val="40"/>
+              </w:rPr>
+              <w:t>§ | ög¢</w:t>
             </w:r>
             <w:r>
               <w:rPr>
@@ -619,7 +651,27 @@
                 <w:sz w:val="32"/>
                 <w:szCs w:val="40"/>
               </w:rPr>
-              <w:t>)-  ög¢</w:t>
+              <w:t>)</w:t>
+            </w:r>
+            <w:proofErr w:type="gramStart"/>
+            <w:r>
+              <w:rPr>
+                <w:rFonts w:ascii="BRH Malayalam Extra" w:hAnsi="BRH Malayalam Extra" w:cs="BRH Malayalam Extra"/>
+                <w:color w:val="000000"/>
+                <w:sz w:val="32"/>
+                <w:szCs w:val="40"/>
+              </w:rPr>
+              <w:t>-  ög</w:t>
+            </w:r>
+            <w:proofErr w:type="gramEnd"/>
+            <w:r>
+              <w:rPr>
+                <w:rFonts w:ascii="BRH Malayalam Extra" w:hAnsi="BRH Malayalam Extra" w:cs="BRH Malayalam Extra"/>
+                <w:color w:val="000000"/>
+                <w:sz w:val="32"/>
+                <w:szCs w:val="40"/>
+              </w:rPr>
+              <w:t>¢</w:t>
             </w:r>
             <w:r>
               <w:rPr>
@@ -893,7 +945,27 @@
                 <w:sz w:val="32"/>
                 <w:szCs w:val="40"/>
               </w:rPr>
-              <w:t>)-  jZ§ | ög¢</w:t>
+              <w:t>)</w:t>
+            </w:r>
+            <w:proofErr w:type="gramStart"/>
+            <w:r>
+              <w:rPr>
+                <w:rFonts w:ascii="BRH Malayalam Extra" w:hAnsi="BRH Malayalam Extra" w:cs="BRH Malayalam Extra"/>
+                <w:color w:val="000000"/>
+                <w:sz w:val="32"/>
+                <w:szCs w:val="40"/>
+              </w:rPr>
+              <w:t>-  jZ</w:t>
+            </w:r>
+            <w:proofErr w:type="gramEnd"/>
+            <w:r>
+              <w:rPr>
+                <w:rFonts w:ascii="BRH Malayalam Extra" w:hAnsi="BRH Malayalam Extra" w:cs="BRH Malayalam Extra"/>
+                <w:color w:val="000000"/>
+                <w:sz w:val="32"/>
+                <w:szCs w:val="40"/>
+              </w:rPr>
+              <w:t>§ | ög¢</w:t>
             </w:r>
             <w:r>
               <w:rPr>
@@ -1187,7 +1259,27 @@
                 <w:sz w:val="32"/>
                 <w:szCs w:val="40"/>
               </w:rPr>
-              <w:t>)-  ög¢</w:t>
+              <w:t>)</w:t>
+            </w:r>
+            <w:proofErr w:type="gramStart"/>
+            <w:r>
+              <w:rPr>
+                <w:rFonts w:ascii="BRH Malayalam Extra" w:hAnsi="BRH Malayalam Extra" w:cs="BRH Malayalam Extra"/>
+                <w:color w:val="000000"/>
+                <w:sz w:val="32"/>
+                <w:szCs w:val="40"/>
+              </w:rPr>
+              <w:t>-  ög</w:t>
+            </w:r>
+            <w:proofErr w:type="gramEnd"/>
+            <w:r>
+              <w:rPr>
+                <w:rFonts w:ascii="BRH Malayalam Extra" w:hAnsi="BRH Malayalam Extra" w:cs="BRH Malayalam Extra"/>
+                <w:color w:val="000000"/>
+                <w:sz w:val="32"/>
+                <w:szCs w:val="40"/>
+              </w:rPr>
+              <w:t>¢</w:t>
             </w:r>
             <w:r>
               <w:rPr>
@@ -1356,7 +1448,7 @@
       </w:tr>
       <w:tr>
         <w:trPr>
-          <w:trHeight w:val="488"/>
+          <w:trHeight w:val="1966"/>
         </w:trPr>
         <w:tc>
           <w:tcPr>
@@ -1368,6 +1460,383 @@
               <w:autoSpaceDE w:val="0"/>
               <w:autoSpaceDN w:val="0"/>
               <w:adjustRightInd w:val="0"/>
+              <w:spacing w:line="240" w:lineRule="auto"/>
+              <w:rPr>
+                <w:rFonts w:ascii="BRH Malayalam Extra" w:hAnsi="BRH Malayalam Extra" w:cs="BRH Malayalam Extra"/>
+                <w:color w:val="000000"/>
+                <w:sz w:val="32"/>
+                <w:szCs w:val="40"/>
+              </w:rPr>
+            </w:pPr>
+            <w:r>
+              <w:rPr>
+                <w:rFonts w:cs="BRH Malayalam Extra"/>
+                <w:color w:val="000000"/>
+                <w:szCs w:val="40"/>
+              </w:rPr>
+              <w:t>17</w:t>
+            </w:r>
+            <w:r>
+              <w:rPr>
+                <w:rFonts w:ascii="BRH Malayalam Extra" w:hAnsi="BRH Malayalam Extra" w:cs="BRH Malayalam Extra"/>
+                <w:color w:val="000000"/>
+                <w:sz w:val="32"/>
+                <w:szCs w:val="40"/>
+              </w:rPr>
+              <w:t>)</w:t>
+            </w:r>
+            <w:r>
+              <w:rPr>
+                <w:rFonts w:ascii="BRH Malayalam Extra" w:hAnsi="BRH Malayalam Extra" w:cs="BRH Malayalam Extra"/>
+                <w:color w:val="000000"/>
+                <w:sz w:val="32"/>
+                <w:szCs w:val="40"/>
+              </w:rPr>
+              <w:tab/>
+            </w:r>
+            <w:r>
+              <w:rPr>
+                <w:rFonts w:cs="BRH Malayalam Extra"/>
+                <w:color w:val="000000"/>
+                <w:szCs w:val="40"/>
+              </w:rPr>
+              <w:t>2</w:t>
+            </w:r>
+            <w:r>
+              <w:rPr>
+                <w:rFonts w:ascii="BRH Malayalam Extra" w:hAnsi="BRH Malayalam Extra" w:cs="BRH Malayalam Extra"/>
+                <w:color w:val="000000"/>
+                <w:sz w:val="32"/>
+                <w:szCs w:val="40"/>
+              </w:rPr>
+              <w:t>.</w:t>
+            </w:r>
+            <w:r>
+              <w:rPr>
+                <w:rFonts w:cs="BRH Malayalam Extra"/>
+                <w:color w:val="000000"/>
+                <w:szCs w:val="40"/>
+              </w:rPr>
+              <w:t>6</w:t>
+            </w:r>
+            <w:r>
+              <w:rPr>
+                <w:rFonts w:ascii="BRH Malayalam Extra" w:hAnsi="BRH Malayalam Extra" w:cs="BRH Malayalam Extra"/>
+                <w:color w:val="000000"/>
+                <w:sz w:val="32"/>
+                <w:szCs w:val="40"/>
+              </w:rPr>
+              <w:t>.</w:t>
+            </w:r>
+            <w:r>
+              <w:rPr>
+                <w:rFonts w:cs="BRH Malayalam Extra"/>
+                <w:color w:val="000000"/>
+                <w:szCs w:val="40"/>
+              </w:rPr>
+              <w:t>12</w:t>
+            </w:r>
+            <w:r>
+              <w:rPr>
+                <w:rFonts w:ascii="BRH Malayalam Extra" w:hAnsi="BRH Malayalam Extra" w:cs="BRH Malayalam Extra"/>
+                <w:color w:val="000000"/>
+                <w:sz w:val="32"/>
+                <w:szCs w:val="40"/>
+              </w:rPr>
+              <w:t>.</w:t>
+            </w:r>
+            <w:r>
+              <w:rPr>
+                <w:rFonts w:cs="BRH Malayalam Extra"/>
+                <w:color w:val="000000"/>
+                <w:szCs w:val="40"/>
+              </w:rPr>
+              <w:t>3</w:t>
+            </w:r>
+            <w:r>
+              <w:rPr>
+                <w:rFonts w:ascii="BRH Malayalam Extra" w:hAnsi="BRH Malayalam Extra" w:cs="BRH Malayalam Extra"/>
+                <w:color w:val="000000"/>
+                <w:sz w:val="32"/>
+                <w:szCs w:val="40"/>
+              </w:rPr>
+              <w:t>(</w:t>
+            </w:r>
+            <w:r>
+              <w:rPr>
+                <w:rFonts w:cs="BRH Malayalam Extra"/>
+                <w:color w:val="000000"/>
+                <w:szCs w:val="40"/>
+              </w:rPr>
+              <w:t>15</w:t>
+            </w:r>
+            <w:r>
+              <w:rPr>
+                <w:rFonts w:ascii="BRH Malayalam Extra" w:hAnsi="BRH Malayalam Extra" w:cs="BRH Malayalam Extra"/>
+                <w:color w:val="000000"/>
+                <w:sz w:val="32"/>
+                <w:szCs w:val="40"/>
+              </w:rPr>
+              <w:t>)</w:t>
+            </w:r>
+            <w:proofErr w:type="gramStart"/>
+            <w:r>
+              <w:rPr>
+                <w:rFonts w:ascii="BRH Malayalam Extra" w:hAnsi="BRH Malayalam Extra" w:cs="BRH Malayalam Extra"/>
+                <w:color w:val="000000"/>
+                <w:sz w:val="32"/>
+                <w:szCs w:val="40"/>
+              </w:rPr>
+              <w:t>-  g</w:t>
+            </w:r>
+            <w:proofErr w:type="gramEnd"/>
+            <w:r>
+              <w:rPr>
+                <w:rFonts w:ascii="BRH Malayalam Extra" w:hAnsi="BRH Malayalam Extra" w:cs="BRH Malayalam Extra"/>
+                <w:color w:val="000000"/>
+                <w:sz w:val="26"/>
+                <w:szCs w:val="40"/>
+              </w:rPr>
+              <w:t>–</w:t>
+            </w:r>
+            <w:r>
+              <w:rPr>
+                <w:rFonts w:ascii="BRH Malayalam Extra" w:hAnsi="BRH Malayalam Extra" w:cs="BRH Malayalam Extra"/>
+                <w:color w:val="000000"/>
+                <w:sz w:val="32"/>
+                <w:szCs w:val="40"/>
+              </w:rPr>
+              <w:t>ª</w:t>
+            </w:r>
+            <w:proofErr w:type="gramStart"/>
+            <w:r>
+              <w:rPr>
+                <w:rFonts w:ascii="BRH Malayalam Extra" w:hAnsi="BRH Malayalam Extra" w:cs="BRH Malayalam Extra"/>
+                <w:color w:val="000000"/>
+                <w:sz w:val="26"/>
+                <w:szCs w:val="40"/>
+              </w:rPr>
+              <w:t>–</w:t>
+            </w:r>
+            <w:r>
+              <w:rPr>
+                <w:rFonts w:ascii="BRH Malayalam Extra" w:hAnsi="BRH Malayalam Extra" w:cs="BRH Malayalam Extra"/>
+                <w:color w:val="000000"/>
+                <w:sz w:val="32"/>
+                <w:szCs w:val="40"/>
+              </w:rPr>
+              <w:t>.ty</w:t>
+            </w:r>
+            <w:proofErr w:type="gramEnd"/>
+            <w:r>
+              <w:rPr>
+                <w:rFonts w:ascii="BRH Malayalam Extra" w:hAnsi="BRH Malayalam Extra" w:cs="BRH Malayalam Extra"/>
+                <w:color w:val="000000"/>
+                <w:sz w:val="26"/>
+                <w:szCs w:val="40"/>
+              </w:rPr>
+              <w:t>–</w:t>
+            </w:r>
+            <w:r>
+              <w:rPr>
+                <w:rFonts w:ascii="BRH Malayalam Extra" w:hAnsi="BRH Malayalam Extra" w:cs="BRH Malayalam Extra"/>
+                <w:color w:val="000000"/>
+                <w:sz w:val="32"/>
+                <w:szCs w:val="40"/>
+              </w:rPr>
+              <w:t xml:space="preserve">rb—J | ¥j </w:t>
+            </w:r>
+          </w:p>
+          <w:p>
+            <w:pPr>
+              <w:widowControl w:val="0"/>
+              <w:autoSpaceDE w:val="0"/>
+              <w:autoSpaceDN w:val="0"/>
+              <w:adjustRightInd w:val="0"/>
+              <w:spacing w:line="240" w:lineRule="auto"/>
+              <w:rPr>
+                <w:rFonts w:ascii="BRH Malayalam Extra" w:hAnsi="BRH Malayalam Extra" w:cs="BRH Malayalam Extra"/>
+                <w:color w:val="000000"/>
+                <w:sz w:val="32"/>
+                <w:szCs w:val="40"/>
+              </w:rPr>
+            </w:pPr>
+            <w:r>
+              <w:rPr>
+                <w:rFonts w:ascii="BRH Malayalam Extra" w:hAnsi="BRH Malayalam Extra" w:cs="BRH Malayalam Extra"/>
+                <w:color w:val="000000"/>
+                <w:sz w:val="32"/>
+                <w:szCs w:val="40"/>
+              </w:rPr>
+              <w:t>g</w:t>
+            </w:r>
+            <w:r>
+              <w:rPr>
+                <w:rFonts w:ascii="BRH Malayalam Extra" w:hAnsi="BRH Malayalam Extra" w:cs="BRH Malayalam Extra"/>
+                <w:color w:val="000000"/>
+                <w:sz w:val="26"/>
+                <w:szCs w:val="40"/>
+              </w:rPr>
+              <w:t>–</w:t>
+            </w:r>
+            <w:r>
+              <w:rPr>
+                <w:rFonts w:ascii="BRH Malayalam Extra" w:hAnsi="BRH Malayalam Extra" w:cs="BRH Malayalam Extra"/>
+                <w:color w:val="000000"/>
+                <w:sz w:val="32"/>
+                <w:szCs w:val="40"/>
+              </w:rPr>
+              <w:t>ª</w:t>
+            </w:r>
+            <w:proofErr w:type="gramStart"/>
+            <w:r>
+              <w:rPr>
+                <w:rFonts w:ascii="BRH Malayalam Extra" w:hAnsi="BRH Malayalam Extra" w:cs="BRH Malayalam Extra"/>
+                <w:color w:val="000000"/>
+                <w:sz w:val="26"/>
+                <w:szCs w:val="40"/>
+              </w:rPr>
+              <w:t>–</w:t>
+            </w:r>
+            <w:r>
+              <w:rPr>
+                <w:rFonts w:ascii="BRH Malayalam Extra" w:hAnsi="BRH Malayalam Extra" w:cs="BRH Malayalam Extra"/>
+                <w:color w:val="000000"/>
+                <w:sz w:val="32"/>
+                <w:szCs w:val="40"/>
+              </w:rPr>
+              <w:t>.ty</w:t>
+            </w:r>
+            <w:proofErr w:type="gramEnd"/>
+            <w:r>
+              <w:rPr>
+                <w:rFonts w:ascii="BRH Malayalam Extra" w:hAnsi="BRH Malayalam Extra" w:cs="BRH Malayalam Extra"/>
+                <w:color w:val="000000"/>
+                <w:sz w:val="26"/>
+                <w:szCs w:val="40"/>
+              </w:rPr>
+              <w:t>–</w:t>
+            </w:r>
+            <w:r>
+              <w:rPr>
+                <w:rFonts w:ascii="BRH Malayalam Extra" w:hAnsi="BRH Malayalam Extra" w:cs="BRH Malayalam Extra"/>
+                <w:color w:val="000000"/>
+                <w:sz w:val="32"/>
+                <w:szCs w:val="40"/>
+              </w:rPr>
+              <w:t>r¥bx</w:t>
+            </w:r>
+            <w:r>
+              <w:rPr>
+                <w:rFonts w:ascii="BRH Malayalam Extra" w:hAnsi="BRH Malayalam Extra" w:cs="BRH Malayalam Extra"/>
+                <w:color w:val="000000"/>
+                <w:sz w:val="26"/>
+                <w:szCs w:val="40"/>
+              </w:rPr>
+              <w:t>–</w:t>
+            </w:r>
+            <w:r>
+              <w:rPr>
+                <w:rFonts w:ascii="BRH Malayalam Extra" w:hAnsi="BRH Malayalam Extra" w:cs="BRH Malayalam Extra"/>
+                <w:color w:val="000000"/>
+                <w:sz w:val="32"/>
+                <w:szCs w:val="40"/>
+              </w:rPr>
+              <w:t xml:space="preserve"> ¥j ¥j g—</w:t>
+            </w:r>
+            <w:proofErr w:type="gramStart"/>
+            <w:r>
+              <w:rPr>
+                <w:rFonts w:ascii="BRH Malayalam Extra" w:hAnsi="BRH Malayalam Extra" w:cs="BRH Malayalam Extra"/>
+                <w:color w:val="000000"/>
+                <w:sz w:val="32"/>
+                <w:szCs w:val="40"/>
+                <w:highlight w:val="yellow"/>
+              </w:rPr>
+              <w:t>ª</w:t>
+            </w:r>
+            <w:r>
+              <w:rPr>
+                <w:rFonts w:ascii="BRH Malayalam Extra" w:hAnsi="BRH Malayalam Extra" w:cs="BRH Malayalam Extra"/>
+                <w:color w:val="000000"/>
+                <w:sz w:val="32"/>
+                <w:szCs w:val="40"/>
+              </w:rPr>
+              <w:t>.ty</w:t>
+            </w:r>
+            <w:proofErr w:type="gramEnd"/>
+            <w:r>
+              <w:rPr>
+                <w:rFonts w:ascii="BRH Malayalam Extra" w:hAnsi="BRH Malayalam Extra" w:cs="BRH Malayalam Extra"/>
+                <w:color w:val="000000"/>
+                <w:sz w:val="26"/>
+                <w:szCs w:val="40"/>
+              </w:rPr>
+              <w:t>–</w:t>
+            </w:r>
+            <w:r>
+              <w:rPr>
+                <w:rFonts w:ascii="BRH Malayalam Extra" w:hAnsi="BRH Malayalam Extra" w:cs="BRH Malayalam Extra"/>
+                <w:color w:val="000000"/>
+                <w:sz w:val="32"/>
+                <w:szCs w:val="40"/>
+              </w:rPr>
+              <w:t xml:space="preserve">r¥bx— </w:t>
+            </w:r>
+            <w:proofErr w:type="gramStart"/>
+            <w:r>
+              <w:rPr>
+                <w:rFonts w:ascii="BRH Malayalam Extra" w:hAnsi="BRH Malayalam Extra" w:cs="BRH Malayalam Extra"/>
+                <w:color w:val="000000"/>
+                <w:sz w:val="32"/>
+                <w:szCs w:val="40"/>
+              </w:rPr>
+              <w:t>gª.ty</w:t>
+            </w:r>
+            <w:proofErr w:type="gramEnd"/>
+            <w:r>
+              <w:rPr>
+                <w:rFonts w:ascii="BRH Malayalam Extra" w:hAnsi="BRH Malayalam Extra" w:cs="BRH Malayalam Extra"/>
+                <w:color w:val="000000"/>
+                <w:sz w:val="26"/>
+                <w:szCs w:val="40"/>
+              </w:rPr>
+              <w:t>–</w:t>
+            </w:r>
+            <w:r>
+              <w:rPr>
+                <w:rFonts w:ascii="BRH Malayalam Extra" w:hAnsi="BRH Malayalam Extra" w:cs="BRH Malayalam Extra"/>
+                <w:color w:val="000000"/>
+                <w:sz w:val="32"/>
+                <w:szCs w:val="40"/>
+              </w:rPr>
+              <w:t>r¥bx</w:t>
+            </w:r>
+            <w:r>
+              <w:rPr>
+                <w:rFonts w:ascii="BRH Malayalam Extra" w:hAnsi="BRH Malayalam Extra" w:cs="BRH Malayalam Extra"/>
+                <w:color w:val="000000"/>
+                <w:sz w:val="26"/>
+                <w:szCs w:val="40"/>
+              </w:rPr>
+              <w:t>–</w:t>
+            </w:r>
+            <w:r>
+              <w:rPr>
+                <w:rFonts w:ascii="BRH Malayalam Extra" w:hAnsi="BRH Malayalam Extra" w:cs="BRH Malayalam Extra"/>
+                <w:color w:val="000000"/>
+                <w:sz w:val="32"/>
+                <w:szCs w:val="40"/>
+              </w:rPr>
+              <w:t xml:space="preserve"> ¥j | </w:t>
+            </w:r>
+          </w:p>
+          <w:p>
+            <w:pPr>
+              <w:widowControl w:val="0"/>
+              <w:autoSpaceDE w:val="0"/>
+              <w:autoSpaceDN w:val="0"/>
+              <w:adjustRightInd w:val="0"/>
               <w:spacing w:before="0" w:line="240" w:lineRule="auto"/>
               <w:rPr>
                 <w:rFonts w:cs="BRH Malayalam Extra"/>
@@ -1380,6 +1849,432 @@
           <w:tcPr>
             <w:tcW w:w="7371" w:type="dxa"/>
           </w:tcPr>
+          <w:p>
+            <w:pPr>
+              <w:widowControl w:val="0"/>
+              <w:autoSpaceDE w:val="0"/>
+              <w:autoSpaceDN w:val="0"/>
+              <w:adjustRightInd w:val="0"/>
+              <w:spacing w:line="240" w:lineRule="auto"/>
+              <w:rPr>
+                <w:rFonts w:ascii="BRH Malayalam Extra" w:hAnsi="BRH Malayalam Extra" w:cs="BRH Malayalam Extra"/>
+                <w:color w:val="000000"/>
+                <w:sz w:val="32"/>
+                <w:szCs w:val="40"/>
+              </w:rPr>
+            </w:pPr>
+            <w:r>
+              <w:rPr>
+                <w:rFonts w:cs="BRH Malayalam Extra"/>
+                <w:color w:val="000000"/>
+                <w:szCs w:val="40"/>
+              </w:rPr>
+              <w:t>17</w:t>
+            </w:r>
+            <w:r>
+              <w:rPr>
+                <w:rFonts w:ascii="BRH Malayalam Extra" w:hAnsi="BRH Malayalam Extra" w:cs="BRH Malayalam Extra"/>
+                <w:color w:val="000000"/>
+                <w:sz w:val="32"/>
+                <w:szCs w:val="40"/>
+              </w:rPr>
+              <w:t>)</w:t>
+            </w:r>
+            <w:r>
+              <w:rPr>
+                <w:rFonts w:ascii="BRH Malayalam Extra" w:hAnsi="BRH Malayalam Extra" w:cs="BRH Malayalam Extra"/>
+                <w:color w:val="000000"/>
+                <w:sz w:val="32"/>
+                <w:szCs w:val="40"/>
+              </w:rPr>
+              <w:tab/>
+            </w:r>
+            <w:r>
+              <w:rPr>
+                <w:rFonts w:cs="BRH Malayalam Extra"/>
+                <w:color w:val="000000"/>
+                <w:szCs w:val="40"/>
+              </w:rPr>
+              <w:t>2</w:t>
+            </w:r>
+            <w:r>
+              <w:rPr>
+                <w:rFonts w:ascii="BRH Malayalam Extra" w:hAnsi="BRH Malayalam Extra" w:cs="BRH Malayalam Extra"/>
+                <w:color w:val="000000"/>
+                <w:sz w:val="32"/>
+                <w:szCs w:val="40"/>
+              </w:rPr>
+              <w:t>.</w:t>
+            </w:r>
+            <w:r>
+              <w:rPr>
+                <w:rFonts w:cs="BRH Malayalam Extra"/>
+                <w:color w:val="000000"/>
+                <w:szCs w:val="40"/>
+              </w:rPr>
+              <w:t>6</w:t>
+            </w:r>
+            <w:r>
+              <w:rPr>
+                <w:rFonts w:ascii="BRH Malayalam Extra" w:hAnsi="BRH Malayalam Extra" w:cs="BRH Malayalam Extra"/>
+                <w:color w:val="000000"/>
+                <w:sz w:val="32"/>
+                <w:szCs w:val="40"/>
+              </w:rPr>
+              <w:t>.</w:t>
+            </w:r>
+            <w:r>
+              <w:rPr>
+                <w:rFonts w:cs="BRH Malayalam Extra"/>
+                <w:color w:val="000000"/>
+                <w:szCs w:val="40"/>
+              </w:rPr>
+              <w:t>12</w:t>
+            </w:r>
+            <w:r>
+              <w:rPr>
+                <w:rFonts w:ascii="BRH Malayalam Extra" w:hAnsi="BRH Malayalam Extra" w:cs="BRH Malayalam Extra"/>
+                <w:color w:val="000000"/>
+                <w:sz w:val="32"/>
+                <w:szCs w:val="40"/>
+              </w:rPr>
+              <w:t>.</w:t>
+            </w:r>
+            <w:r>
+              <w:rPr>
+                <w:rFonts w:cs="BRH Malayalam Extra"/>
+                <w:color w:val="000000"/>
+                <w:szCs w:val="40"/>
+              </w:rPr>
+              <w:t>3</w:t>
+            </w:r>
+            <w:r>
+              <w:rPr>
+                <w:rFonts w:ascii="BRH Malayalam Extra" w:hAnsi="BRH Malayalam Extra" w:cs="BRH Malayalam Extra"/>
+                <w:color w:val="000000"/>
+                <w:sz w:val="32"/>
+                <w:szCs w:val="40"/>
+              </w:rPr>
+              <w:t>(</w:t>
+            </w:r>
+            <w:r>
+              <w:rPr>
+                <w:rFonts w:cs="BRH Malayalam Extra"/>
+                <w:color w:val="000000"/>
+                <w:szCs w:val="40"/>
+              </w:rPr>
+              <w:t>15</w:t>
+            </w:r>
+            <w:r>
+              <w:rPr>
+                <w:rFonts w:ascii="BRH Malayalam Extra" w:hAnsi="BRH Malayalam Extra" w:cs="BRH Malayalam Extra"/>
+                <w:color w:val="000000"/>
+                <w:sz w:val="32"/>
+                <w:szCs w:val="40"/>
+              </w:rPr>
+              <w:t>)</w:t>
+            </w:r>
+            <w:proofErr w:type="gramStart"/>
+            <w:r>
+              <w:rPr>
+                <w:rFonts w:ascii="BRH Malayalam Extra" w:hAnsi="BRH Malayalam Extra" w:cs="BRH Malayalam Extra"/>
+                <w:color w:val="000000"/>
+                <w:sz w:val="32"/>
+                <w:szCs w:val="40"/>
+              </w:rPr>
+              <w:t>-  g</w:t>
+            </w:r>
+            <w:proofErr w:type="gramEnd"/>
+            <w:r>
+              <w:rPr>
+                <w:rFonts w:ascii="BRH Malayalam Extra" w:hAnsi="BRH Malayalam Extra" w:cs="BRH Malayalam Extra"/>
+                <w:color w:val="000000"/>
+                <w:sz w:val="26"/>
+                <w:szCs w:val="40"/>
+              </w:rPr>
+              <w:t>–</w:t>
+            </w:r>
+            <w:r>
+              <w:rPr>
+                <w:rFonts w:ascii="BRH Malayalam Extra" w:hAnsi="BRH Malayalam Extra" w:cs="BRH Malayalam Extra"/>
+                <w:color w:val="000000"/>
+                <w:sz w:val="32"/>
+                <w:szCs w:val="40"/>
+              </w:rPr>
+              <w:t>ª</w:t>
+            </w:r>
+            <w:proofErr w:type="gramStart"/>
+            <w:r>
+              <w:rPr>
+                <w:rFonts w:ascii="BRH Malayalam Extra" w:hAnsi="BRH Malayalam Extra" w:cs="BRH Malayalam Extra"/>
+                <w:color w:val="000000"/>
+                <w:sz w:val="26"/>
+                <w:szCs w:val="40"/>
+              </w:rPr>
+              <w:t>–</w:t>
+            </w:r>
+            <w:r>
+              <w:rPr>
+                <w:rFonts w:ascii="BRH Malayalam Extra" w:hAnsi="BRH Malayalam Extra" w:cs="BRH Malayalam Extra"/>
+                <w:color w:val="000000"/>
+                <w:sz w:val="32"/>
+                <w:szCs w:val="40"/>
+              </w:rPr>
+              <w:t>.ty</w:t>
+            </w:r>
+            <w:proofErr w:type="gramEnd"/>
+            <w:r>
+              <w:rPr>
+                <w:rFonts w:ascii="BRH Malayalam Extra" w:hAnsi="BRH Malayalam Extra" w:cs="BRH Malayalam Extra"/>
+                <w:color w:val="000000"/>
+                <w:sz w:val="26"/>
+                <w:szCs w:val="40"/>
+              </w:rPr>
+              <w:t>–</w:t>
+            </w:r>
+            <w:r>
+              <w:rPr>
+                <w:rFonts w:ascii="BRH Malayalam Extra" w:hAnsi="BRH Malayalam Extra" w:cs="BRH Malayalam Extra"/>
+                <w:color w:val="000000"/>
+                <w:sz w:val="32"/>
+                <w:szCs w:val="40"/>
+              </w:rPr>
+              <w:t xml:space="preserve">rb—J | ¥j | </w:t>
+            </w:r>
+          </w:p>
+          <w:p>
+            <w:pPr>
+              <w:widowControl w:val="0"/>
+              <w:autoSpaceDE w:val="0"/>
+              <w:autoSpaceDN w:val="0"/>
+              <w:adjustRightInd w:val="0"/>
+              <w:spacing w:line="240" w:lineRule="auto"/>
+              <w:rPr>
+                <w:rFonts w:ascii="BRH Malayalam Extra" w:hAnsi="BRH Malayalam Extra" w:cs="BRH Malayalam Extra"/>
+                <w:color w:val="000000"/>
+                <w:sz w:val="32"/>
+                <w:szCs w:val="40"/>
+              </w:rPr>
+            </w:pPr>
+            <w:r>
+              <w:rPr>
+                <w:rFonts w:ascii="BRH Malayalam Extra" w:hAnsi="BRH Malayalam Extra" w:cs="BRH Malayalam Extra"/>
+                <w:color w:val="000000"/>
+                <w:sz w:val="32"/>
+                <w:szCs w:val="40"/>
+              </w:rPr>
+              <w:t>g</w:t>
+            </w:r>
+            <w:r>
+              <w:rPr>
+                <w:rFonts w:ascii="BRH Malayalam Extra" w:hAnsi="BRH Malayalam Extra" w:cs="BRH Malayalam Extra"/>
+                <w:color w:val="000000"/>
+                <w:sz w:val="26"/>
+                <w:szCs w:val="40"/>
+              </w:rPr>
+              <w:t>–</w:t>
+            </w:r>
+            <w:r>
+              <w:rPr>
+                <w:rFonts w:ascii="BRH Malayalam Extra" w:hAnsi="BRH Malayalam Extra" w:cs="BRH Malayalam Extra"/>
+                <w:color w:val="000000"/>
+                <w:sz w:val="32"/>
+                <w:szCs w:val="40"/>
+              </w:rPr>
+              <w:t>ª</w:t>
+            </w:r>
+            <w:proofErr w:type="gramStart"/>
+            <w:r>
+              <w:rPr>
+                <w:rFonts w:ascii="BRH Malayalam Extra" w:hAnsi="BRH Malayalam Extra" w:cs="BRH Malayalam Extra"/>
+                <w:color w:val="000000"/>
+                <w:sz w:val="26"/>
+                <w:szCs w:val="40"/>
+              </w:rPr>
+              <w:t>–</w:t>
+            </w:r>
+            <w:r>
+              <w:rPr>
+                <w:rFonts w:ascii="BRH Malayalam Extra" w:hAnsi="BRH Malayalam Extra" w:cs="BRH Malayalam Extra"/>
+                <w:color w:val="000000"/>
+                <w:sz w:val="32"/>
+                <w:szCs w:val="40"/>
+              </w:rPr>
+              <w:t>.ty</w:t>
+            </w:r>
+            <w:proofErr w:type="gramEnd"/>
+            <w:r>
+              <w:rPr>
+                <w:rFonts w:ascii="BRH Malayalam Extra" w:hAnsi="BRH Malayalam Extra" w:cs="BRH Malayalam Extra"/>
+                <w:color w:val="000000"/>
+                <w:sz w:val="26"/>
+                <w:szCs w:val="40"/>
+              </w:rPr>
+              <w:t>–</w:t>
+            </w:r>
+            <w:r>
+              <w:rPr>
+                <w:rFonts w:ascii="BRH Malayalam Extra" w:hAnsi="BRH Malayalam Extra" w:cs="BRH Malayalam Extra"/>
+                <w:color w:val="000000"/>
+                <w:sz w:val="32"/>
+                <w:szCs w:val="40"/>
+              </w:rPr>
+              <w:t>r¥bx</w:t>
+            </w:r>
+            <w:r>
+              <w:rPr>
+                <w:rFonts w:ascii="BRH Malayalam Extra" w:hAnsi="BRH Malayalam Extra" w:cs="BRH Malayalam Extra"/>
+                <w:color w:val="000000"/>
+                <w:sz w:val="26"/>
+                <w:szCs w:val="40"/>
+              </w:rPr>
+              <w:t>–</w:t>
+            </w:r>
+            <w:r>
+              <w:rPr>
+                <w:rFonts w:ascii="BRH Malayalam Extra" w:hAnsi="BRH Malayalam Extra" w:cs="BRH Malayalam Extra"/>
+                <w:color w:val="000000"/>
+                <w:sz w:val="32"/>
+                <w:szCs w:val="40"/>
+              </w:rPr>
+              <w:t xml:space="preserve"> ¥j ¥j g—</w:t>
+            </w:r>
+            <w:r>
+              <w:rPr>
+                <w:rFonts w:ascii="BRH Malayalam Extra" w:hAnsi="BRH Malayalam Extra" w:cs="BRH Malayalam Extra"/>
+                <w:color w:val="000000"/>
+                <w:sz w:val="32"/>
+                <w:szCs w:val="40"/>
+                <w:highlight w:val="green"/>
+              </w:rPr>
+              <w:t>ª</w:t>
+            </w:r>
+            <w:r>
+              <w:rPr>
+                <w:rFonts w:ascii="BRH Malayalam Extra" w:hAnsi="BRH Malayalam Extra" w:cs="BRH Malayalam Extra"/>
+                <w:color w:val="000000"/>
+                <w:sz w:val="32"/>
+                <w:szCs w:val="40"/>
+              </w:rPr>
+              <w:t>ty</w:t>
+            </w:r>
+            <w:r>
+              <w:rPr>
+                <w:rFonts w:ascii="BRH Malayalam Extra" w:hAnsi="BRH Malayalam Extra" w:cs="BRH Malayalam Extra"/>
+                <w:color w:val="000000"/>
+                <w:sz w:val="26"/>
+                <w:szCs w:val="40"/>
+              </w:rPr>
+              <w:t>–</w:t>
+            </w:r>
+            <w:r>
+              <w:rPr>
+                <w:rFonts w:ascii="BRH Malayalam Extra" w:hAnsi="BRH Malayalam Extra" w:cs="BRH Malayalam Extra"/>
+                <w:color w:val="000000"/>
+                <w:sz w:val="32"/>
+                <w:szCs w:val="40"/>
+              </w:rPr>
+              <w:t xml:space="preserve">r¥bx— </w:t>
+            </w:r>
+            <w:proofErr w:type="gramStart"/>
+            <w:r>
+              <w:rPr>
+                <w:rFonts w:ascii="BRH Malayalam Extra" w:hAnsi="BRH Malayalam Extra" w:cs="BRH Malayalam Extra"/>
+                <w:color w:val="000000"/>
+                <w:sz w:val="32"/>
+                <w:szCs w:val="40"/>
+              </w:rPr>
+              <w:t>gª.ty</w:t>
+            </w:r>
+            <w:proofErr w:type="gramEnd"/>
+            <w:r>
+              <w:rPr>
+                <w:rFonts w:ascii="BRH Malayalam Extra" w:hAnsi="BRH Malayalam Extra" w:cs="BRH Malayalam Extra"/>
+                <w:color w:val="000000"/>
+                <w:sz w:val="26"/>
+                <w:szCs w:val="40"/>
+              </w:rPr>
+              <w:t>–</w:t>
+            </w:r>
+            <w:r>
+              <w:rPr>
+                <w:rFonts w:ascii="BRH Malayalam Extra" w:hAnsi="BRH Malayalam Extra" w:cs="BRH Malayalam Extra"/>
+                <w:color w:val="000000"/>
+                <w:sz w:val="32"/>
+                <w:szCs w:val="40"/>
+              </w:rPr>
+              <w:t>r¥bx</w:t>
+            </w:r>
+            <w:r>
+              <w:rPr>
+                <w:rFonts w:ascii="BRH Malayalam Extra" w:hAnsi="BRH Malayalam Extra" w:cs="BRH Malayalam Extra"/>
+                <w:color w:val="000000"/>
+                <w:sz w:val="26"/>
+                <w:szCs w:val="40"/>
+              </w:rPr>
+              <w:t>–</w:t>
+            </w:r>
+            <w:r>
+              <w:rPr>
+                <w:rFonts w:ascii="BRH Malayalam Extra" w:hAnsi="BRH Malayalam Extra" w:cs="BRH Malayalam Extra"/>
+                <w:color w:val="000000"/>
+                <w:sz w:val="32"/>
+                <w:szCs w:val="40"/>
+              </w:rPr>
+              <w:t xml:space="preserve"> </w:t>
+            </w:r>
+          </w:p>
+          <w:p>
+            <w:pPr>
+              <w:widowControl w:val="0"/>
+              <w:autoSpaceDE w:val="0"/>
+              <w:autoSpaceDN w:val="0"/>
+              <w:adjustRightInd w:val="0"/>
+              <w:spacing w:line="240" w:lineRule="auto"/>
+              <w:rPr>
+                <w:rFonts w:ascii="Cambria" w:hAnsi="Cambria" w:cs="BRH Malayalam Extra"/>
+                <w:color w:val="000000"/>
+                <w:sz w:val="32"/>
+                <w:szCs w:val="40"/>
+              </w:rPr>
+            </w:pPr>
+            <w:r>
+              <w:rPr>
+                <w:rFonts w:ascii="BRH Malayalam Extra" w:hAnsi="BRH Malayalam Extra" w:cs="BRH Malayalam Extra"/>
+                <w:color w:val="000000"/>
+                <w:sz w:val="32"/>
+                <w:szCs w:val="40"/>
+              </w:rPr>
+              <w:t xml:space="preserve">¥j | </w:t>
+            </w:r>
+            <w:r>
+              <w:rPr>
+                <w:rFonts w:ascii="BRH Malayalam Extra" w:hAnsi="BRH Malayalam Extra" w:cs="BRH Malayalam Extra"/>
+                <w:color w:val="000000"/>
+                <w:sz w:val="32"/>
+                <w:szCs w:val="40"/>
+              </w:rPr>
+              <w:t>(</w:t>
+            </w:r>
+            <w:r>
+              <w:rPr>
+                <w:rFonts w:ascii="Cambria" w:hAnsi="Cambria" w:cs="BRH Malayalam Extra"/>
+                <w:color w:val="000000"/>
+                <w:sz w:val="32"/>
+                <w:szCs w:val="40"/>
+              </w:rPr>
+              <w:t>s</w:t>
+            </w:r>
+            <w:r>
+              <w:rPr>
+                <w:rFonts w:ascii="Cambria" w:hAnsi="Cambria" w:cs="BRH Malayalam Extra"/>
+                <w:color w:val="000000"/>
+                <w:sz w:val="32"/>
+                <w:szCs w:val="40"/>
+              </w:rPr>
+              <w:t>warabhakti disappears)</w:t>
+            </w:r>
+          </w:p>
           <w:p>
             <w:pPr>
               <w:widowControl w:val="0"/>
@@ -1784,7 +2679,27 @@
                 <w:sz w:val="32"/>
                 <w:szCs w:val="40"/>
               </w:rPr>
-              <w:t>)-  CZy— | AsÜ—ËI |</w:t>
+              <w:t>)</w:t>
+            </w:r>
+            <w:proofErr w:type="gramStart"/>
+            <w:r>
+              <w:rPr>
+                <w:rFonts w:ascii="BRH Malayalam Extra" w:hAnsi="BRH Malayalam Extra" w:cs="BRH Malayalam Extra"/>
+                <w:color w:val="000000"/>
+                <w:sz w:val="32"/>
+                <w:szCs w:val="40"/>
+              </w:rPr>
+              <w:t>-  CZy</w:t>
+            </w:r>
+            <w:proofErr w:type="gramEnd"/>
+            <w:r>
+              <w:rPr>
+                <w:rFonts w:ascii="BRH Malayalam Extra" w:hAnsi="BRH Malayalam Extra" w:cs="BRH Malayalam Extra"/>
+                <w:color w:val="000000"/>
+                <w:sz w:val="32"/>
+                <w:szCs w:val="40"/>
+              </w:rPr>
+              <w:t>— | AsÜ—ËI |</w:t>
             </w:r>
           </w:p>
           <w:p>
@@ -1983,7 +2898,27 @@
                 <w:sz w:val="32"/>
                 <w:szCs w:val="40"/>
               </w:rPr>
-              <w:t>)-  CZy— | AsÜ—ËI |</w:t>
+              <w:t>)</w:t>
+            </w:r>
+            <w:proofErr w:type="gramStart"/>
+            <w:r>
+              <w:rPr>
+                <w:rFonts w:ascii="BRH Malayalam Extra" w:hAnsi="BRH Malayalam Extra" w:cs="BRH Malayalam Extra"/>
+                <w:color w:val="000000"/>
+                <w:sz w:val="32"/>
+                <w:szCs w:val="40"/>
+              </w:rPr>
+              <w:t>-  CZy</w:t>
+            </w:r>
+            <w:proofErr w:type="gramEnd"/>
+            <w:r>
+              <w:rPr>
+                <w:rFonts w:ascii="BRH Malayalam Extra" w:hAnsi="BRH Malayalam Extra" w:cs="BRH Malayalam Extra"/>
+                <w:color w:val="000000"/>
+                <w:sz w:val="32"/>
+                <w:szCs w:val="40"/>
+              </w:rPr>
+              <w:t>— | AsÜ—ËI |</w:t>
             </w:r>
           </w:p>
           <w:p>
@@ -2084,6 +3019,7 @@
                 <w:color w:val="000000"/>
                 <w:szCs w:val="40"/>
               </w:rPr>
+              <w:lastRenderedPageBreak/>
               <w:t>35</w:t>
             </w:r>
             <w:r>
@@ -2187,8 +3123,19 @@
                 <w:sz w:val="32"/>
                 <w:szCs w:val="40"/>
               </w:rPr>
-              <w:t>)-  A</w:t>
-            </w:r>
+              <w:t>)</w:t>
+            </w:r>
+            <w:proofErr w:type="gramStart"/>
+            <w:r>
+              <w:rPr>
+                <w:rFonts w:ascii="BRH Malayalam Extra" w:hAnsi="BRH Malayalam Extra" w:cs="BRH Malayalam Extra"/>
+                <w:color w:val="000000"/>
+                <w:sz w:val="32"/>
+                <w:szCs w:val="40"/>
+              </w:rPr>
+              <w:t>-  A</w:t>
+            </w:r>
+            <w:proofErr w:type="gramEnd"/>
             <w:r>
               <w:rPr>
                 <w:rFonts w:ascii="BRH Malayalam Extra" w:hAnsi="BRH Malayalam Extra" w:cs="BRH Malayalam Extra"/>
@@ -2400,7 +3347,6 @@
                 <w:color w:val="000000"/>
                 <w:szCs w:val="40"/>
               </w:rPr>
-              <w:lastRenderedPageBreak/>
               <w:t>37</w:t>
             </w:r>
             <w:r>
@@ -2504,7 +3450,27 @@
                 <w:sz w:val="32"/>
                 <w:szCs w:val="40"/>
               </w:rPr>
-              <w:t>)-  BRõ—hx</w:t>
+              <w:t>)</w:t>
+            </w:r>
+            <w:proofErr w:type="gramStart"/>
+            <w:r>
+              <w:rPr>
+                <w:rFonts w:ascii="BRH Malayalam Extra" w:hAnsi="BRH Malayalam Extra" w:cs="BRH Malayalam Extra"/>
+                <w:color w:val="000000"/>
+                <w:sz w:val="32"/>
+                <w:szCs w:val="40"/>
+              </w:rPr>
+              <w:t>-  BRõ</w:t>
+            </w:r>
+            <w:proofErr w:type="gramEnd"/>
+            <w:r>
+              <w:rPr>
+                <w:rFonts w:ascii="BRH Malayalam Extra" w:hAnsi="BRH Malayalam Extra" w:cs="BRH Malayalam Extra"/>
+                <w:color w:val="000000"/>
+                <w:sz w:val="32"/>
+                <w:szCs w:val="40"/>
+              </w:rPr>
+              <w:t>—hx</w:t>
             </w:r>
             <w:r>
               <w:rPr>
@@ -2908,7 +3874,27 @@
                 <w:sz w:val="32"/>
                 <w:szCs w:val="40"/>
               </w:rPr>
-              <w:t>)-  BRõ—hx</w:t>
+              <w:t>)</w:t>
+            </w:r>
+            <w:proofErr w:type="gramStart"/>
+            <w:r>
+              <w:rPr>
+                <w:rFonts w:ascii="BRH Malayalam Extra" w:hAnsi="BRH Malayalam Extra" w:cs="BRH Malayalam Extra"/>
+                <w:color w:val="000000"/>
+                <w:sz w:val="32"/>
+                <w:szCs w:val="40"/>
+              </w:rPr>
+              <w:t>-  BRõ</w:t>
+            </w:r>
+            <w:proofErr w:type="gramEnd"/>
+            <w:r>
+              <w:rPr>
+                <w:rFonts w:ascii="BRH Malayalam Extra" w:hAnsi="BRH Malayalam Extra" w:cs="BRH Malayalam Extra"/>
+                <w:color w:val="000000"/>
+                <w:sz w:val="32"/>
+                <w:szCs w:val="40"/>
+              </w:rPr>
+              <w:t>—hx</w:t>
             </w:r>
             <w:r>
               <w:rPr>
@@ -3058,7 +4044,6 @@
                 <w:color w:val="000000"/>
                 <w:szCs w:val="40"/>
               </w:rPr>
-              <w:lastRenderedPageBreak/>
               <w:t>35</w:t>
             </w:r>
             <w:r>
@@ -3162,8 +4147,19 @@
                 <w:sz w:val="32"/>
                 <w:szCs w:val="40"/>
               </w:rPr>
-              <w:t>)-  A</w:t>
-            </w:r>
+              <w:t>)</w:t>
+            </w:r>
+            <w:proofErr w:type="gramStart"/>
+            <w:r>
+              <w:rPr>
+                <w:rFonts w:ascii="BRH Malayalam Extra" w:hAnsi="BRH Malayalam Extra" w:cs="BRH Malayalam Extra"/>
+                <w:color w:val="000000"/>
+                <w:sz w:val="32"/>
+                <w:szCs w:val="40"/>
+              </w:rPr>
+              <w:t>-  A</w:t>
+            </w:r>
+            <w:proofErr w:type="gramEnd"/>
             <w:r>
               <w:rPr>
                 <w:rFonts w:ascii="BRH Malayalam Extra" w:hAnsi="BRH Malayalam Extra" w:cs="BRH Malayalam Extra"/>
@@ -3371,7 +4367,6 @@
                 <w:color w:val="000000"/>
                 <w:szCs w:val="40"/>
               </w:rPr>
-              <w:lastRenderedPageBreak/>
               <w:t>37</w:t>
             </w:r>
             <w:r>
@@ -3475,7 +4470,27 @@
                 <w:sz w:val="32"/>
                 <w:szCs w:val="40"/>
               </w:rPr>
-              <w:t>)-  BRõ—hx</w:t>
+              <w:t>)</w:t>
+            </w:r>
+            <w:proofErr w:type="gramStart"/>
+            <w:r>
+              <w:rPr>
+                <w:rFonts w:ascii="BRH Malayalam Extra" w:hAnsi="BRH Malayalam Extra" w:cs="BRH Malayalam Extra"/>
+                <w:color w:val="000000"/>
+                <w:sz w:val="32"/>
+                <w:szCs w:val="40"/>
+              </w:rPr>
+              <w:t>-  BRõ</w:t>
+            </w:r>
+            <w:proofErr w:type="gramEnd"/>
+            <w:r>
+              <w:rPr>
+                <w:rFonts w:ascii="BRH Malayalam Extra" w:hAnsi="BRH Malayalam Extra" w:cs="BRH Malayalam Extra"/>
+                <w:color w:val="000000"/>
+                <w:sz w:val="32"/>
+                <w:szCs w:val="40"/>
+              </w:rPr>
+              <w:t>—hx</w:t>
             </w:r>
             <w:r>
               <w:rPr>
@@ -3828,7 +4843,27 @@
                 <w:sz w:val="32"/>
                 <w:szCs w:val="40"/>
               </w:rPr>
-              <w:t>)-  BRõ—hx</w:t>
+              <w:t>)</w:t>
+            </w:r>
+            <w:proofErr w:type="gramStart"/>
+            <w:r>
+              <w:rPr>
+                <w:rFonts w:ascii="BRH Malayalam Extra" w:hAnsi="BRH Malayalam Extra" w:cs="BRH Malayalam Extra"/>
+                <w:color w:val="000000"/>
+                <w:sz w:val="32"/>
+                <w:szCs w:val="40"/>
+              </w:rPr>
+              <w:t>-  BRõ</w:t>
+            </w:r>
+            <w:proofErr w:type="gramEnd"/>
+            <w:r>
+              <w:rPr>
+                <w:rFonts w:ascii="BRH Malayalam Extra" w:hAnsi="BRH Malayalam Extra" w:cs="BRH Malayalam Extra"/>
+                <w:color w:val="000000"/>
+                <w:sz w:val="32"/>
+                <w:szCs w:val="40"/>
+              </w:rPr>
+              <w:t>—hx</w:t>
             </w:r>
             <w:r>
               <w:rPr>
@@ -3974,7 +5009,6 @@
                 <w:color w:val="000000"/>
                 <w:szCs w:val="40"/>
               </w:rPr>
-              <w:lastRenderedPageBreak/>
               <w:t>47</w:t>
             </w:r>
             <w:r>
@@ -4078,7 +5112,27 @@
                 <w:sz w:val="32"/>
                 <w:szCs w:val="40"/>
               </w:rPr>
-              <w:t>)-  CZy— | e¡</w:t>
+              <w:t>)</w:t>
+            </w:r>
+            <w:proofErr w:type="gramStart"/>
+            <w:r>
+              <w:rPr>
+                <w:rFonts w:ascii="BRH Malayalam Extra" w:hAnsi="BRH Malayalam Extra" w:cs="BRH Malayalam Extra"/>
+                <w:color w:val="000000"/>
+                <w:sz w:val="32"/>
+                <w:szCs w:val="40"/>
+              </w:rPr>
+              <w:t>-  CZy</w:t>
+            </w:r>
+            <w:proofErr w:type="gramEnd"/>
+            <w:r>
+              <w:rPr>
+                <w:rFonts w:ascii="BRH Malayalam Extra" w:hAnsi="BRH Malayalam Extra" w:cs="BRH Malayalam Extra"/>
+                <w:color w:val="000000"/>
+                <w:sz w:val="32"/>
+                <w:szCs w:val="40"/>
+              </w:rPr>
+              <w:t>— | e¡</w:t>
             </w:r>
             <w:r>
               <w:rPr>
@@ -4445,7 +5499,27 @@
                 <w:sz w:val="32"/>
                 <w:szCs w:val="40"/>
               </w:rPr>
-              <w:t>)-  e¡</w:t>
+              <w:t>)</w:t>
+            </w:r>
+            <w:proofErr w:type="gramStart"/>
+            <w:r>
+              <w:rPr>
+                <w:rFonts w:ascii="BRH Malayalam Extra" w:hAnsi="BRH Malayalam Extra" w:cs="BRH Malayalam Extra"/>
+                <w:color w:val="000000"/>
+                <w:sz w:val="32"/>
+                <w:szCs w:val="40"/>
+              </w:rPr>
+              <w:t>-  e</w:t>
+            </w:r>
+            <w:proofErr w:type="gramEnd"/>
+            <w:r>
+              <w:rPr>
+                <w:rFonts w:ascii="BRH Malayalam Extra" w:hAnsi="BRH Malayalam Extra" w:cs="BRH Malayalam Extra"/>
+                <w:color w:val="000000"/>
+                <w:sz w:val="32"/>
+                <w:szCs w:val="40"/>
+              </w:rPr>
+              <w:t>¡</w:t>
             </w:r>
             <w:r>
               <w:rPr>
@@ -5003,7 +6077,27 @@
                 <w:sz w:val="32"/>
                 <w:szCs w:val="40"/>
               </w:rPr>
-              <w:t>)-  e¡</w:t>
+              <w:t>)</w:t>
+            </w:r>
+            <w:proofErr w:type="gramStart"/>
+            <w:r>
+              <w:rPr>
+                <w:rFonts w:ascii="BRH Malayalam Extra" w:hAnsi="BRH Malayalam Extra" w:cs="BRH Malayalam Extra"/>
+                <w:color w:val="000000"/>
+                <w:sz w:val="32"/>
+                <w:szCs w:val="40"/>
+              </w:rPr>
+              <w:t>-  e</w:t>
+            </w:r>
+            <w:proofErr w:type="gramEnd"/>
+            <w:r>
+              <w:rPr>
+                <w:rFonts w:ascii="BRH Malayalam Extra" w:hAnsi="BRH Malayalam Extra" w:cs="BRH Malayalam Extra"/>
+                <w:color w:val="000000"/>
+                <w:sz w:val="32"/>
+                <w:szCs w:val="40"/>
+              </w:rPr>
+              <w:t>¡</w:t>
             </w:r>
             <w:r>
               <w:rPr>
@@ -5301,7 +6395,27 @@
                 <w:sz w:val="32"/>
                 <w:szCs w:val="40"/>
               </w:rPr>
-              <w:t>)-  CZy— | e¡</w:t>
+              <w:t>)</w:t>
+            </w:r>
+            <w:proofErr w:type="gramStart"/>
+            <w:r>
+              <w:rPr>
+                <w:rFonts w:ascii="BRH Malayalam Extra" w:hAnsi="BRH Malayalam Extra" w:cs="BRH Malayalam Extra"/>
+                <w:color w:val="000000"/>
+                <w:sz w:val="32"/>
+                <w:szCs w:val="40"/>
+              </w:rPr>
+              <w:t>-  CZy</w:t>
+            </w:r>
+            <w:proofErr w:type="gramEnd"/>
+            <w:r>
+              <w:rPr>
+                <w:rFonts w:ascii="BRH Malayalam Extra" w:hAnsi="BRH Malayalam Extra" w:cs="BRH Malayalam Extra"/>
+                <w:color w:val="000000"/>
+                <w:sz w:val="32"/>
+                <w:szCs w:val="40"/>
+              </w:rPr>
+              <w:t>— | e¡</w:t>
             </w:r>
             <w:r>
               <w:rPr>
@@ -5642,7 +6756,27 @@
                 <w:sz w:val="32"/>
                 <w:szCs w:val="40"/>
               </w:rPr>
-              <w:t>)-  e¡</w:t>
+              <w:t>)</w:t>
+            </w:r>
+            <w:proofErr w:type="gramStart"/>
+            <w:r>
+              <w:rPr>
+                <w:rFonts w:ascii="BRH Malayalam Extra" w:hAnsi="BRH Malayalam Extra" w:cs="BRH Malayalam Extra"/>
+                <w:color w:val="000000"/>
+                <w:sz w:val="32"/>
+                <w:szCs w:val="40"/>
+              </w:rPr>
+              <w:t>-  e</w:t>
+            </w:r>
+            <w:proofErr w:type="gramEnd"/>
+            <w:r>
+              <w:rPr>
+                <w:rFonts w:ascii="BRH Malayalam Extra" w:hAnsi="BRH Malayalam Extra" w:cs="BRH Malayalam Extra"/>
+                <w:color w:val="000000"/>
+                <w:sz w:val="32"/>
+                <w:szCs w:val="40"/>
+              </w:rPr>
+              <w:t>¡</w:t>
             </w:r>
             <w:r>
               <w:rPr>
@@ -6138,7 +7272,27 @@
                 <w:sz w:val="32"/>
                 <w:szCs w:val="40"/>
               </w:rPr>
-              <w:t>)-  e¡</w:t>
+              <w:t>)</w:t>
+            </w:r>
+            <w:proofErr w:type="gramStart"/>
+            <w:r>
+              <w:rPr>
+                <w:rFonts w:ascii="BRH Malayalam Extra" w:hAnsi="BRH Malayalam Extra" w:cs="BRH Malayalam Extra"/>
+                <w:color w:val="000000"/>
+                <w:sz w:val="32"/>
+                <w:szCs w:val="40"/>
+              </w:rPr>
+              <w:t>-  e</w:t>
+            </w:r>
+            <w:proofErr w:type="gramEnd"/>
+            <w:r>
+              <w:rPr>
+                <w:rFonts w:ascii="BRH Malayalam Extra" w:hAnsi="BRH Malayalam Extra" w:cs="BRH Malayalam Extra"/>
+                <w:color w:val="000000"/>
+                <w:sz w:val="32"/>
+                <w:szCs w:val="40"/>
+              </w:rPr>
+              <w:t>¡</w:t>
             </w:r>
             <w:r>
               <w:rPr>
@@ -6320,6 +7474,7 @@
                 <w:color w:val="000000"/>
                 <w:szCs w:val="40"/>
               </w:rPr>
+              <w:lastRenderedPageBreak/>
               <w:t>57</w:t>
             </w:r>
             <w:r>
@@ -6423,7 +7578,27 @@
                 <w:sz w:val="32"/>
                 <w:szCs w:val="40"/>
               </w:rPr>
-              <w:t>)-  d¡</w:t>
+              <w:t>)</w:t>
+            </w:r>
+            <w:proofErr w:type="gramStart"/>
+            <w:r>
+              <w:rPr>
+                <w:rFonts w:ascii="BRH Malayalam Extra" w:hAnsi="BRH Malayalam Extra" w:cs="BRH Malayalam Extra"/>
+                <w:color w:val="000000"/>
+                <w:sz w:val="32"/>
+                <w:szCs w:val="40"/>
+              </w:rPr>
+              <w:t>-  d</w:t>
+            </w:r>
+            <w:proofErr w:type="gramEnd"/>
+            <w:r>
+              <w:rPr>
+                <w:rFonts w:ascii="BRH Malayalam Extra" w:hAnsi="BRH Malayalam Extra" w:cs="BRH Malayalam Extra"/>
+                <w:color w:val="000000"/>
+                <w:sz w:val="32"/>
+                <w:szCs w:val="40"/>
+              </w:rPr>
+              <w:t>¡</w:t>
             </w:r>
             <w:r>
               <w:rPr>
@@ -6802,7 +7977,6 @@
                 <w:color w:val="000000"/>
                 <w:szCs w:val="40"/>
               </w:rPr>
-              <w:lastRenderedPageBreak/>
               <w:t>58</w:t>
             </w:r>
             <w:r>
@@ -6906,8 +8080,19 @@
                 <w:sz w:val="32"/>
                 <w:szCs w:val="40"/>
               </w:rPr>
-              <w:t>)-  D</w:t>
-            </w:r>
+              <w:t>)</w:t>
+            </w:r>
+            <w:proofErr w:type="gramStart"/>
+            <w:r>
+              <w:rPr>
+                <w:rFonts w:ascii="BRH Malayalam Extra" w:hAnsi="BRH Malayalam Extra" w:cs="BRH Malayalam Extra"/>
+                <w:color w:val="000000"/>
+                <w:sz w:val="32"/>
+                <w:szCs w:val="40"/>
+              </w:rPr>
+              <w:t>-  D</w:t>
+            </w:r>
+            <w:proofErr w:type="gramEnd"/>
             <w:r>
               <w:rPr>
                 <w:rFonts w:ascii="BRH Malayalam Extra" w:hAnsi="BRH Malayalam Extra" w:cs="BRH Malayalam Extra"/>
@@ -7322,8 +8507,19 @@
                 <w:sz w:val="32"/>
                 <w:szCs w:val="40"/>
               </w:rPr>
-              <w:t>)-  D</w:t>
-            </w:r>
+              <w:t>)</w:t>
+            </w:r>
+            <w:proofErr w:type="gramStart"/>
+            <w:r>
+              <w:rPr>
+                <w:rFonts w:ascii="BRH Malayalam Extra" w:hAnsi="BRH Malayalam Extra" w:cs="BRH Malayalam Extra"/>
+                <w:color w:val="000000"/>
+                <w:sz w:val="32"/>
+                <w:szCs w:val="40"/>
+              </w:rPr>
+              <w:t>-  D</w:t>
+            </w:r>
+            <w:proofErr w:type="gramEnd"/>
             <w:r>
               <w:rPr>
                 <w:rFonts w:ascii="BRH Malayalam Extra" w:hAnsi="BRH Malayalam Extra" w:cs="BRH Malayalam Extra"/>
@@ -7532,7 +8728,6 @@
                 <w:color w:val="000000"/>
                 <w:szCs w:val="40"/>
               </w:rPr>
-              <w:lastRenderedPageBreak/>
               <w:t>57</w:t>
             </w:r>
             <w:r>
@@ -7636,7 +8831,27 @@
                 <w:sz w:val="32"/>
                 <w:szCs w:val="40"/>
               </w:rPr>
-              <w:t>)-  d¡</w:t>
+              <w:t>)</w:t>
+            </w:r>
+            <w:proofErr w:type="gramStart"/>
+            <w:r>
+              <w:rPr>
+                <w:rFonts w:ascii="BRH Malayalam Extra" w:hAnsi="BRH Malayalam Extra" w:cs="BRH Malayalam Extra"/>
+                <w:color w:val="000000"/>
+                <w:sz w:val="32"/>
+                <w:szCs w:val="40"/>
+              </w:rPr>
+              <w:t>-  d</w:t>
+            </w:r>
+            <w:proofErr w:type="gramEnd"/>
+            <w:r>
+              <w:rPr>
+                <w:rFonts w:ascii="BRH Malayalam Extra" w:hAnsi="BRH Malayalam Extra" w:cs="BRH Malayalam Extra"/>
+                <w:color w:val="000000"/>
+                <w:sz w:val="32"/>
+                <w:szCs w:val="40"/>
+              </w:rPr>
+              <w:t>¡</w:t>
             </w:r>
             <w:r>
               <w:rPr>
@@ -8013,7 +9228,6 @@
                 <w:color w:val="000000"/>
                 <w:szCs w:val="40"/>
               </w:rPr>
-              <w:lastRenderedPageBreak/>
               <w:t>58</w:t>
             </w:r>
             <w:r>
@@ -8117,8 +9331,19 @@
                 <w:sz w:val="32"/>
                 <w:szCs w:val="40"/>
               </w:rPr>
-              <w:t>)-  D</w:t>
-            </w:r>
+              <w:t>)</w:t>
+            </w:r>
+            <w:proofErr w:type="gramStart"/>
+            <w:r>
+              <w:rPr>
+                <w:rFonts w:ascii="BRH Malayalam Extra" w:hAnsi="BRH Malayalam Extra" w:cs="BRH Malayalam Extra"/>
+                <w:color w:val="000000"/>
+                <w:sz w:val="32"/>
+                <w:szCs w:val="40"/>
+              </w:rPr>
+              <w:t>-  D</w:t>
+            </w:r>
+            <w:proofErr w:type="gramEnd"/>
             <w:r>
               <w:rPr>
                 <w:rFonts w:ascii="BRH Malayalam Extra" w:hAnsi="BRH Malayalam Extra" w:cs="BRH Malayalam Extra"/>
@@ -8504,8 +9729,19 @@
                 <w:sz w:val="32"/>
                 <w:szCs w:val="40"/>
               </w:rPr>
-              <w:t>)-  D</w:t>
-            </w:r>
+              <w:t>)</w:t>
+            </w:r>
+            <w:proofErr w:type="gramStart"/>
+            <w:r>
+              <w:rPr>
+                <w:rFonts w:ascii="BRH Malayalam Extra" w:hAnsi="BRH Malayalam Extra" w:cs="BRH Malayalam Extra"/>
+                <w:color w:val="000000"/>
+                <w:sz w:val="32"/>
+                <w:szCs w:val="40"/>
+              </w:rPr>
+              <w:t>-  D</w:t>
+            </w:r>
+            <w:proofErr w:type="gramEnd"/>
             <w:r>
               <w:rPr>
                 <w:rFonts w:ascii="BRH Malayalam Extra" w:hAnsi="BRH Malayalam Extra" w:cs="BRH Malayalam Extra"/>
@@ -8701,7 +9937,6 @@
                 <w:color w:val="000000"/>
                 <w:szCs w:val="40"/>
               </w:rPr>
-              <w:lastRenderedPageBreak/>
               <w:t>5</w:t>
             </w:r>
             <w:r>
@@ -8805,7 +10040,27 @@
                 <w:sz w:val="32"/>
                 <w:szCs w:val="40"/>
               </w:rPr>
-              <w:t>)-  d¡</w:t>
+              <w:t>)</w:t>
+            </w:r>
+            <w:proofErr w:type="gramStart"/>
+            <w:r>
+              <w:rPr>
+                <w:rFonts w:ascii="BRH Malayalam Extra" w:hAnsi="BRH Malayalam Extra" w:cs="BRH Malayalam Extra"/>
+                <w:color w:val="000000"/>
+                <w:sz w:val="32"/>
+                <w:szCs w:val="40"/>
+              </w:rPr>
+              <w:t>-  d</w:t>
+            </w:r>
+            <w:proofErr w:type="gramEnd"/>
+            <w:r>
+              <w:rPr>
+                <w:rFonts w:ascii="BRH Malayalam Extra" w:hAnsi="BRH Malayalam Extra" w:cs="BRH Malayalam Extra"/>
+                <w:color w:val="000000"/>
+                <w:sz w:val="32"/>
+                <w:szCs w:val="40"/>
+              </w:rPr>
+              <w:t>¡</w:t>
             </w:r>
             <w:r>
               <w:rPr>
@@ -9302,7 +10557,27 @@
                 <w:sz w:val="32"/>
                 <w:szCs w:val="40"/>
               </w:rPr>
-              <w:t>)-  e¡</w:t>
+              <w:t>)</w:t>
+            </w:r>
+            <w:proofErr w:type="gramStart"/>
+            <w:r>
+              <w:rPr>
+                <w:rFonts w:ascii="BRH Malayalam Extra" w:hAnsi="BRH Malayalam Extra" w:cs="BRH Malayalam Extra"/>
+                <w:color w:val="000000"/>
+                <w:sz w:val="32"/>
+                <w:szCs w:val="40"/>
+              </w:rPr>
+              <w:t>-  e</w:t>
+            </w:r>
+            <w:proofErr w:type="gramEnd"/>
+            <w:r>
+              <w:rPr>
+                <w:rFonts w:ascii="BRH Malayalam Extra" w:hAnsi="BRH Malayalam Extra" w:cs="BRH Malayalam Extra"/>
+                <w:color w:val="000000"/>
+                <w:sz w:val="32"/>
+                <w:szCs w:val="40"/>
+              </w:rPr>
+              <w:t>¡</w:t>
             </w:r>
             <w:r>
               <w:rPr>
@@ -9860,7 +11135,27 @@
                 <w:sz w:val="32"/>
                 <w:szCs w:val="40"/>
               </w:rPr>
-              <w:t>)-  e¡</w:t>
+              <w:t>)</w:t>
+            </w:r>
+            <w:proofErr w:type="gramStart"/>
+            <w:r>
+              <w:rPr>
+                <w:rFonts w:ascii="BRH Malayalam Extra" w:hAnsi="BRH Malayalam Extra" w:cs="BRH Malayalam Extra"/>
+                <w:color w:val="000000"/>
+                <w:sz w:val="32"/>
+                <w:szCs w:val="40"/>
+              </w:rPr>
+              <w:t>-  e</w:t>
+            </w:r>
+            <w:proofErr w:type="gramEnd"/>
+            <w:r>
+              <w:rPr>
+                <w:rFonts w:ascii="BRH Malayalam Extra" w:hAnsi="BRH Malayalam Extra" w:cs="BRH Malayalam Extra"/>
+                <w:color w:val="000000"/>
+                <w:sz w:val="32"/>
+                <w:szCs w:val="40"/>
+              </w:rPr>
+              <w:t>¡</w:t>
             </w:r>
             <w:r>
               <w:rPr>
@@ -10158,7 +11453,27 @@
                 <w:sz w:val="32"/>
                 <w:szCs w:val="40"/>
               </w:rPr>
-              <w:t>)-  d¡</w:t>
+              <w:t>)</w:t>
+            </w:r>
+            <w:proofErr w:type="gramStart"/>
+            <w:r>
+              <w:rPr>
+                <w:rFonts w:ascii="BRH Malayalam Extra" w:hAnsi="BRH Malayalam Extra" w:cs="BRH Malayalam Extra"/>
+                <w:color w:val="000000"/>
+                <w:sz w:val="32"/>
+                <w:szCs w:val="40"/>
+              </w:rPr>
+              <w:t>-  d</w:t>
+            </w:r>
+            <w:proofErr w:type="gramEnd"/>
+            <w:r>
+              <w:rPr>
+                <w:rFonts w:ascii="BRH Malayalam Extra" w:hAnsi="BRH Malayalam Extra" w:cs="BRH Malayalam Extra"/>
+                <w:color w:val="000000"/>
+                <w:sz w:val="32"/>
+                <w:szCs w:val="40"/>
+              </w:rPr>
+              <w:t>¡</w:t>
             </w:r>
             <w:r>
               <w:rPr>
@@ -10583,7 +11898,27 @@
                 <w:sz w:val="32"/>
                 <w:szCs w:val="40"/>
               </w:rPr>
-              <w:t>)-  e¡</w:t>
+              <w:t>)</w:t>
+            </w:r>
+            <w:proofErr w:type="gramStart"/>
+            <w:r>
+              <w:rPr>
+                <w:rFonts w:ascii="BRH Malayalam Extra" w:hAnsi="BRH Malayalam Extra" w:cs="BRH Malayalam Extra"/>
+                <w:color w:val="000000"/>
+                <w:sz w:val="32"/>
+                <w:szCs w:val="40"/>
+              </w:rPr>
+              <w:t>-  e</w:t>
+            </w:r>
+            <w:proofErr w:type="gramEnd"/>
+            <w:r>
+              <w:rPr>
+                <w:rFonts w:ascii="BRH Malayalam Extra" w:hAnsi="BRH Malayalam Extra" w:cs="BRH Malayalam Extra"/>
+                <w:color w:val="000000"/>
+                <w:sz w:val="32"/>
+                <w:szCs w:val="40"/>
+              </w:rPr>
+              <w:t>¡</w:t>
             </w:r>
             <w:r>
               <w:rPr>
@@ -11079,7 +12414,27 @@
                 <w:sz w:val="32"/>
                 <w:szCs w:val="40"/>
               </w:rPr>
-              <w:t>)-  e¡</w:t>
+              <w:t>)</w:t>
+            </w:r>
+            <w:proofErr w:type="gramStart"/>
+            <w:r>
+              <w:rPr>
+                <w:rFonts w:ascii="BRH Malayalam Extra" w:hAnsi="BRH Malayalam Extra" w:cs="BRH Malayalam Extra"/>
+                <w:color w:val="000000"/>
+                <w:sz w:val="32"/>
+                <w:szCs w:val="40"/>
+              </w:rPr>
+              <w:t>-  e</w:t>
+            </w:r>
+            <w:proofErr w:type="gramEnd"/>
+            <w:r>
+              <w:rPr>
+                <w:rFonts w:ascii="BRH Malayalam Extra" w:hAnsi="BRH Malayalam Extra" w:cs="BRH Malayalam Extra"/>
+                <w:color w:val="000000"/>
+                <w:sz w:val="32"/>
+                <w:szCs w:val="40"/>
+              </w:rPr>
+              <w:t>¡</w:t>
             </w:r>
             <w:r>
               <w:rPr>
@@ -11261,6 +12616,7 @@
                 <w:color w:val="000000"/>
                 <w:szCs w:val="40"/>
               </w:rPr>
+              <w:lastRenderedPageBreak/>
               <w:t>15</w:t>
             </w:r>
             <w:r>
@@ -11364,8 +12720,19 @@
                 <w:sz w:val="32"/>
                 <w:szCs w:val="40"/>
               </w:rPr>
-              <w:t>)-  c</w:t>
-            </w:r>
+              <w:t>)</w:t>
+            </w:r>
+            <w:proofErr w:type="gramStart"/>
+            <w:r>
+              <w:rPr>
+                <w:rFonts w:ascii="BRH Malayalam Extra" w:hAnsi="BRH Malayalam Extra" w:cs="BRH Malayalam Extra"/>
+                <w:color w:val="000000"/>
+                <w:sz w:val="32"/>
+                <w:szCs w:val="40"/>
+              </w:rPr>
+              <w:t>-  c</w:t>
+            </w:r>
+            <w:proofErr w:type="gramEnd"/>
             <w:r>
               <w:rPr>
                 <w:rFonts w:ascii="BRH Malayalam Extra" w:hAnsi="BRH Malayalam Extra" w:cs="BRH Malayalam Extra"/>
@@ -11714,7 +13081,6 @@
                 <w:color w:val="000000"/>
                 <w:szCs w:val="40"/>
               </w:rPr>
-              <w:lastRenderedPageBreak/>
               <w:t>16</w:t>
             </w:r>
             <w:r>
@@ -11818,8 +13184,19 @@
                 <w:sz w:val="32"/>
                 <w:szCs w:val="40"/>
               </w:rPr>
-              <w:t>)-  D</w:t>
-            </w:r>
+              <w:t>)</w:t>
+            </w:r>
+            <w:proofErr w:type="gramStart"/>
+            <w:r>
+              <w:rPr>
+                <w:rFonts w:ascii="BRH Malayalam Extra" w:hAnsi="BRH Malayalam Extra" w:cs="BRH Malayalam Extra"/>
+                <w:color w:val="000000"/>
+                <w:sz w:val="32"/>
+                <w:szCs w:val="40"/>
+              </w:rPr>
+              <w:t>-  D</w:t>
+            </w:r>
+            <w:proofErr w:type="gramEnd"/>
             <w:r>
               <w:rPr>
                 <w:rFonts w:ascii="BRH Malayalam Extra" w:hAnsi="BRH Malayalam Extra" w:cs="BRH Malayalam Extra"/>
@@ -12243,8 +13620,19 @@
                 <w:sz w:val="32"/>
                 <w:szCs w:val="40"/>
               </w:rPr>
-              <w:t>)-  D</w:t>
-            </w:r>
+              <w:t>)</w:t>
+            </w:r>
+            <w:proofErr w:type="gramStart"/>
+            <w:r>
+              <w:rPr>
+                <w:rFonts w:ascii="BRH Malayalam Extra" w:hAnsi="BRH Malayalam Extra" w:cs="BRH Malayalam Extra"/>
+                <w:color w:val="000000"/>
+                <w:sz w:val="32"/>
+                <w:szCs w:val="40"/>
+              </w:rPr>
+              <w:t>-  D</w:t>
+            </w:r>
+            <w:proofErr w:type="gramEnd"/>
             <w:r>
               <w:rPr>
                 <w:rFonts w:ascii="BRH Malayalam Extra" w:hAnsi="BRH Malayalam Extra" w:cs="BRH Malayalam Extra"/>
@@ -12453,7 +13841,6 @@
                 <w:color w:val="000000"/>
                 <w:szCs w:val="40"/>
               </w:rPr>
-              <w:lastRenderedPageBreak/>
               <w:t>15</w:t>
             </w:r>
             <w:r>
@@ -12557,8 +13944,19 @@
                 <w:sz w:val="32"/>
                 <w:szCs w:val="40"/>
               </w:rPr>
-              <w:t>)-  c</w:t>
-            </w:r>
+              <w:t>)</w:t>
+            </w:r>
+            <w:proofErr w:type="gramStart"/>
+            <w:r>
+              <w:rPr>
+                <w:rFonts w:ascii="BRH Malayalam Extra" w:hAnsi="BRH Malayalam Extra" w:cs="BRH Malayalam Extra"/>
+                <w:color w:val="000000"/>
+                <w:sz w:val="32"/>
+                <w:szCs w:val="40"/>
+              </w:rPr>
+              <w:t>-  c</w:t>
+            </w:r>
+            <w:proofErr w:type="gramEnd"/>
             <w:r>
               <w:rPr>
                 <w:rFonts w:ascii="BRH Malayalam Extra" w:hAnsi="BRH Malayalam Extra" w:cs="BRH Malayalam Extra"/>
@@ -12853,7 +14251,6 @@
                 <w:color w:val="000000"/>
                 <w:szCs w:val="40"/>
               </w:rPr>
-              <w:lastRenderedPageBreak/>
               <w:t>16</w:t>
             </w:r>
             <w:r>
@@ -12957,8 +14354,19 @@
                 <w:sz w:val="32"/>
                 <w:szCs w:val="40"/>
               </w:rPr>
-              <w:t>)-  D</w:t>
-            </w:r>
+              <w:t>)</w:t>
+            </w:r>
+            <w:proofErr w:type="gramStart"/>
+            <w:r>
+              <w:rPr>
+                <w:rFonts w:ascii="BRH Malayalam Extra" w:hAnsi="BRH Malayalam Extra" w:cs="BRH Malayalam Extra"/>
+                <w:color w:val="000000"/>
+                <w:sz w:val="32"/>
+                <w:szCs w:val="40"/>
+              </w:rPr>
+              <w:t>-  D</w:t>
+            </w:r>
+            <w:proofErr w:type="gramEnd"/>
             <w:r>
               <w:rPr>
                 <w:rFonts w:ascii="BRH Malayalam Extra" w:hAnsi="BRH Malayalam Extra" w:cs="BRH Malayalam Extra"/>
@@ -13334,8 +14742,19 @@
                 <w:sz w:val="32"/>
                 <w:szCs w:val="40"/>
               </w:rPr>
-              <w:t>)-  D</w:t>
-            </w:r>
+              <w:t>)</w:t>
+            </w:r>
+            <w:proofErr w:type="gramStart"/>
+            <w:r>
+              <w:rPr>
+                <w:rFonts w:ascii="BRH Malayalam Extra" w:hAnsi="BRH Malayalam Extra" w:cs="BRH Malayalam Extra"/>
+                <w:color w:val="000000"/>
+                <w:sz w:val="32"/>
+                <w:szCs w:val="40"/>
+              </w:rPr>
+              <w:t>-  D</w:t>
+            </w:r>
+            <w:proofErr w:type="gramEnd"/>
             <w:r>
               <w:rPr>
                 <w:rFonts w:ascii="BRH Malayalam Extra" w:hAnsi="BRH Malayalam Extra" w:cs="BRH Malayalam Extra"/>
@@ -13634,7 +15053,27 @@
                 <w:sz w:val="32"/>
                 <w:szCs w:val="40"/>
               </w:rPr>
-              <w:t>)-  ¥pb— | e¡</w:t>
+              <w:t>)</w:t>
+            </w:r>
+            <w:proofErr w:type="gramStart"/>
+            <w:r>
+              <w:rPr>
+                <w:rFonts w:ascii="BRH Malayalam Extra" w:hAnsi="BRH Malayalam Extra" w:cs="BRH Malayalam Extra"/>
+                <w:color w:val="000000"/>
+                <w:sz w:val="32"/>
+                <w:szCs w:val="40"/>
+              </w:rPr>
+              <w:t>-  ¥</w:t>
+            </w:r>
+            <w:proofErr w:type="gramEnd"/>
+            <w:r>
+              <w:rPr>
+                <w:rFonts w:ascii="BRH Malayalam Extra" w:hAnsi="BRH Malayalam Extra" w:cs="BRH Malayalam Extra"/>
+                <w:color w:val="000000"/>
+                <w:sz w:val="32"/>
+                <w:szCs w:val="40"/>
+              </w:rPr>
+              <w:t>pb— | e¡</w:t>
             </w:r>
             <w:r>
               <w:rPr>
@@ -14048,7 +15487,27 @@
                 <w:sz w:val="32"/>
                 <w:szCs w:val="40"/>
               </w:rPr>
-              <w:t>)-  e¡</w:t>
+              <w:t>)</w:t>
+            </w:r>
+            <w:proofErr w:type="gramStart"/>
+            <w:r>
+              <w:rPr>
+                <w:rFonts w:ascii="BRH Malayalam Extra" w:hAnsi="BRH Malayalam Extra" w:cs="BRH Malayalam Extra"/>
+                <w:color w:val="000000"/>
+                <w:sz w:val="32"/>
+                <w:szCs w:val="40"/>
+              </w:rPr>
+              <w:t>-  e</w:t>
+            </w:r>
+            <w:proofErr w:type="gramEnd"/>
+            <w:r>
+              <w:rPr>
+                <w:rFonts w:ascii="BRH Malayalam Extra" w:hAnsi="BRH Malayalam Extra" w:cs="BRH Malayalam Extra"/>
+                <w:color w:val="000000"/>
+                <w:sz w:val="32"/>
+                <w:szCs w:val="40"/>
+              </w:rPr>
+              <w:t>¡</w:t>
             </w:r>
             <w:r>
               <w:rPr>
@@ -14606,7 +16065,27 @@
                 <w:sz w:val="32"/>
                 <w:szCs w:val="40"/>
               </w:rPr>
-              <w:t>)-  e¡</w:t>
+              <w:t>)</w:t>
+            </w:r>
+            <w:proofErr w:type="gramStart"/>
+            <w:r>
+              <w:rPr>
+                <w:rFonts w:ascii="BRH Malayalam Extra" w:hAnsi="BRH Malayalam Extra" w:cs="BRH Malayalam Extra"/>
+                <w:color w:val="000000"/>
+                <w:sz w:val="32"/>
+                <w:szCs w:val="40"/>
+              </w:rPr>
+              <w:t>-  e</w:t>
+            </w:r>
+            <w:proofErr w:type="gramEnd"/>
+            <w:r>
+              <w:rPr>
+                <w:rFonts w:ascii="BRH Malayalam Extra" w:hAnsi="BRH Malayalam Extra" w:cs="BRH Malayalam Extra"/>
+                <w:color w:val="000000"/>
+                <w:sz w:val="32"/>
+                <w:szCs w:val="40"/>
+              </w:rPr>
+              <w:t>¡</w:t>
             </w:r>
             <w:r>
               <w:rPr>
@@ -14904,7 +16383,27 @@
                 <w:sz w:val="32"/>
                 <w:szCs w:val="40"/>
               </w:rPr>
-              <w:t>)-  ¥pb— | e¡</w:t>
+              <w:t>)</w:t>
+            </w:r>
+            <w:proofErr w:type="gramStart"/>
+            <w:r>
+              <w:rPr>
+                <w:rFonts w:ascii="BRH Malayalam Extra" w:hAnsi="BRH Malayalam Extra" w:cs="BRH Malayalam Extra"/>
+                <w:color w:val="000000"/>
+                <w:sz w:val="32"/>
+                <w:szCs w:val="40"/>
+              </w:rPr>
+              <w:t>-  ¥</w:t>
+            </w:r>
+            <w:proofErr w:type="gramEnd"/>
+            <w:r>
+              <w:rPr>
+                <w:rFonts w:ascii="BRH Malayalam Extra" w:hAnsi="BRH Malayalam Extra" w:cs="BRH Malayalam Extra"/>
+                <w:color w:val="000000"/>
+                <w:sz w:val="32"/>
+                <w:szCs w:val="40"/>
+              </w:rPr>
+              <w:t>pb— | e¡</w:t>
             </w:r>
             <w:r>
               <w:rPr>
@@ -15254,7 +16753,27 @@
                 <w:sz w:val="32"/>
                 <w:szCs w:val="40"/>
               </w:rPr>
-              <w:t>)-  e¡</w:t>
+              <w:t>)</w:t>
+            </w:r>
+            <w:proofErr w:type="gramStart"/>
+            <w:r>
+              <w:rPr>
+                <w:rFonts w:ascii="BRH Malayalam Extra" w:hAnsi="BRH Malayalam Extra" w:cs="BRH Malayalam Extra"/>
+                <w:color w:val="000000"/>
+                <w:sz w:val="32"/>
+                <w:szCs w:val="40"/>
+              </w:rPr>
+              <w:t>-  e</w:t>
+            </w:r>
+            <w:proofErr w:type="gramEnd"/>
+            <w:r>
+              <w:rPr>
+                <w:rFonts w:ascii="BRH Malayalam Extra" w:hAnsi="BRH Malayalam Extra" w:cs="BRH Malayalam Extra"/>
+                <w:color w:val="000000"/>
+                <w:sz w:val="32"/>
+                <w:szCs w:val="40"/>
+              </w:rPr>
+              <w:t>¡</w:t>
             </w:r>
             <w:r>
               <w:rPr>
@@ -15740,7 +17259,27 @@
                 <w:sz w:val="32"/>
                 <w:szCs w:val="40"/>
               </w:rPr>
-              <w:t>)-  e¡</w:t>
+              <w:t>)</w:t>
+            </w:r>
+            <w:proofErr w:type="gramStart"/>
+            <w:r>
+              <w:rPr>
+                <w:rFonts w:ascii="BRH Malayalam Extra" w:hAnsi="BRH Malayalam Extra" w:cs="BRH Malayalam Extra"/>
+                <w:color w:val="000000"/>
+                <w:sz w:val="32"/>
+                <w:szCs w:val="40"/>
+              </w:rPr>
+              <w:t>-  e</w:t>
+            </w:r>
+            <w:proofErr w:type="gramEnd"/>
+            <w:r>
+              <w:rPr>
+                <w:rFonts w:ascii="BRH Malayalam Extra" w:hAnsi="BRH Malayalam Extra" w:cs="BRH Malayalam Extra"/>
+                <w:color w:val="000000"/>
+                <w:sz w:val="32"/>
+                <w:szCs w:val="40"/>
+              </w:rPr>
+              <w:t>¡</w:t>
             </w:r>
             <w:r>
               <w:rPr>
@@ -15922,6 +17461,7 @@
                 <w:color w:val="000000"/>
                 <w:szCs w:val="40"/>
               </w:rPr>
+              <w:lastRenderedPageBreak/>
               <w:t>41</w:t>
             </w:r>
             <w:r>
@@ -16025,7 +17565,27 @@
                 <w:sz w:val="32"/>
                 <w:szCs w:val="40"/>
               </w:rPr>
-              <w:t>)-  h¡</w:t>
+              <w:t>)</w:t>
+            </w:r>
+            <w:proofErr w:type="gramStart"/>
+            <w:r>
+              <w:rPr>
+                <w:rFonts w:ascii="BRH Malayalam Extra" w:hAnsi="BRH Malayalam Extra" w:cs="BRH Malayalam Extra"/>
+                <w:color w:val="000000"/>
+                <w:sz w:val="32"/>
+                <w:szCs w:val="40"/>
+              </w:rPr>
+              <w:t>-  h</w:t>
+            </w:r>
+            <w:proofErr w:type="gramEnd"/>
+            <w:r>
+              <w:rPr>
+                <w:rFonts w:ascii="BRH Malayalam Extra" w:hAnsi="BRH Malayalam Extra" w:cs="BRH Malayalam Extra"/>
+                <w:color w:val="000000"/>
+                <w:sz w:val="32"/>
+                <w:szCs w:val="40"/>
+              </w:rPr>
+              <w:t>¡</w:t>
             </w:r>
             <w:r>
               <w:rPr>
@@ -16426,7 +17986,6 @@
                 <w:color w:val="000000"/>
                 <w:szCs w:val="40"/>
               </w:rPr>
-              <w:lastRenderedPageBreak/>
               <w:t>42</w:t>
             </w:r>
             <w:r>
@@ -16530,8 +18089,19 @@
                 <w:sz w:val="32"/>
                 <w:szCs w:val="40"/>
               </w:rPr>
-              <w:t>)-  D</w:t>
-            </w:r>
+              <w:t>)</w:t>
+            </w:r>
+            <w:proofErr w:type="gramStart"/>
+            <w:r>
+              <w:rPr>
+                <w:rFonts w:ascii="BRH Malayalam Extra" w:hAnsi="BRH Malayalam Extra" w:cs="BRH Malayalam Extra"/>
+                <w:color w:val="000000"/>
+                <w:sz w:val="32"/>
+                <w:szCs w:val="40"/>
+              </w:rPr>
+              <w:t>-  D</w:t>
+            </w:r>
+            <w:proofErr w:type="gramEnd"/>
             <w:r>
               <w:rPr>
                 <w:rFonts w:ascii="BRH Malayalam Extra" w:hAnsi="BRH Malayalam Extra" w:cs="BRH Malayalam Extra"/>
@@ -16955,8 +18525,19 @@
                 <w:sz w:val="32"/>
                 <w:szCs w:val="40"/>
               </w:rPr>
-              <w:t>)-  D</w:t>
-            </w:r>
+              <w:t>)</w:t>
+            </w:r>
+            <w:proofErr w:type="gramStart"/>
+            <w:r>
+              <w:rPr>
+                <w:rFonts w:ascii="BRH Malayalam Extra" w:hAnsi="BRH Malayalam Extra" w:cs="BRH Malayalam Extra"/>
+                <w:color w:val="000000"/>
+                <w:sz w:val="32"/>
+                <w:szCs w:val="40"/>
+              </w:rPr>
+              <w:t>-  D</w:t>
+            </w:r>
+            <w:proofErr w:type="gramEnd"/>
             <w:r>
               <w:rPr>
                 <w:rFonts w:ascii="BRH Malayalam Extra" w:hAnsi="BRH Malayalam Extra" w:cs="BRH Malayalam Extra"/>
@@ -17165,7 +18746,6 @@
                 <w:color w:val="000000"/>
                 <w:szCs w:val="40"/>
               </w:rPr>
-              <w:lastRenderedPageBreak/>
               <w:t>41</w:t>
             </w:r>
             <w:r>
@@ -17269,7 +18849,27 @@
                 <w:sz w:val="32"/>
                 <w:szCs w:val="40"/>
               </w:rPr>
-              <w:t>)-  h¡</w:t>
+              <w:t>)</w:t>
+            </w:r>
+            <w:proofErr w:type="gramStart"/>
+            <w:r>
+              <w:rPr>
+                <w:rFonts w:ascii="BRH Malayalam Extra" w:hAnsi="BRH Malayalam Extra" w:cs="BRH Malayalam Extra"/>
+                <w:color w:val="000000"/>
+                <w:sz w:val="32"/>
+                <w:szCs w:val="40"/>
+              </w:rPr>
+              <w:t>-  h</w:t>
+            </w:r>
+            <w:proofErr w:type="gramEnd"/>
+            <w:r>
+              <w:rPr>
+                <w:rFonts w:ascii="BRH Malayalam Extra" w:hAnsi="BRH Malayalam Extra" w:cs="BRH Malayalam Extra"/>
+                <w:color w:val="000000"/>
+                <w:sz w:val="32"/>
+                <w:szCs w:val="40"/>
+              </w:rPr>
+              <w:t>¡</w:t>
             </w:r>
             <w:r>
               <w:rPr>
@@ -17607,7 +19207,6 @@
                 <w:color w:val="000000"/>
                 <w:szCs w:val="40"/>
               </w:rPr>
-              <w:lastRenderedPageBreak/>
               <w:t>42</w:t>
             </w:r>
             <w:r>
@@ -17711,8 +19310,19 @@
                 <w:sz w:val="32"/>
                 <w:szCs w:val="40"/>
               </w:rPr>
-              <w:t>)-  D</w:t>
-            </w:r>
+              <w:t>)</w:t>
+            </w:r>
+            <w:proofErr w:type="gramStart"/>
+            <w:r>
+              <w:rPr>
+                <w:rFonts w:ascii="BRH Malayalam Extra" w:hAnsi="BRH Malayalam Extra" w:cs="BRH Malayalam Extra"/>
+                <w:color w:val="000000"/>
+                <w:sz w:val="32"/>
+                <w:szCs w:val="40"/>
+              </w:rPr>
+              <w:t>-  D</w:t>
+            </w:r>
+            <w:proofErr w:type="gramEnd"/>
             <w:r>
               <w:rPr>
                 <w:rFonts w:ascii="BRH Malayalam Extra" w:hAnsi="BRH Malayalam Extra" w:cs="BRH Malayalam Extra"/>
@@ -18088,8 +19698,19 @@
                 <w:sz w:val="32"/>
                 <w:szCs w:val="40"/>
               </w:rPr>
-              <w:t>)-  D</w:t>
-            </w:r>
+              <w:t>)</w:t>
+            </w:r>
+            <w:proofErr w:type="gramStart"/>
+            <w:r>
+              <w:rPr>
+                <w:rFonts w:ascii="BRH Malayalam Extra" w:hAnsi="BRH Malayalam Extra" w:cs="BRH Malayalam Extra"/>
+                <w:color w:val="000000"/>
+                <w:sz w:val="32"/>
+                <w:szCs w:val="40"/>
+              </w:rPr>
+              <w:t>-  D</w:t>
+            </w:r>
+            <w:proofErr w:type="gramEnd"/>
             <w:r>
               <w:rPr>
                 <w:rFonts w:ascii="BRH Malayalam Extra" w:hAnsi="BRH Malayalam Extra" w:cs="BRH Malayalam Extra"/>
@@ -18388,8 +20009,19 @@
                 <w:sz w:val="32"/>
                 <w:szCs w:val="40"/>
               </w:rPr>
-              <w:t>)-  jx</w:t>
-            </w:r>
+              <w:t>)</w:t>
+            </w:r>
+            <w:proofErr w:type="gramStart"/>
+            <w:r>
+              <w:rPr>
+                <w:rFonts w:ascii="BRH Malayalam Extra" w:hAnsi="BRH Malayalam Extra" w:cs="BRH Malayalam Extra"/>
+                <w:color w:val="000000"/>
+                <w:sz w:val="32"/>
+                <w:szCs w:val="40"/>
+              </w:rPr>
+              <w:t>-  jx</w:t>
+            </w:r>
+            <w:proofErr w:type="gramEnd"/>
             <w:r>
               <w:rPr>
                 <w:rFonts w:ascii="BRH Malayalam Extra" w:hAnsi="BRH Malayalam Extra" w:cs="BRH Malayalam Extra"/>
@@ -18650,8 +20282,19 @@
                 <w:sz w:val="32"/>
                 <w:szCs w:val="40"/>
               </w:rPr>
-              <w:t>)-  jx</w:t>
-            </w:r>
+              <w:t>)</w:t>
+            </w:r>
+            <w:proofErr w:type="gramStart"/>
+            <w:r>
+              <w:rPr>
+                <w:rFonts w:ascii="BRH Malayalam Extra" w:hAnsi="BRH Malayalam Extra" w:cs="BRH Malayalam Extra"/>
+                <w:color w:val="000000"/>
+                <w:sz w:val="32"/>
+                <w:szCs w:val="40"/>
+              </w:rPr>
+              <w:t>-  jx</w:t>
+            </w:r>
+            <w:proofErr w:type="gramEnd"/>
             <w:r>
               <w:rPr>
                 <w:rFonts w:ascii="BRH Malayalam Extra" w:hAnsi="BRH Malayalam Extra" w:cs="BRH Malayalam Extra"/>
@@ -18814,6 +20457,7 @@
                 <w:color w:val="000000"/>
                 <w:szCs w:val="40"/>
               </w:rPr>
+              <w:lastRenderedPageBreak/>
               <w:t>25</w:t>
             </w:r>
             <w:r>
@@ -18917,7 +20561,27 @@
                 <w:sz w:val="32"/>
                 <w:szCs w:val="40"/>
               </w:rPr>
-              <w:t>)-  k¡</w:t>
+              <w:t>)</w:t>
+            </w:r>
+            <w:proofErr w:type="gramStart"/>
+            <w:r>
+              <w:rPr>
+                <w:rFonts w:ascii="BRH Malayalam Extra" w:hAnsi="BRH Malayalam Extra" w:cs="BRH Malayalam Extra"/>
+                <w:color w:val="000000"/>
+                <w:sz w:val="32"/>
+                <w:szCs w:val="40"/>
+              </w:rPr>
+              <w:t>-  k</w:t>
+            </w:r>
+            <w:proofErr w:type="gramEnd"/>
+            <w:r>
+              <w:rPr>
+                <w:rFonts w:ascii="BRH Malayalam Extra" w:hAnsi="BRH Malayalam Extra" w:cs="BRH Malayalam Extra"/>
+                <w:color w:val="000000"/>
+                <w:sz w:val="32"/>
+                <w:szCs w:val="40"/>
+              </w:rPr>
+              <w:t>¡</w:t>
             </w:r>
             <w:r>
               <w:rPr>
@@ -19513,8 +21177,19 @@
                 <w:sz w:val="32"/>
                 <w:szCs w:val="40"/>
               </w:rPr>
-              <w:t>)-  bûõ</w:t>
-            </w:r>
+              <w:t>)</w:t>
+            </w:r>
+            <w:proofErr w:type="gramStart"/>
+            <w:r>
+              <w:rPr>
+                <w:rFonts w:ascii="BRH Malayalam Extra" w:hAnsi="BRH Malayalam Extra" w:cs="BRH Malayalam Extra"/>
+                <w:color w:val="000000"/>
+                <w:sz w:val="32"/>
+                <w:szCs w:val="40"/>
+              </w:rPr>
+              <w:t>-  bûõ</w:t>
+            </w:r>
+            <w:proofErr w:type="gramEnd"/>
             <w:r>
               <w:rPr>
                 <w:rFonts w:ascii="BRH Malayalam Extra" w:hAnsi="BRH Malayalam Extra" w:cs="BRH Malayalam Extra"/>
@@ -19994,8 +21669,19 @@
                 <w:sz w:val="32"/>
                 <w:szCs w:val="40"/>
               </w:rPr>
-              <w:t>)-  bûõ</w:t>
-            </w:r>
+              <w:t>)</w:t>
+            </w:r>
+            <w:proofErr w:type="gramStart"/>
+            <w:r>
+              <w:rPr>
+                <w:rFonts w:ascii="BRH Malayalam Extra" w:hAnsi="BRH Malayalam Extra" w:cs="BRH Malayalam Extra"/>
+                <w:color w:val="000000"/>
+                <w:sz w:val="32"/>
+                <w:szCs w:val="40"/>
+              </w:rPr>
+              <w:t>-  bûõ</w:t>
+            </w:r>
+            <w:proofErr w:type="gramEnd"/>
             <w:r>
               <w:rPr>
                 <w:rFonts w:ascii="BRH Malayalam Extra" w:hAnsi="BRH Malayalam Extra" w:cs="BRH Malayalam Extra"/>
@@ -20294,7 +21980,27 @@
                 <w:sz w:val="32"/>
                 <w:szCs w:val="40"/>
               </w:rPr>
-              <w:t>)-  k¡</w:t>
+              <w:t>)</w:t>
+            </w:r>
+            <w:proofErr w:type="gramStart"/>
+            <w:r>
+              <w:rPr>
+                <w:rFonts w:ascii="BRH Malayalam Extra" w:hAnsi="BRH Malayalam Extra" w:cs="BRH Malayalam Extra"/>
+                <w:color w:val="000000"/>
+                <w:sz w:val="32"/>
+                <w:szCs w:val="40"/>
+              </w:rPr>
+              <w:t>-  k</w:t>
+            </w:r>
+            <w:proofErr w:type="gramEnd"/>
+            <w:r>
+              <w:rPr>
+                <w:rFonts w:ascii="BRH Malayalam Extra" w:hAnsi="BRH Malayalam Extra" w:cs="BRH Malayalam Extra"/>
+                <w:color w:val="000000"/>
+                <w:sz w:val="32"/>
+                <w:szCs w:val="40"/>
+              </w:rPr>
+              <w:t>¡</w:t>
             </w:r>
             <w:r>
               <w:rPr>
@@ -20751,8 +22457,19 @@
                 <w:sz w:val="32"/>
                 <w:szCs w:val="40"/>
               </w:rPr>
-              <w:t>)-  bûõ</w:t>
-            </w:r>
+              <w:t>)</w:t>
+            </w:r>
+            <w:proofErr w:type="gramStart"/>
+            <w:r>
+              <w:rPr>
+                <w:rFonts w:ascii="BRH Malayalam Extra" w:hAnsi="BRH Malayalam Extra" w:cs="BRH Malayalam Extra"/>
+                <w:color w:val="000000"/>
+                <w:sz w:val="32"/>
+                <w:szCs w:val="40"/>
+              </w:rPr>
+              <w:t>-  bûõ</w:t>
+            </w:r>
+            <w:proofErr w:type="gramEnd"/>
             <w:r>
               <w:rPr>
                 <w:rFonts w:ascii="BRH Malayalam Extra" w:hAnsi="BRH Malayalam Extra" w:cs="BRH Malayalam Extra"/>
@@ -21205,8 +22922,19 @@
                 <w:sz w:val="32"/>
                 <w:szCs w:val="40"/>
               </w:rPr>
-              <w:t>)-  bûõ</w:t>
-            </w:r>
+              <w:t>)</w:t>
+            </w:r>
+            <w:proofErr w:type="gramStart"/>
+            <w:r>
+              <w:rPr>
+                <w:rFonts w:ascii="BRH Malayalam Extra" w:hAnsi="BRH Malayalam Extra" w:cs="BRH Malayalam Extra"/>
+                <w:color w:val="000000"/>
+                <w:sz w:val="32"/>
+                <w:szCs w:val="40"/>
+              </w:rPr>
+              <w:t>-  bûõ</w:t>
+            </w:r>
+            <w:proofErr w:type="gramEnd"/>
             <w:r>
               <w:rPr>
                 <w:rFonts w:ascii="BRH Malayalam Extra" w:hAnsi="BRH Malayalam Extra" w:cs="BRH Malayalam Extra"/>
@@ -21389,7 +23117,6 @@
                 <w:color w:val="000000"/>
                 <w:szCs w:val="40"/>
               </w:rPr>
-              <w:lastRenderedPageBreak/>
               <w:t>56</w:t>
             </w:r>
             <w:r>
@@ -21493,8 +23220,19 @@
                 <w:sz w:val="32"/>
                 <w:szCs w:val="40"/>
               </w:rPr>
-              <w:t>)-  j</w:t>
-            </w:r>
+              <w:t>)</w:t>
+            </w:r>
+            <w:proofErr w:type="gramStart"/>
+            <w:r>
+              <w:rPr>
+                <w:rFonts w:ascii="BRH Malayalam Extra" w:hAnsi="BRH Malayalam Extra" w:cs="BRH Malayalam Extra"/>
+                <w:color w:val="000000"/>
+                <w:sz w:val="32"/>
+                <w:szCs w:val="40"/>
+              </w:rPr>
+              <w:t>-  j</w:t>
+            </w:r>
+            <w:proofErr w:type="gramEnd"/>
             <w:r>
               <w:rPr>
                 <w:rFonts w:ascii="BRH Malayalam Extra" w:hAnsi="BRH Malayalam Extra" w:cs="BRH Malayalam Extra"/>
@@ -21925,8 +23663,19 @@
                 <w:sz w:val="32"/>
                 <w:szCs w:val="40"/>
               </w:rPr>
-              <w:t>)-  j</w:t>
-            </w:r>
+              <w:t>)</w:t>
+            </w:r>
+            <w:proofErr w:type="gramStart"/>
+            <w:r>
+              <w:rPr>
+                <w:rFonts w:ascii="BRH Malayalam Extra" w:hAnsi="BRH Malayalam Extra" w:cs="BRH Malayalam Extra"/>
+                <w:color w:val="000000"/>
+                <w:sz w:val="32"/>
+                <w:szCs w:val="40"/>
+              </w:rPr>
+              <w:t>-  j</w:t>
+            </w:r>
+            <w:proofErr w:type="gramEnd"/>
             <w:r>
               <w:rPr>
                 <w:rFonts w:ascii="BRH Malayalam Extra" w:hAnsi="BRH Malayalam Extra" w:cs="BRH Malayalam Extra"/>
@@ -22259,6 +24008,7 @@
                 <w:color w:val="000000"/>
                 <w:szCs w:val="40"/>
               </w:rPr>
+              <w:lastRenderedPageBreak/>
               <w:t>44</w:t>
             </w:r>
             <w:r>
@@ -22362,7 +24112,27 @@
                 <w:sz w:val="32"/>
                 <w:szCs w:val="40"/>
               </w:rPr>
-              <w:t>)-  Apy—btZx | q£</w:t>
+              <w:t>)</w:t>
+            </w:r>
+            <w:proofErr w:type="gramStart"/>
+            <w:r>
+              <w:rPr>
+                <w:rFonts w:ascii="BRH Malayalam Extra" w:hAnsi="BRH Malayalam Extra" w:cs="BRH Malayalam Extra"/>
+                <w:color w:val="000000"/>
+                <w:sz w:val="32"/>
+                <w:szCs w:val="40"/>
+              </w:rPr>
+              <w:t>-  Apy</w:t>
+            </w:r>
+            <w:proofErr w:type="gramEnd"/>
+            <w:r>
+              <w:rPr>
+                <w:rFonts w:ascii="BRH Malayalam Extra" w:hAnsi="BRH Malayalam Extra" w:cs="BRH Malayalam Extra"/>
+                <w:color w:val="000000"/>
+                <w:sz w:val="32"/>
+                <w:szCs w:val="40"/>
+              </w:rPr>
+              <w:t>—btZx | q£</w:t>
             </w:r>
             <w:r>
               <w:rPr>
@@ -22652,7 +24422,27 @@
                 <w:sz w:val="32"/>
                 <w:szCs w:val="40"/>
               </w:rPr>
-              <w:t>)-  q£</w:t>
+              <w:t>)</w:t>
+            </w:r>
+            <w:proofErr w:type="gramStart"/>
+            <w:r>
+              <w:rPr>
+                <w:rFonts w:ascii="BRH Malayalam Extra" w:hAnsi="BRH Malayalam Extra" w:cs="BRH Malayalam Extra"/>
+                <w:color w:val="000000"/>
+                <w:sz w:val="32"/>
+                <w:szCs w:val="40"/>
+              </w:rPr>
+              <w:t>-  q</w:t>
+            </w:r>
+            <w:proofErr w:type="gramEnd"/>
+            <w:r>
+              <w:rPr>
+                <w:rFonts w:ascii="BRH Malayalam Extra" w:hAnsi="BRH Malayalam Extra" w:cs="BRH Malayalam Extra"/>
+                <w:color w:val="000000"/>
+                <w:sz w:val="32"/>
+                <w:szCs w:val="40"/>
+              </w:rPr>
+              <w:t>£</w:t>
             </w:r>
             <w:r>
               <w:rPr>
@@ -23073,7 +24863,27 @@
                 <w:sz w:val="32"/>
                 <w:szCs w:val="40"/>
               </w:rPr>
-              <w:t>)-  q£</w:t>
+              <w:t>)</w:t>
+            </w:r>
+            <w:proofErr w:type="gramStart"/>
+            <w:r>
+              <w:rPr>
+                <w:rFonts w:ascii="BRH Malayalam Extra" w:hAnsi="BRH Malayalam Extra" w:cs="BRH Malayalam Extra"/>
+                <w:color w:val="000000"/>
+                <w:sz w:val="32"/>
+                <w:szCs w:val="40"/>
+              </w:rPr>
+              <w:t>-  q</w:t>
+            </w:r>
+            <w:proofErr w:type="gramEnd"/>
+            <w:r>
+              <w:rPr>
+                <w:rFonts w:ascii="BRH Malayalam Extra" w:hAnsi="BRH Malayalam Extra" w:cs="BRH Malayalam Extra"/>
+                <w:color w:val="000000"/>
+                <w:sz w:val="32"/>
+                <w:szCs w:val="40"/>
+              </w:rPr>
+              <w:t>£</w:t>
             </w:r>
             <w:r>
               <w:rPr>
@@ -23317,7 +25127,27 @@
                 <w:sz w:val="32"/>
                 <w:szCs w:val="40"/>
               </w:rPr>
-              <w:t>)-  Apy—btZx | q£</w:t>
+              <w:t>)</w:t>
+            </w:r>
+            <w:proofErr w:type="gramStart"/>
+            <w:r>
+              <w:rPr>
+                <w:rFonts w:ascii="BRH Malayalam Extra" w:hAnsi="BRH Malayalam Extra" w:cs="BRH Malayalam Extra"/>
+                <w:color w:val="000000"/>
+                <w:sz w:val="32"/>
+                <w:szCs w:val="40"/>
+              </w:rPr>
+              <w:t>-  Apy</w:t>
+            </w:r>
+            <w:proofErr w:type="gramEnd"/>
+            <w:r>
+              <w:rPr>
+                <w:rFonts w:ascii="BRH Malayalam Extra" w:hAnsi="BRH Malayalam Extra" w:cs="BRH Malayalam Extra"/>
+                <w:color w:val="000000"/>
+                <w:sz w:val="32"/>
+                <w:szCs w:val="40"/>
+              </w:rPr>
+              <w:t>—btZx | q£</w:t>
             </w:r>
             <w:r>
               <w:rPr>
@@ -23708,7 +25538,27 @@
                 <w:sz w:val="32"/>
                 <w:szCs w:val="40"/>
               </w:rPr>
-              <w:t>)-  q£</w:t>
+              <w:t>)</w:t>
+            </w:r>
+            <w:proofErr w:type="gramStart"/>
+            <w:r>
+              <w:rPr>
+                <w:rFonts w:ascii="BRH Malayalam Extra" w:hAnsi="BRH Malayalam Extra" w:cs="BRH Malayalam Extra"/>
+                <w:color w:val="000000"/>
+                <w:sz w:val="32"/>
+                <w:szCs w:val="40"/>
+              </w:rPr>
+              <w:t>-  q</w:t>
+            </w:r>
+            <w:proofErr w:type="gramEnd"/>
+            <w:r>
+              <w:rPr>
+                <w:rFonts w:ascii="BRH Malayalam Extra" w:hAnsi="BRH Malayalam Extra" w:cs="BRH Malayalam Extra"/>
+                <w:color w:val="000000"/>
+                <w:sz w:val="32"/>
+                <w:szCs w:val="40"/>
+              </w:rPr>
+              <w:t>£</w:t>
             </w:r>
             <w:r>
               <w:rPr>
@@ -24221,7 +26071,27 @@
                 <w:sz w:val="32"/>
                 <w:szCs w:val="40"/>
               </w:rPr>
-              <w:t>)-  q£</w:t>
+              <w:t>)</w:t>
+            </w:r>
+            <w:proofErr w:type="gramStart"/>
+            <w:r>
+              <w:rPr>
+                <w:rFonts w:ascii="BRH Malayalam Extra" w:hAnsi="BRH Malayalam Extra" w:cs="BRH Malayalam Extra"/>
+                <w:color w:val="000000"/>
+                <w:sz w:val="32"/>
+                <w:szCs w:val="40"/>
+              </w:rPr>
+              <w:t>-  q</w:t>
+            </w:r>
+            <w:proofErr w:type="gramEnd"/>
+            <w:r>
+              <w:rPr>
+                <w:rFonts w:ascii="BRH Malayalam Extra" w:hAnsi="BRH Malayalam Extra" w:cs="BRH Malayalam Extra"/>
+                <w:color w:val="000000"/>
+                <w:sz w:val="32"/>
+                <w:szCs w:val="40"/>
+              </w:rPr>
+              <w:t>£</w:t>
             </w:r>
             <w:r>
               <w:rPr>
@@ -24517,7 +26387,27 @@
                 <w:sz w:val="32"/>
                 <w:szCs w:val="40"/>
               </w:rPr>
-              <w:t>)-  ¥b</w:t>
+              <w:t>)</w:t>
+            </w:r>
+            <w:proofErr w:type="gramStart"/>
+            <w:r>
+              <w:rPr>
+                <w:rFonts w:ascii="BRH Malayalam Extra" w:hAnsi="BRH Malayalam Extra" w:cs="BRH Malayalam Extra"/>
+                <w:color w:val="000000"/>
+                <w:sz w:val="32"/>
+                <w:szCs w:val="40"/>
+              </w:rPr>
+              <w:t>-  ¥</w:t>
+            </w:r>
+            <w:proofErr w:type="gramEnd"/>
+            <w:r>
+              <w:rPr>
+                <w:rFonts w:ascii="BRH Malayalam Extra" w:hAnsi="BRH Malayalam Extra" w:cs="BRH Malayalam Extra"/>
+                <w:color w:val="000000"/>
+                <w:sz w:val="32"/>
+                <w:szCs w:val="40"/>
+              </w:rPr>
+              <w:t>b</w:t>
             </w:r>
             <w:r>
               <w:rPr>
@@ -24925,7 +26815,27 @@
                 <w:sz w:val="32"/>
                 <w:szCs w:val="40"/>
               </w:rPr>
-              <w:t>)-  ¥b</w:t>
+              <w:t>)</w:t>
+            </w:r>
+            <w:proofErr w:type="gramStart"/>
+            <w:r>
+              <w:rPr>
+                <w:rFonts w:ascii="BRH Malayalam Extra" w:hAnsi="BRH Malayalam Extra" w:cs="BRH Malayalam Extra"/>
+                <w:color w:val="000000"/>
+                <w:sz w:val="32"/>
+                <w:szCs w:val="40"/>
+              </w:rPr>
+              <w:t>-  ¥</w:t>
+            </w:r>
+            <w:proofErr w:type="gramEnd"/>
+            <w:r>
+              <w:rPr>
+                <w:rFonts w:ascii="BRH Malayalam Extra" w:hAnsi="BRH Malayalam Extra" w:cs="BRH Malayalam Extra"/>
+                <w:color w:val="000000"/>
+                <w:sz w:val="32"/>
+                <w:szCs w:val="40"/>
+              </w:rPr>
+              <w:t>b</w:t>
             </w:r>
             <w:r>
               <w:rPr>
@@ -25049,6 +26959,65 @@
                 <w:szCs w:val="40"/>
                 <w:highlight w:val="green"/>
               </w:rPr>
+              <w:t>(³</w:t>
+            </w:r>
+            <w:proofErr w:type="gramStart"/>
+            <w:r>
+              <w:rPr>
+                <w:rFonts w:ascii="BRH Malayalam Extra" w:hAnsi="BRH Malayalam Extra" w:cs="BRH Malayalam Extra"/>
+                <w:color w:val="000000"/>
+                <w:sz w:val="32"/>
+                <w:szCs w:val="40"/>
+                <w:highlight w:val="green"/>
+              </w:rPr>
+              <w:t>§)</w:t>
+            </w:r>
+            <w:r>
+              <w:rPr>
+                <w:rFonts w:ascii="BRH Malayalam Extra" w:hAnsi="BRH Malayalam Extra" w:cs="BRH Malayalam Extra"/>
+                <w:color w:val="000000"/>
+                <w:sz w:val="26"/>
+                <w:szCs w:val="40"/>
+                <w:highlight w:val="green"/>
+              </w:rPr>
+              <w:t>––</w:t>
+            </w:r>
+            <w:proofErr w:type="gramEnd"/>
+            <w:r>
+              <w:rPr>
+                <w:rFonts w:ascii="BRH Malayalam Extra" w:hAnsi="BRH Malayalam Extra" w:cs="BRH Malayalam Extra"/>
+                <w:color w:val="000000"/>
+                <w:sz w:val="32"/>
+                <w:szCs w:val="40"/>
+                <w:highlight w:val="green"/>
+              </w:rPr>
+              <w:t xml:space="preserve"> A</w:t>
+            </w:r>
+            <w:r>
+              <w:rPr>
+                <w:rFonts w:ascii="BRH Malayalam Extra" w:hAnsi="BRH Malayalam Extra" w:cs="BRH Malayalam Extra"/>
+                <w:color w:val="000000"/>
+                <w:sz w:val="32"/>
+                <w:szCs w:val="40"/>
+              </w:rPr>
+              <w:t>qûx</w:t>
+            </w:r>
+            <w:r>
+              <w:rPr>
+                <w:rFonts w:ascii="BRH Malayalam Extra" w:hAnsi="BRH Malayalam Extra" w:cs="BRH Malayalam Extra"/>
+                <w:color w:val="000000"/>
+                <w:sz w:val="26"/>
+                <w:szCs w:val="40"/>
+              </w:rPr>
+              <w:t>–</w:t>
+            </w:r>
+            <w:r>
+              <w:rPr>
+                <w:rFonts w:ascii="BRH Malayalam Extra" w:hAnsi="BRH Malayalam Extra" w:cs="BRH Malayalam Extra"/>
+                <w:color w:val="000000"/>
+                <w:sz w:val="32"/>
+                <w:szCs w:val="40"/>
+              </w:rPr>
               <w:t>(³§)</w:t>
             </w:r>
             <w:r>
@@ -25057,8 +27026,72 @@
                 <w:color w:val="000000"/>
                 <w:sz w:val="26"/>
                 <w:szCs w:val="40"/>
+              </w:rPr>
+              <w:t>–</w:t>
+            </w:r>
+            <w:r>
+              <w:rPr>
+                <w:rFonts w:ascii="BRH Malayalam Extra" w:hAnsi="BRH Malayalam Extra" w:cs="BRH Malayalam Extra"/>
+                <w:color w:val="000000"/>
+                <w:sz w:val="32"/>
+                <w:szCs w:val="40"/>
+              </w:rPr>
+              <w:t xml:space="preserve"> Aqûx˜© ¥bp</w:t>
+            </w:r>
+            <w:r>
+              <w:rPr>
+                <w:rFonts w:ascii="BRH Malayalam Extra" w:hAnsi="BRH Malayalam Extra" w:cs="BRH Malayalam Extra"/>
+                <w:color w:val="000000"/>
+                <w:sz w:val="26"/>
+                <w:szCs w:val="40"/>
+              </w:rPr>
+              <w:t>–</w:t>
+            </w:r>
+            <w:r>
+              <w:rPr>
+                <w:rFonts w:ascii="BRH Malayalam Extra" w:hAnsi="BRH Malayalam Extra" w:cs="BRH Malayalam Extra"/>
+                <w:color w:val="000000"/>
+                <w:sz w:val="32"/>
+                <w:szCs w:val="40"/>
+              </w:rPr>
+              <w:t>t¢Z—ix© ¥bp</w:t>
+            </w:r>
+            <w:r>
+              <w:rPr>
+                <w:rFonts w:ascii="BRH Malayalam Extra" w:hAnsi="BRH Malayalam Extra" w:cs="BRH Malayalam Extra"/>
+                <w:color w:val="000000"/>
+                <w:sz w:val="26"/>
+                <w:szCs w:val="40"/>
+              </w:rPr>
+              <w:t>–</w:t>
+            </w:r>
+            <w:r>
+              <w:rPr>
+                <w:rFonts w:ascii="BRH Malayalam Extra" w:hAnsi="BRH Malayalam Extra" w:cs="BRH Malayalam Extra"/>
+                <w:color w:val="000000"/>
+                <w:sz w:val="32"/>
+                <w:szCs w:val="40"/>
+              </w:rPr>
+              <w:t>t¢Z</w:t>
+            </w:r>
+            <w:r>
+              <w:rPr>
+                <w:rFonts w:ascii="BRH Malayalam Extra" w:hAnsi="BRH Malayalam Extra" w:cs="BRH Malayalam Extra"/>
+                <w:color w:val="000000"/>
+                <w:sz w:val="32"/>
+                <w:szCs w:val="40"/>
                 <w:highlight w:val="green"/>
               </w:rPr>
+              <w:t>—ix</w:t>
+            </w:r>
+            <w:r>
+              <w:rPr>
+                <w:rFonts w:ascii="BRH Malayalam Extra" w:hAnsi="BRH Malayalam Extra" w:cs="BRH Malayalam Extra"/>
+                <w:color w:val="000000"/>
+                <w:sz w:val="26"/>
+                <w:szCs w:val="40"/>
+                <w:highlight w:val="green"/>
+              </w:rPr>
               <w:t>––</w:t>
             </w:r>
             <w:r>
@@ -25069,89 +27102,9 @@
                 <w:szCs w:val="40"/>
                 <w:highlight w:val="green"/>
               </w:rPr>
-              <w:t xml:space="preserve"> A</w:t>
-            </w:r>
-            <w:r>
-              <w:rPr>
-                <w:rFonts w:ascii="BRH Malayalam Extra" w:hAnsi="BRH Malayalam Extra" w:cs="BRH Malayalam Extra"/>
-                <w:color w:val="000000"/>
-                <w:sz w:val="32"/>
-                <w:szCs w:val="40"/>
-              </w:rPr>
-              <w:t>qûx</w:t>
-            </w:r>
-            <w:r>
-              <w:rPr>
-                <w:rFonts w:ascii="BRH Malayalam Extra" w:hAnsi="BRH Malayalam Extra" w:cs="BRH Malayalam Extra"/>
-                <w:color w:val="000000"/>
-                <w:sz w:val="26"/>
-                <w:szCs w:val="40"/>
-              </w:rPr>
-              <w:t>–</w:t>
-            </w:r>
-            <w:r>
-              <w:rPr>
-                <w:rFonts w:ascii="BRH Malayalam Extra" w:hAnsi="BRH Malayalam Extra" w:cs="BRH Malayalam Extra"/>
-                <w:color w:val="000000"/>
-                <w:sz w:val="32"/>
-                <w:szCs w:val="40"/>
-              </w:rPr>
-              <w:t>(³§)</w:t>
-            </w:r>
-            <w:r>
-              <w:rPr>
-                <w:rFonts w:ascii="BRH Malayalam Extra" w:hAnsi="BRH Malayalam Extra" w:cs="BRH Malayalam Extra"/>
-                <w:color w:val="000000"/>
-                <w:sz w:val="26"/>
-                <w:szCs w:val="40"/>
-              </w:rPr>
-              <w:t>–</w:t>
-            </w:r>
-            <w:r>
-              <w:rPr>
-                <w:rFonts w:ascii="BRH Malayalam Extra" w:hAnsi="BRH Malayalam Extra" w:cs="BRH Malayalam Extra"/>
-                <w:color w:val="000000"/>
-                <w:sz w:val="32"/>
-                <w:szCs w:val="40"/>
-              </w:rPr>
-              <w:t xml:space="preserve"> Aqûx˜© ¥bp</w:t>
-            </w:r>
-            <w:r>
-              <w:rPr>
-                <w:rFonts w:ascii="BRH Malayalam Extra" w:hAnsi="BRH Malayalam Extra" w:cs="BRH Malayalam Extra"/>
-                <w:color w:val="000000"/>
-                <w:sz w:val="26"/>
-                <w:szCs w:val="40"/>
-              </w:rPr>
-              <w:t>–</w:t>
-            </w:r>
-            <w:r>
-              <w:rPr>
-                <w:rFonts w:ascii="BRH Malayalam Extra" w:hAnsi="BRH Malayalam Extra" w:cs="BRH Malayalam Extra"/>
-                <w:color w:val="000000"/>
-                <w:sz w:val="32"/>
-                <w:szCs w:val="40"/>
-              </w:rPr>
-              <w:t>t¢Z—ix© ¥bp</w:t>
-            </w:r>
-            <w:r>
-              <w:rPr>
-                <w:rFonts w:ascii="BRH Malayalam Extra" w:hAnsi="BRH Malayalam Extra" w:cs="BRH Malayalam Extra"/>
-                <w:color w:val="000000"/>
-                <w:sz w:val="26"/>
-                <w:szCs w:val="40"/>
-              </w:rPr>
-              <w:t>–</w:t>
-            </w:r>
-            <w:r>
-              <w:rPr>
-                <w:rFonts w:ascii="BRH Malayalam Extra" w:hAnsi="BRH Malayalam Extra" w:cs="BRH Malayalam Extra"/>
-                <w:color w:val="000000"/>
-                <w:sz w:val="32"/>
-                <w:szCs w:val="40"/>
-              </w:rPr>
-              <w:t>t¢Z</w:t>
-            </w:r>
+              <w:t>(³</w:t>
+            </w:r>
+            <w:proofErr w:type="gramStart"/>
             <w:r>
               <w:rPr>
                 <w:rFonts w:ascii="BRH Malayalam Extra" w:hAnsi="BRH Malayalam Extra" w:cs="BRH Malayalam Extra"/>
@@ -25160,7 +27113,7 @@
                 <w:szCs w:val="40"/>
                 <w:highlight w:val="green"/>
               </w:rPr>
-              <w:t>—ix</w:t>
+              <w:t>§)</w:t>
             </w:r>
             <w:r>
               <w:rPr>
@@ -25172,26 +27125,7 @@
               </w:rPr>
               <w:t>––</w:t>
             </w:r>
-            <w:r>
-              <w:rPr>
-                <w:rFonts w:ascii="BRH Malayalam Extra" w:hAnsi="BRH Malayalam Extra" w:cs="BRH Malayalam Extra"/>
-                <w:color w:val="000000"/>
-                <w:sz w:val="32"/>
-                <w:szCs w:val="40"/>
-                <w:highlight w:val="green"/>
-              </w:rPr>
-              <w:t>(³§)</w:t>
-            </w:r>
-            <w:r>
-              <w:rPr>
-                <w:rFonts w:ascii="BRH Malayalam Extra" w:hAnsi="BRH Malayalam Extra" w:cs="BRH Malayalam Extra"/>
-                <w:color w:val="000000"/>
-                <w:sz w:val="26"/>
-                <w:szCs w:val="40"/>
-                <w:highlight w:val="green"/>
-              </w:rPr>
-              <w:t>––</w:t>
-            </w:r>
+            <w:proofErr w:type="gramEnd"/>
             <w:r>
               <w:rPr>
                 <w:rFonts w:ascii="BRH Malayalam Extra" w:hAnsi="BRH Malayalam Extra" w:cs="BRH Malayalam Extra"/>
@@ -25251,7 +27185,6 @@
                 <w:color w:val="000000"/>
                 <w:szCs w:val="40"/>
               </w:rPr>
-              <w:lastRenderedPageBreak/>
               <w:t>47</w:t>
             </w:r>
             <w:r>
@@ -25355,8 +27288,19 @@
                 <w:sz w:val="32"/>
                 <w:szCs w:val="40"/>
               </w:rPr>
-              <w:t>)-  j</w:t>
-            </w:r>
+              <w:t>)</w:t>
+            </w:r>
+            <w:proofErr w:type="gramStart"/>
+            <w:r>
+              <w:rPr>
+                <w:rFonts w:ascii="BRH Malayalam Extra" w:hAnsi="BRH Malayalam Extra" w:cs="BRH Malayalam Extra"/>
+                <w:color w:val="000000"/>
+                <w:sz w:val="32"/>
+                <w:szCs w:val="40"/>
+              </w:rPr>
+              <w:t>-  j</w:t>
+            </w:r>
+            <w:proofErr w:type="gramEnd"/>
             <w:r>
               <w:rPr>
                 <w:rFonts w:ascii="BRH Malayalam Extra" w:hAnsi="BRH Malayalam Extra" w:cs="BRH Malayalam Extra"/>
@@ -25581,8 +27525,19 @@
                 <w:sz w:val="32"/>
                 <w:szCs w:val="40"/>
               </w:rPr>
-              <w:t>)-  j</w:t>
-            </w:r>
+              <w:t>)</w:t>
+            </w:r>
+            <w:proofErr w:type="gramStart"/>
+            <w:r>
+              <w:rPr>
+                <w:rFonts w:ascii="BRH Malayalam Extra" w:hAnsi="BRH Malayalam Extra" w:cs="BRH Malayalam Extra"/>
+                <w:color w:val="000000"/>
+                <w:sz w:val="32"/>
+                <w:szCs w:val="40"/>
+              </w:rPr>
+              <w:t>-  j</w:t>
+            </w:r>
+            <w:proofErr w:type="gramEnd"/>
             <w:r>
               <w:rPr>
                 <w:rFonts w:ascii="BRH Malayalam Extra" w:hAnsi="BRH Malayalam Extra" w:cs="BRH Malayalam Extra"/>
@@ -25821,8 +27776,19 @@
                 <w:sz w:val="32"/>
                 <w:szCs w:val="40"/>
               </w:rPr>
-              <w:t>)-  öe</w:t>
-            </w:r>
+              <w:t>)</w:t>
+            </w:r>
+            <w:proofErr w:type="gramStart"/>
+            <w:r>
+              <w:rPr>
+                <w:rFonts w:ascii="BRH Malayalam Extra" w:hAnsi="BRH Malayalam Extra" w:cs="BRH Malayalam Extra"/>
+                <w:color w:val="000000"/>
+                <w:sz w:val="32"/>
+                <w:szCs w:val="40"/>
+              </w:rPr>
+              <w:t>-  öe</w:t>
+            </w:r>
+            <w:proofErr w:type="gramEnd"/>
             <w:r>
               <w:rPr>
                 <w:rFonts w:ascii="BRH Malayalam Extra" w:hAnsi="BRH Malayalam Extra" w:cs="BRH Malayalam Extra"/>
@@ -26089,8 +28055,19 @@
                 <w:sz w:val="32"/>
                 <w:szCs w:val="40"/>
               </w:rPr>
-              <w:t>)-  öe</w:t>
-            </w:r>
+              <w:t>)</w:t>
+            </w:r>
+            <w:proofErr w:type="gramStart"/>
+            <w:r>
+              <w:rPr>
+                <w:rFonts w:ascii="BRH Malayalam Extra" w:hAnsi="BRH Malayalam Extra" w:cs="BRH Malayalam Extra"/>
+                <w:color w:val="000000"/>
+                <w:sz w:val="32"/>
+                <w:szCs w:val="40"/>
+              </w:rPr>
+              <w:t>-  öe</w:t>
+            </w:r>
+            <w:proofErr w:type="gramEnd"/>
             <w:r>
               <w:rPr>
                 <w:rFonts w:ascii="BRH Malayalam Extra" w:hAnsi="BRH Malayalam Extra" w:cs="BRH Malayalam Extra"/>
@@ -26260,6 +28237,7 @@
                 <w:color w:val="000000"/>
                 <w:szCs w:val="40"/>
               </w:rPr>
+              <w:lastRenderedPageBreak/>
               <w:t>30</w:t>
             </w:r>
             <w:r>
@@ -26363,8 +28341,19 @@
                 <w:sz w:val="32"/>
                 <w:szCs w:val="40"/>
               </w:rPr>
-              <w:t>)-  C</w:t>
-            </w:r>
+              <w:t>)</w:t>
+            </w:r>
+            <w:proofErr w:type="gramStart"/>
+            <w:r>
+              <w:rPr>
+                <w:rFonts w:ascii="BRH Malayalam Extra" w:hAnsi="BRH Malayalam Extra" w:cs="BRH Malayalam Extra"/>
+                <w:color w:val="000000"/>
+                <w:sz w:val="32"/>
+                <w:szCs w:val="40"/>
+              </w:rPr>
+              <w:t>-  C</w:t>
+            </w:r>
+            <w:proofErr w:type="gramEnd"/>
             <w:r>
               <w:rPr>
                 <w:rFonts w:ascii="BRH Malayalam Extra" w:hAnsi="BRH Malayalam Extra" w:cs="BRH Malayalam Extra"/>
@@ -26607,8 +28596,19 @@
                 <w:sz w:val="32"/>
                 <w:szCs w:val="40"/>
               </w:rPr>
-              <w:t>)-  C</w:t>
-            </w:r>
+              <w:t>)</w:t>
+            </w:r>
+            <w:proofErr w:type="gramStart"/>
+            <w:r>
+              <w:rPr>
+                <w:rFonts w:ascii="BRH Malayalam Extra" w:hAnsi="BRH Malayalam Extra" w:cs="BRH Malayalam Extra"/>
+                <w:color w:val="000000"/>
+                <w:sz w:val="32"/>
+                <w:szCs w:val="40"/>
+              </w:rPr>
+              <w:t>-  C</w:t>
+            </w:r>
+            <w:proofErr w:type="gramEnd"/>
             <w:r>
               <w:rPr>
                 <w:rFonts w:ascii="BRH Malayalam Extra" w:hAnsi="BRH Malayalam Extra" w:cs="BRH Malayalam Extra"/>
@@ -26856,8 +28856,19 @@
                 <w:sz w:val="32"/>
                 <w:szCs w:val="40"/>
               </w:rPr>
-              <w:t>)-  C</w:t>
-            </w:r>
+              <w:t>)</w:t>
+            </w:r>
+            <w:proofErr w:type="gramStart"/>
+            <w:r>
+              <w:rPr>
+                <w:rFonts w:ascii="BRH Malayalam Extra" w:hAnsi="BRH Malayalam Extra" w:cs="BRH Malayalam Extra"/>
+                <w:color w:val="000000"/>
+                <w:sz w:val="32"/>
+                <w:szCs w:val="40"/>
+              </w:rPr>
+              <w:t>-  C</w:t>
+            </w:r>
+            <w:proofErr w:type="gramEnd"/>
             <w:r>
               <w:rPr>
                 <w:rFonts w:ascii="BRH Malayalam Extra" w:hAnsi="BRH Malayalam Extra" w:cs="BRH Malayalam Extra"/>
@@ -27100,8 +29111,19 @@
                 <w:sz w:val="32"/>
                 <w:szCs w:val="40"/>
               </w:rPr>
-              <w:t>)-  C</w:t>
-            </w:r>
+              <w:t>)</w:t>
+            </w:r>
+            <w:proofErr w:type="gramStart"/>
+            <w:r>
+              <w:rPr>
+                <w:rFonts w:ascii="BRH Malayalam Extra" w:hAnsi="BRH Malayalam Extra" w:cs="BRH Malayalam Extra"/>
+                <w:color w:val="000000"/>
+                <w:sz w:val="32"/>
+                <w:szCs w:val="40"/>
+              </w:rPr>
+              <w:t>-  C</w:t>
+            </w:r>
+            <w:proofErr w:type="gramEnd"/>
             <w:r>
               <w:rPr>
                 <w:rFonts w:ascii="BRH Malayalam Extra" w:hAnsi="BRH Malayalam Extra" w:cs="BRH Malayalam Extra"/>
@@ -27654,7 +29676,6 @@
           <w:szCs w:val="32"/>
           <w:u w:val="single"/>
         </w:rPr>
-        <w:lastRenderedPageBreak/>
         <w:t>==========</w:t>
       </w:r>
     </w:p>

--- a/TS Jatai Ghanam Project/TS 2.6/TS 2.6 Jatai Malayalam Corrections.docx
+++ b/TS Jatai Ghanam Project/TS 2.6/TS 2.6 Jatai Malayalam Corrections.docx
@@ -1,6 +1,6 @@
 
 <file path=word/document.xml><?xml version="1.0" encoding="utf-8"?>
-<w:document xmlns:wpc="http://schemas.microsoft.com/office/word/2010/wordprocessingCanvas" xmlns:cx="http://schemas.microsoft.com/office/drawing/2014/chartex" xmlns:cx1="http://schemas.microsoft.com/office/drawing/2015/9/8/chartex" xmlns:cx2="http://schemas.microsoft.com/office/drawing/2015/10/21/chartex" xmlns:cx3="http://schemas.microsoft.com/office/drawing/2016/5/9/chartex" xmlns:cx4="http://schemas.microsoft.com/office/drawing/2016/5/10/chartex" xmlns:cx5="http://schemas.microsoft.com/office/drawing/2016/5/11/chartex" xmlns:cx6="http://schemas.microsoft.com/office/drawing/2016/5/12/chartex" xmlns:cx7="http://schemas.microsoft.com/office/drawing/2016/5/13/chartex" xmlns:cx8="http://schemas.microsoft.com/office/drawing/2016/5/14/chartex" xmlns:mc="http://schemas.openxmlformats.org/markup-compatibility/2006" xmlns:aink="http://schemas.microsoft.com/office/drawing/2016/ink" xmlns:am3d="http://schemas.microsoft.com/office/drawing/2017/model3d" xmlns:o="urn:schemas-microsoft-com:office:office" xmlns:oel="http://schemas.microsoft.com/office/2019/extlst" xmlns:r="http://schemas.openxmlformats.org/officeDocument/2006/relationships" xmlns:m="http://schemas.openxmlformats.org/officeDocument/2006/math" xmlns:v="urn:schemas-microsoft-com:vml" xmlns:wp14="http://schemas.microsoft.com/office/word/2010/wordprocessingDrawing" xmlns:wp="http://schemas.openxmlformats.org/drawingml/2006/wordprocessingDrawing" xmlns:w10="urn:schemas-microsoft-com:office:word" xmlns:w="http://schemas.openxmlformats.org/wordprocessingml/2006/main" xmlns:w14="http://schemas.microsoft.com/office/word/2010/wordml" xmlns:w15="http://schemas.microsoft.com/office/word/2012/wordml" xmlns:w16cex="http://schemas.microsoft.com/office/word/2018/wordml/cex" xmlns:w16cid="http://schemas.microsoft.com/office/word/2016/wordml/cid" xmlns:w16="http://schemas.microsoft.com/office/word/2018/wordml" xmlns:w16du="http://schemas.microsoft.com/office/word/2023/wordml/word16du" xmlns:w16sdtdh="http://schemas.microsoft.com/office/word/2020/wordml/sdtdatahash" xmlns:w16sdtfl="http://schemas.microsoft.com/office/word/2024/wordml/sdtformatlock" xmlns:w16se="http://schemas.microsoft.com/office/word/2015/wordml/symex" xmlns:wpg="http://schemas.microsoft.com/office/word/2010/wordprocessingGroup" xmlns:wpi="http://schemas.microsoft.com/office/word/2010/wordprocessingInk" xmlns:wne="http://schemas.microsoft.com/office/word/2006/wordml" xmlns:wps="http://schemas.microsoft.com/office/word/2010/wordprocessingShape" mc:Ignorable="w14 w15 w16se w16cid w16 w16cex w16sdtdh w16sdtfl w16du wp14">
+<w:document xmlns:wpc="http://schemas.microsoft.com/office/word/2010/wordprocessingCanvas" xmlns:cx="http://schemas.microsoft.com/office/drawing/2014/chartex" xmlns:cx1="http://schemas.microsoft.com/office/drawing/2015/9/8/chartex" xmlns:cx2="http://schemas.microsoft.com/office/drawing/2015/10/21/chartex" xmlns:cx3="http://schemas.microsoft.com/office/drawing/2016/5/9/chartex" xmlns:cx4="http://schemas.microsoft.com/office/drawing/2016/5/10/chartex" xmlns:cx5="http://schemas.microsoft.com/office/drawing/2016/5/11/chartex" xmlns:cx6="http://schemas.microsoft.com/office/drawing/2016/5/12/chartex" xmlns:cx7="http://schemas.microsoft.com/office/drawing/2016/5/13/chartex" xmlns:cx8="http://schemas.microsoft.com/office/drawing/2016/5/14/chartex" xmlns:mc="http://schemas.openxmlformats.org/markup-compatibility/2006" xmlns:aink="http://schemas.microsoft.com/office/drawing/2016/ink" xmlns:am3d="http://schemas.microsoft.com/office/drawing/2017/model3d" xmlns:o="urn:schemas-microsoft-com:office:office" xmlns:oel="http://schemas.microsoft.com/office/2019/extlst" xmlns:r="http://schemas.openxmlformats.org/officeDocument/2006/relationships" xmlns:m="http://schemas.openxmlformats.org/officeDocument/2006/math" xmlns:v="urn:schemas-microsoft-com:vml" xmlns:wp14="http://schemas.microsoft.com/office/word/2010/wordprocessingDrawing" xmlns:wp="http://schemas.openxmlformats.org/drawingml/2006/wordprocessingDrawing" xmlns:w10="urn:schemas-microsoft-com:office:word" xmlns:w="http://schemas.openxmlformats.org/wordprocessingml/2006/main" xmlns:w14="http://schemas.microsoft.com/office/word/2010/wordml" xmlns:w15="http://schemas.microsoft.com/office/word/2012/wordml" xmlns:w16cei="http://schemas.microsoft.com/office/word/2026/wordml/cei" xmlns:w16cex="http://schemas.microsoft.com/office/word/2018/wordml/cex" xmlns:w16cid="http://schemas.microsoft.com/office/word/2016/wordml/cid" xmlns:w16="http://schemas.microsoft.com/office/word/2018/wordml" xmlns:w16du="http://schemas.microsoft.com/office/word/2023/wordml/word16du" xmlns:w16sdtdh="http://schemas.microsoft.com/office/word/2020/wordml/sdtdatahash" xmlns:w16sdtfl="http://schemas.microsoft.com/office/word/2024/wordml/sdtformatlock" xmlns:w16se="http://schemas.microsoft.com/office/word/2015/wordml/symex" xmlns:wpg="http://schemas.microsoft.com/office/word/2010/wordprocessingGroup" xmlns:wpi="http://schemas.microsoft.com/office/word/2010/wordprocessingInk" xmlns:wne="http://schemas.microsoft.com/office/word/2006/wordml" xmlns:wps="http://schemas.microsoft.com/office/word/2010/wordprocessingShape" mc:Ignorable="w14 w15 w16se w16cid w16 w16cex w16sdtdh w16sdtfl w16du wp14">
   <w:body>
     <w:p>
       <w:pPr>
@@ -112,9 +112,8 @@
           <w:szCs w:val="32"/>
           <w:u w:val="single"/>
         </w:rPr>
-        <w:t xml:space="preserve">Observed </w:t>
+        <w:t xml:space="preserve">Observed till </w:t>
       </w:r>
-      <w:proofErr w:type="gramStart"/>
       <w:r>
         <w:rPr>
           <w:b/>
@@ -123,20 +122,8 @@
           <w:szCs w:val="32"/>
           <w:u w:val="single"/>
         </w:rPr>
-        <w:t xml:space="preserve">till </w:t>
+        <w:t>31st July 2026</w:t>
       </w:r>
-      <w:r>
-        <w:rPr>
-          <w:b/>
-          <w:bCs/>
-          <w:sz w:val="32"/>
-          <w:szCs w:val="32"/>
-          <w:highlight w:val="red"/>
-          <w:u w:val="single"/>
-        </w:rPr>
-        <w:t>?????</w:t>
-      </w:r>
-      <w:proofErr w:type="gramEnd"/>
     </w:p>
     <w:p>
       <w:pPr>
@@ -367,27 +354,7 @@
                 <w:sz w:val="32"/>
                 <w:szCs w:val="40"/>
               </w:rPr>
-              <w:t>)</w:t>
-            </w:r>
-            <w:proofErr w:type="gramStart"/>
-            <w:r>
-              <w:rPr>
-                <w:rFonts w:ascii="BRH Malayalam Extra" w:hAnsi="BRH Malayalam Extra" w:cs="BRH Malayalam Extra"/>
-                <w:color w:val="000000"/>
-                <w:sz w:val="32"/>
-                <w:szCs w:val="40"/>
-              </w:rPr>
-              <w:t>-  jZ</w:t>
-            </w:r>
-            <w:proofErr w:type="gramEnd"/>
-            <w:r>
-              <w:rPr>
-                <w:rFonts w:ascii="BRH Malayalam Extra" w:hAnsi="BRH Malayalam Extra" w:cs="BRH Malayalam Extra"/>
-                <w:color w:val="000000"/>
-                <w:sz w:val="32"/>
-                <w:szCs w:val="40"/>
-              </w:rPr>
-              <w:t>§ | ög¢</w:t>
+              <w:t>)-  jZ§ | ög¢</w:t>
             </w:r>
             <w:r>
               <w:rPr>
@@ -651,27 +618,7 @@
                 <w:sz w:val="32"/>
                 <w:szCs w:val="40"/>
               </w:rPr>
-              <w:t>)</w:t>
-            </w:r>
-            <w:proofErr w:type="gramStart"/>
-            <w:r>
-              <w:rPr>
-                <w:rFonts w:ascii="BRH Malayalam Extra" w:hAnsi="BRH Malayalam Extra" w:cs="BRH Malayalam Extra"/>
-                <w:color w:val="000000"/>
-                <w:sz w:val="32"/>
-                <w:szCs w:val="40"/>
-              </w:rPr>
-              <w:t>-  ög</w:t>
-            </w:r>
-            <w:proofErr w:type="gramEnd"/>
-            <w:r>
-              <w:rPr>
-                <w:rFonts w:ascii="BRH Malayalam Extra" w:hAnsi="BRH Malayalam Extra" w:cs="BRH Malayalam Extra"/>
-                <w:color w:val="000000"/>
-                <w:sz w:val="32"/>
-                <w:szCs w:val="40"/>
-              </w:rPr>
-              <w:t>¢</w:t>
+              <w:t>)-  ög¢</w:t>
             </w:r>
             <w:r>
               <w:rPr>
@@ -945,27 +892,7 @@
                 <w:sz w:val="32"/>
                 <w:szCs w:val="40"/>
               </w:rPr>
-              <w:t>)</w:t>
-            </w:r>
-            <w:proofErr w:type="gramStart"/>
-            <w:r>
-              <w:rPr>
-                <w:rFonts w:ascii="BRH Malayalam Extra" w:hAnsi="BRH Malayalam Extra" w:cs="BRH Malayalam Extra"/>
-                <w:color w:val="000000"/>
-                <w:sz w:val="32"/>
-                <w:szCs w:val="40"/>
-              </w:rPr>
-              <w:t>-  jZ</w:t>
-            </w:r>
-            <w:proofErr w:type="gramEnd"/>
-            <w:r>
-              <w:rPr>
-                <w:rFonts w:ascii="BRH Malayalam Extra" w:hAnsi="BRH Malayalam Extra" w:cs="BRH Malayalam Extra"/>
-                <w:color w:val="000000"/>
-                <w:sz w:val="32"/>
-                <w:szCs w:val="40"/>
-              </w:rPr>
-              <w:t>§ | ög¢</w:t>
+              <w:t>)-  jZ§ | ög¢</w:t>
             </w:r>
             <w:r>
               <w:rPr>
@@ -1259,27 +1186,7 @@
                 <w:sz w:val="32"/>
                 <w:szCs w:val="40"/>
               </w:rPr>
-              <w:t>)</w:t>
-            </w:r>
-            <w:proofErr w:type="gramStart"/>
-            <w:r>
-              <w:rPr>
-                <w:rFonts w:ascii="BRH Malayalam Extra" w:hAnsi="BRH Malayalam Extra" w:cs="BRH Malayalam Extra"/>
-                <w:color w:val="000000"/>
-                <w:sz w:val="32"/>
-                <w:szCs w:val="40"/>
-              </w:rPr>
-              <w:t>-  ög</w:t>
-            </w:r>
-            <w:proofErr w:type="gramEnd"/>
-            <w:r>
-              <w:rPr>
-                <w:rFonts w:ascii="BRH Malayalam Extra" w:hAnsi="BRH Malayalam Extra" w:cs="BRH Malayalam Extra"/>
-                <w:color w:val="000000"/>
-                <w:sz w:val="32"/>
-                <w:szCs w:val="40"/>
-              </w:rPr>
-              <w:t>¢</w:t>
+              <w:t>)-  ög¢</w:t>
             </w:r>
             <w:r>
               <w:rPr>
@@ -1577,19 +1484,8 @@
                 <w:sz w:val="32"/>
                 <w:szCs w:val="40"/>
               </w:rPr>
-              <w:t>)</w:t>
-            </w:r>
-            <w:proofErr w:type="gramStart"/>
-            <w:r>
-              <w:rPr>
-                <w:rFonts w:ascii="BRH Malayalam Extra" w:hAnsi="BRH Malayalam Extra" w:cs="BRH Malayalam Extra"/>
-                <w:color w:val="000000"/>
-                <w:sz w:val="32"/>
-                <w:szCs w:val="40"/>
-              </w:rPr>
-              <w:t>-  g</w:t>
-            </w:r>
-            <w:proofErr w:type="gramEnd"/>
+              <w:t>)-  g</w:t>
+            </w:r>
             <w:r>
               <w:rPr>
                 <w:rFonts w:ascii="BRH Malayalam Extra" w:hAnsi="BRH Malayalam Extra" w:cs="BRH Malayalam Extra"/>
@@ -1608,7 +1504,6 @@
               </w:rPr>
               <w:t>ª</w:t>
             </w:r>
-            <w:proofErr w:type="gramStart"/>
             <w:r>
               <w:rPr>
                 <w:rFonts w:ascii="BRH Malayalam Extra" w:hAnsi="BRH Malayalam Extra" w:cs="BRH Malayalam Extra"/>
@@ -1627,7 +1522,6 @@
               </w:rPr>
               <w:t>.ty</w:t>
             </w:r>
-            <w:proofErr w:type="gramEnd"/>
             <w:r>
               <w:rPr>
                 <w:rFonts w:ascii="BRH Malayalam Extra" w:hAnsi="BRH Malayalam Extra" w:cs="BRH Malayalam Extra"/>
@@ -1655,9 +1549,7 @@
               <w:adjustRightInd w:val="0"/>
               <w:spacing w:line="240" w:lineRule="auto"/>
               <w:rPr>
-                <w:rFonts w:ascii="BRH Malayalam Extra" w:hAnsi="BRH Malayalam Extra" w:cs="BRH Malayalam Extra"/>
-                <w:color w:val="000000"/>
-                <w:sz w:val="32"/>
+                <w:rFonts w:cs="BRH Malayalam Extra"/>
                 <w:szCs w:val="40"/>
               </w:rPr>
             </w:pPr>
@@ -1688,7 +1580,6 @@
               </w:rPr>
               <w:t>ª</w:t>
             </w:r>
-            <w:proofErr w:type="gramStart"/>
             <w:r>
               <w:rPr>
                 <w:rFonts w:ascii="BRH Malayalam Extra" w:hAnsi="BRH Malayalam Extra" w:cs="BRH Malayalam Extra"/>
@@ -1707,7 +1598,6 @@
               </w:rPr>
               <w:t>.ty</w:t>
             </w:r>
-            <w:proofErr w:type="gramEnd"/>
             <w:r>
               <w:rPr>
                 <w:rFonts w:ascii="BRH Malayalam Extra" w:hAnsi="BRH Malayalam Extra" w:cs="BRH Malayalam Extra"/>
@@ -1744,7 +1634,6 @@
               </w:rPr>
               <w:t xml:space="preserve"> ¥j ¥j g—</w:t>
             </w:r>
-            <w:proofErr w:type="gramStart"/>
             <w:r>
               <w:rPr>
                 <w:rFonts w:ascii="BRH Malayalam Extra" w:hAnsi="BRH Malayalam Extra" w:cs="BRH Malayalam Extra"/>
@@ -1764,36 +1653,24 @@
               </w:rPr>
               <w:t>.ty</w:t>
             </w:r>
-            <w:proofErr w:type="gramEnd"/>
-            <w:r>
-              <w:rPr>
-                <w:rFonts w:ascii="BRH Malayalam Extra" w:hAnsi="BRH Malayalam Extra" w:cs="BRH Malayalam Extra"/>
-                <w:color w:val="000000"/>
-                <w:sz w:val="26"/>
-                <w:szCs w:val="40"/>
-              </w:rPr>
-              <w:t>–</w:t>
-            </w:r>
-            <w:r>
-              <w:rPr>
-                <w:rFonts w:ascii="BRH Malayalam Extra" w:hAnsi="BRH Malayalam Extra" w:cs="BRH Malayalam Extra"/>
-                <w:color w:val="000000"/>
-                <w:sz w:val="32"/>
-                <w:szCs w:val="40"/>
-              </w:rPr>
-              <w:t xml:space="preserve">r¥bx— </w:t>
-            </w:r>
-            <w:proofErr w:type="gramStart"/>
-            <w:r>
-              <w:rPr>
-                <w:rFonts w:ascii="BRH Malayalam Extra" w:hAnsi="BRH Malayalam Extra" w:cs="BRH Malayalam Extra"/>
-                <w:color w:val="000000"/>
-                <w:sz w:val="32"/>
-                <w:szCs w:val="40"/>
-              </w:rPr>
-              <w:t>gª.ty</w:t>
-            </w:r>
-            <w:proofErr w:type="gramEnd"/>
+            <w:r>
+              <w:rPr>
+                <w:rFonts w:ascii="BRH Malayalam Extra" w:hAnsi="BRH Malayalam Extra" w:cs="BRH Malayalam Extra"/>
+                <w:color w:val="000000"/>
+                <w:sz w:val="26"/>
+                <w:szCs w:val="40"/>
+              </w:rPr>
+              <w:t>–</w:t>
+            </w:r>
+            <w:r>
+              <w:rPr>
+                <w:rFonts w:ascii="BRH Malayalam Extra" w:hAnsi="BRH Malayalam Extra" w:cs="BRH Malayalam Extra"/>
+                <w:color w:val="000000"/>
+                <w:sz w:val="32"/>
+                <w:szCs w:val="40"/>
+              </w:rPr>
+              <w:t>r¥bx— gª.ty</w:t>
+            </w:r>
             <w:r>
               <w:rPr>
                 <w:rFonts w:ascii="BRH Malayalam Extra" w:hAnsi="BRH Malayalam Extra" w:cs="BRH Malayalam Extra"/>
@@ -1830,19 +1707,6 @@
               </w:rPr>
               <w:t xml:space="preserve"> ¥j | </w:t>
             </w:r>
-          </w:p>
-          <w:p>
-            <w:pPr>
-              <w:widowControl w:val="0"/>
-              <w:autoSpaceDE w:val="0"/>
-              <w:autoSpaceDN w:val="0"/>
-              <w:adjustRightInd w:val="0"/>
-              <w:spacing w:before="0" w:line="240" w:lineRule="auto"/>
-              <w:rPr>
-                <w:rFonts w:cs="BRH Malayalam Extra"/>
-                <w:szCs w:val="40"/>
-              </w:rPr>
-            </w:pPr>
           </w:p>
         </w:tc>
         <w:tc>
@@ -1972,19 +1836,8 @@
                 <w:sz w:val="32"/>
                 <w:szCs w:val="40"/>
               </w:rPr>
-              <w:t>)</w:t>
-            </w:r>
-            <w:proofErr w:type="gramStart"/>
-            <w:r>
-              <w:rPr>
-                <w:rFonts w:ascii="BRH Malayalam Extra" w:hAnsi="BRH Malayalam Extra" w:cs="BRH Malayalam Extra"/>
-                <w:color w:val="000000"/>
-                <w:sz w:val="32"/>
-                <w:szCs w:val="40"/>
-              </w:rPr>
-              <w:t>-  g</w:t>
-            </w:r>
-            <w:proofErr w:type="gramEnd"/>
+              <w:t>)-  g</w:t>
+            </w:r>
             <w:r>
               <w:rPr>
                 <w:rFonts w:ascii="BRH Malayalam Extra" w:hAnsi="BRH Malayalam Extra" w:cs="BRH Malayalam Extra"/>
@@ -2003,7 +1856,6 @@
               </w:rPr>
               <w:t>ª</w:t>
             </w:r>
-            <w:proofErr w:type="gramStart"/>
             <w:r>
               <w:rPr>
                 <w:rFonts w:ascii="BRH Malayalam Extra" w:hAnsi="BRH Malayalam Extra" w:cs="BRH Malayalam Extra"/>
@@ -2022,7 +1874,6 @@
               </w:rPr>
               <w:t>.ty</w:t>
             </w:r>
-            <w:proofErr w:type="gramEnd"/>
             <w:r>
               <w:rPr>
                 <w:rFonts w:ascii="BRH Malayalam Extra" w:hAnsi="BRH Malayalam Extra" w:cs="BRH Malayalam Extra"/>
@@ -2083,7 +1934,6 @@
               </w:rPr>
               <w:t>ª</w:t>
             </w:r>
-            <w:proofErr w:type="gramStart"/>
             <w:r>
               <w:rPr>
                 <w:rFonts w:ascii="BRH Malayalam Extra" w:hAnsi="BRH Malayalam Extra" w:cs="BRH Malayalam Extra"/>
@@ -2102,7 +1952,6 @@
               </w:rPr>
               <w:t>.ty</w:t>
             </w:r>
-            <w:proofErr w:type="gramEnd"/>
             <w:r>
               <w:rPr>
                 <w:rFonts w:ascii="BRH Malayalam Extra" w:hAnsi="BRH Malayalam Extra" w:cs="BRH Malayalam Extra"/>
@@ -2174,19 +2023,8 @@
                 <w:sz w:val="32"/>
                 <w:szCs w:val="40"/>
               </w:rPr>
-              <w:t xml:space="preserve">r¥bx— </w:t>
-            </w:r>
-            <w:proofErr w:type="gramStart"/>
-            <w:r>
-              <w:rPr>
-                <w:rFonts w:ascii="BRH Malayalam Extra" w:hAnsi="BRH Malayalam Extra" w:cs="BRH Malayalam Extra"/>
-                <w:color w:val="000000"/>
-                <w:sz w:val="32"/>
-                <w:szCs w:val="40"/>
-              </w:rPr>
-              <w:t>gª.ty</w:t>
-            </w:r>
-            <w:proofErr w:type="gramEnd"/>
+              <w:t>r¥bx— gª.ty</w:t>
+            </w:r>
             <w:r>
               <w:rPr>
                 <w:rFonts w:ascii="BRH Malayalam Extra" w:hAnsi="BRH Malayalam Extra" w:cs="BRH Malayalam Extra"/>
@@ -2303,6 +2141,16 @@
           <w:u w:val="single"/>
         </w:rPr>
       </w:pPr>
+      <w:r>
+        <w:rPr>
+          <w:b/>
+          <w:bCs/>
+          <w:sz w:val="32"/>
+          <w:szCs w:val="32"/>
+          <w:u w:val="single"/>
+        </w:rPr>
+        <w:t>===========</w:t>
+      </w:r>
     </w:p>
     <w:p>
       <w:pPr>
@@ -2679,27 +2527,7 @@
                 <w:sz w:val="32"/>
                 <w:szCs w:val="40"/>
               </w:rPr>
-              <w:t>)</w:t>
-            </w:r>
-            <w:proofErr w:type="gramStart"/>
-            <w:r>
-              <w:rPr>
-                <w:rFonts w:ascii="BRH Malayalam Extra" w:hAnsi="BRH Malayalam Extra" w:cs="BRH Malayalam Extra"/>
-                <w:color w:val="000000"/>
-                <w:sz w:val="32"/>
-                <w:szCs w:val="40"/>
-              </w:rPr>
-              <w:t>-  CZy</w:t>
-            </w:r>
-            <w:proofErr w:type="gramEnd"/>
-            <w:r>
-              <w:rPr>
-                <w:rFonts w:ascii="BRH Malayalam Extra" w:hAnsi="BRH Malayalam Extra" w:cs="BRH Malayalam Extra"/>
-                <w:color w:val="000000"/>
-                <w:sz w:val="32"/>
-                <w:szCs w:val="40"/>
-              </w:rPr>
-              <w:t>— | AsÜ—ËI |</w:t>
+              <w:t>)-  CZy— | AsÜ—ËI |</w:t>
             </w:r>
           </w:p>
           <w:p>
@@ -2898,27 +2726,7 @@
                 <w:sz w:val="32"/>
                 <w:szCs w:val="40"/>
               </w:rPr>
-              <w:t>)</w:t>
-            </w:r>
-            <w:proofErr w:type="gramStart"/>
-            <w:r>
-              <w:rPr>
-                <w:rFonts w:ascii="BRH Malayalam Extra" w:hAnsi="BRH Malayalam Extra" w:cs="BRH Malayalam Extra"/>
-                <w:color w:val="000000"/>
-                <w:sz w:val="32"/>
-                <w:szCs w:val="40"/>
-              </w:rPr>
-              <w:t>-  CZy</w:t>
-            </w:r>
-            <w:proofErr w:type="gramEnd"/>
-            <w:r>
-              <w:rPr>
-                <w:rFonts w:ascii="BRH Malayalam Extra" w:hAnsi="BRH Malayalam Extra" w:cs="BRH Malayalam Extra"/>
-                <w:color w:val="000000"/>
-                <w:sz w:val="32"/>
-                <w:szCs w:val="40"/>
-              </w:rPr>
-              <w:t>— | AsÜ—ËI |</w:t>
+              <w:t>)-  CZy— | AsÜ—ËI |</w:t>
             </w:r>
           </w:p>
           <w:p>
@@ -3123,19 +2931,8 @@
                 <w:sz w:val="32"/>
                 <w:szCs w:val="40"/>
               </w:rPr>
-              <w:t>)</w:t>
-            </w:r>
-            <w:proofErr w:type="gramStart"/>
-            <w:r>
-              <w:rPr>
-                <w:rFonts w:ascii="BRH Malayalam Extra" w:hAnsi="BRH Malayalam Extra" w:cs="BRH Malayalam Extra"/>
-                <w:color w:val="000000"/>
-                <w:sz w:val="32"/>
-                <w:szCs w:val="40"/>
-              </w:rPr>
-              <w:t>-  A</w:t>
-            </w:r>
-            <w:proofErr w:type="gramEnd"/>
+              <w:t>)-  A</w:t>
+            </w:r>
             <w:r>
               <w:rPr>
                 <w:rFonts w:ascii="BRH Malayalam Extra" w:hAnsi="BRH Malayalam Extra" w:cs="BRH Malayalam Extra"/>
@@ -3450,27 +3247,7 @@
                 <w:sz w:val="32"/>
                 <w:szCs w:val="40"/>
               </w:rPr>
-              <w:t>)</w:t>
-            </w:r>
-            <w:proofErr w:type="gramStart"/>
-            <w:r>
-              <w:rPr>
-                <w:rFonts w:ascii="BRH Malayalam Extra" w:hAnsi="BRH Malayalam Extra" w:cs="BRH Malayalam Extra"/>
-                <w:color w:val="000000"/>
-                <w:sz w:val="32"/>
-                <w:szCs w:val="40"/>
-              </w:rPr>
-              <w:t>-  BRõ</w:t>
-            </w:r>
-            <w:proofErr w:type="gramEnd"/>
-            <w:r>
-              <w:rPr>
-                <w:rFonts w:ascii="BRH Malayalam Extra" w:hAnsi="BRH Malayalam Extra" w:cs="BRH Malayalam Extra"/>
-                <w:color w:val="000000"/>
-                <w:sz w:val="32"/>
-                <w:szCs w:val="40"/>
-              </w:rPr>
-              <w:t>—hx</w:t>
+              <w:t>)-  BRõ—hx</w:t>
             </w:r>
             <w:r>
               <w:rPr>
@@ -3874,27 +3651,7 @@
                 <w:sz w:val="32"/>
                 <w:szCs w:val="40"/>
               </w:rPr>
-              <w:t>)</w:t>
-            </w:r>
-            <w:proofErr w:type="gramStart"/>
-            <w:r>
-              <w:rPr>
-                <w:rFonts w:ascii="BRH Malayalam Extra" w:hAnsi="BRH Malayalam Extra" w:cs="BRH Malayalam Extra"/>
-                <w:color w:val="000000"/>
-                <w:sz w:val="32"/>
-                <w:szCs w:val="40"/>
-              </w:rPr>
-              <w:t>-  BRõ</w:t>
-            </w:r>
-            <w:proofErr w:type="gramEnd"/>
-            <w:r>
-              <w:rPr>
-                <w:rFonts w:ascii="BRH Malayalam Extra" w:hAnsi="BRH Malayalam Extra" w:cs="BRH Malayalam Extra"/>
-                <w:color w:val="000000"/>
-                <w:sz w:val="32"/>
-                <w:szCs w:val="40"/>
-              </w:rPr>
-              <w:t>—hx</w:t>
+              <w:t>)-  BRõ—hx</w:t>
             </w:r>
             <w:r>
               <w:rPr>
@@ -4147,19 +3904,8 @@
                 <w:sz w:val="32"/>
                 <w:szCs w:val="40"/>
               </w:rPr>
-              <w:t>)</w:t>
-            </w:r>
-            <w:proofErr w:type="gramStart"/>
-            <w:r>
-              <w:rPr>
-                <w:rFonts w:ascii="BRH Malayalam Extra" w:hAnsi="BRH Malayalam Extra" w:cs="BRH Malayalam Extra"/>
-                <w:color w:val="000000"/>
-                <w:sz w:val="32"/>
-                <w:szCs w:val="40"/>
-              </w:rPr>
-              <w:t>-  A</w:t>
-            </w:r>
-            <w:proofErr w:type="gramEnd"/>
+              <w:t>)-  A</w:t>
+            </w:r>
             <w:r>
               <w:rPr>
                 <w:rFonts w:ascii="BRH Malayalam Extra" w:hAnsi="BRH Malayalam Extra" w:cs="BRH Malayalam Extra"/>
@@ -4470,27 +4216,7 @@
                 <w:sz w:val="32"/>
                 <w:szCs w:val="40"/>
               </w:rPr>
-              <w:t>)</w:t>
-            </w:r>
-            <w:proofErr w:type="gramStart"/>
-            <w:r>
-              <w:rPr>
-                <w:rFonts w:ascii="BRH Malayalam Extra" w:hAnsi="BRH Malayalam Extra" w:cs="BRH Malayalam Extra"/>
-                <w:color w:val="000000"/>
-                <w:sz w:val="32"/>
-                <w:szCs w:val="40"/>
-              </w:rPr>
-              <w:t>-  BRõ</w:t>
-            </w:r>
-            <w:proofErr w:type="gramEnd"/>
-            <w:r>
-              <w:rPr>
-                <w:rFonts w:ascii="BRH Malayalam Extra" w:hAnsi="BRH Malayalam Extra" w:cs="BRH Malayalam Extra"/>
-                <w:color w:val="000000"/>
-                <w:sz w:val="32"/>
-                <w:szCs w:val="40"/>
-              </w:rPr>
-              <w:t>—hx</w:t>
+              <w:t>)-  BRõ—hx</w:t>
             </w:r>
             <w:r>
               <w:rPr>
@@ -4843,27 +4569,7 @@
                 <w:sz w:val="32"/>
                 <w:szCs w:val="40"/>
               </w:rPr>
-              <w:t>)</w:t>
-            </w:r>
-            <w:proofErr w:type="gramStart"/>
-            <w:r>
-              <w:rPr>
-                <w:rFonts w:ascii="BRH Malayalam Extra" w:hAnsi="BRH Malayalam Extra" w:cs="BRH Malayalam Extra"/>
-                <w:color w:val="000000"/>
-                <w:sz w:val="32"/>
-                <w:szCs w:val="40"/>
-              </w:rPr>
-              <w:t>-  BRõ</w:t>
-            </w:r>
-            <w:proofErr w:type="gramEnd"/>
-            <w:r>
-              <w:rPr>
-                <w:rFonts w:ascii="BRH Malayalam Extra" w:hAnsi="BRH Malayalam Extra" w:cs="BRH Malayalam Extra"/>
-                <w:color w:val="000000"/>
-                <w:sz w:val="32"/>
-                <w:szCs w:val="40"/>
-              </w:rPr>
-              <w:t>—hx</w:t>
+              <w:t>)-  BRõ—hx</w:t>
             </w:r>
             <w:r>
               <w:rPr>
@@ -5112,27 +4818,7 @@
                 <w:sz w:val="32"/>
                 <w:szCs w:val="40"/>
               </w:rPr>
-              <w:t>)</w:t>
-            </w:r>
-            <w:proofErr w:type="gramStart"/>
-            <w:r>
-              <w:rPr>
-                <w:rFonts w:ascii="BRH Malayalam Extra" w:hAnsi="BRH Malayalam Extra" w:cs="BRH Malayalam Extra"/>
-                <w:color w:val="000000"/>
-                <w:sz w:val="32"/>
-                <w:szCs w:val="40"/>
-              </w:rPr>
-              <w:t>-  CZy</w:t>
-            </w:r>
-            <w:proofErr w:type="gramEnd"/>
-            <w:r>
-              <w:rPr>
-                <w:rFonts w:ascii="BRH Malayalam Extra" w:hAnsi="BRH Malayalam Extra" w:cs="BRH Malayalam Extra"/>
-                <w:color w:val="000000"/>
-                <w:sz w:val="32"/>
-                <w:szCs w:val="40"/>
-              </w:rPr>
-              <w:t>— | e¡</w:t>
+              <w:t>)-  CZy— | e¡</w:t>
             </w:r>
             <w:r>
               <w:rPr>
@@ -5499,27 +5185,7 @@
                 <w:sz w:val="32"/>
                 <w:szCs w:val="40"/>
               </w:rPr>
-              <w:t>)</w:t>
-            </w:r>
-            <w:proofErr w:type="gramStart"/>
-            <w:r>
-              <w:rPr>
-                <w:rFonts w:ascii="BRH Malayalam Extra" w:hAnsi="BRH Malayalam Extra" w:cs="BRH Malayalam Extra"/>
-                <w:color w:val="000000"/>
-                <w:sz w:val="32"/>
-                <w:szCs w:val="40"/>
-              </w:rPr>
-              <w:t>-  e</w:t>
-            </w:r>
-            <w:proofErr w:type="gramEnd"/>
-            <w:r>
-              <w:rPr>
-                <w:rFonts w:ascii="BRH Malayalam Extra" w:hAnsi="BRH Malayalam Extra" w:cs="BRH Malayalam Extra"/>
-                <w:color w:val="000000"/>
-                <w:sz w:val="32"/>
-                <w:szCs w:val="40"/>
-              </w:rPr>
-              <w:t>¡</w:t>
+              <w:t>)-  e¡</w:t>
             </w:r>
             <w:r>
               <w:rPr>
@@ -6077,27 +5743,7 @@
                 <w:sz w:val="32"/>
                 <w:szCs w:val="40"/>
               </w:rPr>
-              <w:t>)</w:t>
-            </w:r>
-            <w:proofErr w:type="gramStart"/>
-            <w:r>
-              <w:rPr>
-                <w:rFonts w:ascii="BRH Malayalam Extra" w:hAnsi="BRH Malayalam Extra" w:cs="BRH Malayalam Extra"/>
-                <w:color w:val="000000"/>
-                <w:sz w:val="32"/>
-                <w:szCs w:val="40"/>
-              </w:rPr>
-              <w:t>-  e</w:t>
-            </w:r>
-            <w:proofErr w:type="gramEnd"/>
-            <w:r>
-              <w:rPr>
-                <w:rFonts w:ascii="BRH Malayalam Extra" w:hAnsi="BRH Malayalam Extra" w:cs="BRH Malayalam Extra"/>
-                <w:color w:val="000000"/>
-                <w:sz w:val="32"/>
-                <w:szCs w:val="40"/>
-              </w:rPr>
-              <w:t>¡</w:t>
+              <w:t>)-  e¡</w:t>
             </w:r>
             <w:r>
               <w:rPr>
@@ -6395,27 +6041,7 @@
                 <w:sz w:val="32"/>
                 <w:szCs w:val="40"/>
               </w:rPr>
-              <w:t>)</w:t>
-            </w:r>
-            <w:proofErr w:type="gramStart"/>
-            <w:r>
-              <w:rPr>
-                <w:rFonts w:ascii="BRH Malayalam Extra" w:hAnsi="BRH Malayalam Extra" w:cs="BRH Malayalam Extra"/>
-                <w:color w:val="000000"/>
-                <w:sz w:val="32"/>
-                <w:szCs w:val="40"/>
-              </w:rPr>
-              <w:t>-  CZy</w:t>
-            </w:r>
-            <w:proofErr w:type="gramEnd"/>
-            <w:r>
-              <w:rPr>
-                <w:rFonts w:ascii="BRH Malayalam Extra" w:hAnsi="BRH Malayalam Extra" w:cs="BRH Malayalam Extra"/>
-                <w:color w:val="000000"/>
-                <w:sz w:val="32"/>
-                <w:szCs w:val="40"/>
-              </w:rPr>
-              <w:t>— | e¡</w:t>
+              <w:t>)-  CZy— | e¡</w:t>
             </w:r>
             <w:r>
               <w:rPr>
@@ -6756,27 +6382,7 @@
                 <w:sz w:val="32"/>
                 <w:szCs w:val="40"/>
               </w:rPr>
-              <w:t>)</w:t>
-            </w:r>
-            <w:proofErr w:type="gramStart"/>
-            <w:r>
-              <w:rPr>
-                <w:rFonts w:ascii="BRH Malayalam Extra" w:hAnsi="BRH Malayalam Extra" w:cs="BRH Malayalam Extra"/>
-                <w:color w:val="000000"/>
-                <w:sz w:val="32"/>
-                <w:szCs w:val="40"/>
-              </w:rPr>
-              <w:t>-  e</w:t>
-            </w:r>
-            <w:proofErr w:type="gramEnd"/>
-            <w:r>
-              <w:rPr>
-                <w:rFonts w:ascii="BRH Malayalam Extra" w:hAnsi="BRH Malayalam Extra" w:cs="BRH Malayalam Extra"/>
-                <w:color w:val="000000"/>
-                <w:sz w:val="32"/>
-                <w:szCs w:val="40"/>
-              </w:rPr>
-              <w:t>¡</w:t>
+              <w:t>)-  e¡</w:t>
             </w:r>
             <w:r>
               <w:rPr>
@@ -7272,27 +6878,7 @@
                 <w:sz w:val="32"/>
                 <w:szCs w:val="40"/>
               </w:rPr>
-              <w:t>)</w:t>
-            </w:r>
-            <w:proofErr w:type="gramStart"/>
-            <w:r>
-              <w:rPr>
-                <w:rFonts w:ascii="BRH Malayalam Extra" w:hAnsi="BRH Malayalam Extra" w:cs="BRH Malayalam Extra"/>
-                <w:color w:val="000000"/>
-                <w:sz w:val="32"/>
-                <w:szCs w:val="40"/>
-              </w:rPr>
-              <w:t>-  e</w:t>
-            </w:r>
-            <w:proofErr w:type="gramEnd"/>
-            <w:r>
-              <w:rPr>
-                <w:rFonts w:ascii="BRH Malayalam Extra" w:hAnsi="BRH Malayalam Extra" w:cs="BRH Malayalam Extra"/>
-                <w:color w:val="000000"/>
-                <w:sz w:val="32"/>
-                <w:szCs w:val="40"/>
-              </w:rPr>
-              <w:t>¡</w:t>
+              <w:t>)-  e¡</w:t>
             </w:r>
             <w:r>
               <w:rPr>
@@ -7578,27 +7164,7 @@
                 <w:sz w:val="32"/>
                 <w:szCs w:val="40"/>
               </w:rPr>
-              <w:t>)</w:t>
-            </w:r>
-            <w:proofErr w:type="gramStart"/>
-            <w:r>
-              <w:rPr>
-                <w:rFonts w:ascii="BRH Malayalam Extra" w:hAnsi="BRH Malayalam Extra" w:cs="BRH Malayalam Extra"/>
-                <w:color w:val="000000"/>
-                <w:sz w:val="32"/>
-                <w:szCs w:val="40"/>
-              </w:rPr>
-              <w:t>-  d</w:t>
-            </w:r>
-            <w:proofErr w:type="gramEnd"/>
-            <w:r>
-              <w:rPr>
-                <w:rFonts w:ascii="BRH Malayalam Extra" w:hAnsi="BRH Malayalam Extra" w:cs="BRH Malayalam Extra"/>
-                <w:color w:val="000000"/>
-                <w:sz w:val="32"/>
-                <w:szCs w:val="40"/>
-              </w:rPr>
-              <w:t>¡</w:t>
+              <w:t>)-  d¡</w:t>
             </w:r>
             <w:r>
               <w:rPr>
@@ -8080,19 +7646,8 @@
                 <w:sz w:val="32"/>
                 <w:szCs w:val="40"/>
               </w:rPr>
-              <w:t>)</w:t>
-            </w:r>
-            <w:proofErr w:type="gramStart"/>
-            <w:r>
-              <w:rPr>
-                <w:rFonts w:ascii="BRH Malayalam Extra" w:hAnsi="BRH Malayalam Extra" w:cs="BRH Malayalam Extra"/>
-                <w:color w:val="000000"/>
-                <w:sz w:val="32"/>
-                <w:szCs w:val="40"/>
-              </w:rPr>
-              <w:t>-  D</w:t>
-            </w:r>
-            <w:proofErr w:type="gramEnd"/>
+              <w:t>)-  D</w:t>
+            </w:r>
             <w:r>
               <w:rPr>
                 <w:rFonts w:ascii="BRH Malayalam Extra" w:hAnsi="BRH Malayalam Extra" w:cs="BRH Malayalam Extra"/>
@@ -8507,19 +8062,8 @@
                 <w:sz w:val="32"/>
                 <w:szCs w:val="40"/>
               </w:rPr>
-              <w:t>)</w:t>
-            </w:r>
-            <w:proofErr w:type="gramStart"/>
-            <w:r>
-              <w:rPr>
-                <w:rFonts w:ascii="BRH Malayalam Extra" w:hAnsi="BRH Malayalam Extra" w:cs="BRH Malayalam Extra"/>
-                <w:color w:val="000000"/>
-                <w:sz w:val="32"/>
-                <w:szCs w:val="40"/>
-              </w:rPr>
-              <w:t>-  D</w:t>
-            </w:r>
-            <w:proofErr w:type="gramEnd"/>
+              <w:t>)-  D</w:t>
+            </w:r>
             <w:r>
               <w:rPr>
                 <w:rFonts w:ascii="BRH Malayalam Extra" w:hAnsi="BRH Malayalam Extra" w:cs="BRH Malayalam Extra"/>
@@ -8831,27 +8375,7 @@
                 <w:sz w:val="32"/>
                 <w:szCs w:val="40"/>
               </w:rPr>
-              <w:t>)</w:t>
-            </w:r>
-            <w:proofErr w:type="gramStart"/>
-            <w:r>
-              <w:rPr>
-                <w:rFonts w:ascii="BRH Malayalam Extra" w:hAnsi="BRH Malayalam Extra" w:cs="BRH Malayalam Extra"/>
-                <w:color w:val="000000"/>
-                <w:sz w:val="32"/>
-                <w:szCs w:val="40"/>
-              </w:rPr>
-              <w:t>-  d</w:t>
-            </w:r>
-            <w:proofErr w:type="gramEnd"/>
-            <w:r>
-              <w:rPr>
-                <w:rFonts w:ascii="BRH Malayalam Extra" w:hAnsi="BRH Malayalam Extra" w:cs="BRH Malayalam Extra"/>
-                <w:color w:val="000000"/>
-                <w:sz w:val="32"/>
-                <w:szCs w:val="40"/>
-              </w:rPr>
-              <w:t>¡</w:t>
+              <w:t>)-  d¡</w:t>
             </w:r>
             <w:r>
               <w:rPr>
@@ -9331,19 +8855,8 @@
                 <w:sz w:val="32"/>
                 <w:szCs w:val="40"/>
               </w:rPr>
-              <w:t>)</w:t>
-            </w:r>
-            <w:proofErr w:type="gramStart"/>
-            <w:r>
-              <w:rPr>
-                <w:rFonts w:ascii="BRH Malayalam Extra" w:hAnsi="BRH Malayalam Extra" w:cs="BRH Malayalam Extra"/>
-                <w:color w:val="000000"/>
-                <w:sz w:val="32"/>
-                <w:szCs w:val="40"/>
-              </w:rPr>
-              <w:t>-  D</w:t>
-            </w:r>
-            <w:proofErr w:type="gramEnd"/>
+              <w:t>)-  D</w:t>
+            </w:r>
             <w:r>
               <w:rPr>
                 <w:rFonts w:ascii="BRH Malayalam Extra" w:hAnsi="BRH Malayalam Extra" w:cs="BRH Malayalam Extra"/>
@@ -9729,19 +9242,8 @@
                 <w:sz w:val="32"/>
                 <w:szCs w:val="40"/>
               </w:rPr>
-              <w:t>)</w:t>
-            </w:r>
-            <w:proofErr w:type="gramStart"/>
-            <w:r>
-              <w:rPr>
-                <w:rFonts w:ascii="BRH Malayalam Extra" w:hAnsi="BRH Malayalam Extra" w:cs="BRH Malayalam Extra"/>
-                <w:color w:val="000000"/>
-                <w:sz w:val="32"/>
-                <w:szCs w:val="40"/>
-              </w:rPr>
-              <w:t>-  D</w:t>
-            </w:r>
-            <w:proofErr w:type="gramEnd"/>
+              <w:t>)-  D</w:t>
+            </w:r>
             <w:r>
               <w:rPr>
                 <w:rFonts w:ascii="BRH Malayalam Extra" w:hAnsi="BRH Malayalam Extra" w:cs="BRH Malayalam Extra"/>
@@ -10040,27 +9542,7 @@
                 <w:sz w:val="32"/>
                 <w:szCs w:val="40"/>
               </w:rPr>
-              <w:t>)</w:t>
-            </w:r>
-            <w:proofErr w:type="gramStart"/>
-            <w:r>
-              <w:rPr>
-                <w:rFonts w:ascii="BRH Malayalam Extra" w:hAnsi="BRH Malayalam Extra" w:cs="BRH Malayalam Extra"/>
-                <w:color w:val="000000"/>
-                <w:sz w:val="32"/>
-                <w:szCs w:val="40"/>
-              </w:rPr>
-              <w:t>-  d</w:t>
-            </w:r>
-            <w:proofErr w:type="gramEnd"/>
-            <w:r>
-              <w:rPr>
-                <w:rFonts w:ascii="BRH Malayalam Extra" w:hAnsi="BRH Malayalam Extra" w:cs="BRH Malayalam Extra"/>
-                <w:color w:val="000000"/>
-                <w:sz w:val="32"/>
-                <w:szCs w:val="40"/>
-              </w:rPr>
-              <w:t>¡</w:t>
+              <w:t>)-  d¡</w:t>
             </w:r>
             <w:r>
               <w:rPr>
@@ -10557,27 +10039,7 @@
                 <w:sz w:val="32"/>
                 <w:szCs w:val="40"/>
               </w:rPr>
-              <w:t>)</w:t>
-            </w:r>
-            <w:proofErr w:type="gramStart"/>
-            <w:r>
-              <w:rPr>
-                <w:rFonts w:ascii="BRH Malayalam Extra" w:hAnsi="BRH Malayalam Extra" w:cs="BRH Malayalam Extra"/>
-                <w:color w:val="000000"/>
-                <w:sz w:val="32"/>
-                <w:szCs w:val="40"/>
-              </w:rPr>
-              <w:t>-  e</w:t>
-            </w:r>
-            <w:proofErr w:type="gramEnd"/>
-            <w:r>
-              <w:rPr>
-                <w:rFonts w:ascii="BRH Malayalam Extra" w:hAnsi="BRH Malayalam Extra" w:cs="BRH Malayalam Extra"/>
-                <w:color w:val="000000"/>
-                <w:sz w:val="32"/>
-                <w:szCs w:val="40"/>
-              </w:rPr>
-              <w:t>¡</w:t>
+              <w:t>)-  e¡</w:t>
             </w:r>
             <w:r>
               <w:rPr>
@@ -11135,27 +10597,7 @@
                 <w:sz w:val="32"/>
                 <w:szCs w:val="40"/>
               </w:rPr>
-              <w:t>)</w:t>
-            </w:r>
-            <w:proofErr w:type="gramStart"/>
-            <w:r>
-              <w:rPr>
-                <w:rFonts w:ascii="BRH Malayalam Extra" w:hAnsi="BRH Malayalam Extra" w:cs="BRH Malayalam Extra"/>
-                <w:color w:val="000000"/>
-                <w:sz w:val="32"/>
-                <w:szCs w:val="40"/>
-              </w:rPr>
-              <w:t>-  e</w:t>
-            </w:r>
-            <w:proofErr w:type="gramEnd"/>
-            <w:r>
-              <w:rPr>
-                <w:rFonts w:ascii="BRH Malayalam Extra" w:hAnsi="BRH Malayalam Extra" w:cs="BRH Malayalam Extra"/>
-                <w:color w:val="000000"/>
-                <w:sz w:val="32"/>
-                <w:szCs w:val="40"/>
-              </w:rPr>
-              <w:t>¡</w:t>
+              <w:t>)-  e¡</w:t>
             </w:r>
             <w:r>
               <w:rPr>
@@ -11453,27 +10895,7 @@
                 <w:sz w:val="32"/>
                 <w:szCs w:val="40"/>
               </w:rPr>
-              <w:t>)</w:t>
-            </w:r>
-            <w:proofErr w:type="gramStart"/>
-            <w:r>
-              <w:rPr>
-                <w:rFonts w:ascii="BRH Malayalam Extra" w:hAnsi="BRH Malayalam Extra" w:cs="BRH Malayalam Extra"/>
-                <w:color w:val="000000"/>
-                <w:sz w:val="32"/>
-                <w:szCs w:val="40"/>
-              </w:rPr>
-              <w:t>-  d</w:t>
-            </w:r>
-            <w:proofErr w:type="gramEnd"/>
-            <w:r>
-              <w:rPr>
-                <w:rFonts w:ascii="BRH Malayalam Extra" w:hAnsi="BRH Malayalam Extra" w:cs="BRH Malayalam Extra"/>
-                <w:color w:val="000000"/>
-                <w:sz w:val="32"/>
-                <w:szCs w:val="40"/>
-              </w:rPr>
-              <w:t>¡</w:t>
+              <w:t>)-  d¡</w:t>
             </w:r>
             <w:r>
               <w:rPr>
@@ -11898,27 +11320,7 @@
                 <w:sz w:val="32"/>
                 <w:szCs w:val="40"/>
               </w:rPr>
-              <w:t>)</w:t>
-            </w:r>
-            <w:proofErr w:type="gramStart"/>
-            <w:r>
-              <w:rPr>
-                <w:rFonts w:ascii="BRH Malayalam Extra" w:hAnsi="BRH Malayalam Extra" w:cs="BRH Malayalam Extra"/>
-                <w:color w:val="000000"/>
-                <w:sz w:val="32"/>
-                <w:szCs w:val="40"/>
-              </w:rPr>
-              <w:t>-  e</w:t>
-            </w:r>
-            <w:proofErr w:type="gramEnd"/>
-            <w:r>
-              <w:rPr>
-                <w:rFonts w:ascii="BRH Malayalam Extra" w:hAnsi="BRH Malayalam Extra" w:cs="BRH Malayalam Extra"/>
-                <w:color w:val="000000"/>
-                <w:sz w:val="32"/>
-                <w:szCs w:val="40"/>
-              </w:rPr>
-              <w:t>¡</w:t>
+              <w:t>)-  e¡</w:t>
             </w:r>
             <w:r>
               <w:rPr>
@@ -12414,27 +11816,7 @@
                 <w:sz w:val="32"/>
                 <w:szCs w:val="40"/>
               </w:rPr>
-              <w:t>)</w:t>
-            </w:r>
-            <w:proofErr w:type="gramStart"/>
-            <w:r>
-              <w:rPr>
-                <w:rFonts w:ascii="BRH Malayalam Extra" w:hAnsi="BRH Malayalam Extra" w:cs="BRH Malayalam Extra"/>
-                <w:color w:val="000000"/>
-                <w:sz w:val="32"/>
-                <w:szCs w:val="40"/>
-              </w:rPr>
-              <w:t>-  e</w:t>
-            </w:r>
-            <w:proofErr w:type="gramEnd"/>
-            <w:r>
-              <w:rPr>
-                <w:rFonts w:ascii="BRH Malayalam Extra" w:hAnsi="BRH Malayalam Extra" w:cs="BRH Malayalam Extra"/>
-                <w:color w:val="000000"/>
-                <w:sz w:val="32"/>
-                <w:szCs w:val="40"/>
-              </w:rPr>
-              <w:t>¡</w:t>
+              <w:t>)-  e¡</w:t>
             </w:r>
             <w:r>
               <w:rPr>
@@ -12720,19 +12102,8 @@
                 <w:sz w:val="32"/>
                 <w:szCs w:val="40"/>
               </w:rPr>
-              <w:t>)</w:t>
-            </w:r>
-            <w:proofErr w:type="gramStart"/>
-            <w:r>
-              <w:rPr>
-                <w:rFonts w:ascii="BRH Malayalam Extra" w:hAnsi="BRH Malayalam Extra" w:cs="BRH Malayalam Extra"/>
-                <w:color w:val="000000"/>
-                <w:sz w:val="32"/>
-                <w:szCs w:val="40"/>
-              </w:rPr>
-              <w:t>-  c</w:t>
-            </w:r>
-            <w:proofErr w:type="gramEnd"/>
+              <w:t>)-  c</w:t>
+            </w:r>
             <w:r>
               <w:rPr>
                 <w:rFonts w:ascii="BRH Malayalam Extra" w:hAnsi="BRH Malayalam Extra" w:cs="BRH Malayalam Extra"/>
@@ -13184,19 +12555,8 @@
                 <w:sz w:val="32"/>
                 <w:szCs w:val="40"/>
               </w:rPr>
-              <w:t>)</w:t>
-            </w:r>
-            <w:proofErr w:type="gramStart"/>
-            <w:r>
-              <w:rPr>
-                <w:rFonts w:ascii="BRH Malayalam Extra" w:hAnsi="BRH Malayalam Extra" w:cs="BRH Malayalam Extra"/>
-                <w:color w:val="000000"/>
-                <w:sz w:val="32"/>
-                <w:szCs w:val="40"/>
-              </w:rPr>
-              <w:t>-  D</w:t>
-            </w:r>
-            <w:proofErr w:type="gramEnd"/>
+              <w:t>)-  D</w:t>
+            </w:r>
             <w:r>
               <w:rPr>
                 <w:rFonts w:ascii="BRH Malayalam Extra" w:hAnsi="BRH Malayalam Extra" w:cs="BRH Malayalam Extra"/>
@@ -13620,19 +12980,8 @@
                 <w:sz w:val="32"/>
                 <w:szCs w:val="40"/>
               </w:rPr>
-              <w:t>)</w:t>
-            </w:r>
-            <w:proofErr w:type="gramStart"/>
-            <w:r>
-              <w:rPr>
-                <w:rFonts w:ascii="BRH Malayalam Extra" w:hAnsi="BRH Malayalam Extra" w:cs="BRH Malayalam Extra"/>
-                <w:color w:val="000000"/>
-                <w:sz w:val="32"/>
-                <w:szCs w:val="40"/>
-              </w:rPr>
-              <w:t>-  D</w:t>
-            </w:r>
-            <w:proofErr w:type="gramEnd"/>
+              <w:t>)-  D</w:t>
+            </w:r>
             <w:r>
               <w:rPr>
                 <w:rFonts w:ascii="BRH Malayalam Extra" w:hAnsi="BRH Malayalam Extra" w:cs="BRH Malayalam Extra"/>
@@ -13944,19 +13293,8 @@
                 <w:sz w:val="32"/>
                 <w:szCs w:val="40"/>
               </w:rPr>
-              <w:t>)</w:t>
-            </w:r>
-            <w:proofErr w:type="gramStart"/>
-            <w:r>
-              <w:rPr>
-                <w:rFonts w:ascii="BRH Malayalam Extra" w:hAnsi="BRH Malayalam Extra" w:cs="BRH Malayalam Extra"/>
-                <w:color w:val="000000"/>
-                <w:sz w:val="32"/>
-                <w:szCs w:val="40"/>
-              </w:rPr>
-              <w:t>-  c</w:t>
-            </w:r>
-            <w:proofErr w:type="gramEnd"/>
+              <w:t>)-  c</w:t>
+            </w:r>
             <w:r>
               <w:rPr>
                 <w:rFonts w:ascii="BRH Malayalam Extra" w:hAnsi="BRH Malayalam Extra" w:cs="BRH Malayalam Extra"/>
@@ -14354,19 +13692,8 @@
                 <w:sz w:val="32"/>
                 <w:szCs w:val="40"/>
               </w:rPr>
-              <w:t>)</w:t>
-            </w:r>
-            <w:proofErr w:type="gramStart"/>
-            <w:r>
-              <w:rPr>
-                <w:rFonts w:ascii="BRH Malayalam Extra" w:hAnsi="BRH Malayalam Extra" w:cs="BRH Malayalam Extra"/>
-                <w:color w:val="000000"/>
-                <w:sz w:val="32"/>
-                <w:szCs w:val="40"/>
-              </w:rPr>
-              <w:t>-  D</w:t>
-            </w:r>
-            <w:proofErr w:type="gramEnd"/>
+              <w:t>)-  D</w:t>
+            </w:r>
             <w:r>
               <w:rPr>
                 <w:rFonts w:ascii="BRH Malayalam Extra" w:hAnsi="BRH Malayalam Extra" w:cs="BRH Malayalam Extra"/>
@@ -14742,19 +14069,8 @@
                 <w:sz w:val="32"/>
                 <w:szCs w:val="40"/>
               </w:rPr>
-              <w:t>)</w:t>
-            </w:r>
-            <w:proofErr w:type="gramStart"/>
-            <w:r>
-              <w:rPr>
-                <w:rFonts w:ascii="BRH Malayalam Extra" w:hAnsi="BRH Malayalam Extra" w:cs="BRH Malayalam Extra"/>
-                <w:color w:val="000000"/>
-                <w:sz w:val="32"/>
-                <w:szCs w:val="40"/>
-              </w:rPr>
-              <w:t>-  D</w:t>
-            </w:r>
-            <w:proofErr w:type="gramEnd"/>
+              <w:t>)-  D</w:t>
+            </w:r>
             <w:r>
               <w:rPr>
                 <w:rFonts w:ascii="BRH Malayalam Extra" w:hAnsi="BRH Malayalam Extra" w:cs="BRH Malayalam Extra"/>
@@ -15053,27 +14369,7 @@
                 <w:sz w:val="32"/>
                 <w:szCs w:val="40"/>
               </w:rPr>
-              <w:t>)</w:t>
-            </w:r>
-            <w:proofErr w:type="gramStart"/>
-            <w:r>
-              <w:rPr>
-                <w:rFonts w:ascii="BRH Malayalam Extra" w:hAnsi="BRH Malayalam Extra" w:cs="BRH Malayalam Extra"/>
-                <w:color w:val="000000"/>
-                <w:sz w:val="32"/>
-                <w:szCs w:val="40"/>
-              </w:rPr>
-              <w:t>-  ¥</w:t>
-            </w:r>
-            <w:proofErr w:type="gramEnd"/>
-            <w:r>
-              <w:rPr>
-                <w:rFonts w:ascii="BRH Malayalam Extra" w:hAnsi="BRH Malayalam Extra" w:cs="BRH Malayalam Extra"/>
-                <w:color w:val="000000"/>
-                <w:sz w:val="32"/>
-                <w:szCs w:val="40"/>
-              </w:rPr>
-              <w:t>pb— | e¡</w:t>
+              <w:t>)-  ¥pb— | e¡</w:t>
             </w:r>
             <w:r>
               <w:rPr>
@@ -15487,27 +14783,7 @@
                 <w:sz w:val="32"/>
                 <w:szCs w:val="40"/>
               </w:rPr>
-              <w:t>)</w:t>
-            </w:r>
-            <w:proofErr w:type="gramStart"/>
-            <w:r>
-              <w:rPr>
-                <w:rFonts w:ascii="BRH Malayalam Extra" w:hAnsi="BRH Malayalam Extra" w:cs="BRH Malayalam Extra"/>
-                <w:color w:val="000000"/>
-                <w:sz w:val="32"/>
-                <w:szCs w:val="40"/>
-              </w:rPr>
-              <w:t>-  e</w:t>
-            </w:r>
-            <w:proofErr w:type="gramEnd"/>
-            <w:r>
-              <w:rPr>
-                <w:rFonts w:ascii="BRH Malayalam Extra" w:hAnsi="BRH Malayalam Extra" w:cs="BRH Malayalam Extra"/>
-                <w:color w:val="000000"/>
-                <w:sz w:val="32"/>
-                <w:szCs w:val="40"/>
-              </w:rPr>
-              <w:t>¡</w:t>
+              <w:t>)-  e¡</w:t>
             </w:r>
             <w:r>
               <w:rPr>
@@ -16065,27 +15341,7 @@
                 <w:sz w:val="32"/>
                 <w:szCs w:val="40"/>
               </w:rPr>
-              <w:t>)</w:t>
-            </w:r>
-            <w:proofErr w:type="gramStart"/>
-            <w:r>
-              <w:rPr>
-                <w:rFonts w:ascii="BRH Malayalam Extra" w:hAnsi="BRH Malayalam Extra" w:cs="BRH Malayalam Extra"/>
-                <w:color w:val="000000"/>
-                <w:sz w:val="32"/>
-                <w:szCs w:val="40"/>
-              </w:rPr>
-              <w:t>-  e</w:t>
-            </w:r>
-            <w:proofErr w:type="gramEnd"/>
-            <w:r>
-              <w:rPr>
-                <w:rFonts w:ascii="BRH Malayalam Extra" w:hAnsi="BRH Malayalam Extra" w:cs="BRH Malayalam Extra"/>
-                <w:color w:val="000000"/>
-                <w:sz w:val="32"/>
-                <w:szCs w:val="40"/>
-              </w:rPr>
-              <w:t>¡</w:t>
+              <w:t>)-  e¡</w:t>
             </w:r>
             <w:r>
               <w:rPr>
@@ -16383,27 +15639,7 @@
                 <w:sz w:val="32"/>
                 <w:szCs w:val="40"/>
               </w:rPr>
-              <w:t>)</w:t>
-            </w:r>
-            <w:proofErr w:type="gramStart"/>
-            <w:r>
-              <w:rPr>
-                <w:rFonts w:ascii="BRH Malayalam Extra" w:hAnsi="BRH Malayalam Extra" w:cs="BRH Malayalam Extra"/>
-                <w:color w:val="000000"/>
-                <w:sz w:val="32"/>
-                <w:szCs w:val="40"/>
-              </w:rPr>
-              <w:t>-  ¥</w:t>
-            </w:r>
-            <w:proofErr w:type="gramEnd"/>
-            <w:r>
-              <w:rPr>
-                <w:rFonts w:ascii="BRH Malayalam Extra" w:hAnsi="BRH Malayalam Extra" w:cs="BRH Malayalam Extra"/>
-                <w:color w:val="000000"/>
-                <w:sz w:val="32"/>
-                <w:szCs w:val="40"/>
-              </w:rPr>
-              <w:t>pb— | e¡</w:t>
+              <w:t>)-  ¥pb— | e¡</w:t>
             </w:r>
             <w:r>
               <w:rPr>
@@ -16753,27 +15989,7 @@
                 <w:sz w:val="32"/>
                 <w:szCs w:val="40"/>
               </w:rPr>
-              <w:t>)</w:t>
-            </w:r>
-            <w:proofErr w:type="gramStart"/>
-            <w:r>
-              <w:rPr>
-                <w:rFonts w:ascii="BRH Malayalam Extra" w:hAnsi="BRH Malayalam Extra" w:cs="BRH Malayalam Extra"/>
-                <w:color w:val="000000"/>
-                <w:sz w:val="32"/>
-                <w:szCs w:val="40"/>
-              </w:rPr>
-              <w:t>-  e</w:t>
-            </w:r>
-            <w:proofErr w:type="gramEnd"/>
-            <w:r>
-              <w:rPr>
-                <w:rFonts w:ascii="BRH Malayalam Extra" w:hAnsi="BRH Malayalam Extra" w:cs="BRH Malayalam Extra"/>
-                <w:color w:val="000000"/>
-                <w:sz w:val="32"/>
-                <w:szCs w:val="40"/>
-              </w:rPr>
-              <w:t>¡</w:t>
+              <w:t>)-  e¡</w:t>
             </w:r>
             <w:r>
               <w:rPr>
@@ -17259,27 +16475,7 @@
                 <w:sz w:val="32"/>
                 <w:szCs w:val="40"/>
               </w:rPr>
-              <w:t>)</w:t>
-            </w:r>
-            <w:proofErr w:type="gramStart"/>
-            <w:r>
-              <w:rPr>
-                <w:rFonts w:ascii="BRH Malayalam Extra" w:hAnsi="BRH Malayalam Extra" w:cs="BRH Malayalam Extra"/>
-                <w:color w:val="000000"/>
-                <w:sz w:val="32"/>
-                <w:szCs w:val="40"/>
-              </w:rPr>
-              <w:t>-  e</w:t>
-            </w:r>
-            <w:proofErr w:type="gramEnd"/>
-            <w:r>
-              <w:rPr>
-                <w:rFonts w:ascii="BRH Malayalam Extra" w:hAnsi="BRH Malayalam Extra" w:cs="BRH Malayalam Extra"/>
-                <w:color w:val="000000"/>
-                <w:sz w:val="32"/>
-                <w:szCs w:val="40"/>
-              </w:rPr>
-              <w:t>¡</w:t>
+              <w:t>)-  e¡</w:t>
             </w:r>
             <w:r>
               <w:rPr>
@@ -17565,27 +16761,7 @@
                 <w:sz w:val="32"/>
                 <w:szCs w:val="40"/>
               </w:rPr>
-              <w:t>)</w:t>
-            </w:r>
-            <w:proofErr w:type="gramStart"/>
-            <w:r>
-              <w:rPr>
-                <w:rFonts w:ascii="BRH Malayalam Extra" w:hAnsi="BRH Malayalam Extra" w:cs="BRH Malayalam Extra"/>
-                <w:color w:val="000000"/>
-                <w:sz w:val="32"/>
-                <w:szCs w:val="40"/>
-              </w:rPr>
-              <w:t>-  h</w:t>
-            </w:r>
-            <w:proofErr w:type="gramEnd"/>
-            <w:r>
-              <w:rPr>
-                <w:rFonts w:ascii="BRH Malayalam Extra" w:hAnsi="BRH Malayalam Extra" w:cs="BRH Malayalam Extra"/>
-                <w:color w:val="000000"/>
-                <w:sz w:val="32"/>
-                <w:szCs w:val="40"/>
-              </w:rPr>
-              <w:t>¡</w:t>
+              <w:t>)-  h¡</w:t>
             </w:r>
             <w:r>
               <w:rPr>
@@ -18089,19 +17265,8 @@
                 <w:sz w:val="32"/>
                 <w:szCs w:val="40"/>
               </w:rPr>
-              <w:t>)</w:t>
-            </w:r>
-            <w:proofErr w:type="gramStart"/>
-            <w:r>
-              <w:rPr>
-                <w:rFonts w:ascii="BRH Malayalam Extra" w:hAnsi="BRH Malayalam Extra" w:cs="BRH Malayalam Extra"/>
-                <w:color w:val="000000"/>
-                <w:sz w:val="32"/>
-                <w:szCs w:val="40"/>
-              </w:rPr>
-              <w:t>-  D</w:t>
-            </w:r>
-            <w:proofErr w:type="gramEnd"/>
+              <w:t>)-  D</w:t>
+            </w:r>
             <w:r>
               <w:rPr>
                 <w:rFonts w:ascii="BRH Malayalam Extra" w:hAnsi="BRH Malayalam Extra" w:cs="BRH Malayalam Extra"/>
@@ -18525,19 +17690,8 @@
                 <w:sz w:val="32"/>
                 <w:szCs w:val="40"/>
               </w:rPr>
-              <w:t>)</w:t>
-            </w:r>
-            <w:proofErr w:type="gramStart"/>
-            <w:r>
-              <w:rPr>
-                <w:rFonts w:ascii="BRH Malayalam Extra" w:hAnsi="BRH Malayalam Extra" w:cs="BRH Malayalam Extra"/>
-                <w:color w:val="000000"/>
-                <w:sz w:val="32"/>
-                <w:szCs w:val="40"/>
-              </w:rPr>
-              <w:t>-  D</w:t>
-            </w:r>
-            <w:proofErr w:type="gramEnd"/>
+              <w:t>)-  D</w:t>
+            </w:r>
             <w:r>
               <w:rPr>
                 <w:rFonts w:ascii="BRH Malayalam Extra" w:hAnsi="BRH Malayalam Extra" w:cs="BRH Malayalam Extra"/>
@@ -18849,27 +18003,7 @@
                 <w:sz w:val="32"/>
                 <w:szCs w:val="40"/>
               </w:rPr>
-              <w:t>)</w:t>
-            </w:r>
-            <w:proofErr w:type="gramStart"/>
-            <w:r>
-              <w:rPr>
-                <w:rFonts w:ascii="BRH Malayalam Extra" w:hAnsi="BRH Malayalam Extra" w:cs="BRH Malayalam Extra"/>
-                <w:color w:val="000000"/>
-                <w:sz w:val="32"/>
-                <w:szCs w:val="40"/>
-              </w:rPr>
-              <w:t>-  h</w:t>
-            </w:r>
-            <w:proofErr w:type="gramEnd"/>
-            <w:r>
-              <w:rPr>
-                <w:rFonts w:ascii="BRH Malayalam Extra" w:hAnsi="BRH Malayalam Extra" w:cs="BRH Malayalam Extra"/>
-                <w:color w:val="000000"/>
-                <w:sz w:val="32"/>
-                <w:szCs w:val="40"/>
-              </w:rPr>
-              <w:t>¡</w:t>
+              <w:t>)-  h¡</w:t>
             </w:r>
             <w:r>
               <w:rPr>
@@ -19310,19 +18444,8 @@
                 <w:sz w:val="32"/>
                 <w:szCs w:val="40"/>
               </w:rPr>
-              <w:t>)</w:t>
-            </w:r>
-            <w:proofErr w:type="gramStart"/>
-            <w:r>
-              <w:rPr>
-                <w:rFonts w:ascii="BRH Malayalam Extra" w:hAnsi="BRH Malayalam Extra" w:cs="BRH Malayalam Extra"/>
-                <w:color w:val="000000"/>
-                <w:sz w:val="32"/>
-                <w:szCs w:val="40"/>
-              </w:rPr>
-              <w:t>-  D</w:t>
-            </w:r>
-            <w:proofErr w:type="gramEnd"/>
+              <w:t>)-  D</w:t>
+            </w:r>
             <w:r>
               <w:rPr>
                 <w:rFonts w:ascii="BRH Malayalam Extra" w:hAnsi="BRH Malayalam Extra" w:cs="BRH Malayalam Extra"/>
@@ -19698,19 +18821,8 @@
                 <w:sz w:val="32"/>
                 <w:szCs w:val="40"/>
               </w:rPr>
-              <w:t>)</w:t>
-            </w:r>
-            <w:proofErr w:type="gramStart"/>
-            <w:r>
-              <w:rPr>
-                <w:rFonts w:ascii="BRH Malayalam Extra" w:hAnsi="BRH Malayalam Extra" w:cs="BRH Malayalam Extra"/>
-                <w:color w:val="000000"/>
-                <w:sz w:val="32"/>
-                <w:szCs w:val="40"/>
-              </w:rPr>
-              <w:t>-  D</w:t>
-            </w:r>
-            <w:proofErr w:type="gramEnd"/>
+              <w:t>)-  D</w:t>
+            </w:r>
             <w:r>
               <w:rPr>
                 <w:rFonts w:ascii="BRH Malayalam Extra" w:hAnsi="BRH Malayalam Extra" w:cs="BRH Malayalam Extra"/>
@@ -20009,19 +19121,8 @@
                 <w:sz w:val="32"/>
                 <w:szCs w:val="40"/>
               </w:rPr>
-              <w:t>)</w:t>
-            </w:r>
-            <w:proofErr w:type="gramStart"/>
-            <w:r>
-              <w:rPr>
-                <w:rFonts w:ascii="BRH Malayalam Extra" w:hAnsi="BRH Malayalam Extra" w:cs="BRH Malayalam Extra"/>
-                <w:color w:val="000000"/>
-                <w:sz w:val="32"/>
-                <w:szCs w:val="40"/>
-              </w:rPr>
-              <w:t>-  jx</w:t>
-            </w:r>
-            <w:proofErr w:type="gramEnd"/>
+              <w:t>)-  jx</w:t>
+            </w:r>
             <w:r>
               <w:rPr>
                 <w:rFonts w:ascii="BRH Malayalam Extra" w:hAnsi="BRH Malayalam Extra" w:cs="BRH Malayalam Extra"/>
@@ -20282,19 +19383,8 @@
                 <w:sz w:val="32"/>
                 <w:szCs w:val="40"/>
               </w:rPr>
-              <w:t>)</w:t>
-            </w:r>
-            <w:proofErr w:type="gramStart"/>
-            <w:r>
-              <w:rPr>
-                <w:rFonts w:ascii="BRH Malayalam Extra" w:hAnsi="BRH Malayalam Extra" w:cs="BRH Malayalam Extra"/>
-                <w:color w:val="000000"/>
-                <w:sz w:val="32"/>
-                <w:szCs w:val="40"/>
-              </w:rPr>
-              <w:t>-  jx</w:t>
-            </w:r>
-            <w:proofErr w:type="gramEnd"/>
+              <w:t>)-  jx</w:t>
+            </w:r>
             <w:r>
               <w:rPr>
                 <w:rFonts w:ascii="BRH Malayalam Extra" w:hAnsi="BRH Malayalam Extra" w:cs="BRH Malayalam Extra"/>
@@ -20561,27 +19651,7 @@
                 <w:sz w:val="32"/>
                 <w:szCs w:val="40"/>
               </w:rPr>
-              <w:t>)</w:t>
-            </w:r>
-            <w:proofErr w:type="gramStart"/>
-            <w:r>
-              <w:rPr>
-                <w:rFonts w:ascii="BRH Malayalam Extra" w:hAnsi="BRH Malayalam Extra" w:cs="BRH Malayalam Extra"/>
-                <w:color w:val="000000"/>
-                <w:sz w:val="32"/>
-                <w:szCs w:val="40"/>
-              </w:rPr>
-              <w:t>-  k</w:t>
-            </w:r>
-            <w:proofErr w:type="gramEnd"/>
-            <w:r>
-              <w:rPr>
-                <w:rFonts w:ascii="BRH Malayalam Extra" w:hAnsi="BRH Malayalam Extra" w:cs="BRH Malayalam Extra"/>
-                <w:color w:val="000000"/>
-                <w:sz w:val="32"/>
-                <w:szCs w:val="40"/>
-              </w:rPr>
-              <w:t>¡</w:t>
+              <w:t>)-  k¡</w:t>
             </w:r>
             <w:r>
               <w:rPr>
@@ -21177,19 +20247,8 @@
                 <w:sz w:val="32"/>
                 <w:szCs w:val="40"/>
               </w:rPr>
-              <w:t>)</w:t>
-            </w:r>
-            <w:proofErr w:type="gramStart"/>
-            <w:r>
-              <w:rPr>
-                <w:rFonts w:ascii="BRH Malayalam Extra" w:hAnsi="BRH Malayalam Extra" w:cs="BRH Malayalam Extra"/>
-                <w:color w:val="000000"/>
-                <w:sz w:val="32"/>
-                <w:szCs w:val="40"/>
-              </w:rPr>
-              <w:t>-  bûõ</w:t>
-            </w:r>
-            <w:proofErr w:type="gramEnd"/>
+              <w:t>)-  bûõ</w:t>
+            </w:r>
             <w:r>
               <w:rPr>
                 <w:rFonts w:ascii="BRH Malayalam Extra" w:hAnsi="BRH Malayalam Extra" w:cs="BRH Malayalam Extra"/>
@@ -21669,19 +20728,8 @@
                 <w:sz w:val="32"/>
                 <w:szCs w:val="40"/>
               </w:rPr>
-              <w:t>)</w:t>
-            </w:r>
-            <w:proofErr w:type="gramStart"/>
-            <w:r>
-              <w:rPr>
-                <w:rFonts w:ascii="BRH Malayalam Extra" w:hAnsi="BRH Malayalam Extra" w:cs="BRH Malayalam Extra"/>
-                <w:color w:val="000000"/>
-                <w:sz w:val="32"/>
-                <w:szCs w:val="40"/>
-              </w:rPr>
-              <w:t>-  bûõ</w:t>
-            </w:r>
-            <w:proofErr w:type="gramEnd"/>
+              <w:t>)-  bûõ</w:t>
+            </w:r>
             <w:r>
               <w:rPr>
                 <w:rFonts w:ascii="BRH Malayalam Extra" w:hAnsi="BRH Malayalam Extra" w:cs="BRH Malayalam Extra"/>
@@ -21980,27 +21028,7 @@
                 <w:sz w:val="32"/>
                 <w:szCs w:val="40"/>
               </w:rPr>
-              <w:t>)</w:t>
-            </w:r>
-            <w:proofErr w:type="gramStart"/>
-            <w:r>
-              <w:rPr>
-                <w:rFonts w:ascii="BRH Malayalam Extra" w:hAnsi="BRH Malayalam Extra" w:cs="BRH Malayalam Extra"/>
-                <w:color w:val="000000"/>
-                <w:sz w:val="32"/>
-                <w:szCs w:val="40"/>
-              </w:rPr>
-              <w:t>-  k</w:t>
-            </w:r>
-            <w:proofErr w:type="gramEnd"/>
-            <w:r>
-              <w:rPr>
-                <w:rFonts w:ascii="BRH Malayalam Extra" w:hAnsi="BRH Malayalam Extra" w:cs="BRH Malayalam Extra"/>
-                <w:color w:val="000000"/>
-                <w:sz w:val="32"/>
-                <w:szCs w:val="40"/>
-              </w:rPr>
-              <w:t>¡</w:t>
+              <w:t>)-  k¡</w:t>
             </w:r>
             <w:r>
               <w:rPr>
@@ -22457,19 +21485,8 @@
                 <w:sz w:val="32"/>
                 <w:szCs w:val="40"/>
               </w:rPr>
-              <w:t>)</w:t>
-            </w:r>
-            <w:proofErr w:type="gramStart"/>
-            <w:r>
-              <w:rPr>
-                <w:rFonts w:ascii="BRH Malayalam Extra" w:hAnsi="BRH Malayalam Extra" w:cs="BRH Malayalam Extra"/>
-                <w:color w:val="000000"/>
-                <w:sz w:val="32"/>
-                <w:szCs w:val="40"/>
-              </w:rPr>
-              <w:t>-  bûõ</w:t>
-            </w:r>
-            <w:proofErr w:type="gramEnd"/>
+              <w:t>)-  bûõ</w:t>
+            </w:r>
             <w:r>
               <w:rPr>
                 <w:rFonts w:ascii="BRH Malayalam Extra" w:hAnsi="BRH Malayalam Extra" w:cs="BRH Malayalam Extra"/>
@@ -22922,19 +21939,8 @@
                 <w:sz w:val="32"/>
                 <w:szCs w:val="40"/>
               </w:rPr>
-              <w:t>)</w:t>
-            </w:r>
-            <w:proofErr w:type="gramStart"/>
-            <w:r>
-              <w:rPr>
-                <w:rFonts w:ascii="BRH Malayalam Extra" w:hAnsi="BRH Malayalam Extra" w:cs="BRH Malayalam Extra"/>
-                <w:color w:val="000000"/>
-                <w:sz w:val="32"/>
-                <w:szCs w:val="40"/>
-              </w:rPr>
-              <w:t>-  bûõ</w:t>
-            </w:r>
-            <w:proofErr w:type="gramEnd"/>
+              <w:t>)-  bûõ</w:t>
+            </w:r>
             <w:r>
               <w:rPr>
                 <w:rFonts w:ascii="BRH Malayalam Extra" w:hAnsi="BRH Malayalam Extra" w:cs="BRH Malayalam Extra"/>
@@ -23220,19 +22226,8 @@
                 <w:sz w:val="32"/>
                 <w:szCs w:val="40"/>
               </w:rPr>
-              <w:t>)</w:t>
-            </w:r>
-            <w:proofErr w:type="gramStart"/>
-            <w:r>
-              <w:rPr>
-                <w:rFonts w:ascii="BRH Malayalam Extra" w:hAnsi="BRH Malayalam Extra" w:cs="BRH Malayalam Extra"/>
-                <w:color w:val="000000"/>
-                <w:sz w:val="32"/>
-                <w:szCs w:val="40"/>
-              </w:rPr>
-              <w:t>-  j</w:t>
-            </w:r>
-            <w:proofErr w:type="gramEnd"/>
+              <w:t>)-  j</w:t>
+            </w:r>
             <w:r>
               <w:rPr>
                 <w:rFonts w:ascii="BRH Malayalam Extra" w:hAnsi="BRH Malayalam Extra" w:cs="BRH Malayalam Extra"/>
@@ -23663,19 +22658,8 @@
                 <w:sz w:val="32"/>
                 <w:szCs w:val="40"/>
               </w:rPr>
-              <w:t>)</w:t>
-            </w:r>
-            <w:proofErr w:type="gramStart"/>
-            <w:r>
-              <w:rPr>
-                <w:rFonts w:ascii="BRH Malayalam Extra" w:hAnsi="BRH Malayalam Extra" w:cs="BRH Malayalam Extra"/>
-                <w:color w:val="000000"/>
-                <w:sz w:val="32"/>
-                <w:szCs w:val="40"/>
-              </w:rPr>
-              <w:t>-  j</w:t>
-            </w:r>
-            <w:proofErr w:type="gramEnd"/>
+              <w:t>)-  j</w:t>
+            </w:r>
             <w:r>
               <w:rPr>
                 <w:rFonts w:ascii="BRH Malayalam Extra" w:hAnsi="BRH Malayalam Extra" w:cs="BRH Malayalam Extra"/>
@@ -24112,27 +23096,7 @@
                 <w:sz w:val="32"/>
                 <w:szCs w:val="40"/>
               </w:rPr>
-              <w:t>)</w:t>
-            </w:r>
-            <w:proofErr w:type="gramStart"/>
-            <w:r>
-              <w:rPr>
-                <w:rFonts w:ascii="BRH Malayalam Extra" w:hAnsi="BRH Malayalam Extra" w:cs="BRH Malayalam Extra"/>
-                <w:color w:val="000000"/>
-                <w:sz w:val="32"/>
-                <w:szCs w:val="40"/>
-              </w:rPr>
-              <w:t>-  Apy</w:t>
-            </w:r>
-            <w:proofErr w:type="gramEnd"/>
-            <w:r>
-              <w:rPr>
-                <w:rFonts w:ascii="BRH Malayalam Extra" w:hAnsi="BRH Malayalam Extra" w:cs="BRH Malayalam Extra"/>
-                <w:color w:val="000000"/>
-                <w:sz w:val="32"/>
-                <w:szCs w:val="40"/>
-              </w:rPr>
-              <w:t>—btZx | q£</w:t>
+              <w:t>)-  Apy—btZx | q£</w:t>
             </w:r>
             <w:r>
               <w:rPr>
@@ -24422,27 +23386,7 @@
                 <w:sz w:val="32"/>
                 <w:szCs w:val="40"/>
               </w:rPr>
-              <w:t>)</w:t>
-            </w:r>
-            <w:proofErr w:type="gramStart"/>
-            <w:r>
-              <w:rPr>
-                <w:rFonts w:ascii="BRH Malayalam Extra" w:hAnsi="BRH Malayalam Extra" w:cs="BRH Malayalam Extra"/>
-                <w:color w:val="000000"/>
-                <w:sz w:val="32"/>
-                <w:szCs w:val="40"/>
-              </w:rPr>
-              <w:t>-  q</w:t>
-            </w:r>
-            <w:proofErr w:type="gramEnd"/>
-            <w:r>
-              <w:rPr>
-                <w:rFonts w:ascii="BRH Malayalam Extra" w:hAnsi="BRH Malayalam Extra" w:cs="BRH Malayalam Extra"/>
-                <w:color w:val="000000"/>
-                <w:sz w:val="32"/>
-                <w:szCs w:val="40"/>
-              </w:rPr>
-              <w:t>£</w:t>
+              <w:t>)-  q£</w:t>
             </w:r>
             <w:r>
               <w:rPr>
@@ -24863,27 +23807,7 @@
                 <w:sz w:val="32"/>
                 <w:szCs w:val="40"/>
               </w:rPr>
-              <w:t>)</w:t>
-            </w:r>
-            <w:proofErr w:type="gramStart"/>
-            <w:r>
-              <w:rPr>
-                <w:rFonts w:ascii="BRH Malayalam Extra" w:hAnsi="BRH Malayalam Extra" w:cs="BRH Malayalam Extra"/>
-                <w:color w:val="000000"/>
-                <w:sz w:val="32"/>
-                <w:szCs w:val="40"/>
-              </w:rPr>
-              <w:t>-  q</w:t>
-            </w:r>
-            <w:proofErr w:type="gramEnd"/>
-            <w:r>
-              <w:rPr>
-                <w:rFonts w:ascii="BRH Malayalam Extra" w:hAnsi="BRH Malayalam Extra" w:cs="BRH Malayalam Extra"/>
-                <w:color w:val="000000"/>
-                <w:sz w:val="32"/>
-                <w:szCs w:val="40"/>
-              </w:rPr>
-              <w:t>£</w:t>
+              <w:t>)-  q£</w:t>
             </w:r>
             <w:r>
               <w:rPr>
@@ -25127,27 +24051,7 @@
                 <w:sz w:val="32"/>
                 <w:szCs w:val="40"/>
               </w:rPr>
-              <w:t>)</w:t>
-            </w:r>
-            <w:proofErr w:type="gramStart"/>
-            <w:r>
-              <w:rPr>
-                <w:rFonts w:ascii="BRH Malayalam Extra" w:hAnsi="BRH Malayalam Extra" w:cs="BRH Malayalam Extra"/>
-                <w:color w:val="000000"/>
-                <w:sz w:val="32"/>
-                <w:szCs w:val="40"/>
-              </w:rPr>
-              <w:t>-  Apy</w:t>
-            </w:r>
-            <w:proofErr w:type="gramEnd"/>
-            <w:r>
-              <w:rPr>
-                <w:rFonts w:ascii="BRH Malayalam Extra" w:hAnsi="BRH Malayalam Extra" w:cs="BRH Malayalam Extra"/>
-                <w:color w:val="000000"/>
-                <w:sz w:val="32"/>
-                <w:szCs w:val="40"/>
-              </w:rPr>
-              <w:t>—btZx | q£</w:t>
+              <w:t>)-  Apy—btZx | q£</w:t>
             </w:r>
             <w:r>
               <w:rPr>
@@ -25538,27 +24442,7 @@
                 <w:sz w:val="32"/>
                 <w:szCs w:val="40"/>
               </w:rPr>
-              <w:t>)</w:t>
-            </w:r>
-            <w:proofErr w:type="gramStart"/>
-            <w:r>
-              <w:rPr>
-                <w:rFonts w:ascii="BRH Malayalam Extra" w:hAnsi="BRH Malayalam Extra" w:cs="BRH Malayalam Extra"/>
-                <w:color w:val="000000"/>
-                <w:sz w:val="32"/>
-                <w:szCs w:val="40"/>
-              </w:rPr>
-              <w:t>-  q</w:t>
-            </w:r>
-            <w:proofErr w:type="gramEnd"/>
-            <w:r>
-              <w:rPr>
-                <w:rFonts w:ascii="BRH Malayalam Extra" w:hAnsi="BRH Malayalam Extra" w:cs="BRH Malayalam Extra"/>
-                <w:color w:val="000000"/>
-                <w:sz w:val="32"/>
-                <w:szCs w:val="40"/>
-              </w:rPr>
-              <w:t>£</w:t>
+              <w:t>)-  q£</w:t>
             </w:r>
             <w:r>
               <w:rPr>
@@ -26071,27 +24955,7 @@
                 <w:sz w:val="32"/>
                 <w:szCs w:val="40"/>
               </w:rPr>
-              <w:t>)</w:t>
-            </w:r>
-            <w:proofErr w:type="gramStart"/>
-            <w:r>
-              <w:rPr>
-                <w:rFonts w:ascii="BRH Malayalam Extra" w:hAnsi="BRH Malayalam Extra" w:cs="BRH Malayalam Extra"/>
-                <w:color w:val="000000"/>
-                <w:sz w:val="32"/>
-                <w:szCs w:val="40"/>
-              </w:rPr>
-              <w:t>-  q</w:t>
-            </w:r>
-            <w:proofErr w:type="gramEnd"/>
-            <w:r>
-              <w:rPr>
-                <w:rFonts w:ascii="BRH Malayalam Extra" w:hAnsi="BRH Malayalam Extra" w:cs="BRH Malayalam Extra"/>
-                <w:color w:val="000000"/>
-                <w:sz w:val="32"/>
-                <w:szCs w:val="40"/>
-              </w:rPr>
-              <w:t>£</w:t>
+              <w:t>)-  q£</w:t>
             </w:r>
             <w:r>
               <w:rPr>
@@ -26387,27 +25251,7 @@
                 <w:sz w:val="32"/>
                 <w:szCs w:val="40"/>
               </w:rPr>
-              <w:t>)</w:t>
-            </w:r>
-            <w:proofErr w:type="gramStart"/>
-            <w:r>
-              <w:rPr>
-                <w:rFonts w:ascii="BRH Malayalam Extra" w:hAnsi="BRH Malayalam Extra" w:cs="BRH Malayalam Extra"/>
-                <w:color w:val="000000"/>
-                <w:sz w:val="32"/>
-                <w:szCs w:val="40"/>
-              </w:rPr>
-              <w:t>-  ¥</w:t>
-            </w:r>
-            <w:proofErr w:type="gramEnd"/>
-            <w:r>
-              <w:rPr>
-                <w:rFonts w:ascii="BRH Malayalam Extra" w:hAnsi="BRH Malayalam Extra" w:cs="BRH Malayalam Extra"/>
-                <w:color w:val="000000"/>
-                <w:sz w:val="32"/>
-                <w:szCs w:val="40"/>
-              </w:rPr>
-              <w:t>b</w:t>
+              <w:t>)-  ¥b</w:t>
             </w:r>
             <w:r>
               <w:rPr>
@@ -26815,27 +25659,7 @@
                 <w:sz w:val="32"/>
                 <w:szCs w:val="40"/>
               </w:rPr>
-              <w:t>)</w:t>
-            </w:r>
-            <w:proofErr w:type="gramStart"/>
-            <w:r>
-              <w:rPr>
-                <w:rFonts w:ascii="BRH Malayalam Extra" w:hAnsi="BRH Malayalam Extra" w:cs="BRH Malayalam Extra"/>
-                <w:color w:val="000000"/>
-                <w:sz w:val="32"/>
-                <w:szCs w:val="40"/>
-              </w:rPr>
-              <w:t>-  ¥</w:t>
-            </w:r>
-            <w:proofErr w:type="gramEnd"/>
-            <w:r>
-              <w:rPr>
-                <w:rFonts w:ascii="BRH Malayalam Extra" w:hAnsi="BRH Malayalam Extra" w:cs="BRH Malayalam Extra"/>
-                <w:color w:val="000000"/>
-                <w:sz w:val="32"/>
-                <w:szCs w:val="40"/>
-              </w:rPr>
-              <w:t>b</w:t>
+              <w:t>)-  ¥b</w:t>
             </w:r>
             <w:r>
               <w:rPr>
@@ -26959,30 +25783,129 @@
                 <w:szCs w:val="40"/>
                 <w:highlight w:val="green"/>
               </w:rPr>
-              <w:t>(³</w:t>
-            </w:r>
-            <w:proofErr w:type="gramStart"/>
-            <w:r>
-              <w:rPr>
-                <w:rFonts w:ascii="BRH Malayalam Extra" w:hAnsi="BRH Malayalam Extra" w:cs="BRH Malayalam Extra"/>
-                <w:color w:val="000000"/>
-                <w:sz w:val="32"/>
+              <w:t>(³§)</w:t>
+            </w:r>
+            <w:r>
+              <w:rPr>
+                <w:rFonts w:ascii="BRH Malayalam Extra" w:hAnsi="BRH Malayalam Extra" w:cs="BRH Malayalam Extra"/>
+                <w:color w:val="000000"/>
+                <w:sz w:val="26"/>
                 <w:szCs w:val="40"/>
                 <w:highlight w:val="green"/>
               </w:rPr>
-              <w:t>§)</w:t>
-            </w:r>
-            <w:r>
-              <w:rPr>
-                <w:rFonts w:ascii="BRH Malayalam Extra" w:hAnsi="BRH Malayalam Extra" w:cs="BRH Malayalam Extra"/>
-                <w:color w:val="000000"/>
-                <w:sz w:val="26"/>
+              <w:t>––</w:t>
+            </w:r>
+            <w:r>
+              <w:rPr>
+                <w:rFonts w:ascii="BRH Malayalam Extra" w:hAnsi="BRH Malayalam Extra" w:cs="BRH Malayalam Extra"/>
+                <w:color w:val="000000"/>
+                <w:sz w:val="32"/>
                 <w:szCs w:val="40"/>
                 <w:highlight w:val="green"/>
               </w:rPr>
+              <w:t xml:space="preserve"> A</w:t>
+            </w:r>
+            <w:r>
+              <w:rPr>
+                <w:rFonts w:ascii="BRH Malayalam Extra" w:hAnsi="BRH Malayalam Extra" w:cs="BRH Malayalam Extra"/>
+                <w:color w:val="000000"/>
+                <w:sz w:val="32"/>
+                <w:szCs w:val="40"/>
+              </w:rPr>
+              <w:t>qûx</w:t>
+            </w:r>
+            <w:r>
+              <w:rPr>
+                <w:rFonts w:ascii="BRH Malayalam Extra" w:hAnsi="BRH Malayalam Extra" w:cs="BRH Malayalam Extra"/>
+                <w:color w:val="000000"/>
+                <w:sz w:val="26"/>
+                <w:szCs w:val="40"/>
+              </w:rPr>
+              <w:t>–</w:t>
+            </w:r>
+            <w:r>
+              <w:rPr>
+                <w:rFonts w:ascii="BRH Malayalam Extra" w:hAnsi="BRH Malayalam Extra" w:cs="BRH Malayalam Extra"/>
+                <w:color w:val="000000"/>
+                <w:sz w:val="32"/>
+                <w:szCs w:val="40"/>
+              </w:rPr>
+              <w:t>(³§)</w:t>
+            </w:r>
+            <w:r>
+              <w:rPr>
+                <w:rFonts w:ascii="BRH Malayalam Extra" w:hAnsi="BRH Malayalam Extra" w:cs="BRH Malayalam Extra"/>
+                <w:color w:val="000000"/>
+                <w:sz w:val="26"/>
+                <w:szCs w:val="40"/>
+              </w:rPr>
+              <w:t>–</w:t>
+            </w:r>
+            <w:r>
+              <w:rPr>
+                <w:rFonts w:ascii="BRH Malayalam Extra" w:hAnsi="BRH Malayalam Extra" w:cs="BRH Malayalam Extra"/>
+                <w:color w:val="000000"/>
+                <w:sz w:val="32"/>
+                <w:szCs w:val="40"/>
+              </w:rPr>
+              <w:t xml:space="preserve"> Aqûx˜© ¥bp</w:t>
+            </w:r>
+            <w:r>
+              <w:rPr>
+                <w:rFonts w:ascii="BRH Malayalam Extra" w:hAnsi="BRH Malayalam Extra" w:cs="BRH Malayalam Extra"/>
+                <w:color w:val="000000"/>
+                <w:sz w:val="26"/>
+                <w:szCs w:val="40"/>
+              </w:rPr>
+              <w:t>–</w:t>
+            </w:r>
+            <w:r>
+              <w:rPr>
+                <w:rFonts w:ascii="BRH Malayalam Extra" w:hAnsi="BRH Malayalam Extra" w:cs="BRH Malayalam Extra"/>
+                <w:color w:val="000000"/>
+                <w:sz w:val="32"/>
+                <w:szCs w:val="40"/>
+              </w:rPr>
+              <w:t>t¢Z—ix© ¥bp</w:t>
+            </w:r>
+            <w:r>
+              <w:rPr>
+                <w:rFonts w:ascii="BRH Malayalam Extra" w:hAnsi="BRH Malayalam Extra" w:cs="BRH Malayalam Extra"/>
+                <w:color w:val="000000"/>
+                <w:sz w:val="26"/>
+                <w:szCs w:val="40"/>
+              </w:rPr>
+              <w:t>–</w:t>
+            </w:r>
+            <w:r>
+              <w:rPr>
+                <w:rFonts w:ascii="BRH Malayalam Extra" w:hAnsi="BRH Malayalam Extra" w:cs="BRH Malayalam Extra"/>
+                <w:color w:val="000000"/>
+                <w:sz w:val="32"/>
+                <w:szCs w:val="40"/>
+              </w:rPr>
+              <w:t>t¢Z</w:t>
+            </w:r>
+            <w:r>
+              <w:rPr>
+                <w:rFonts w:ascii="BRH Malayalam Extra" w:hAnsi="BRH Malayalam Extra" w:cs="BRH Malayalam Extra"/>
+                <w:color w:val="000000"/>
+                <w:sz w:val="32"/>
+                <w:szCs w:val="40"/>
+                <w:highlight w:val="green"/>
+              </w:rPr>
+              <w:t>—ix</w:t>
+            </w:r>
+            <w:r>
+              <w:rPr>
+                <w:rFonts w:ascii="BRH Malayalam Extra" w:hAnsi="BRH Malayalam Extra" w:cs="BRH Malayalam Extra"/>
+                <w:color w:val="000000"/>
+                <w:sz w:val="26"/>
+                <w:szCs w:val="40"/>
+                <w:highlight w:val="green"/>
+              </w:rPr>
               <w:t>––</w:t>
             </w:r>
-            <w:proofErr w:type="gramEnd"/>
             <w:r>
               <w:rPr>
                 <w:rFonts w:ascii="BRH Malayalam Extra" w:hAnsi="BRH Malayalam Extra" w:cs="BRH Malayalam Extra"/>
@@ -26991,33 +25914,6 @@
                 <w:szCs w:val="40"/>
                 <w:highlight w:val="green"/>
               </w:rPr>
-              <w:t xml:space="preserve"> A</w:t>
-            </w:r>
-            <w:r>
-              <w:rPr>
-                <w:rFonts w:ascii="BRH Malayalam Extra" w:hAnsi="BRH Malayalam Extra" w:cs="BRH Malayalam Extra"/>
-                <w:color w:val="000000"/>
-                <w:sz w:val="32"/>
-                <w:szCs w:val="40"/>
-              </w:rPr>
-              <w:t>qûx</w:t>
-            </w:r>
-            <w:r>
-              <w:rPr>
-                <w:rFonts w:ascii="BRH Malayalam Extra" w:hAnsi="BRH Malayalam Extra" w:cs="BRH Malayalam Extra"/>
-                <w:color w:val="000000"/>
-                <w:sz w:val="26"/>
-                <w:szCs w:val="40"/>
-              </w:rPr>
-              <w:t>–</w:t>
-            </w:r>
-            <w:r>
-              <w:rPr>
-                <w:rFonts w:ascii="BRH Malayalam Extra" w:hAnsi="BRH Malayalam Extra" w:cs="BRH Malayalam Extra"/>
-                <w:color w:val="000000"/>
-                <w:sz w:val="32"/>
-                <w:szCs w:val="40"/>
-              </w:rPr>
               <w:t>(³§)</w:t>
             </w:r>
             <w:r>
@@ -27026,106 +25922,10 @@
                 <w:color w:val="000000"/>
                 <w:sz w:val="26"/>
                 <w:szCs w:val="40"/>
-              </w:rPr>
-              <w:t>–</w:t>
-            </w:r>
-            <w:r>
-              <w:rPr>
-                <w:rFonts w:ascii="BRH Malayalam Extra" w:hAnsi="BRH Malayalam Extra" w:cs="BRH Malayalam Extra"/>
-                <w:color w:val="000000"/>
-                <w:sz w:val="32"/>
-                <w:szCs w:val="40"/>
-              </w:rPr>
-              <w:t xml:space="preserve"> Aqûx˜© ¥bp</w:t>
-            </w:r>
-            <w:r>
-              <w:rPr>
-                <w:rFonts w:ascii="BRH Malayalam Extra" w:hAnsi="BRH Malayalam Extra" w:cs="BRH Malayalam Extra"/>
-                <w:color w:val="000000"/>
-                <w:sz w:val="26"/>
-                <w:szCs w:val="40"/>
-              </w:rPr>
-              <w:t>–</w:t>
-            </w:r>
-            <w:r>
-              <w:rPr>
-                <w:rFonts w:ascii="BRH Malayalam Extra" w:hAnsi="BRH Malayalam Extra" w:cs="BRH Malayalam Extra"/>
-                <w:color w:val="000000"/>
-                <w:sz w:val="32"/>
-                <w:szCs w:val="40"/>
-              </w:rPr>
-              <w:t>t¢Z—ix© ¥bp</w:t>
-            </w:r>
-            <w:r>
-              <w:rPr>
-                <w:rFonts w:ascii="BRH Malayalam Extra" w:hAnsi="BRH Malayalam Extra" w:cs="BRH Malayalam Extra"/>
-                <w:color w:val="000000"/>
-                <w:sz w:val="26"/>
-                <w:szCs w:val="40"/>
-              </w:rPr>
-              <w:t>–</w:t>
-            </w:r>
-            <w:r>
-              <w:rPr>
-                <w:rFonts w:ascii="BRH Malayalam Extra" w:hAnsi="BRH Malayalam Extra" w:cs="BRH Malayalam Extra"/>
-                <w:color w:val="000000"/>
-                <w:sz w:val="32"/>
-                <w:szCs w:val="40"/>
-              </w:rPr>
-              <w:t>t¢Z</w:t>
-            </w:r>
-            <w:r>
-              <w:rPr>
-                <w:rFonts w:ascii="BRH Malayalam Extra" w:hAnsi="BRH Malayalam Extra" w:cs="BRH Malayalam Extra"/>
-                <w:color w:val="000000"/>
-                <w:sz w:val="32"/>
-                <w:szCs w:val="40"/>
                 <w:highlight w:val="green"/>
               </w:rPr>
-              <w:t>—ix</w:t>
-            </w:r>
-            <w:r>
-              <w:rPr>
-                <w:rFonts w:ascii="BRH Malayalam Extra" w:hAnsi="BRH Malayalam Extra" w:cs="BRH Malayalam Extra"/>
-                <w:color w:val="000000"/>
-                <w:sz w:val="26"/>
-                <w:szCs w:val="40"/>
-                <w:highlight w:val="green"/>
-              </w:rPr>
               <w:t>––</w:t>
             </w:r>
-            <w:r>
-              <w:rPr>
-                <w:rFonts w:ascii="BRH Malayalam Extra" w:hAnsi="BRH Malayalam Extra" w:cs="BRH Malayalam Extra"/>
-                <w:color w:val="000000"/>
-                <w:sz w:val="32"/>
-                <w:szCs w:val="40"/>
-                <w:highlight w:val="green"/>
-              </w:rPr>
-              <w:t>(³</w:t>
-            </w:r>
-            <w:proofErr w:type="gramStart"/>
-            <w:r>
-              <w:rPr>
-                <w:rFonts w:ascii="BRH Malayalam Extra" w:hAnsi="BRH Malayalam Extra" w:cs="BRH Malayalam Extra"/>
-                <w:color w:val="000000"/>
-                <w:sz w:val="32"/>
-                <w:szCs w:val="40"/>
-                <w:highlight w:val="green"/>
-              </w:rPr>
-              <w:t>§)</w:t>
-            </w:r>
-            <w:r>
-              <w:rPr>
-                <w:rFonts w:ascii="BRH Malayalam Extra" w:hAnsi="BRH Malayalam Extra" w:cs="BRH Malayalam Extra"/>
-                <w:color w:val="000000"/>
-                <w:sz w:val="26"/>
-                <w:szCs w:val="40"/>
-                <w:highlight w:val="green"/>
-              </w:rPr>
-              <w:t>––</w:t>
-            </w:r>
-            <w:proofErr w:type="gramEnd"/>
             <w:r>
               <w:rPr>
                 <w:rFonts w:ascii="BRH Malayalam Extra" w:hAnsi="BRH Malayalam Extra" w:cs="BRH Malayalam Extra"/>
@@ -27288,19 +26088,8 @@
                 <w:sz w:val="32"/>
                 <w:szCs w:val="40"/>
               </w:rPr>
-              <w:t>)</w:t>
-            </w:r>
-            <w:proofErr w:type="gramStart"/>
-            <w:r>
-              <w:rPr>
-                <w:rFonts w:ascii="BRH Malayalam Extra" w:hAnsi="BRH Malayalam Extra" w:cs="BRH Malayalam Extra"/>
-                <w:color w:val="000000"/>
-                <w:sz w:val="32"/>
-                <w:szCs w:val="40"/>
-              </w:rPr>
-              <w:t>-  j</w:t>
-            </w:r>
-            <w:proofErr w:type="gramEnd"/>
+              <w:t>)-  j</w:t>
+            </w:r>
             <w:r>
               <w:rPr>
                 <w:rFonts w:ascii="BRH Malayalam Extra" w:hAnsi="BRH Malayalam Extra" w:cs="BRH Malayalam Extra"/>
@@ -27525,19 +26314,8 @@
                 <w:sz w:val="32"/>
                 <w:szCs w:val="40"/>
               </w:rPr>
-              <w:t>)</w:t>
-            </w:r>
-            <w:proofErr w:type="gramStart"/>
-            <w:r>
-              <w:rPr>
-                <w:rFonts w:ascii="BRH Malayalam Extra" w:hAnsi="BRH Malayalam Extra" w:cs="BRH Malayalam Extra"/>
-                <w:color w:val="000000"/>
-                <w:sz w:val="32"/>
-                <w:szCs w:val="40"/>
-              </w:rPr>
-              <w:t>-  j</w:t>
-            </w:r>
-            <w:proofErr w:type="gramEnd"/>
+              <w:t>)-  j</w:t>
+            </w:r>
             <w:r>
               <w:rPr>
                 <w:rFonts w:ascii="BRH Malayalam Extra" w:hAnsi="BRH Malayalam Extra" w:cs="BRH Malayalam Extra"/>
@@ -27776,19 +26554,8 @@
                 <w:sz w:val="32"/>
                 <w:szCs w:val="40"/>
               </w:rPr>
-              <w:t>)</w:t>
-            </w:r>
-            <w:proofErr w:type="gramStart"/>
-            <w:r>
-              <w:rPr>
-                <w:rFonts w:ascii="BRH Malayalam Extra" w:hAnsi="BRH Malayalam Extra" w:cs="BRH Malayalam Extra"/>
-                <w:color w:val="000000"/>
-                <w:sz w:val="32"/>
-                <w:szCs w:val="40"/>
-              </w:rPr>
-              <w:t>-  öe</w:t>
-            </w:r>
-            <w:proofErr w:type="gramEnd"/>
+              <w:t>)-  öe</w:t>
+            </w:r>
             <w:r>
               <w:rPr>
                 <w:rFonts w:ascii="BRH Malayalam Extra" w:hAnsi="BRH Malayalam Extra" w:cs="BRH Malayalam Extra"/>
@@ -28055,19 +26822,8 @@
                 <w:sz w:val="32"/>
                 <w:szCs w:val="40"/>
               </w:rPr>
-              <w:t>)</w:t>
-            </w:r>
-            <w:proofErr w:type="gramStart"/>
-            <w:r>
-              <w:rPr>
-                <w:rFonts w:ascii="BRH Malayalam Extra" w:hAnsi="BRH Malayalam Extra" w:cs="BRH Malayalam Extra"/>
-                <w:color w:val="000000"/>
-                <w:sz w:val="32"/>
-                <w:szCs w:val="40"/>
-              </w:rPr>
-              <w:t>-  öe</w:t>
-            </w:r>
-            <w:proofErr w:type="gramEnd"/>
+              <w:t>)-  öe</w:t>
+            </w:r>
             <w:r>
               <w:rPr>
                 <w:rFonts w:ascii="BRH Malayalam Extra" w:hAnsi="BRH Malayalam Extra" w:cs="BRH Malayalam Extra"/>
@@ -28341,19 +27097,8 @@
                 <w:sz w:val="32"/>
                 <w:szCs w:val="40"/>
               </w:rPr>
-              <w:t>)</w:t>
-            </w:r>
-            <w:proofErr w:type="gramStart"/>
-            <w:r>
-              <w:rPr>
-                <w:rFonts w:ascii="BRH Malayalam Extra" w:hAnsi="BRH Malayalam Extra" w:cs="BRH Malayalam Extra"/>
-                <w:color w:val="000000"/>
-                <w:sz w:val="32"/>
-                <w:szCs w:val="40"/>
-              </w:rPr>
-              <w:t>-  C</w:t>
-            </w:r>
-            <w:proofErr w:type="gramEnd"/>
+              <w:t>)-  C</w:t>
+            </w:r>
             <w:r>
               <w:rPr>
                 <w:rFonts w:ascii="BRH Malayalam Extra" w:hAnsi="BRH Malayalam Extra" w:cs="BRH Malayalam Extra"/>
@@ -28596,19 +27341,8 @@
                 <w:sz w:val="32"/>
                 <w:szCs w:val="40"/>
               </w:rPr>
-              <w:t>)</w:t>
-            </w:r>
-            <w:proofErr w:type="gramStart"/>
-            <w:r>
-              <w:rPr>
-                <w:rFonts w:ascii="BRH Malayalam Extra" w:hAnsi="BRH Malayalam Extra" w:cs="BRH Malayalam Extra"/>
-                <w:color w:val="000000"/>
-                <w:sz w:val="32"/>
-                <w:szCs w:val="40"/>
-              </w:rPr>
-              <w:t>-  C</w:t>
-            </w:r>
-            <w:proofErr w:type="gramEnd"/>
+              <w:t>)-  C</w:t>
+            </w:r>
             <w:r>
               <w:rPr>
                 <w:rFonts w:ascii="BRH Malayalam Extra" w:hAnsi="BRH Malayalam Extra" w:cs="BRH Malayalam Extra"/>
@@ -28856,19 +27590,8 @@
                 <w:sz w:val="32"/>
                 <w:szCs w:val="40"/>
               </w:rPr>
-              <w:t>)</w:t>
-            </w:r>
-            <w:proofErr w:type="gramStart"/>
-            <w:r>
-              <w:rPr>
-                <w:rFonts w:ascii="BRH Malayalam Extra" w:hAnsi="BRH Malayalam Extra" w:cs="BRH Malayalam Extra"/>
-                <w:color w:val="000000"/>
-                <w:sz w:val="32"/>
-                <w:szCs w:val="40"/>
-              </w:rPr>
-              <w:t>-  C</w:t>
-            </w:r>
-            <w:proofErr w:type="gramEnd"/>
+              <w:t>)-  C</w:t>
+            </w:r>
             <w:r>
               <w:rPr>
                 <w:rFonts w:ascii="BRH Malayalam Extra" w:hAnsi="BRH Malayalam Extra" w:cs="BRH Malayalam Extra"/>
@@ -29111,19 +27834,8 @@
                 <w:sz w:val="32"/>
                 <w:szCs w:val="40"/>
               </w:rPr>
-              <w:t>)</w:t>
-            </w:r>
-            <w:proofErr w:type="gramStart"/>
-            <w:r>
-              <w:rPr>
-                <w:rFonts w:ascii="BRH Malayalam Extra" w:hAnsi="BRH Malayalam Extra" w:cs="BRH Malayalam Extra"/>
-                <w:color w:val="000000"/>
-                <w:sz w:val="32"/>
-                <w:szCs w:val="40"/>
-              </w:rPr>
-              <w:t>-  C</w:t>
-            </w:r>
-            <w:proofErr w:type="gramEnd"/>
+              <w:t>)-  C</w:t>
+            </w:r>
             <w:r>
               <w:rPr>
                 <w:rFonts w:ascii="BRH Malayalam Extra" w:hAnsi="BRH Malayalam Extra" w:cs="BRH Malayalam Extra"/>
@@ -29707,7 +28419,7 @@
 </file>
 
 <file path=word/endnotes.xml><?xml version="1.0" encoding="utf-8"?>
-<w:endnotes xmlns:wpc="http://schemas.microsoft.com/office/word/2010/wordprocessingCanvas" xmlns:cx="http://schemas.microsoft.com/office/drawing/2014/chartex" xmlns:cx1="http://schemas.microsoft.com/office/drawing/2015/9/8/chartex" xmlns:cx2="http://schemas.microsoft.com/office/drawing/2015/10/21/chartex" xmlns:cx3="http://schemas.microsoft.com/office/drawing/2016/5/9/chartex" xmlns:cx4="http://schemas.microsoft.com/office/drawing/2016/5/10/chartex" xmlns:cx5="http://schemas.microsoft.com/office/drawing/2016/5/11/chartex" xmlns:cx6="http://schemas.microsoft.com/office/drawing/2016/5/12/chartex" xmlns:cx7="http://schemas.microsoft.com/office/drawing/2016/5/13/chartex" xmlns:cx8="http://schemas.microsoft.com/office/drawing/2016/5/14/chartex" xmlns:mc="http://schemas.openxmlformats.org/markup-compatibility/2006" xmlns:aink="http://schemas.microsoft.com/office/drawing/2016/ink" xmlns:am3d="http://schemas.microsoft.com/office/drawing/2017/model3d" xmlns:o="urn:schemas-microsoft-com:office:office" xmlns:oel="http://schemas.microsoft.com/office/2019/extlst" xmlns:r="http://schemas.openxmlformats.org/officeDocument/2006/relationships" xmlns:m="http://schemas.openxmlformats.org/officeDocument/2006/math" xmlns:v="urn:schemas-microsoft-com:vml" xmlns:wp14="http://schemas.microsoft.com/office/word/2010/wordprocessingDrawing" xmlns:wp="http://schemas.openxmlformats.org/drawingml/2006/wordprocessingDrawing" xmlns:w10="urn:schemas-microsoft-com:office:word" xmlns:w="http://schemas.openxmlformats.org/wordprocessingml/2006/main" xmlns:w14="http://schemas.microsoft.com/office/word/2010/wordml" xmlns:w15="http://schemas.microsoft.com/office/word/2012/wordml" xmlns:w16cex="http://schemas.microsoft.com/office/word/2018/wordml/cex" xmlns:w16cid="http://schemas.microsoft.com/office/word/2016/wordml/cid" xmlns:w16="http://schemas.microsoft.com/office/word/2018/wordml" xmlns:w16du="http://schemas.microsoft.com/office/word/2023/wordml/word16du" xmlns:w16sdtdh="http://schemas.microsoft.com/office/word/2020/wordml/sdtdatahash" xmlns:w16sdtfl="http://schemas.microsoft.com/office/word/2024/wordml/sdtformatlock" xmlns:w16se="http://schemas.microsoft.com/office/word/2015/wordml/symex" xmlns:wpg="http://schemas.microsoft.com/office/word/2010/wordprocessingGroup" xmlns:wpi="http://schemas.microsoft.com/office/word/2010/wordprocessingInk" xmlns:wne="http://schemas.microsoft.com/office/word/2006/wordml" xmlns:wps="http://schemas.microsoft.com/office/word/2010/wordprocessingShape" mc:Ignorable="w14 w15 w16se w16cid w16 w16cex w16sdtdh w16sdtfl w16du wp14">
+<w:endnotes xmlns:wpc="http://schemas.microsoft.com/office/word/2010/wordprocessingCanvas" xmlns:cx="http://schemas.microsoft.com/office/drawing/2014/chartex" xmlns:cx1="http://schemas.microsoft.com/office/drawing/2015/9/8/chartex" xmlns:cx2="http://schemas.microsoft.com/office/drawing/2015/10/21/chartex" xmlns:cx3="http://schemas.microsoft.com/office/drawing/2016/5/9/chartex" xmlns:cx4="http://schemas.microsoft.com/office/drawing/2016/5/10/chartex" xmlns:cx5="http://schemas.microsoft.com/office/drawing/2016/5/11/chartex" xmlns:cx6="http://schemas.microsoft.com/office/drawing/2016/5/12/chartex" xmlns:cx7="http://schemas.microsoft.com/office/drawing/2016/5/13/chartex" xmlns:cx8="http://schemas.microsoft.com/office/drawing/2016/5/14/chartex" xmlns:mc="http://schemas.openxmlformats.org/markup-compatibility/2006" xmlns:aink="http://schemas.microsoft.com/office/drawing/2016/ink" xmlns:am3d="http://schemas.microsoft.com/office/drawing/2017/model3d" xmlns:o="urn:schemas-microsoft-com:office:office" xmlns:oel="http://schemas.microsoft.com/office/2019/extlst" xmlns:r="http://schemas.openxmlformats.org/officeDocument/2006/relationships" xmlns:m="http://schemas.openxmlformats.org/officeDocument/2006/math" xmlns:v="urn:schemas-microsoft-com:vml" xmlns:wp14="http://schemas.microsoft.com/office/word/2010/wordprocessingDrawing" xmlns:wp="http://schemas.openxmlformats.org/drawingml/2006/wordprocessingDrawing" xmlns:w10="urn:schemas-microsoft-com:office:word" xmlns:w="http://schemas.openxmlformats.org/wordprocessingml/2006/main" xmlns:w14="http://schemas.microsoft.com/office/word/2010/wordml" xmlns:w15="http://schemas.microsoft.com/office/word/2012/wordml" xmlns:w16cei="http://schemas.microsoft.com/office/word/2026/wordml/cei" xmlns:w16cex="http://schemas.microsoft.com/office/word/2018/wordml/cex" xmlns:w16cid="http://schemas.microsoft.com/office/word/2016/wordml/cid" xmlns:w16="http://schemas.microsoft.com/office/word/2018/wordml" xmlns:w16du="http://schemas.microsoft.com/office/word/2023/wordml/word16du" xmlns:w16sdtdh="http://schemas.microsoft.com/office/word/2020/wordml/sdtdatahash" xmlns:w16sdtfl="http://schemas.microsoft.com/office/word/2024/wordml/sdtformatlock" xmlns:w16se="http://schemas.microsoft.com/office/word/2015/wordml/symex" xmlns:wpg="http://schemas.microsoft.com/office/word/2010/wordprocessingGroup" xmlns:wpi="http://schemas.microsoft.com/office/word/2010/wordprocessingInk" xmlns:wne="http://schemas.microsoft.com/office/word/2006/wordml" xmlns:wps="http://schemas.microsoft.com/office/word/2010/wordprocessingShape" mc:Ignorable="w14 w15 w16se w16cid w16 w16cex w16sdtdh w16sdtfl w16du wp14">
   <w:endnote w:type="separator" w:id="-1">
     <w:p>
       <w:pPr>
@@ -29732,7 +28444,7 @@
 </file>
 
 <file path=word/footer1.xml><?xml version="1.0" encoding="utf-8"?>
-<w:ftr xmlns:wpc="http://schemas.microsoft.com/office/word/2010/wordprocessingCanvas" xmlns:cx="http://schemas.microsoft.com/office/drawing/2014/chartex" xmlns:cx1="http://schemas.microsoft.com/office/drawing/2015/9/8/chartex" xmlns:cx2="http://schemas.microsoft.com/office/drawing/2015/10/21/chartex" xmlns:cx3="http://schemas.microsoft.com/office/drawing/2016/5/9/chartex" xmlns:cx4="http://schemas.microsoft.com/office/drawing/2016/5/10/chartex" xmlns:cx5="http://schemas.microsoft.com/office/drawing/2016/5/11/chartex" xmlns:cx6="http://schemas.microsoft.com/office/drawing/2016/5/12/chartex" xmlns:cx7="http://schemas.microsoft.com/office/drawing/2016/5/13/chartex" xmlns:cx8="http://schemas.microsoft.com/office/drawing/2016/5/14/chartex" xmlns:mc="http://schemas.openxmlformats.org/markup-compatibility/2006" xmlns:aink="http://schemas.microsoft.com/office/drawing/2016/ink" xmlns:am3d="http://schemas.microsoft.com/office/drawing/2017/model3d" xmlns:o="urn:schemas-microsoft-com:office:office" xmlns:oel="http://schemas.microsoft.com/office/2019/extlst" xmlns:r="http://schemas.openxmlformats.org/officeDocument/2006/relationships" xmlns:m="http://schemas.openxmlformats.org/officeDocument/2006/math" xmlns:v="urn:schemas-microsoft-com:vml" xmlns:wp14="http://schemas.microsoft.com/office/word/2010/wordprocessingDrawing" xmlns:wp="http://schemas.openxmlformats.org/drawingml/2006/wordprocessingDrawing" xmlns:w10="urn:schemas-microsoft-com:office:word" xmlns:w="http://schemas.openxmlformats.org/wordprocessingml/2006/main" xmlns:w14="http://schemas.microsoft.com/office/word/2010/wordml" xmlns:w15="http://schemas.microsoft.com/office/word/2012/wordml" xmlns:w16cex="http://schemas.microsoft.com/office/word/2018/wordml/cex" xmlns:w16cid="http://schemas.microsoft.com/office/word/2016/wordml/cid" xmlns:w16="http://schemas.microsoft.com/office/word/2018/wordml" xmlns:w16du="http://schemas.microsoft.com/office/word/2023/wordml/word16du" xmlns:w16sdtdh="http://schemas.microsoft.com/office/word/2020/wordml/sdtdatahash" xmlns:w16sdtfl="http://schemas.microsoft.com/office/word/2024/wordml/sdtformatlock" xmlns:w16se="http://schemas.microsoft.com/office/word/2015/wordml/symex" xmlns:wpg="http://schemas.microsoft.com/office/word/2010/wordprocessingGroup" xmlns:wpi="http://schemas.microsoft.com/office/word/2010/wordprocessingInk" xmlns:wne="http://schemas.microsoft.com/office/word/2006/wordml" xmlns:wps="http://schemas.microsoft.com/office/word/2010/wordprocessingShape" mc:Ignorable="w14 w15 w16se w16cid w16 w16cex w16sdtdh w16sdtfl w16du wp14">
+<w:ftr xmlns:wpc="http://schemas.microsoft.com/office/word/2010/wordprocessingCanvas" xmlns:cx="http://schemas.microsoft.com/office/drawing/2014/chartex" xmlns:cx1="http://schemas.microsoft.com/office/drawing/2015/9/8/chartex" xmlns:cx2="http://schemas.microsoft.com/office/drawing/2015/10/21/chartex" xmlns:cx3="http://schemas.microsoft.com/office/drawing/2016/5/9/chartex" xmlns:cx4="http://schemas.microsoft.com/office/drawing/2016/5/10/chartex" xmlns:cx5="http://schemas.microsoft.com/office/drawing/2016/5/11/chartex" xmlns:cx6="http://schemas.microsoft.com/office/drawing/2016/5/12/chartex" xmlns:cx7="http://schemas.microsoft.com/office/drawing/2016/5/13/chartex" xmlns:cx8="http://schemas.microsoft.com/office/drawing/2016/5/14/chartex" xmlns:mc="http://schemas.openxmlformats.org/markup-compatibility/2006" xmlns:aink="http://schemas.microsoft.com/office/drawing/2016/ink" xmlns:am3d="http://schemas.microsoft.com/office/drawing/2017/model3d" xmlns:o="urn:schemas-microsoft-com:office:office" xmlns:oel="http://schemas.microsoft.com/office/2019/extlst" xmlns:r="http://schemas.openxmlformats.org/officeDocument/2006/relationships" xmlns:m="http://schemas.openxmlformats.org/officeDocument/2006/math" xmlns:v="urn:schemas-microsoft-com:vml" xmlns:wp14="http://schemas.microsoft.com/office/word/2010/wordprocessingDrawing" xmlns:wp="http://schemas.openxmlformats.org/drawingml/2006/wordprocessingDrawing" xmlns:w10="urn:schemas-microsoft-com:office:word" xmlns:w="http://schemas.openxmlformats.org/wordprocessingml/2006/main" xmlns:w14="http://schemas.microsoft.com/office/word/2010/wordml" xmlns:w15="http://schemas.microsoft.com/office/word/2012/wordml" xmlns:w16cei="http://schemas.microsoft.com/office/word/2026/wordml/cei" xmlns:w16cex="http://schemas.microsoft.com/office/word/2018/wordml/cex" xmlns:w16cid="http://schemas.microsoft.com/office/word/2016/wordml/cid" xmlns:w16="http://schemas.microsoft.com/office/word/2018/wordml" xmlns:w16du="http://schemas.microsoft.com/office/word/2023/wordml/word16du" xmlns:w16sdtdh="http://schemas.microsoft.com/office/word/2020/wordml/sdtdatahash" xmlns:w16sdtfl="http://schemas.microsoft.com/office/word/2024/wordml/sdtformatlock" xmlns:w16se="http://schemas.microsoft.com/office/word/2015/wordml/symex" xmlns:wpg="http://schemas.microsoft.com/office/word/2010/wordprocessingGroup" xmlns:wpi="http://schemas.microsoft.com/office/word/2010/wordprocessingInk" xmlns:wne="http://schemas.microsoft.com/office/word/2006/wordml" xmlns:wps="http://schemas.microsoft.com/office/word/2010/wordprocessingShape" mc:Ignorable="w14 w15 w16se w16cid w16 w16cex w16sdtdh w16sdtfl w16du wp14">
   <w:p>
     <w:pPr>
       <w:pBdr>
@@ -29914,7 +28626,7 @@
 </file>
 
 <file path=word/footer2.xml><?xml version="1.0" encoding="utf-8"?>
-<w:ftr xmlns:wpc="http://schemas.microsoft.com/office/word/2010/wordprocessingCanvas" xmlns:cx="http://schemas.microsoft.com/office/drawing/2014/chartex" xmlns:cx1="http://schemas.microsoft.com/office/drawing/2015/9/8/chartex" xmlns:cx2="http://schemas.microsoft.com/office/drawing/2015/10/21/chartex" xmlns:cx3="http://schemas.microsoft.com/office/drawing/2016/5/9/chartex" xmlns:cx4="http://schemas.microsoft.com/office/drawing/2016/5/10/chartex" xmlns:cx5="http://schemas.microsoft.com/office/drawing/2016/5/11/chartex" xmlns:cx6="http://schemas.microsoft.com/office/drawing/2016/5/12/chartex" xmlns:cx7="http://schemas.microsoft.com/office/drawing/2016/5/13/chartex" xmlns:cx8="http://schemas.microsoft.com/office/drawing/2016/5/14/chartex" xmlns:mc="http://schemas.openxmlformats.org/markup-compatibility/2006" xmlns:aink="http://schemas.microsoft.com/office/drawing/2016/ink" xmlns:am3d="http://schemas.microsoft.com/office/drawing/2017/model3d" xmlns:o="urn:schemas-microsoft-com:office:office" xmlns:oel="http://schemas.microsoft.com/office/2019/extlst" xmlns:r="http://schemas.openxmlformats.org/officeDocument/2006/relationships" xmlns:m="http://schemas.openxmlformats.org/officeDocument/2006/math" xmlns:v="urn:schemas-microsoft-com:vml" xmlns:wp14="http://schemas.microsoft.com/office/word/2010/wordprocessingDrawing" xmlns:wp="http://schemas.openxmlformats.org/drawingml/2006/wordprocessingDrawing" xmlns:w10="urn:schemas-microsoft-com:office:word" xmlns:w="http://schemas.openxmlformats.org/wordprocessingml/2006/main" xmlns:w14="http://schemas.microsoft.com/office/word/2010/wordml" xmlns:w15="http://schemas.microsoft.com/office/word/2012/wordml" xmlns:w16cex="http://schemas.microsoft.com/office/word/2018/wordml/cex" xmlns:w16cid="http://schemas.microsoft.com/office/word/2016/wordml/cid" xmlns:w16="http://schemas.microsoft.com/office/word/2018/wordml" xmlns:w16du="http://schemas.microsoft.com/office/word/2023/wordml/word16du" xmlns:w16sdtdh="http://schemas.microsoft.com/office/word/2020/wordml/sdtdatahash" xmlns:w16sdtfl="http://schemas.microsoft.com/office/word/2024/wordml/sdtformatlock" xmlns:w16se="http://schemas.microsoft.com/office/word/2015/wordml/symex" xmlns:wpg="http://schemas.microsoft.com/office/word/2010/wordprocessingGroup" xmlns:wpi="http://schemas.microsoft.com/office/word/2010/wordprocessingInk" xmlns:wne="http://schemas.microsoft.com/office/word/2006/wordml" xmlns:wps="http://schemas.microsoft.com/office/word/2010/wordprocessingShape" mc:Ignorable="w14 w15 w16se w16cid w16 w16cex w16sdtdh w16sdtfl w16du wp14">
+<w:ftr xmlns:wpc="http://schemas.microsoft.com/office/word/2010/wordprocessingCanvas" xmlns:cx="http://schemas.microsoft.com/office/drawing/2014/chartex" xmlns:cx1="http://schemas.microsoft.com/office/drawing/2015/9/8/chartex" xmlns:cx2="http://schemas.microsoft.com/office/drawing/2015/10/21/chartex" xmlns:cx3="http://schemas.microsoft.com/office/drawing/2016/5/9/chartex" xmlns:cx4="http://schemas.microsoft.com/office/drawing/2016/5/10/chartex" xmlns:cx5="http://schemas.microsoft.com/office/drawing/2016/5/11/chartex" xmlns:cx6="http://schemas.microsoft.com/office/drawing/2016/5/12/chartex" xmlns:cx7="http://schemas.microsoft.com/office/drawing/2016/5/13/chartex" xmlns:cx8="http://schemas.microsoft.com/office/drawing/2016/5/14/chartex" xmlns:mc="http://schemas.openxmlformats.org/markup-compatibility/2006" xmlns:aink="http://schemas.microsoft.com/office/drawing/2016/ink" xmlns:am3d="http://schemas.microsoft.com/office/drawing/2017/model3d" xmlns:o="urn:schemas-microsoft-com:office:office" xmlns:oel="http://schemas.microsoft.com/office/2019/extlst" xmlns:r="http://schemas.openxmlformats.org/officeDocument/2006/relationships" xmlns:m="http://schemas.openxmlformats.org/officeDocument/2006/math" xmlns:v="urn:schemas-microsoft-com:vml" xmlns:wp14="http://schemas.microsoft.com/office/word/2010/wordprocessingDrawing" xmlns:wp="http://schemas.openxmlformats.org/drawingml/2006/wordprocessingDrawing" xmlns:w10="urn:schemas-microsoft-com:office:word" xmlns:w="http://schemas.openxmlformats.org/wordprocessingml/2006/main" xmlns:w14="http://schemas.microsoft.com/office/word/2010/wordml" xmlns:w15="http://schemas.microsoft.com/office/word/2012/wordml" xmlns:w16cei="http://schemas.microsoft.com/office/word/2026/wordml/cei" xmlns:w16cex="http://schemas.microsoft.com/office/word/2018/wordml/cex" xmlns:w16cid="http://schemas.microsoft.com/office/word/2016/wordml/cid" xmlns:w16="http://schemas.microsoft.com/office/word/2018/wordml" xmlns:w16du="http://schemas.microsoft.com/office/word/2023/wordml/word16du" xmlns:w16sdtdh="http://schemas.microsoft.com/office/word/2020/wordml/sdtdatahash" xmlns:w16sdtfl="http://schemas.microsoft.com/office/word/2024/wordml/sdtformatlock" xmlns:w16se="http://schemas.microsoft.com/office/word/2015/wordml/symex" xmlns:wpg="http://schemas.microsoft.com/office/word/2010/wordprocessingGroup" xmlns:wpi="http://schemas.microsoft.com/office/word/2010/wordprocessingInk" xmlns:wne="http://schemas.microsoft.com/office/word/2006/wordml" xmlns:wps="http://schemas.microsoft.com/office/word/2010/wordprocessingShape" mc:Ignorable="w14 w15 w16se w16cid w16 w16cex w16sdtdh w16sdtfl w16du wp14">
   <w:p>
     <w:pPr>
       <w:pBdr>
@@ -30120,7 +28832,7 @@
 </file>
 
 <file path=word/footnotes.xml><?xml version="1.0" encoding="utf-8"?>
-<w:footnotes xmlns:wpc="http://schemas.microsoft.com/office/word/2010/wordprocessingCanvas" xmlns:cx="http://schemas.microsoft.com/office/drawing/2014/chartex" xmlns:cx1="http://schemas.microsoft.com/office/drawing/2015/9/8/chartex" xmlns:cx2="http://schemas.microsoft.com/office/drawing/2015/10/21/chartex" xmlns:cx3="http://schemas.microsoft.com/office/drawing/2016/5/9/chartex" xmlns:cx4="http://schemas.microsoft.com/office/drawing/2016/5/10/chartex" xmlns:cx5="http://schemas.microsoft.com/office/drawing/2016/5/11/chartex" xmlns:cx6="http://schemas.microsoft.com/office/drawing/2016/5/12/chartex" xmlns:cx7="http://schemas.microsoft.com/office/drawing/2016/5/13/chartex" xmlns:cx8="http://schemas.microsoft.com/office/drawing/2016/5/14/chartex" xmlns:mc="http://schemas.openxmlformats.org/markup-compatibility/2006" xmlns:aink="http://schemas.microsoft.com/office/drawing/2016/ink" xmlns:am3d="http://schemas.microsoft.com/office/drawing/2017/model3d" xmlns:o="urn:schemas-microsoft-com:office:office" xmlns:oel="http://schemas.microsoft.com/office/2019/extlst" xmlns:r="http://schemas.openxmlformats.org/officeDocument/2006/relationships" xmlns:m="http://schemas.openxmlformats.org/officeDocument/2006/math" xmlns:v="urn:schemas-microsoft-com:vml" xmlns:wp14="http://schemas.microsoft.com/office/word/2010/wordprocessingDrawing" xmlns:wp="http://schemas.openxmlformats.org/drawingml/2006/wordprocessingDrawing" xmlns:w10="urn:schemas-microsoft-com:office:word" xmlns:w="http://schemas.openxmlformats.org/wordprocessingml/2006/main" xmlns:w14="http://schemas.microsoft.com/office/word/2010/wordml" xmlns:w15="http://schemas.microsoft.com/office/word/2012/wordml" xmlns:w16cex="http://schemas.microsoft.com/office/word/2018/wordml/cex" xmlns:w16cid="http://schemas.microsoft.com/office/word/2016/wordml/cid" xmlns:w16="http://schemas.microsoft.com/office/word/2018/wordml" xmlns:w16du="http://schemas.microsoft.com/office/word/2023/wordml/word16du" xmlns:w16sdtdh="http://schemas.microsoft.com/office/word/2020/wordml/sdtdatahash" xmlns:w16sdtfl="http://schemas.microsoft.com/office/word/2024/wordml/sdtformatlock" xmlns:w16se="http://schemas.microsoft.com/office/word/2015/wordml/symex" xmlns:wpg="http://schemas.microsoft.com/office/word/2010/wordprocessingGroup" xmlns:wpi="http://schemas.microsoft.com/office/word/2010/wordprocessingInk" xmlns:wne="http://schemas.microsoft.com/office/word/2006/wordml" xmlns:wps="http://schemas.microsoft.com/office/word/2010/wordprocessingShape" mc:Ignorable="w14 w15 w16se w16cid w16 w16cex w16sdtdh w16sdtfl w16du wp14">
+<w:footnotes xmlns:wpc="http://schemas.microsoft.com/office/word/2010/wordprocessingCanvas" xmlns:cx="http://schemas.microsoft.com/office/drawing/2014/chartex" xmlns:cx1="http://schemas.microsoft.com/office/drawing/2015/9/8/chartex" xmlns:cx2="http://schemas.microsoft.com/office/drawing/2015/10/21/chartex" xmlns:cx3="http://schemas.microsoft.com/office/drawing/2016/5/9/chartex" xmlns:cx4="http://schemas.microsoft.com/office/drawing/2016/5/10/chartex" xmlns:cx5="http://schemas.microsoft.com/office/drawing/2016/5/11/chartex" xmlns:cx6="http://schemas.microsoft.com/office/drawing/2016/5/12/chartex" xmlns:cx7="http://schemas.microsoft.com/office/drawing/2016/5/13/chartex" xmlns:cx8="http://schemas.microsoft.com/office/drawing/2016/5/14/chartex" xmlns:mc="http://schemas.openxmlformats.org/markup-compatibility/2006" xmlns:aink="http://schemas.microsoft.com/office/drawing/2016/ink" xmlns:am3d="http://schemas.microsoft.com/office/drawing/2017/model3d" xmlns:o="urn:schemas-microsoft-com:office:office" xmlns:oel="http://schemas.microsoft.com/office/2019/extlst" xmlns:r="http://schemas.openxmlformats.org/officeDocument/2006/relationships" xmlns:m="http://schemas.openxmlformats.org/officeDocument/2006/math" xmlns:v="urn:schemas-microsoft-com:vml" xmlns:wp14="http://schemas.microsoft.com/office/word/2010/wordprocessingDrawing" xmlns:wp="http://schemas.openxmlformats.org/drawingml/2006/wordprocessingDrawing" xmlns:w10="urn:schemas-microsoft-com:office:word" xmlns:w="http://schemas.openxmlformats.org/wordprocessingml/2006/main" xmlns:w14="http://schemas.microsoft.com/office/word/2010/wordml" xmlns:w15="http://schemas.microsoft.com/office/word/2012/wordml" xmlns:w16cei="http://schemas.microsoft.com/office/word/2026/wordml/cei" xmlns:w16cex="http://schemas.microsoft.com/office/word/2018/wordml/cex" xmlns:w16cid="http://schemas.microsoft.com/office/word/2016/wordml/cid" xmlns:w16="http://schemas.microsoft.com/office/word/2018/wordml" xmlns:w16du="http://schemas.microsoft.com/office/word/2023/wordml/word16du" xmlns:w16sdtdh="http://schemas.microsoft.com/office/word/2020/wordml/sdtdatahash" xmlns:w16sdtfl="http://schemas.microsoft.com/office/word/2024/wordml/sdtformatlock" xmlns:w16se="http://schemas.microsoft.com/office/word/2015/wordml/symex" xmlns:wpg="http://schemas.microsoft.com/office/word/2010/wordprocessingGroup" xmlns:wpi="http://schemas.microsoft.com/office/word/2010/wordprocessingInk" xmlns:wne="http://schemas.microsoft.com/office/word/2006/wordml" xmlns:wps="http://schemas.microsoft.com/office/word/2010/wordprocessingShape" mc:Ignorable="w14 w15 w16se w16cid w16 w16cex w16sdtdh w16sdtfl w16du wp14">
   <w:footnote w:type="separator" w:id="-1">
     <w:p>
       <w:pPr>
@@ -30145,7 +28857,7 @@
 </file>
 
 <file path=word/header1.xml><?xml version="1.0" encoding="utf-8"?>
-<w:hdr xmlns:wpc="http://schemas.microsoft.com/office/word/2010/wordprocessingCanvas" xmlns:cx="http://schemas.microsoft.com/office/drawing/2014/chartex" xmlns:cx1="http://schemas.microsoft.com/office/drawing/2015/9/8/chartex" xmlns:cx2="http://schemas.microsoft.com/office/drawing/2015/10/21/chartex" xmlns:cx3="http://schemas.microsoft.com/office/drawing/2016/5/9/chartex" xmlns:cx4="http://schemas.microsoft.com/office/drawing/2016/5/10/chartex" xmlns:cx5="http://schemas.microsoft.com/office/drawing/2016/5/11/chartex" xmlns:cx6="http://schemas.microsoft.com/office/drawing/2016/5/12/chartex" xmlns:cx7="http://schemas.microsoft.com/office/drawing/2016/5/13/chartex" xmlns:cx8="http://schemas.microsoft.com/office/drawing/2016/5/14/chartex" xmlns:mc="http://schemas.openxmlformats.org/markup-compatibility/2006" xmlns:aink="http://schemas.microsoft.com/office/drawing/2016/ink" xmlns:am3d="http://schemas.microsoft.com/office/drawing/2017/model3d" xmlns:o="urn:schemas-microsoft-com:office:office" xmlns:oel="http://schemas.microsoft.com/office/2019/extlst" xmlns:r="http://schemas.openxmlformats.org/officeDocument/2006/relationships" xmlns:m="http://schemas.openxmlformats.org/officeDocument/2006/math" xmlns:v="urn:schemas-microsoft-com:vml" xmlns:wp14="http://schemas.microsoft.com/office/word/2010/wordprocessingDrawing" xmlns:wp="http://schemas.openxmlformats.org/drawingml/2006/wordprocessingDrawing" xmlns:w10="urn:schemas-microsoft-com:office:word" xmlns:w="http://schemas.openxmlformats.org/wordprocessingml/2006/main" xmlns:w14="http://schemas.microsoft.com/office/word/2010/wordml" xmlns:w15="http://schemas.microsoft.com/office/word/2012/wordml" xmlns:w16cex="http://schemas.microsoft.com/office/word/2018/wordml/cex" xmlns:w16cid="http://schemas.microsoft.com/office/word/2016/wordml/cid" xmlns:w16="http://schemas.microsoft.com/office/word/2018/wordml" xmlns:w16du="http://schemas.microsoft.com/office/word/2023/wordml/word16du" xmlns:w16sdtdh="http://schemas.microsoft.com/office/word/2020/wordml/sdtdatahash" xmlns:w16sdtfl="http://schemas.microsoft.com/office/word/2024/wordml/sdtformatlock" xmlns:w16se="http://schemas.microsoft.com/office/word/2015/wordml/symex" xmlns:wpg="http://schemas.microsoft.com/office/word/2010/wordprocessingGroup" xmlns:wpi="http://schemas.microsoft.com/office/word/2010/wordprocessingInk" xmlns:wne="http://schemas.microsoft.com/office/word/2006/wordml" xmlns:wps="http://schemas.microsoft.com/office/word/2010/wordprocessingShape" mc:Ignorable="w14 w15 w16se w16cid w16 w16cex w16sdtdh w16sdtfl w16du wp14">
+<w:hdr xmlns:wpc="http://schemas.microsoft.com/office/word/2010/wordprocessingCanvas" xmlns:cx="http://schemas.microsoft.com/office/drawing/2014/chartex" xmlns:cx1="http://schemas.microsoft.com/office/drawing/2015/9/8/chartex" xmlns:cx2="http://schemas.microsoft.com/office/drawing/2015/10/21/chartex" xmlns:cx3="http://schemas.microsoft.com/office/drawing/2016/5/9/chartex" xmlns:cx4="http://schemas.microsoft.com/office/drawing/2016/5/10/chartex" xmlns:cx5="http://schemas.microsoft.com/office/drawing/2016/5/11/chartex" xmlns:cx6="http://schemas.microsoft.com/office/drawing/2016/5/12/chartex" xmlns:cx7="http://schemas.microsoft.com/office/drawing/2016/5/13/chartex" xmlns:cx8="http://schemas.microsoft.com/office/drawing/2016/5/14/chartex" xmlns:mc="http://schemas.openxmlformats.org/markup-compatibility/2006" xmlns:aink="http://schemas.microsoft.com/office/drawing/2016/ink" xmlns:am3d="http://schemas.microsoft.com/office/drawing/2017/model3d" xmlns:o="urn:schemas-microsoft-com:office:office" xmlns:oel="http://schemas.microsoft.com/office/2019/extlst" xmlns:r="http://schemas.openxmlformats.org/officeDocument/2006/relationships" xmlns:m="http://schemas.openxmlformats.org/officeDocument/2006/math" xmlns:v="urn:schemas-microsoft-com:vml" xmlns:wp14="http://schemas.microsoft.com/office/word/2010/wordprocessingDrawing" xmlns:wp="http://schemas.openxmlformats.org/drawingml/2006/wordprocessingDrawing" xmlns:w10="urn:schemas-microsoft-com:office:word" xmlns:w="http://schemas.openxmlformats.org/wordprocessingml/2006/main" xmlns:w14="http://schemas.microsoft.com/office/word/2010/wordml" xmlns:w15="http://schemas.microsoft.com/office/word/2012/wordml" xmlns:w16cei="http://schemas.microsoft.com/office/word/2026/wordml/cei" xmlns:w16cex="http://schemas.microsoft.com/office/word/2018/wordml/cex" xmlns:w16cid="http://schemas.microsoft.com/office/word/2016/wordml/cid" xmlns:w16="http://schemas.microsoft.com/office/word/2018/wordml" xmlns:w16du="http://schemas.microsoft.com/office/word/2023/wordml/word16du" xmlns:w16sdtdh="http://schemas.microsoft.com/office/word/2020/wordml/sdtdatahash" xmlns:w16sdtfl="http://schemas.microsoft.com/office/word/2024/wordml/sdtformatlock" xmlns:w16se="http://schemas.microsoft.com/office/word/2015/wordml/symex" xmlns:wpg="http://schemas.microsoft.com/office/word/2010/wordprocessingGroup" xmlns:wpi="http://schemas.microsoft.com/office/word/2010/wordprocessingInk" xmlns:wne="http://schemas.microsoft.com/office/word/2006/wordml" xmlns:wps="http://schemas.microsoft.com/office/word/2010/wordprocessingShape" mc:Ignorable="w14 w15 w16se w16cid w16 w16cex w16sdtdh w16sdtfl w16du wp14">
   <w:p>
     <w:pPr>
       <w:pStyle w:val="Header"/>
@@ -30166,7 +28878,7 @@
 </file>
 
 <file path=word/header2.xml><?xml version="1.0" encoding="utf-8"?>
-<w:hdr xmlns:wpc="http://schemas.microsoft.com/office/word/2010/wordprocessingCanvas" xmlns:cx="http://schemas.microsoft.com/office/drawing/2014/chartex" xmlns:cx1="http://schemas.microsoft.com/office/drawing/2015/9/8/chartex" xmlns:cx2="http://schemas.microsoft.com/office/drawing/2015/10/21/chartex" xmlns:cx3="http://schemas.microsoft.com/office/drawing/2016/5/9/chartex" xmlns:cx4="http://schemas.microsoft.com/office/drawing/2016/5/10/chartex" xmlns:cx5="http://schemas.microsoft.com/office/drawing/2016/5/11/chartex" xmlns:cx6="http://schemas.microsoft.com/office/drawing/2016/5/12/chartex" xmlns:cx7="http://schemas.microsoft.com/office/drawing/2016/5/13/chartex" xmlns:cx8="http://schemas.microsoft.com/office/drawing/2016/5/14/chartex" xmlns:mc="http://schemas.openxmlformats.org/markup-compatibility/2006" xmlns:aink="http://schemas.microsoft.com/office/drawing/2016/ink" xmlns:am3d="http://schemas.microsoft.com/office/drawing/2017/model3d" xmlns:o="urn:schemas-microsoft-com:office:office" xmlns:oel="http://schemas.microsoft.com/office/2019/extlst" xmlns:r="http://schemas.openxmlformats.org/officeDocument/2006/relationships" xmlns:m="http://schemas.openxmlformats.org/officeDocument/2006/math" xmlns:v="urn:schemas-microsoft-com:vml" xmlns:wp14="http://schemas.microsoft.com/office/word/2010/wordprocessingDrawing" xmlns:wp="http://schemas.openxmlformats.org/drawingml/2006/wordprocessingDrawing" xmlns:w10="urn:schemas-microsoft-com:office:word" xmlns:w="http://schemas.openxmlformats.org/wordprocessingml/2006/main" xmlns:w14="http://schemas.microsoft.com/office/word/2010/wordml" xmlns:w15="http://schemas.microsoft.com/office/word/2012/wordml" xmlns:w16cex="http://schemas.microsoft.com/office/word/2018/wordml/cex" xmlns:w16cid="http://schemas.microsoft.com/office/word/2016/wordml/cid" xmlns:w16="http://schemas.microsoft.com/office/word/2018/wordml" xmlns:w16du="http://schemas.microsoft.com/office/word/2023/wordml/word16du" xmlns:w16sdtdh="http://schemas.microsoft.com/office/word/2020/wordml/sdtdatahash" xmlns:w16sdtfl="http://schemas.microsoft.com/office/word/2024/wordml/sdtformatlock" xmlns:w16se="http://schemas.microsoft.com/office/word/2015/wordml/symex" xmlns:wpg="http://schemas.microsoft.com/office/word/2010/wordprocessingGroup" xmlns:wpi="http://schemas.microsoft.com/office/word/2010/wordprocessingInk" xmlns:wne="http://schemas.microsoft.com/office/word/2006/wordml" xmlns:wps="http://schemas.microsoft.com/office/word/2010/wordprocessingShape" mc:Ignorable="w14 w15 w16se w16cid w16 w16cex w16sdtdh w16sdtfl w16du wp14">
+<w:hdr xmlns:wpc="http://schemas.microsoft.com/office/word/2010/wordprocessingCanvas" xmlns:cx="http://schemas.microsoft.com/office/drawing/2014/chartex" xmlns:cx1="http://schemas.microsoft.com/office/drawing/2015/9/8/chartex" xmlns:cx2="http://schemas.microsoft.com/office/drawing/2015/10/21/chartex" xmlns:cx3="http://schemas.microsoft.com/office/drawing/2016/5/9/chartex" xmlns:cx4="http://schemas.microsoft.com/office/drawing/2016/5/10/chartex" xmlns:cx5="http://schemas.microsoft.com/office/drawing/2016/5/11/chartex" xmlns:cx6="http://schemas.microsoft.com/office/drawing/2016/5/12/chartex" xmlns:cx7="http://schemas.microsoft.com/office/drawing/2016/5/13/chartex" xmlns:cx8="http://schemas.microsoft.com/office/drawing/2016/5/14/chartex" xmlns:mc="http://schemas.openxmlformats.org/markup-compatibility/2006" xmlns:aink="http://schemas.microsoft.com/office/drawing/2016/ink" xmlns:am3d="http://schemas.microsoft.com/office/drawing/2017/model3d" xmlns:o="urn:schemas-microsoft-com:office:office" xmlns:oel="http://schemas.microsoft.com/office/2019/extlst" xmlns:r="http://schemas.openxmlformats.org/officeDocument/2006/relationships" xmlns:m="http://schemas.openxmlformats.org/officeDocument/2006/math" xmlns:v="urn:schemas-microsoft-com:vml" xmlns:wp14="http://schemas.microsoft.com/office/word/2010/wordprocessingDrawing" xmlns:wp="http://schemas.openxmlformats.org/drawingml/2006/wordprocessingDrawing" xmlns:w10="urn:schemas-microsoft-com:office:word" xmlns:w="http://schemas.openxmlformats.org/wordprocessingml/2006/main" xmlns:w14="http://schemas.microsoft.com/office/word/2010/wordml" xmlns:w15="http://schemas.microsoft.com/office/word/2012/wordml" xmlns:w16cei="http://schemas.microsoft.com/office/word/2026/wordml/cei" xmlns:w16cex="http://schemas.microsoft.com/office/word/2018/wordml/cex" xmlns:w16cid="http://schemas.microsoft.com/office/word/2016/wordml/cid" xmlns:w16="http://schemas.microsoft.com/office/word/2018/wordml" xmlns:w16du="http://schemas.microsoft.com/office/word/2023/wordml/word16du" xmlns:w16sdtdh="http://schemas.microsoft.com/office/word/2020/wordml/sdtdatahash" xmlns:w16sdtfl="http://schemas.microsoft.com/office/word/2024/wordml/sdtformatlock" xmlns:w16se="http://schemas.microsoft.com/office/word/2015/wordml/symex" xmlns:wpg="http://schemas.microsoft.com/office/word/2010/wordprocessingGroup" xmlns:wpi="http://schemas.microsoft.com/office/word/2010/wordprocessingInk" xmlns:wne="http://schemas.microsoft.com/office/word/2006/wordml" xmlns:wps="http://schemas.microsoft.com/office/word/2010/wordprocessingShape" mc:Ignorable="w14 w15 w16se w16cid w16 w16cex w16sdtdh w16sdtfl w16du wp14">
   <w:p>
     <w:pPr>
       <w:pStyle w:val="Header"/>
